--- a/docs/eCTF Design Document.docx
+++ b/docs/eCTF Design Document.docx
@@ -448,7 +448,33 @@
         <w:rPr>
           <w:rFonts w:ascii="Arial" w:hAnsi="Arial" w:cs="Arial"/>
         </w:rPr>
-        <w:t xml:space="preserve"> In all, these are the features presented in this design specifications:</w:t>
+        <w:t xml:space="preserve"> </w:t>
+      </w:r>
+      <w:r>
+        <w:rPr>
+          <w:rFonts w:ascii="Arial" w:hAnsi="Arial" w:cs="Arial"/>
+        </w:rPr>
+        <w:t xml:space="preserve">This scheme eliminated </w:t>
+      </w:r>
+      <w:r>
+        <w:rPr>
+          <w:rFonts w:ascii="Arial" w:hAnsi="Arial" w:cs="Arial"/>
+          <w:i/>
+          <w:iCs/>
+        </w:rPr>
+        <w:t>Main-in-the-Middle</w:t>
+      </w:r>
+      <w:r>
+        <w:rPr>
+          <w:rFonts w:ascii="Arial" w:hAnsi="Arial" w:cs="Arial"/>
+        </w:rPr>
+        <w:t xml:space="preserve"> (MITM) attacks. </w:t>
+      </w:r>
+      <w:r>
+        <w:rPr>
+          <w:rFonts w:ascii="Arial" w:hAnsi="Arial" w:cs="Arial"/>
+        </w:rPr>
+        <w:t>In all, these are the features presented in this design specifications:</w:t>
       </w:r>
     </w:p>
     <w:p>
@@ -1006,7 +1032,19 @@
         <w:rPr>
           <w:rFonts w:ascii="Arial" w:hAnsi="Arial" w:cs="Arial"/>
         </w:rPr>
-        <w:t xml:space="preserve"> This may be combined with AES-CM as described in RFC3711 to support highest entropy. Note that RFC3711 relies on standard AES-ECB and requires of AES-CM to provide higher entropy. This needs to be evaluated due to performance considerations.</w:t>
+        <w:t xml:space="preserve"> This may be combined with AES-CM as described in RFC3711 to support highest entropy. Note that RFC3711 relies on standard AES-ECB and requires</w:t>
+      </w:r>
+      <w:r>
+        <w:rPr>
+          <w:rFonts w:ascii="Arial" w:hAnsi="Arial" w:cs="Arial"/>
+        </w:rPr>
+        <w:t xml:space="preserve"> </w:t>
+      </w:r>
+      <w:r>
+        <w:rPr>
+          <w:rFonts w:ascii="Arial" w:hAnsi="Arial" w:cs="Arial"/>
+        </w:rPr>
+        <w:t>of AES-CM to provide higher entropy. This needs to be evaluated due to performance considerations.</w:t>
       </w:r>
     </w:p>
     <w:p>
@@ -1091,6 +1129,12 @@
           <w:rFonts w:ascii="Arial" w:hAnsi="Arial" w:cs="Arial"/>
         </w:rPr>
         <w:t>. Hash size is 64 bytes.</w:t>
+      </w:r>
+      <w:r>
+        <w:rPr>
+          <w:rFonts w:ascii="Arial" w:hAnsi="Arial" w:cs="Arial"/>
+        </w:rPr>
+        <w:t xml:space="preserve"> Hashing is performed by concatenating message to authentication keys. Care must be taken to prevent the length extension attack.</w:t>
       </w:r>
     </w:p>
     <w:p>
@@ -2365,9 +2409,9 @@
               </wp:anchor>
             </w:drawing>
           </mc:Choice>
-          <mc:Fallback>
+          <mc:Fallback xmlns:a14="http://schemas.microsoft.com/office/drawing/2010/main" xmlns:pic="http://schemas.openxmlformats.org/drawingml/2006/picture" xmlns:a="http://schemas.openxmlformats.org/drawingml/2006/main">
             <w:pict>
-              <v:rect w14:anchorId="12A4619F" id="Rectangle 12" o:spid="_x0000_s1026" style="position:absolute;margin-left:232.2pt;margin-top:18.65pt;width:22.8pt;height:12pt;z-index:251669504;visibility:visible;mso-wrap-style:square;mso-height-percent:0;mso-wrap-distance-left:9pt;mso-wrap-distance-top:0;mso-wrap-distance-right:9pt;mso-wrap-distance-bottom:0;mso-position-horizontal:absolute;mso-position-horizontal-relative:margin;mso-position-vertical:absolute;mso-position-vertical-relative:text;mso-height-percent:0;mso-height-relative:margin;v-text-anchor:middle" o:gfxdata="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" fillcolor="white [3212]" stroked="f" strokeweight="1pt">
+              <v:rect id="Rectangle 12" style="position:absolute;margin-left:232.2pt;margin-top:18.65pt;width:22.8pt;height:12pt;z-index:251669504;visibility:visible;mso-wrap-style:square;mso-height-percent:0;mso-wrap-distance-left:9pt;mso-wrap-distance-top:0;mso-wrap-distance-right:9pt;mso-wrap-distance-bottom:0;mso-position-horizontal:absolute;mso-position-horizontal-relative:margin;mso-position-vertical:absolute;mso-position-vertical-relative:text;mso-height-percent:0;mso-height-relative:margin;v-text-anchor:middle" o:spid="_x0000_s1026" fillcolor="white [3212]" stroked="f" strokeweight="1pt" w14:anchorId="12A4619F" o:gfxdata="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">
                 <w10:wrap anchorx="margin"/>
               </v:rect>
             </w:pict>
@@ -2450,6 +2494,7 @@
         <w:rPr>
           <w:rFonts w:ascii="Arial" w:hAnsi="Arial" w:cs="Arial"/>
         </w:rPr>
+        <w:lastRenderedPageBreak/>
         <w:t>512-bit/64-byte video frame: encrypted by AES-256-CBC/CM scheme. Padding and/or truncation may be needed to comply with the 16-byte encryption block size.</w:t>
       </w:r>
     </w:p>
@@ -2471,7 +2516,6 @@
         <w:rPr>
           <w:rFonts w:ascii="Arial" w:hAnsi="Arial" w:cs="Arial"/>
         </w:rPr>
-        <w:lastRenderedPageBreak/>
         <w:t>512-bit/64-byte</w:t>
       </w:r>
       <w:r>
@@ -2631,12 +2675,229 @@
         </w:rPr>
         <w:t>pycrypto</w:t>
       </w:r>
+      <w:r>
+        <w:rPr>
+          <w:rFonts w:ascii="Arial" w:hAnsi="Arial" w:cs="Arial"/>
+        </w:rPr>
+        <w:t>dome</w:t>
+      </w:r>
       <w:proofErr w:type="spellEnd"/>
       <w:r>
         <w:rPr>
           <w:rFonts w:ascii="Arial" w:hAnsi="Arial" w:cs="Arial"/>
         </w:rPr>
         <w:t xml:space="preserve"> package supports all needed encryption (AES-256-CBC) and HMAC capabilities (SHA256).</w:t>
+      </w:r>
+      <w:r>
+        <w:rPr>
+          <w:rFonts w:ascii="Arial" w:hAnsi="Arial" w:cs="Arial"/>
+        </w:rPr>
+        <w:t xml:space="preserve"> These are the APIs:</w:t>
+      </w:r>
+    </w:p>
+    <w:p>
+      <w:pPr>
+        <w:spacing w:after="0" w:line="240" w:lineRule="auto"/>
+        <w:jc w:val="both"/>
+        <w:rPr>
+          <w:rFonts w:ascii="Arial" w:hAnsi="Arial" w:cs="Arial"/>
+        </w:rPr>
+      </w:pPr>
+    </w:p>
+    <w:p>
+      <w:pPr>
+        <w:spacing w:after="0" w:line="240" w:lineRule="auto"/>
+        <w:jc w:val="both"/>
+        <w:rPr>
+          <w:rFonts w:ascii="Arial" w:hAnsi="Arial" w:cs="Arial"/>
+          <w:i/>
+          <w:iCs/>
+          <w:sz w:val="20"/>
+          <w:szCs w:val="20"/>
+        </w:rPr>
+      </w:pPr>
+      <w:proofErr w:type="spellStart"/>
+      <w:proofErr w:type="gramStart"/>
+      <w:r>
+        <w:rPr>
+          <w:rFonts w:ascii="Arial" w:hAnsi="Arial" w:cs="Arial"/>
+          <w:i/>
+          <w:iCs/>
+          <w:sz w:val="20"/>
+          <w:szCs w:val="20"/>
+        </w:rPr>
+        <w:t>Crypto.Cipher.AES.new</w:t>
+      </w:r>
+      <w:proofErr w:type="spellEnd"/>
+      <w:r>
+        <w:rPr>
+          <w:rFonts w:ascii="Arial" w:hAnsi="Arial" w:cs="Arial"/>
+          <w:i/>
+          <w:iCs/>
+          <w:sz w:val="20"/>
+          <w:szCs w:val="20"/>
+        </w:rPr>
+        <w:t>(</w:t>
+      </w:r>
+      <w:proofErr w:type="gramEnd"/>
+      <w:r>
+        <w:rPr>
+          <w:rFonts w:ascii="Arial" w:hAnsi="Arial" w:cs="Arial"/>
+          <w:i/>
+          <w:iCs/>
+          <w:sz w:val="20"/>
+          <w:szCs w:val="20"/>
+        </w:rPr>
+        <w:t>key, mode, *</w:t>
+      </w:r>
+      <w:proofErr w:type="spellStart"/>
+      <w:r>
+        <w:rPr>
+          <w:rFonts w:ascii="Arial" w:hAnsi="Arial" w:cs="Arial"/>
+          <w:i/>
+          <w:iCs/>
+          <w:sz w:val="20"/>
+          <w:szCs w:val="20"/>
+        </w:rPr>
+        <w:t>args</w:t>
+      </w:r>
+      <w:proofErr w:type="spellEnd"/>
+      <w:r>
+        <w:rPr>
+          <w:rFonts w:ascii="Arial" w:hAnsi="Arial" w:cs="Arial"/>
+          <w:i/>
+          <w:iCs/>
+          <w:sz w:val="20"/>
+          <w:szCs w:val="20"/>
+        </w:rPr>
+        <w:t>, **</w:t>
+      </w:r>
+      <w:proofErr w:type="spellStart"/>
+      <w:r>
+        <w:rPr>
+          <w:rFonts w:ascii="Arial" w:hAnsi="Arial" w:cs="Arial"/>
+          <w:i/>
+          <w:iCs/>
+          <w:sz w:val="20"/>
+          <w:szCs w:val="20"/>
+        </w:rPr>
+        <w:t>kwargs</w:t>
+      </w:r>
+      <w:proofErr w:type="spellEnd"/>
+      <w:r>
+        <w:rPr>
+          <w:rFonts w:ascii="Arial" w:hAnsi="Arial" w:cs="Arial"/>
+          <w:i/>
+          <w:iCs/>
+          <w:sz w:val="20"/>
+          <w:szCs w:val="20"/>
+        </w:rPr>
+        <w:t>) (requiring to set key, IV and cipher)</w:t>
+      </w:r>
+    </w:p>
+    <w:p>
+      <w:pPr>
+        <w:spacing w:after="0" w:line="240" w:lineRule="auto"/>
+        <w:jc w:val="both"/>
+        <w:rPr>
+          <w:rFonts w:ascii="Arial" w:hAnsi="Arial" w:cs="Arial"/>
+          <w:i/>
+          <w:iCs/>
+          <w:sz w:val="20"/>
+          <w:szCs w:val="20"/>
+        </w:rPr>
+      </w:pPr>
+      <w:proofErr w:type="spellStart"/>
+      <w:r>
+        <w:rPr>
+          <w:rFonts w:ascii="Arial" w:hAnsi="Arial" w:cs="Arial"/>
+          <w:i/>
+          <w:iCs/>
+          <w:sz w:val="20"/>
+          <w:szCs w:val="20"/>
+        </w:rPr>
+        <w:t>Crypto.Cipher.AES.encrypt_and_digest</w:t>
+      </w:r>
+      <w:proofErr w:type="spellEnd"/>
+      <w:r>
+        <w:rPr>
+          <w:rFonts w:ascii="Arial" w:hAnsi="Arial" w:cs="Arial"/>
+          <w:i/>
+          <w:iCs/>
+          <w:sz w:val="20"/>
+          <w:szCs w:val="20"/>
+        </w:rPr>
+        <w:t>(plaintext)</w:t>
+      </w:r>
+    </w:p>
+    <w:p>
+      <w:pPr>
+        <w:spacing w:after="0" w:line="240" w:lineRule="auto"/>
+        <w:jc w:val="both"/>
+        <w:rPr>
+          <w:rFonts w:ascii="Arial" w:hAnsi="Arial" w:cs="Arial"/>
+          <w:i/>
+          <w:iCs/>
+          <w:sz w:val="20"/>
+          <w:szCs w:val="20"/>
+        </w:rPr>
+      </w:pPr>
+      <w:proofErr w:type="gramStart"/>
+      <w:r>
+        <w:rPr>
+          <w:rFonts w:ascii="Arial" w:hAnsi="Arial" w:cs="Arial"/>
+          <w:i/>
+          <w:iCs/>
+          <w:sz w:val="20"/>
+          <w:szCs w:val="20"/>
+        </w:rPr>
+        <w:t>Crypto.Hash.SHA512.new(</w:t>
+      </w:r>
+      <w:proofErr w:type="gramEnd"/>
+      <w:r>
+        <w:rPr>
+          <w:rFonts w:ascii="Arial" w:hAnsi="Arial" w:cs="Arial"/>
+          <w:i/>
+          <w:iCs/>
+          <w:sz w:val="20"/>
+          <w:szCs w:val="20"/>
+        </w:rPr>
+        <w:t>data, truncate)</w:t>
+      </w:r>
+    </w:p>
+    <w:p>
+      <w:pPr>
+        <w:spacing w:after="0" w:line="240" w:lineRule="auto"/>
+        <w:jc w:val="both"/>
+        <w:rPr>
+          <w:rFonts w:ascii="Arial" w:hAnsi="Arial" w:cs="Arial"/>
+          <w:i/>
+          <w:iCs/>
+          <w:sz w:val="20"/>
+          <w:szCs w:val="20"/>
+        </w:rPr>
+      </w:pPr>
+      <w:proofErr w:type="gramStart"/>
+      <w:r>
+        <w:rPr>
+          <w:rFonts w:ascii="Arial" w:hAnsi="Arial" w:cs="Arial"/>
+          <w:i/>
+          <w:iCs/>
+          <w:sz w:val="20"/>
+          <w:szCs w:val="20"/>
+        </w:rPr>
+        <w:t>Crypto.Hash.SHA512.update</w:t>
+      </w:r>
+      <w:proofErr w:type="gramEnd"/>
+      <w:r>
+        <w:rPr>
+          <w:rFonts w:ascii="Arial" w:hAnsi="Arial" w:cs="Arial"/>
+          <w:i/>
+          <w:iCs/>
+          <w:sz w:val="20"/>
+          <w:szCs w:val="20"/>
+        </w:rPr>
+        <w:t>(message)</w:t>
       </w:r>
     </w:p>
     <w:p>
@@ -2862,7 +3123,711 @@
         <w:rPr>
           <w:rFonts w:ascii="Arial" w:hAnsi="Arial" w:cs="Arial"/>
         </w:rPr>
-        <w:t xml:space="preserve"> library supports all needed encryption (AES-256-CBC) and HMAC capabilities (SHA256).</w:t>
+        <w:t xml:space="preserve"> library supports all needed encryption (AES-256-CBC) and HMAC capabilities (SHA256)</w:t>
+      </w:r>
+      <w:r>
+        <w:rPr>
+          <w:rFonts w:ascii="Arial" w:hAnsi="Arial" w:cs="Arial"/>
+        </w:rPr>
+        <w:t>. These are the APIs:</w:t>
+      </w:r>
+    </w:p>
+    <w:p>
+      <w:pPr>
+        <w:spacing w:after="0" w:line="240" w:lineRule="auto"/>
+        <w:jc w:val="both"/>
+        <w:rPr>
+          <w:rFonts w:ascii="Arial" w:hAnsi="Arial" w:cs="Arial"/>
+        </w:rPr>
+      </w:pPr>
+    </w:p>
+    <w:p>
+      <w:pPr>
+        <w:spacing w:after="0" w:line="240" w:lineRule="auto"/>
+        <w:jc w:val="both"/>
+        <w:rPr>
+          <w:rFonts w:ascii="Arial" w:hAnsi="Arial" w:cs="Arial"/>
+          <w:i/>
+          <w:iCs/>
+          <w:sz w:val="20"/>
+          <w:szCs w:val="20"/>
+        </w:rPr>
+      </w:pPr>
+      <w:r>
+        <w:rPr>
+          <w:rFonts w:ascii="Arial" w:hAnsi="Arial" w:cs="Arial"/>
+          <w:i/>
+          <w:iCs/>
+          <w:sz w:val="20"/>
+          <w:szCs w:val="20"/>
+        </w:rPr>
+        <w:t xml:space="preserve">int </w:t>
+      </w:r>
+      <w:proofErr w:type="spellStart"/>
+      <w:r>
+        <w:rPr>
+          <w:rFonts w:ascii="Arial" w:hAnsi="Arial" w:cs="Arial"/>
+          <w:i/>
+          <w:iCs/>
+          <w:sz w:val="20"/>
+          <w:szCs w:val="20"/>
+        </w:rPr>
+        <w:t>wc_</w:t>
+      </w:r>
+      <w:proofErr w:type="gramStart"/>
+      <w:r>
+        <w:rPr>
+          <w:rFonts w:ascii="Arial" w:hAnsi="Arial" w:cs="Arial"/>
+          <w:i/>
+          <w:iCs/>
+          <w:sz w:val="20"/>
+          <w:szCs w:val="20"/>
+        </w:rPr>
+        <w:t>AesSetKey</w:t>
+      </w:r>
+      <w:proofErr w:type="spellEnd"/>
+      <w:r>
+        <w:rPr>
+          <w:rFonts w:ascii="Arial" w:hAnsi="Arial" w:cs="Arial"/>
+          <w:i/>
+          <w:iCs/>
+          <w:sz w:val="20"/>
+          <w:szCs w:val="20"/>
+        </w:rPr>
+        <w:t>(</w:t>
+      </w:r>
+      <w:proofErr w:type="spellStart"/>
+      <w:proofErr w:type="gramEnd"/>
+      <w:r>
+        <w:rPr>
+          <w:rFonts w:ascii="Arial" w:hAnsi="Arial" w:cs="Arial"/>
+          <w:i/>
+          <w:iCs/>
+          <w:sz w:val="20"/>
+          <w:szCs w:val="20"/>
+        </w:rPr>
+        <w:t>Aes</w:t>
+      </w:r>
+      <w:proofErr w:type="spellEnd"/>
+      <w:r>
+        <w:rPr>
+          <w:rFonts w:ascii="Arial" w:hAnsi="Arial" w:cs="Arial"/>
+          <w:i/>
+          <w:iCs/>
+          <w:sz w:val="20"/>
+          <w:szCs w:val="20"/>
+        </w:rPr>
+        <w:t xml:space="preserve"> * </w:t>
+      </w:r>
+      <w:proofErr w:type="spellStart"/>
+      <w:r>
+        <w:rPr>
+          <w:rFonts w:ascii="Arial" w:hAnsi="Arial" w:cs="Arial"/>
+          <w:i/>
+          <w:iCs/>
+          <w:sz w:val="20"/>
+          <w:szCs w:val="20"/>
+        </w:rPr>
+        <w:t>aes</w:t>
+      </w:r>
+      <w:proofErr w:type="spellEnd"/>
+      <w:r>
+        <w:rPr>
+          <w:rFonts w:ascii="Arial" w:hAnsi="Arial" w:cs="Arial"/>
+          <w:i/>
+          <w:iCs/>
+          <w:sz w:val="20"/>
+          <w:szCs w:val="20"/>
+        </w:rPr>
+        <w:t xml:space="preserve">, const byte * key, word32 </w:t>
+      </w:r>
+      <w:proofErr w:type="spellStart"/>
+      <w:r>
+        <w:rPr>
+          <w:rFonts w:ascii="Arial" w:hAnsi="Arial" w:cs="Arial"/>
+          <w:i/>
+          <w:iCs/>
+          <w:sz w:val="20"/>
+          <w:szCs w:val="20"/>
+        </w:rPr>
+        <w:t>len</w:t>
+      </w:r>
+      <w:proofErr w:type="spellEnd"/>
+      <w:r>
+        <w:rPr>
+          <w:rFonts w:ascii="Arial" w:hAnsi="Arial" w:cs="Arial"/>
+          <w:i/>
+          <w:iCs/>
+          <w:sz w:val="20"/>
+          <w:szCs w:val="20"/>
+        </w:rPr>
+        <w:t xml:space="preserve">, const byte * iv, int </w:t>
+      </w:r>
+      <w:proofErr w:type="spellStart"/>
+      <w:r>
+        <w:rPr>
+          <w:rFonts w:ascii="Arial" w:hAnsi="Arial" w:cs="Arial"/>
+          <w:i/>
+          <w:iCs/>
+          <w:sz w:val="20"/>
+          <w:szCs w:val="20"/>
+        </w:rPr>
+        <w:t>dir</w:t>
+      </w:r>
+      <w:proofErr w:type="spellEnd"/>
+      <w:r>
+        <w:rPr>
+          <w:rFonts w:ascii="Arial" w:hAnsi="Arial" w:cs="Arial"/>
+          <w:i/>
+          <w:iCs/>
+          <w:sz w:val="20"/>
+          <w:szCs w:val="20"/>
+        </w:rPr>
+        <w:t>);</w:t>
+      </w:r>
+    </w:p>
+    <w:p>
+      <w:pPr>
+        <w:spacing w:after="0" w:line="240" w:lineRule="auto"/>
+        <w:jc w:val="both"/>
+        <w:rPr>
+          <w:rFonts w:ascii="Arial" w:hAnsi="Arial" w:cs="Arial"/>
+          <w:i/>
+          <w:iCs/>
+          <w:sz w:val="20"/>
+          <w:szCs w:val="20"/>
+        </w:rPr>
+      </w:pPr>
+      <w:r>
+        <w:rPr>
+          <w:rFonts w:ascii="Arial" w:hAnsi="Arial" w:cs="Arial"/>
+          <w:i/>
+          <w:iCs/>
+          <w:sz w:val="20"/>
+          <w:szCs w:val="20"/>
+        </w:rPr>
+        <w:t xml:space="preserve">int </w:t>
+      </w:r>
+      <w:proofErr w:type="spellStart"/>
+      <w:r>
+        <w:rPr>
+          <w:rFonts w:ascii="Arial" w:hAnsi="Arial" w:cs="Arial"/>
+          <w:i/>
+          <w:iCs/>
+          <w:sz w:val="20"/>
+          <w:szCs w:val="20"/>
+        </w:rPr>
+        <w:t>wc_</w:t>
+      </w:r>
+      <w:proofErr w:type="gramStart"/>
+      <w:r>
+        <w:rPr>
+          <w:rFonts w:ascii="Arial" w:hAnsi="Arial" w:cs="Arial"/>
+          <w:i/>
+          <w:iCs/>
+          <w:sz w:val="20"/>
+          <w:szCs w:val="20"/>
+        </w:rPr>
+        <w:t>AesSetIV</w:t>
+      </w:r>
+      <w:proofErr w:type="spellEnd"/>
+      <w:r>
+        <w:rPr>
+          <w:rFonts w:ascii="Arial" w:hAnsi="Arial" w:cs="Arial"/>
+          <w:i/>
+          <w:iCs/>
+          <w:sz w:val="20"/>
+          <w:szCs w:val="20"/>
+        </w:rPr>
+        <w:t>(</w:t>
+      </w:r>
+      <w:proofErr w:type="spellStart"/>
+      <w:proofErr w:type="gramEnd"/>
+      <w:r>
+        <w:rPr>
+          <w:rFonts w:ascii="Arial" w:hAnsi="Arial" w:cs="Arial"/>
+          <w:i/>
+          <w:iCs/>
+          <w:sz w:val="20"/>
+          <w:szCs w:val="20"/>
+        </w:rPr>
+        <w:t>Aes</w:t>
+      </w:r>
+      <w:proofErr w:type="spellEnd"/>
+      <w:r>
+        <w:rPr>
+          <w:rFonts w:ascii="Arial" w:hAnsi="Arial" w:cs="Arial"/>
+          <w:i/>
+          <w:iCs/>
+          <w:sz w:val="20"/>
+          <w:szCs w:val="20"/>
+        </w:rPr>
+        <w:t xml:space="preserve"> * </w:t>
+      </w:r>
+      <w:proofErr w:type="spellStart"/>
+      <w:r>
+        <w:rPr>
+          <w:rFonts w:ascii="Arial" w:hAnsi="Arial" w:cs="Arial"/>
+          <w:i/>
+          <w:iCs/>
+          <w:sz w:val="20"/>
+          <w:szCs w:val="20"/>
+        </w:rPr>
+        <w:t>aes</w:t>
+      </w:r>
+      <w:proofErr w:type="spellEnd"/>
+      <w:r>
+        <w:rPr>
+          <w:rFonts w:ascii="Arial" w:hAnsi="Arial" w:cs="Arial"/>
+          <w:i/>
+          <w:iCs/>
+          <w:sz w:val="20"/>
+          <w:szCs w:val="20"/>
+        </w:rPr>
+        <w:t>, const byte * iv);</w:t>
+      </w:r>
+    </w:p>
+    <w:p>
+      <w:pPr>
+        <w:spacing w:after="0" w:line="240" w:lineRule="auto"/>
+        <w:jc w:val="both"/>
+        <w:rPr>
+          <w:rFonts w:ascii="Arial" w:hAnsi="Arial" w:cs="Arial"/>
+          <w:i/>
+          <w:iCs/>
+          <w:sz w:val="20"/>
+          <w:szCs w:val="20"/>
+        </w:rPr>
+      </w:pPr>
+      <w:r>
+        <w:rPr>
+          <w:rFonts w:ascii="Arial" w:hAnsi="Arial" w:cs="Arial"/>
+          <w:i/>
+          <w:iCs/>
+          <w:sz w:val="20"/>
+          <w:szCs w:val="20"/>
+        </w:rPr>
+        <w:t xml:space="preserve">int </w:t>
+      </w:r>
+      <w:proofErr w:type="spellStart"/>
+      <w:r>
+        <w:rPr>
+          <w:rFonts w:ascii="Arial" w:hAnsi="Arial" w:cs="Arial"/>
+          <w:i/>
+          <w:iCs/>
+          <w:sz w:val="20"/>
+          <w:szCs w:val="20"/>
+        </w:rPr>
+        <w:t>wc_</w:t>
+      </w:r>
+      <w:proofErr w:type="gramStart"/>
+      <w:r>
+        <w:rPr>
+          <w:rFonts w:ascii="Arial" w:hAnsi="Arial" w:cs="Arial"/>
+          <w:i/>
+          <w:iCs/>
+          <w:sz w:val="20"/>
+          <w:szCs w:val="20"/>
+        </w:rPr>
+        <w:t>AesCbcEncrypt</w:t>
+      </w:r>
+      <w:proofErr w:type="spellEnd"/>
+      <w:r>
+        <w:rPr>
+          <w:rFonts w:ascii="Arial" w:hAnsi="Arial" w:cs="Arial"/>
+          <w:i/>
+          <w:iCs/>
+          <w:sz w:val="20"/>
+          <w:szCs w:val="20"/>
+        </w:rPr>
+        <w:t>(</w:t>
+      </w:r>
+      <w:proofErr w:type="spellStart"/>
+      <w:proofErr w:type="gramEnd"/>
+      <w:r>
+        <w:rPr>
+          <w:rFonts w:ascii="Arial" w:hAnsi="Arial" w:cs="Arial"/>
+          <w:i/>
+          <w:iCs/>
+          <w:sz w:val="20"/>
+          <w:szCs w:val="20"/>
+        </w:rPr>
+        <w:t>Aes</w:t>
+      </w:r>
+      <w:proofErr w:type="spellEnd"/>
+      <w:r>
+        <w:rPr>
+          <w:rFonts w:ascii="Arial" w:hAnsi="Arial" w:cs="Arial"/>
+          <w:i/>
+          <w:iCs/>
+          <w:sz w:val="20"/>
+          <w:szCs w:val="20"/>
+        </w:rPr>
+        <w:t xml:space="preserve"> * </w:t>
+      </w:r>
+      <w:proofErr w:type="spellStart"/>
+      <w:r>
+        <w:rPr>
+          <w:rFonts w:ascii="Arial" w:hAnsi="Arial" w:cs="Arial"/>
+          <w:i/>
+          <w:iCs/>
+          <w:sz w:val="20"/>
+          <w:szCs w:val="20"/>
+        </w:rPr>
+        <w:t>aes</w:t>
+      </w:r>
+      <w:proofErr w:type="spellEnd"/>
+      <w:r>
+        <w:rPr>
+          <w:rFonts w:ascii="Arial" w:hAnsi="Arial" w:cs="Arial"/>
+          <w:i/>
+          <w:iCs/>
+          <w:sz w:val="20"/>
+          <w:szCs w:val="20"/>
+        </w:rPr>
+        <w:t xml:space="preserve">, byte * out, const byte * in, word32 </w:t>
+      </w:r>
+      <w:proofErr w:type="spellStart"/>
+      <w:r>
+        <w:rPr>
+          <w:rFonts w:ascii="Arial" w:hAnsi="Arial" w:cs="Arial"/>
+          <w:i/>
+          <w:iCs/>
+          <w:sz w:val="20"/>
+          <w:szCs w:val="20"/>
+        </w:rPr>
+        <w:t>sz</w:t>
+      </w:r>
+      <w:proofErr w:type="spellEnd"/>
+      <w:r>
+        <w:rPr>
+          <w:rFonts w:ascii="Arial" w:hAnsi="Arial" w:cs="Arial"/>
+          <w:i/>
+          <w:iCs/>
+          <w:sz w:val="20"/>
+          <w:szCs w:val="20"/>
+        </w:rPr>
+        <w:t>);</w:t>
+      </w:r>
+    </w:p>
+    <w:p>
+      <w:pPr>
+        <w:spacing w:after="0" w:line="240" w:lineRule="auto"/>
+        <w:jc w:val="both"/>
+        <w:rPr>
+          <w:rFonts w:ascii="Arial" w:hAnsi="Arial" w:cs="Arial"/>
+          <w:i/>
+          <w:iCs/>
+          <w:sz w:val="20"/>
+          <w:szCs w:val="20"/>
+        </w:rPr>
+      </w:pPr>
+      <w:r>
+        <w:rPr>
+          <w:rFonts w:ascii="Arial" w:hAnsi="Arial" w:cs="Arial"/>
+          <w:i/>
+          <w:iCs/>
+          <w:sz w:val="20"/>
+          <w:szCs w:val="20"/>
+        </w:rPr>
+        <w:t xml:space="preserve">int </w:t>
+      </w:r>
+      <w:proofErr w:type="spellStart"/>
+      <w:r>
+        <w:rPr>
+          <w:rFonts w:ascii="Arial" w:hAnsi="Arial" w:cs="Arial"/>
+          <w:i/>
+          <w:iCs/>
+          <w:sz w:val="20"/>
+          <w:szCs w:val="20"/>
+        </w:rPr>
+        <w:t>wc_</w:t>
+      </w:r>
+      <w:proofErr w:type="gramStart"/>
+      <w:r>
+        <w:rPr>
+          <w:rFonts w:ascii="Arial" w:hAnsi="Arial" w:cs="Arial"/>
+          <w:i/>
+          <w:iCs/>
+          <w:sz w:val="20"/>
+          <w:szCs w:val="20"/>
+        </w:rPr>
+        <w:t>AesCbcDecrypt</w:t>
+      </w:r>
+      <w:proofErr w:type="spellEnd"/>
+      <w:r>
+        <w:rPr>
+          <w:rFonts w:ascii="Arial" w:hAnsi="Arial" w:cs="Arial"/>
+          <w:i/>
+          <w:iCs/>
+          <w:sz w:val="20"/>
+          <w:szCs w:val="20"/>
+        </w:rPr>
+        <w:t>(</w:t>
+      </w:r>
+      <w:proofErr w:type="spellStart"/>
+      <w:proofErr w:type="gramEnd"/>
+      <w:r>
+        <w:rPr>
+          <w:rFonts w:ascii="Arial" w:hAnsi="Arial" w:cs="Arial"/>
+          <w:i/>
+          <w:iCs/>
+          <w:sz w:val="20"/>
+          <w:szCs w:val="20"/>
+        </w:rPr>
+        <w:t>Aes</w:t>
+      </w:r>
+      <w:proofErr w:type="spellEnd"/>
+      <w:r>
+        <w:rPr>
+          <w:rFonts w:ascii="Arial" w:hAnsi="Arial" w:cs="Arial"/>
+          <w:i/>
+          <w:iCs/>
+          <w:sz w:val="20"/>
+          <w:szCs w:val="20"/>
+        </w:rPr>
+        <w:t xml:space="preserve"> * </w:t>
+      </w:r>
+      <w:proofErr w:type="spellStart"/>
+      <w:r>
+        <w:rPr>
+          <w:rFonts w:ascii="Arial" w:hAnsi="Arial" w:cs="Arial"/>
+          <w:i/>
+          <w:iCs/>
+          <w:sz w:val="20"/>
+          <w:szCs w:val="20"/>
+        </w:rPr>
+        <w:t>aes</w:t>
+      </w:r>
+      <w:proofErr w:type="spellEnd"/>
+      <w:r>
+        <w:rPr>
+          <w:rFonts w:ascii="Arial" w:hAnsi="Arial" w:cs="Arial"/>
+          <w:i/>
+          <w:iCs/>
+          <w:sz w:val="20"/>
+          <w:szCs w:val="20"/>
+        </w:rPr>
+        <w:t xml:space="preserve">, byte * out, const byte * in, word32 </w:t>
+      </w:r>
+      <w:proofErr w:type="spellStart"/>
+      <w:r>
+        <w:rPr>
+          <w:rFonts w:ascii="Arial" w:hAnsi="Arial" w:cs="Arial"/>
+          <w:i/>
+          <w:iCs/>
+          <w:sz w:val="20"/>
+          <w:szCs w:val="20"/>
+        </w:rPr>
+        <w:t>sz</w:t>
+      </w:r>
+      <w:proofErr w:type="spellEnd"/>
+      <w:r>
+        <w:rPr>
+          <w:rFonts w:ascii="Arial" w:hAnsi="Arial" w:cs="Arial"/>
+          <w:i/>
+          <w:iCs/>
+          <w:sz w:val="20"/>
+          <w:szCs w:val="20"/>
+        </w:rPr>
+        <w:t>);</w:t>
+      </w:r>
+    </w:p>
+    <w:p>
+      <w:pPr>
+        <w:spacing w:after="0" w:line="240" w:lineRule="auto"/>
+        <w:jc w:val="both"/>
+        <w:rPr>
+          <w:rFonts w:ascii="Arial" w:hAnsi="Arial" w:cs="Arial"/>
+          <w:i/>
+          <w:iCs/>
+          <w:sz w:val="20"/>
+          <w:szCs w:val="20"/>
+        </w:rPr>
+      </w:pPr>
+      <w:r>
+        <w:rPr>
+          <w:rFonts w:ascii="Arial" w:hAnsi="Arial" w:cs="Arial"/>
+          <w:i/>
+          <w:iCs/>
+          <w:sz w:val="20"/>
+          <w:szCs w:val="20"/>
+        </w:rPr>
+        <w:t xml:space="preserve">int wc_InitSha512(wc_Sha512 </w:t>
+      </w:r>
+      <w:proofErr w:type="gramStart"/>
+      <w:r>
+        <w:rPr>
+          <w:rFonts w:ascii="Arial" w:hAnsi="Arial" w:cs="Arial"/>
+          <w:i/>
+          <w:iCs/>
+          <w:sz w:val="20"/>
+          <w:szCs w:val="20"/>
+        </w:rPr>
+        <w:t>* )</w:t>
+      </w:r>
+      <w:proofErr w:type="gramEnd"/>
+      <w:r>
+        <w:rPr>
+          <w:rFonts w:ascii="Arial" w:hAnsi="Arial" w:cs="Arial"/>
+          <w:i/>
+          <w:iCs/>
+          <w:sz w:val="20"/>
+          <w:szCs w:val="20"/>
+        </w:rPr>
+        <w:t>;</w:t>
+      </w:r>
+    </w:p>
+    <w:p>
+      <w:pPr>
+        <w:spacing w:after="0" w:line="240" w:lineRule="auto"/>
+        <w:jc w:val="both"/>
+        <w:rPr>
+          <w:rFonts w:ascii="Arial" w:hAnsi="Arial" w:cs="Arial"/>
+          <w:i/>
+          <w:iCs/>
+          <w:sz w:val="20"/>
+          <w:szCs w:val="20"/>
+        </w:rPr>
+      </w:pPr>
+      <w:r>
+        <w:rPr>
+          <w:rFonts w:ascii="Arial" w:hAnsi="Arial" w:cs="Arial"/>
+          <w:i/>
+          <w:iCs/>
+          <w:sz w:val="20"/>
+          <w:szCs w:val="20"/>
+        </w:rPr>
+        <w:t>int wc_Sha512</w:t>
+      </w:r>
+      <w:proofErr w:type="gramStart"/>
+      <w:r>
+        <w:rPr>
+          <w:rFonts w:ascii="Arial" w:hAnsi="Arial" w:cs="Arial"/>
+          <w:i/>
+          <w:iCs/>
+          <w:sz w:val="20"/>
+          <w:szCs w:val="20"/>
+        </w:rPr>
+        <w:t>Update(</w:t>
+      </w:r>
+      <w:proofErr w:type="gramEnd"/>
+      <w:r>
+        <w:rPr>
+          <w:rFonts w:ascii="Arial" w:hAnsi="Arial" w:cs="Arial"/>
+          <w:i/>
+          <w:iCs/>
+          <w:sz w:val="20"/>
+          <w:szCs w:val="20"/>
+        </w:rPr>
+        <w:t xml:space="preserve">wc_Sha512 * sha, const byte * data, word32 </w:t>
+      </w:r>
+      <w:proofErr w:type="spellStart"/>
+      <w:r>
+        <w:rPr>
+          <w:rFonts w:ascii="Arial" w:hAnsi="Arial" w:cs="Arial"/>
+          <w:i/>
+          <w:iCs/>
+          <w:sz w:val="20"/>
+          <w:szCs w:val="20"/>
+        </w:rPr>
+        <w:t>len</w:t>
+      </w:r>
+      <w:proofErr w:type="spellEnd"/>
+      <w:r>
+        <w:rPr>
+          <w:rFonts w:ascii="Arial" w:hAnsi="Arial" w:cs="Arial"/>
+          <w:i/>
+          <w:iCs/>
+          <w:sz w:val="20"/>
+          <w:szCs w:val="20"/>
+        </w:rPr>
+        <w:t>);</w:t>
+      </w:r>
+    </w:p>
+    <w:p>
+      <w:pPr>
+        <w:spacing w:after="0" w:line="240" w:lineRule="auto"/>
+        <w:jc w:val="both"/>
+        <w:rPr>
+          <w:rFonts w:ascii="Arial" w:hAnsi="Arial" w:cs="Arial"/>
+          <w:i/>
+          <w:iCs/>
+          <w:sz w:val="20"/>
+          <w:szCs w:val="20"/>
+        </w:rPr>
+      </w:pPr>
+      <w:r>
+        <w:rPr>
+          <w:rFonts w:ascii="Arial" w:hAnsi="Arial" w:cs="Arial"/>
+          <w:i/>
+          <w:iCs/>
+          <w:sz w:val="20"/>
+          <w:szCs w:val="20"/>
+        </w:rPr>
+        <w:t>int wc_Sha512</w:t>
+      </w:r>
+      <w:proofErr w:type="gramStart"/>
+      <w:r>
+        <w:rPr>
+          <w:rFonts w:ascii="Arial" w:hAnsi="Arial" w:cs="Arial"/>
+          <w:i/>
+          <w:iCs/>
+          <w:sz w:val="20"/>
+          <w:szCs w:val="20"/>
+        </w:rPr>
+        <w:t>Final(</w:t>
+      </w:r>
+      <w:proofErr w:type="gramEnd"/>
+      <w:r>
+        <w:rPr>
+          <w:rFonts w:ascii="Arial" w:hAnsi="Arial" w:cs="Arial"/>
+          <w:i/>
+          <w:iCs/>
+          <w:sz w:val="20"/>
+          <w:szCs w:val="20"/>
+        </w:rPr>
+        <w:t>wc_Sha512 * sha512, byte * hash);</w:t>
+      </w:r>
+    </w:p>
+    <w:p>
+      <w:pPr>
+        <w:spacing w:after="0" w:line="240" w:lineRule="auto"/>
+        <w:jc w:val="both"/>
+        <w:rPr>
+          <w:rFonts w:ascii="Arial" w:hAnsi="Arial" w:cs="Arial"/>
+          <w:i/>
+          <w:iCs/>
+        </w:rPr>
+      </w:pPr>
+    </w:p>
+    <w:p>
+      <w:pPr>
+        <w:spacing w:after="0" w:line="240" w:lineRule="auto"/>
+        <w:jc w:val="both"/>
+        <w:rPr>
+          <w:rFonts w:ascii="Arial" w:hAnsi="Arial" w:cs="Arial"/>
+        </w:rPr>
+      </w:pPr>
+      <w:r>
+        <w:rPr>
+          <w:rFonts w:ascii="Arial" w:hAnsi="Arial" w:cs="Arial"/>
+        </w:rPr>
+        <w:t xml:space="preserve">Note that for CM support (as described in RFC3711), although </w:t>
+      </w:r>
+      <w:proofErr w:type="spellStart"/>
+      <w:r>
+        <w:rPr>
+          <w:rFonts w:ascii="Arial" w:hAnsi="Arial" w:cs="Arial"/>
+        </w:rPr>
+        <w:t>WolfSSL</w:t>
+      </w:r>
+      <w:proofErr w:type="spellEnd"/>
+      <w:r>
+        <w:rPr>
+          <w:rFonts w:ascii="Arial" w:hAnsi="Arial" w:cs="Arial"/>
+        </w:rPr>
+        <w:t xml:space="preserve"> supports counter mode, we will follow the implementation in the RFC due to its simplicity. Again, this is to provide additional entropy with very low additional computational complexity.</w:t>
       </w:r>
     </w:p>
     <w:p>
@@ -4070,9 +5035,9 @@
               </wp:anchor>
             </w:drawing>
           </mc:Choice>
-          <mc:Fallback>
+          <mc:Fallback xmlns:a14="http://schemas.microsoft.com/office/drawing/2010/main" xmlns:pic="http://schemas.openxmlformats.org/drawingml/2006/picture" xmlns:a="http://schemas.openxmlformats.org/drawingml/2006/main">
             <w:pict>
-              <v:rect w14:anchorId="061D71E9" id="Rectangle 12" o:spid="_x0000_s1026" style="position:absolute;margin-left:232.2pt;margin-top:18.65pt;width:22.8pt;height:12pt;z-index:251699200;visibility:visible;mso-wrap-style:square;mso-height-percent:0;mso-wrap-distance-left:9pt;mso-wrap-distance-top:0;mso-wrap-distance-right:9pt;mso-wrap-distance-bottom:0;mso-position-horizontal:absolute;mso-position-horizontal-relative:margin;mso-position-vertical:absolute;mso-position-vertical-relative:text;mso-height-percent:0;mso-height-relative:margin;v-text-anchor:middle" o:gfxdata="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" fillcolor="white [3212]" stroked="f" strokeweight="1pt">
+              <v:rect id="Rectangle 12" style="position:absolute;margin-left:232.2pt;margin-top:18.65pt;width:22.8pt;height:12pt;z-index:251699200;visibility:visible;mso-wrap-style:square;mso-height-percent:0;mso-wrap-distance-left:9pt;mso-wrap-distance-top:0;mso-wrap-distance-right:9pt;mso-wrap-distance-bottom:0;mso-position-horizontal:absolute;mso-position-horizontal-relative:margin;mso-position-vertical:absolute;mso-position-vertical-relative:text;mso-height-percent:0;mso-height-relative:margin;v-text-anchor:middle" o:spid="_x0000_s1026" fillcolor="white [3212]" stroked="f" strokeweight="1pt" w14:anchorId="061D71E9" o:gfxdata="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">
                 <w10:wrap anchorx="margin"/>
               </v:rect>
             </w:pict>
@@ -4412,12 +5377,235 @@
         </w:rPr>
         <w:t>pycrypto</w:t>
       </w:r>
+      <w:r>
+        <w:rPr>
+          <w:rFonts w:ascii="Arial" w:hAnsi="Arial" w:cs="Arial"/>
+        </w:rPr>
+        <w:t>dome</w:t>
+      </w:r>
       <w:proofErr w:type="spellEnd"/>
       <w:r>
         <w:rPr>
           <w:rFonts w:ascii="Arial" w:hAnsi="Arial" w:cs="Arial"/>
         </w:rPr>
         <w:t xml:space="preserve"> package supports all needed encryption (AES-256-CBC) and HMAC capabilities (SHA256).</w:t>
+      </w:r>
+      <w:r>
+        <w:rPr>
+          <w:rFonts w:ascii="Arial" w:hAnsi="Arial" w:cs="Arial"/>
+        </w:rPr>
+        <w:t xml:space="preserve"> </w:t>
+      </w:r>
+      <w:r>
+        <w:rPr>
+          <w:rFonts w:ascii="Arial" w:hAnsi="Arial" w:cs="Arial"/>
+        </w:rPr>
+        <w:t>These are the APIs:</w:t>
+      </w:r>
+    </w:p>
+    <w:p>
+      <w:pPr>
+        <w:spacing w:after="0" w:line="240" w:lineRule="auto"/>
+        <w:jc w:val="both"/>
+        <w:rPr>
+          <w:rFonts w:ascii="Arial" w:hAnsi="Arial" w:cs="Arial"/>
+        </w:rPr>
+      </w:pPr>
+    </w:p>
+    <w:p>
+      <w:pPr>
+        <w:spacing w:after="0" w:line="240" w:lineRule="auto"/>
+        <w:jc w:val="both"/>
+        <w:rPr>
+          <w:rFonts w:ascii="Arial" w:hAnsi="Arial" w:cs="Arial"/>
+          <w:i/>
+          <w:iCs/>
+          <w:sz w:val="20"/>
+          <w:szCs w:val="20"/>
+        </w:rPr>
+      </w:pPr>
+      <w:proofErr w:type="spellStart"/>
+      <w:proofErr w:type="gramStart"/>
+      <w:r>
+        <w:rPr>
+          <w:rFonts w:ascii="Arial" w:hAnsi="Arial" w:cs="Arial"/>
+          <w:i/>
+          <w:iCs/>
+          <w:sz w:val="20"/>
+          <w:szCs w:val="20"/>
+        </w:rPr>
+        <w:t>Crypto.Cipher.AES.new</w:t>
+      </w:r>
+      <w:proofErr w:type="spellEnd"/>
+      <w:r>
+        <w:rPr>
+          <w:rFonts w:ascii="Arial" w:hAnsi="Arial" w:cs="Arial"/>
+          <w:i/>
+          <w:iCs/>
+          <w:sz w:val="20"/>
+          <w:szCs w:val="20"/>
+        </w:rPr>
+        <w:t>(</w:t>
+      </w:r>
+      <w:proofErr w:type="gramEnd"/>
+      <w:r>
+        <w:rPr>
+          <w:rFonts w:ascii="Arial" w:hAnsi="Arial" w:cs="Arial"/>
+          <w:i/>
+          <w:iCs/>
+          <w:sz w:val="20"/>
+          <w:szCs w:val="20"/>
+        </w:rPr>
+        <w:t>key, mode, *</w:t>
+      </w:r>
+      <w:proofErr w:type="spellStart"/>
+      <w:r>
+        <w:rPr>
+          <w:rFonts w:ascii="Arial" w:hAnsi="Arial" w:cs="Arial"/>
+          <w:i/>
+          <w:iCs/>
+          <w:sz w:val="20"/>
+          <w:szCs w:val="20"/>
+        </w:rPr>
+        <w:t>args</w:t>
+      </w:r>
+      <w:proofErr w:type="spellEnd"/>
+      <w:r>
+        <w:rPr>
+          <w:rFonts w:ascii="Arial" w:hAnsi="Arial" w:cs="Arial"/>
+          <w:i/>
+          <w:iCs/>
+          <w:sz w:val="20"/>
+          <w:szCs w:val="20"/>
+        </w:rPr>
+        <w:t>, **</w:t>
+      </w:r>
+      <w:proofErr w:type="spellStart"/>
+      <w:r>
+        <w:rPr>
+          <w:rFonts w:ascii="Arial" w:hAnsi="Arial" w:cs="Arial"/>
+          <w:i/>
+          <w:iCs/>
+          <w:sz w:val="20"/>
+          <w:szCs w:val="20"/>
+        </w:rPr>
+        <w:t>kwargs</w:t>
+      </w:r>
+      <w:proofErr w:type="spellEnd"/>
+      <w:r>
+        <w:rPr>
+          <w:rFonts w:ascii="Arial" w:hAnsi="Arial" w:cs="Arial"/>
+          <w:i/>
+          <w:iCs/>
+          <w:sz w:val="20"/>
+          <w:szCs w:val="20"/>
+        </w:rPr>
+        <w:t>) (requiring to set key, IV and cipher)</w:t>
+      </w:r>
+    </w:p>
+    <w:p>
+      <w:pPr>
+        <w:spacing w:after="0" w:line="240" w:lineRule="auto"/>
+        <w:jc w:val="both"/>
+        <w:rPr>
+          <w:rFonts w:ascii="Arial" w:hAnsi="Arial" w:cs="Arial"/>
+          <w:i/>
+          <w:iCs/>
+          <w:sz w:val="20"/>
+          <w:szCs w:val="20"/>
+        </w:rPr>
+      </w:pPr>
+      <w:proofErr w:type="spellStart"/>
+      <w:r>
+        <w:rPr>
+          <w:rFonts w:ascii="Arial" w:hAnsi="Arial" w:cs="Arial"/>
+          <w:i/>
+          <w:iCs/>
+          <w:sz w:val="20"/>
+          <w:szCs w:val="20"/>
+        </w:rPr>
+        <w:t>Crypto.Cipher.AES.decrypt</w:t>
+      </w:r>
+      <w:proofErr w:type="spellEnd"/>
+      <w:r>
+        <w:rPr>
+          <w:rFonts w:ascii="Arial" w:hAnsi="Arial" w:cs="Arial"/>
+          <w:i/>
+          <w:iCs/>
+          <w:sz w:val="20"/>
+          <w:szCs w:val="20"/>
+        </w:rPr>
+        <w:t>(ciphertext)</w:t>
+      </w:r>
+    </w:p>
+    <w:p>
+      <w:pPr>
+        <w:spacing w:after="0" w:line="240" w:lineRule="auto"/>
+        <w:jc w:val="both"/>
+        <w:rPr>
+          <w:rFonts w:ascii="Arial" w:hAnsi="Arial" w:cs="Arial"/>
+          <w:i/>
+          <w:iCs/>
+          <w:sz w:val="20"/>
+          <w:szCs w:val="20"/>
+        </w:rPr>
+      </w:pPr>
+      <w:proofErr w:type="gramStart"/>
+      <w:r>
+        <w:rPr>
+          <w:rFonts w:ascii="Arial" w:hAnsi="Arial" w:cs="Arial"/>
+          <w:i/>
+          <w:iCs/>
+          <w:sz w:val="20"/>
+          <w:szCs w:val="20"/>
+        </w:rPr>
+        <w:t>Crypto.Hash.SHA512.new(</w:t>
+      </w:r>
+      <w:proofErr w:type="gramEnd"/>
+      <w:r>
+        <w:rPr>
+          <w:rFonts w:ascii="Arial" w:hAnsi="Arial" w:cs="Arial"/>
+          <w:i/>
+          <w:iCs/>
+          <w:sz w:val="20"/>
+          <w:szCs w:val="20"/>
+        </w:rPr>
+        <w:t>data, truncate)</w:t>
+      </w:r>
+    </w:p>
+    <w:p>
+      <w:pPr>
+        <w:spacing w:after="0" w:line="240" w:lineRule="auto"/>
+        <w:jc w:val="both"/>
+        <w:rPr>
+          <w:rFonts w:ascii="Arial" w:hAnsi="Arial" w:cs="Arial"/>
+          <w:i/>
+          <w:iCs/>
+          <w:sz w:val="20"/>
+          <w:szCs w:val="20"/>
+        </w:rPr>
+      </w:pPr>
+      <w:proofErr w:type="gramStart"/>
+      <w:r>
+        <w:rPr>
+          <w:rFonts w:ascii="Arial" w:hAnsi="Arial" w:cs="Arial"/>
+          <w:i/>
+          <w:iCs/>
+          <w:sz w:val="20"/>
+          <w:szCs w:val="20"/>
+        </w:rPr>
+        <w:t>Crypto.Hash.SHA512.update</w:t>
+      </w:r>
+      <w:proofErr w:type="gramEnd"/>
+      <w:r>
+        <w:rPr>
+          <w:rFonts w:ascii="Arial" w:hAnsi="Arial" w:cs="Arial"/>
+          <w:i/>
+          <w:iCs/>
+          <w:sz w:val="20"/>
+          <w:szCs w:val="20"/>
+        </w:rPr>
+        <w:t>(message)</w:t>
       </w:r>
     </w:p>
     <w:p>
@@ -4658,6 +5846,597 @@
           <w:rFonts w:ascii="Arial" w:hAnsi="Arial" w:cs="Arial"/>
         </w:rPr>
         <w:t xml:space="preserve"> library supports all needed encryption (AES-256-CBC) and HMAC capabilities (SHA256).</w:t>
+      </w:r>
+      <w:r>
+        <w:rPr>
+          <w:rFonts w:ascii="Arial" w:hAnsi="Arial" w:cs="Arial"/>
+        </w:rPr>
+        <w:t xml:space="preserve"> </w:t>
+      </w:r>
+      <w:r>
+        <w:rPr>
+          <w:rFonts w:ascii="Arial" w:hAnsi="Arial" w:cs="Arial"/>
+        </w:rPr>
+        <w:t>These are the APIs:</w:t>
+      </w:r>
+    </w:p>
+    <w:p>
+      <w:pPr>
+        <w:spacing w:after="0" w:line="240" w:lineRule="auto"/>
+        <w:jc w:val="both"/>
+        <w:rPr>
+          <w:rFonts w:ascii="Arial" w:hAnsi="Arial" w:cs="Arial"/>
+        </w:rPr>
+      </w:pPr>
+    </w:p>
+    <w:p>
+      <w:pPr>
+        <w:spacing w:after="0" w:line="240" w:lineRule="auto"/>
+        <w:jc w:val="both"/>
+        <w:rPr>
+          <w:rFonts w:ascii="Arial" w:hAnsi="Arial" w:cs="Arial"/>
+          <w:i/>
+          <w:iCs/>
+          <w:sz w:val="20"/>
+          <w:szCs w:val="20"/>
+        </w:rPr>
+      </w:pPr>
+      <w:r>
+        <w:rPr>
+          <w:rFonts w:ascii="Arial" w:hAnsi="Arial" w:cs="Arial"/>
+          <w:i/>
+          <w:iCs/>
+          <w:sz w:val="20"/>
+          <w:szCs w:val="20"/>
+        </w:rPr>
+        <w:t xml:space="preserve">int </w:t>
+      </w:r>
+      <w:proofErr w:type="spellStart"/>
+      <w:r>
+        <w:rPr>
+          <w:rFonts w:ascii="Arial" w:hAnsi="Arial" w:cs="Arial"/>
+          <w:i/>
+          <w:iCs/>
+          <w:sz w:val="20"/>
+          <w:szCs w:val="20"/>
+        </w:rPr>
+        <w:t>wc_</w:t>
+      </w:r>
+      <w:proofErr w:type="gramStart"/>
+      <w:r>
+        <w:rPr>
+          <w:rFonts w:ascii="Arial" w:hAnsi="Arial" w:cs="Arial"/>
+          <w:i/>
+          <w:iCs/>
+          <w:sz w:val="20"/>
+          <w:szCs w:val="20"/>
+        </w:rPr>
+        <w:t>AesSetKey</w:t>
+      </w:r>
+      <w:proofErr w:type="spellEnd"/>
+      <w:r>
+        <w:rPr>
+          <w:rFonts w:ascii="Arial" w:hAnsi="Arial" w:cs="Arial"/>
+          <w:i/>
+          <w:iCs/>
+          <w:sz w:val="20"/>
+          <w:szCs w:val="20"/>
+        </w:rPr>
+        <w:t>(</w:t>
+      </w:r>
+      <w:proofErr w:type="spellStart"/>
+      <w:proofErr w:type="gramEnd"/>
+      <w:r>
+        <w:rPr>
+          <w:rFonts w:ascii="Arial" w:hAnsi="Arial" w:cs="Arial"/>
+          <w:i/>
+          <w:iCs/>
+          <w:sz w:val="20"/>
+          <w:szCs w:val="20"/>
+        </w:rPr>
+        <w:t>Aes</w:t>
+      </w:r>
+      <w:proofErr w:type="spellEnd"/>
+      <w:r>
+        <w:rPr>
+          <w:rFonts w:ascii="Arial" w:hAnsi="Arial" w:cs="Arial"/>
+          <w:i/>
+          <w:iCs/>
+          <w:sz w:val="20"/>
+          <w:szCs w:val="20"/>
+        </w:rPr>
+        <w:t xml:space="preserve"> * </w:t>
+      </w:r>
+      <w:proofErr w:type="spellStart"/>
+      <w:r>
+        <w:rPr>
+          <w:rFonts w:ascii="Arial" w:hAnsi="Arial" w:cs="Arial"/>
+          <w:i/>
+          <w:iCs/>
+          <w:sz w:val="20"/>
+          <w:szCs w:val="20"/>
+        </w:rPr>
+        <w:t>aes</w:t>
+      </w:r>
+      <w:proofErr w:type="spellEnd"/>
+      <w:r>
+        <w:rPr>
+          <w:rFonts w:ascii="Arial" w:hAnsi="Arial" w:cs="Arial"/>
+          <w:i/>
+          <w:iCs/>
+          <w:sz w:val="20"/>
+          <w:szCs w:val="20"/>
+        </w:rPr>
+        <w:t xml:space="preserve">, const byte * key, word32 </w:t>
+      </w:r>
+      <w:proofErr w:type="spellStart"/>
+      <w:r>
+        <w:rPr>
+          <w:rFonts w:ascii="Arial" w:hAnsi="Arial" w:cs="Arial"/>
+          <w:i/>
+          <w:iCs/>
+          <w:sz w:val="20"/>
+          <w:szCs w:val="20"/>
+        </w:rPr>
+        <w:t>len</w:t>
+      </w:r>
+      <w:proofErr w:type="spellEnd"/>
+      <w:r>
+        <w:rPr>
+          <w:rFonts w:ascii="Arial" w:hAnsi="Arial" w:cs="Arial"/>
+          <w:i/>
+          <w:iCs/>
+          <w:sz w:val="20"/>
+          <w:szCs w:val="20"/>
+        </w:rPr>
+        <w:t xml:space="preserve">, const byte * iv, int </w:t>
+      </w:r>
+      <w:proofErr w:type="spellStart"/>
+      <w:r>
+        <w:rPr>
+          <w:rFonts w:ascii="Arial" w:hAnsi="Arial" w:cs="Arial"/>
+          <w:i/>
+          <w:iCs/>
+          <w:sz w:val="20"/>
+          <w:szCs w:val="20"/>
+        </w:rPr>
+        <w:t>dir</w:t>
+      </w:r>
+      <w:proofErr w:type="spellEnd"/>
+      <w:r>
+        <w:rPr>
+          <w:rFonts w:ascii="Arial" w:hAnsi="Arial" w:cs="Arial"/>
+          <w:i/>
+          <w:iCs/>
+          <w:sz w:val="20"/>
+          <w:szCs w:val="20"/>
+        </w:rPr>
+        <w:t>);</w:t>
+      </w:r>
+    </w:p>
+    <w:p>
+      <w:pPr>
+        <w:spacing w:after="0" w:line="240" w:lineRule="auto"/>
+        <w:jc w:val="both"/>
+        <w:rPr>
+          <w:rFonts w:ascii="Arial" w:hAnsi="Arial" w:cs="Arial"/>
+          <w:i/>
+          <w:iCs/>
+          <w:sz w:val="20"/>
+          <w:szCs w:val="20"/>
+        </w:rPr>
+      </w:pPr>
+      <w:r>
+        <w:rPr>
+          <w:rFonts w:ascii="Arial" w:hAnsi="Arial" w:cs="Arial"/>
+          <w:i/>
+          <w:iCs/>
+          <w:sz w:val="20"/>
+          <w:szCs w:val="20"/>
+        </w:rPr>
+        <w:t xml:space="preserve">int </w:t>
+      </w:r>
+      <w:proofErr w:type="spellStart"/>
+      <w:r>
+        <w:rPr>
+          <w:rFonts w:ascii="Arial" w:hAnsi="Arial" w:cs="Arial"/>
+          <w:i/>
+          <w:iCs/>
+          <w:sz w:val="20"/>
+          <w:szCs w:val="20"/>
+        </w:rPr>
+        <w:t>wc_</w:t>
+      </w:r>
+      <w:proofErr w:type="gramStart"/>
+      <w:r>
+        <w:rPr>
+          <w:rFonts w:ascii="Arial" w:hAnsi="Arial" w:cs="Arial"/>
+          <w:i/>
+          <w:iCs/>
+          <w:sz w:val="20"/>
+          <w:szCs w:val="20"/>
+        </w:rPr>
+        <w:t>AesSetIV</w:t>
+      </w:r>
+      <w:proofErr w:type="spellEnd"/>
+      <w:r>
+        <w:rPr>
+          <w:rFonts w:ascii="Arial" w:hAnsi="Arial" w:cs="Arial"/>
+          <w:i/>
+          <w:iCs/>
+          <w:sz w:val="20"/>
+          <w:szCs w:val="20"/>
+        </w:rPr>
+        <w:t>(</w:t>
+      </w:r>
+      <w:proofErr w:type="spellStart"/>
+      <w:proofErr w:type="gramEnd"/>
+      <w:r>
+        <w:rPr>
+          <w:rFonts w:ascii="Arial" w:hAnsi="Arial" w:cs="Arial"/>
+          <w:i/>
+          <w:iCs/>
+          <w:sz w:val="20"/>
+          <w:szCs w:val="20"/>
+        </w:rPr>
+        <w:t>Aes</w:t>
+      </w:r>
+      <w:proofErr w:type="spellEnd"/>
+      <w:r>
+        <w:rPr>
+          <w:rFonts w:ascii="Arial" w:hAnsi="Arial" w:cs="Arial"/>
+          <w:i/>
+          <w:iCs/>
+          <w:sz w:val="20"/>
+          <w:szCs w:val="20"/>
+        </w:rPr>
+        <w:t xml:space="preserve"> * </w:t>
+      </w:r>
+      <w:proofErr w:type="spellStart"/>
+      <w:r>
+        <w:rPr>
+          <w:rFonts w:ascii="Arial" w:hAnsi="Arial" w:cs="Arial"/>
+          <w:i/>
+          <w:iCs/>
+          <w:sz w:val="20"/>
+          <w:szCs w:val="20"/>
+        </w:rPr>
+        <w:t>aes</w:t>
+      </w:r>
+      <w:proofErr w:type="spellEnd"/>
+      <w:r>
+        <w:rPr>
+          <w:rFonts w:ascii="Arial" w:hAnsi="Arial" w:cs="Arial"/>
+          <w:i/>
+          <w:iCs/>
+          <w:sz w:val="20"/>
+          <w:szCs w:val="20"/>
+        </w:rPr>
+        <w:t>, const byte * iv);</w:t>
+      </w:r>
+    </w:p>
+    <w:p>
+      <w:pPr>
+        <w:spacing w:after="0" w:line="240" w:lineRule="auto"/>
+        <w:jc w:val="both"/>
+        <w:rPr>
+          <w:rFonts w:ascii="Arial" w:hAnsi="Arial" w:cs="Arial"/>
+          <w:i/>
+          <w:iCs/>
+          <w:sz w:val="20"/>
+          <w:szCs w:val="20"/>
+        </w:rPr>
+      </w:pPr>
+      <w:r>
+        <w:rPr>
+          <w:rFonts w:ascii="Arial" w:hAnsi="Arial" w:cs="Arial"/>
+          <w:i/>
+          <w:iCs/>
+          <w:sz w:val="20"/>
+          <w:szCs w:val="20"/>
+        </w:rPr>
+        <w:t xml:space="preserve">int </w:t>
+      </w:r>
+      <w:proofErr w:type="spellStart"/>
+      <w:r>
+        <w:rPr>
+          <w:rFonts w:ascii="Arial" w:hAnsi="Arial" w:cs="Arial"/>
+          <w:i/>
+          <w:iCs/>
+          <w:sz w:val="20"/>
+          <w:szCs w:val="20"/>
+        </w:rPr>
+        <w:t>wc_</w:t>
+      </w:r>
+      <w:proofErr w:type="gramStart"/>
+      <w:r>
+        <w:rPr>
+          <w:rFonts w:ascii="Arial" w:hAnsi="Arial" w:cs="Arial"/>
+          <w:i/>
+          <w:iCs/>
+          <w:sz w:val="20"/>
+          <w:szCs w:val="20"/>
+        </w:rPr>
+        <w:t>AesCbcDecrypt</w:t>
+      </w:r>
+      <w:proofErr w:type="spellEnd"/>
+      <w:r>
+        <w:rPr>
+          <w:rFonts w:ascii="Arial" w:hAnsi="Arial" w:cs="Arial"/>
+          <w:i/>
+          <w:iCs/>
+          <w:sz w:val="20"/>
+          <w:szCs w:val="20"/>
+        </w:rPr>
+        <w:t>(</w:t>
+      </w:r>
+      <w:proofErr w:type="spellStart"/>
+      <w:proofErr w:type="gramEnd"/>
+      <w:r>
+        <w:rPr>
+          <w:rFonts w:ascii="Arial" w:hAnsi="Arial" w:cs="Arial"/>
+          <w:i/>
+          <w:iCs/>
+          <w:sz w:val="20"/>
+          <w:szCs w:val="20"/>
+        </w:rPr>
+        <w:t>Aes</w:t>
+      </w:r>
+      <w:proofErr w:type="spellEnd"/>
+      <w:r>
+        <w:rPr>
+          <w:rFonts w:ascii="Arial" w:hAnsi="Arial" w:cs="Arial"/>
+          <w:i/>
+          <w:iCs/>
+          <w:sz w:val="20"/>
+          <w:szCs w:val="20"/>
+        </w:rPr>
+        <w:t xml:space="preserve"> * </w:t>
+      </w:r>
+      <w:proofErr w:type="spellStart"/>
+      <w:r>
+        <w:rPr>
+          <w:rFonts w:ascii="Arial" w:hAnsi="Arial" w:cs="Arial"/>
+          <w:i/>
+          <w:iCs/>
+          <w:sz w:val="20"/>
+          <w:szCs w:val="20"/>
+        </w:rPr>
+        <w:t>aes</w:t>
+      </w:r>
+      <w:proofErr w:type="spellEnd"/>
+      <w:r>
+        <w:rPr>
+          <w:rFonts w:ascii="Arial" w:hAnsi="Arial" w:cs="Arial"/>
+          <w:i/>
+          <w:iCs/>
+          <w:sz w:val="20"/>
+          <w:szCs w:val="20"/>
+        </w:rPr>
+        <w:t xml:space="preserve">, byte * out, const byte * in, word32 </w:t>
+      </w:r>
+      <w:proofErr w:type="spellStart"/>
+      <w:r>
+        <w:rPr>
+          <w:rFonts w:ascii="Arial" w:hAnsi="Arial" w:cs="Arial"/>
+          <w:i/>
+          <w:iCs/>
+          <w:sz w:val="20"/>
+          <w:szCs w:val="20"/>
+        </w:rPr>
+        <w:t>sz</w:t>
+      </w:r>
+      <w:proofErr w:type="spellEnd"/>
+      <w:r>
+        <w:rPr>
+          <w:rFonts w:ascii="Arial" w:hAnsi="Arial" w:cs="Arial"/>
+          <w:i/>
+          <w:iCs/>
+          <w:sz w:val="20"/>
+          <w:szCs w:val="20"/>
+        </w:rPr>
+        <w:t>);</w:t>
+      </w:r>
+    </w:p>
+    <w:p>
+      <w:pPr>
+        <w:spacing w:after="0" w:line="240" w:lineRule="auto"/>
+        <w:jc w:val="both"/>
+        <w:rPr>
+          <w:rFonts w:ascii="Arial" w:hAnsi="Arial" w:cs="Arial"/>
+          <w:i/>
+          <w:iCs/>
+          <w:sz w:val="20"/>
+          <w:szCs w:val="20"/>
+        </w:rPr>
+      </w:pPr>
+      <w:r>
+        <w:rPr>
+          <w:rFonts w:ascii="Arial" w:hAnsi="Arial" w:cs="Arial"/>
+          <w:i/>
+          <w:iCs/>
+          <w:sz w:val="20"/>
+          <w:szCs w:val="20"/>
+        </w:rPr>
+        <w:t xml:space="preserve">int wc_InitSha512(wc_Sha512 </w:t>
+      </w:r>
+      <w:proofErr w:type="gramStart"/>
+      <w:r>
+        <w:rPr>
+          <w:rFonts w:ascii="Arial" w:hAnsi="Arial" w:cs="Arial"/>
+          <w:i/>
+          <w:iCs/>
+          <w:sz w:val="20"/>
+          <w:szCs w:val="20"/>
+        </w:rPr>
+        <w:t>* )</w:t>
+      </w:r>
+      <w:proofErr w:type="gramEnd"/>
+      <w:r>
+        <w:rPr>
+          <w:rFonts w:ascii="Arial" w:hAnsi="Arial" w:cs="Arial"/>
+          <w:i/>
+          <w:iCs/>
+          <w:sz w:val="20"/>
+          <w:szCs w:val="20"/>
+        </w:rPr>
+        <w:t>;</w:t>
+      </w:r>
+    </w:p>
+    <w:p>
+      <w:pPr>
+        <w:spacing w:after="0" w:line="240" w:lineRule="auto"/>
+        <w:jc w:val="both"/>
+        <w:rPr>
+          <w:rFonts w:ascii="Arial" w:hAnsi="Arial" w:cs="Arial"/>
+          <w:i/>
+          <w:iCs/>
+          <w:sz w:val="20"/>
+          <w:szCs w:val="20"/>
+        </w:rPr>
+      </w:pPr>
+      <w:r>
+        <w:rPr>
+          <w:rFonts w:ascii="Arial" w:hAnsi="Arial" w:cs="Arial"/>
+          <w:i/>
+          <w:iCs/>
+          <w:sz w:val="20"/>
+          <w:szCs w:val="20"/>
+        </w:rPr>
+        <w:t>int wc_Sha512</w:t>
+      </w:r>
+      <w:proofErr w:type="gramStart"/>
+      <w:r>
+        <w:rPr>
+          <w:rFonts w:ascii="Arial" w:hAnsi="Arial" w:cs="Arial"/>
+          <w:i/>
+          <w:iCs/>
+          <w:sz w:val="20"/>
+          <w:szCs w:val="20"/>
+        </w:rPr>
+        <w:t>Update(</w:t>
+      </w:r>
+      <w:proofErr w:type="gramEnd"/>
+      <w:r>
+        <w:rPr>
+          <w:rFonts w:ascii="Arial" w:hAnsi="Arial" w:cs="Arial"/>
+          <w:i/>
+          <w:iCs/>
+          <w:sz w:val="20"/>
+          <w:szCs w:val="20"/>
+        </w:rPr>
+        <w:t xml:space="preserve">wc_Sha512 * sha, const byte * data, word32 </w:t>
+      </w:r>
+      <w:proofErr w:type="spellStart"/>
+      <w:r>
+        <w:rPr>
+          <w:rFonts w:ascii="Arial" w:hAnsi="Arial" w:cs="Arial"/>
+          <w:i/>
+          <w:iCs/>
+          <w:sz w:val="20"/>
+          <w:szCs w:val="20"/>
+        </w:rPr>
+        <w:t>len</w:t>
+      </w:r>
+      <w:proofErr w:type="spellEnd"/>
+      <w:r>
+        <w:rPr>
+          <w:rFonts w:ascii="Arial" w:hAnsi="Arial" w:cs="Arial"/>
+          <w:i/>
+          <w:iCs/>
+          <w:sz w:val="20"/>
+          <w:szCs w:val="20"/>
+        </w:rPr>
+        <w:t>);</w:t>
+      </w:r>
+    </w:p>
+    <w:p>
+      <w:pPr>
+        <w:spacing w:after="0" w:line="240" w:lineRule="auto"/>
+        <w:jc w:val="both"/>
+        <w:rPr>
+          <w:rFonts w:ascii="Arial" w:hAnsi="Arial" w:cs="Arial"/>
+          <w:i/>
+          <w:iCs/>
+          <w:sz w:val="20"/>
+          <w:szCs w:val="20"/>
+        </w:rPr>
+      </w:pPr>
+      <w:r>
+        <w:rPr>
+          <w:rFonts w:ascii="Arial" w:hAnsi="Arial" w:cs="Arial"/>
+          <w:i/>
+          <w:iCs/>
+          <w:sz w:val="20"/>
+          <w:szCs w:val="20"/>
+        </w:rPr>
+        <w:t>int wc_Sha512</w:t>
+      </w:r>
+      <w:proofErr w:type="gramStart"/>
+      <w:r>
+        <w:rPr>
+          <w:rFonts w:ascii="Arial" w:hAnsi="Arial" w:cs="Arial"/>
+          <w:i/>
+          <w:iCs/>
+          <w:sz w:val="20"/>
+          <w:szCs w:val="20"/>
+        </w:rPr>
+        <w:t>Final(</w:t>
+      </w:r>
+      <w:proofErr w:type="gramEnd"/>
+      <w:r>
+        <w:rPr>
+          <w:rFonts w:ascii="Arial" w:hAnsi="Arial" w:cs="Arial"/>
+          <w:i/>
+          <w:iCs/>
+          <w:sz w:val="20"/>
+          <w:szCs w:val="20"/>
+        </w:rPr>
+        <w:t>wc_Sha512 * sha512, byte * hash);</w:t>
+      </w:r>
+    </w:p>
+    <w:p>
+      <w:pPr>
+        <w:spacing w:after="0" w:line="240" w:lineRule="auto"/>
+        <w:jc w:val="both"/>
+        <w:rPr>
+          <w:rFonts w:ascii="Arial" w:hAnsi="Arial" w:cs="Arial"/>
+        </w:rPr>
+      </w:pPr>
+    </w:p>
+    <w:p>
+      <w:pPr>
+        <w:spacing w:after="0" w:line="240" w:lineRule="auto"/>
+        <w:jc w:val="both"/>
+        <w:rPr>
+          <w:rFonts w:ascii="Arial" w:hAnsi="Arial" w:cs="Arial"/>
+        </w:rPr>
+      </w:pPr>
+      <w:r>
+        <w:rPr>
+          <w:rFonts w:ascii="Arial" w:hAnsi="Arial" w:cs="Arial"/>
+        </w:rPr>
+        <w:t>As in the previous section, n</w:t>
+      </w:r>
+      <w:r>
+        <w:rPr>
+          <w:rFonts w:ascii="Arial" w:hAnsi="Arial" w:cs="Arial"/>
+        </w:rPr>
+        <w:t xml:space="preserve">ote that for CM support (as described in RFC3711), although </w:t>
+      </w:r>
+      <w:proofErr w:type="spellStart"/>
+      <w:r>
+        <w:rPr>
+          <w:rFonts w:ascii="Arial" w:hAnsi="Arial" w:cs="Arial"/>
+        </w:rPr>
+        <w:t>WolfSSL</w:t>
+      </w:r>
+      <w:proofErr w:type="spellEnd"/>
+      <w:r>
+        <w:rPr>
+          <w:rFonts w:ascii="Arial" w:hAnsi="Arial" w:cs="Arial"/>
+        </w:rPr>
+        <w:t xml:space="preserve"> supports counter mode, we will follow the implementation in the RFC due to its simplicity. Again, this is to provide additional entropy with very low additional computational complexity.</w:t>
       </w:r>
     </w:p>
     <w:p>
@@ -4729,6 +6508,7 @@
           <w:b/>
           <w:bCs/>
         </w:rPr>
+        <w:lastRenderedPageBreak/>
         <w:t>Session Key Derivation</w:t>
       </w:r>
     </w:p>
@@ -5195,7 +6975,6 @@
           <w:b/>
           <w:bCs/>
         </w:rPr>
-        <w:lastRenderedPageBreak/>
         <w:t>Packet Authentication</w:t>
       </w:r>
     </w:p>
@@ -5368,6 +7147,7 @@
           <w:i/>
           <w:iCs/>
         </w:rPr>
+        <w:lastRenderedPageBreak/>
         <w:t>An attacker should not be able to decode TV frames without a</w:t>
       </w:r>
       <w:r>
@@ -5808,7 +7588,6 @@
         <w:rPr>
           <w:rFonts w:ascii="Arial" w:hAnsi="Arial" w:cs="Arial"/>
         </w:rPr>
-        <w:lastRenderedPageBreak/>
         <w:t xml:space="preserve">Analog Devices, MAX78000FTHR, </w:t>
       </w:r>
       <w:hyperlink r:id="rId11" w:history="1">
@@ -6957,7 +8736,6 @@
   <w:style w:type="character" w:default="1" w:styleId="DefaultParagraphFont">
     <w:name w:val="Default Paragraph Font"/>
     <w:uiPriority w:val="1"/>
-    <w:semiHidden/>
     <w:unhideWhenUsed/>
   </w:style>
   <w:style w:type="table" w:default="1" w:styleId="TableNormal">

--- a/docs/eCTF Design Document.docx
+++ b/docs/eCTF Design Document.docx
@@ -992,7 +992,19 @@
         <w:rPr>
           <w:rFonts w:ascii="Arial" w:hAnsi="Arial" w:cs="Arial"/>
         </w:rPr>
-        <w:t xml:space="preserve">Device ID and </w:t>
+        <w:t>Device ID and</w:t>
+      </w:r>
+      <w:r>
+        <w:rPr>
+          <w:rFonts w:ascii="Arial" w:hAnsi="Arial" w:cs="Arial"/>
+        </w:rPr>
+        <w:t xml:space="preserve"> Key Frame Salt,</w:t>
+      </w:r>
+      <w:r>
+        <w:rPr>
+          <w:rFonts w:ascii="Arial" w:hAnsi="Arial" w:cs="Arial"/>
+        </w:rPr>
+        <w:t xml:space="preserve"> </w:t>
       </w:r>
       <m:oMath>
         <m:sSub>
@@ -1026,13 +1038,43 @@
         <w:rPr>
           <w:rFonts w:ascii="Arial" w:hAnsi="Arial" w:cs="Arial"/>
         </w:rPr>
-        <w:t>. Key size: 32 bytes. Block size: 16 bytes.</w:t>
-      </w:r>
-      <w:r>
-        <w:rPr>
-          <w:rFonts w:ascii="Arial" w:hAnsi="Arial" w:cs="Arial"/>
-        </w:rPr>
-        <w:t xml:space="preserve"> This may be combined with AES-CM as described in RFC3711 to support highest entropy. Note that RFC3711 relies on standard AES-ECB and requires</w:t>
+        <w:t xml:space="preserve">. Key size: 32 bytes. </w:t>
+      </w:r>
+      <w:r>
+        <w:br/>
+      </w:r>
+      <w:r>
+        <w:rPr>
+          <w:rFonts w:ascii="Arial" w:hAnsi="Arial" w:cs="Arial"/>
+        </w:rPr>
+        <w:t>Block size: 16 bytes.</w:t>
+      </w:r>
+      <w:r>
+        <w:rPr>
+          <w:rFonts w:ascii="Arial" w:hAnsi="Arial" w:cs="Arial"/>
+        </w:rPr>
+        <w:t xml:space="preserve"> </w:t>
+      </w:r>
+      <w:r>
+        <w:br/>
+      </w:r>
+      <w:r>
+        <w:rPr>
+          <w:rFonts w:ascii="Arial" w:hAnsi="Arial" w:cs="Arial"/>
+        </w:rPr>
+        <w:t xml:space="preserve">This </w:t>
+      </w:r>
+      <w:r>
+        <w:rPr>
+          <w:rFonts w:ascii="Arial" w:hAnsi="Arial" w:cs="Arial"/>
+        </w:rPr>
+        <w:t xml:space="preserve">encryption algorithm may </w:t>
+      </w:r>
+      <w:r>
+        <w:rPr>
+          <w:rFonts w:ascii="Arial" w:hAnsi="Arial" w:cs="Arial"/>
+        </w:rPr>
+        <w:t>be combined with AES-CM as described in RFC3711 to support highest entropy. Note that RFC3711 relies on standard AES-ECB and requires</w:t>
       </w:r>
       <w:r>
         <w:rPr>
@@ -1098,13 +1140,7 @@
         <w:rPr>
           <w:rFonts w:ascii="Arial" w:hAnsi="Arial" w:cs="Arial"/>
         </w:rPr>
-        <w:t>512</w:t>
-      </w:r>
-      <w:r>
-        <w:rPr>
-          <w:rFonts w:ascii="Arial" w:hAnsi="Arial" w:cs="Arial"/>
-        </w:rPr>
-        <w:t xml:space="preserve"> for video and subscription </w:t>
+        <w:t xml:space="preserve">512 for video and subscription </w:t>
       </w:r>
       <w:r>
         <w:rPr>
@@ -1134,7 +1170,88 @@
         <w:rPr>
           <w:rFonts w:ascii="Arial" w:hAnsi="Arial" w:cs="Arial"/>
         </w:rPr>
-        <w:t xml:space="preserve"> Hashing is performed by concatenating message to authentication keys. Care must be taken to prevent the length extension attack.</w:t>
+        <w:t xml:space="preserve"> Hashing is performed by </w:t>
+      </w:r>
+      <w:r>
+        <w:rPr>
+          <w:rFonts w:ascii="Arial" w:hAnsi="Arial" w:cs="Arial"/>
+        </w:rPr>
+        <w:t xml:space="preserve">encrypting the </w:t>
+      </w:r>
+      <w:r>
+        <w:rPr>
+          <w:rFonts w:ascii="Arial" w:hAnsi="Arial" w:cs="Arial"/>
+        </w:rPr>
+        <w:t>concatenati</w:t>
+      </w:r>
+      <w:r>
+        <w:rPr>
+          <w:rFonts w:ascii="Arial" w:hAnsi="Arial" w:cs="Arial"/>
+        </w:rPr>
+        <w:t>on of</w:t>
+      </w:r>
+      <w:r>
+        <w:rPr>
+          <w:rFonts w:ascii="Arial" w:hAnsi="Arial" w:cs="Arial"/>
+        </w:rPr>
+        <w:t xml:space="preserve"> the </w:t>
+      </w:r>
+      <w:r>
+        <w:rPr>
+          <w:rFonts w:ascii="Arial" w:hAnsi="Arial" w:cs="Arial"/>
+        </w:rPr>
+        <w:t xml:space="preserve">plaintext </w:t>
+      </w:r>
+      <w:r>
+        <w:rPr>
+          <w:rFonts w:ascii="Arial" w:hAnsi="Arial" w:cs="Arial"/>
+        </w:rPr>
+        <w:t>frame</w:t>
+      </w:r>
+      <w:r>
+        <w:rPr>
+          <w:rFonts w:ascii="Arial" w:hAnsi="Arial" w:cs="Arial"/>
+        </w:rPr>
+        <w:t xml:space="preserve"> using the Authentication Frame Key </w:t>
+      </w:r>
+      <m:oMath>
+        <m:r>
+          <w:rPr>
+            <w:rFonts w:ascii="Cambria Math" w:hAnsi="Cambria Math"/>
+          </w:rPr>
+          <m:t>K</m:t>
+        </m:r>
+        <m:sSub>
+          <m:sSubPr>
+            <m:ctrlPr>
+              <w:rPr>
+                <w:rFonts w:ascii="Cambria Math" w:hAnsi="Cambria Math"/>
+              </w:rPr>
+            </m:ctrlPr>
+          </m:sSubPr>
+          <m:e>
+            <m:r>
+              <w:rPr>
+                <w:rFonts w:ascii="Cambria Math" w:hAnsi="Cambria Math"/>
+              </w:rPr>
+              <m:t>F</m:t>
+            </m:r>
+          </m:e>
+          <m:sub>
+            <m:r>
+              <w:rPr>
+                <w:rFonts w:ascii="Cambria Math" w:hAnsi="Cambria Math"/>
+              </w:rPr>
+              <m:t>a</m:t>
+            </m:r>
+          </m:sub>
+        </m:sSub>
+      </m:oMath>
+      <w:r>
+        <w:rPr>
+          <w:rFonts w:ascii="Arial" w:hAnsi="Arial" w:cs="Arial"/>
+        </w:rPr>
+        <w:t>. Care must be taken to prevent the length extension attack.</w:t>
       </w:r>
     </w:p>
     <w:p>
@@ -2409,7 +2526,7 @@
               </wp:anchor>
             </w:drawing>
           </mc:Choice>
-          <mc:Fallback xmlns:a14="http://schemas.microsoft.com/office/drawing/2010/main" xmlns:pic="http://schemas.openxmlformats.org/drawingml/2006/picture" xmlns:a="http://schemas.openxmlformats.org/drawingml/2006/main">
+          <mc:Fallback xmlns:a="http://schemas.openxmlformats.org/drawingml/2006/main" xmlns:pic="http://schemas.openxmlformats.org/drawingml/2006/picture" xmlns:a14="http://schemas.microsoft.com/office/drawing/2010/main">
             <w:pict>
               <v:rect id="Rectangle 12" style="position:absolute;margin-left:232.2pt;margin-top:18.65pt;width:22.8pt;height:12pt;z-index:251669504;visibility:visible;mso-wrap-style:square;mso-height-percent:0;mso-wrap-distance-left:9pt;mso-wrap-distance-top:0;mso-wrap-distance-right:9pt;mso-wrap-distance-bottom:0;mso-position-horizontal:absolute;mso-position-horizontal-relative:margin;mso-position-vertical:absolute;mso-position-vertical-relative:text;mso-height-percent:0;mso-height-relative:margin;v-text-anchor:middle" o:spid="_x0000_s1026" fillcolor="white [3212]" stroked="f" strokeweight="1pt" w14:anchorId="12A4619F" o:gfxdata="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">
                 <w10:wrap anchorx="margin"/>
@@ -2494,7 +2611,6 @@
         <w:rPr>
           <w:rFonts w:ascii="Arial" w:hAnsi="Arial" w:cs="Arial"/>
         </w:rPr>
-        <w:lastRenderedPageBreak/>
         <w:t>512-bit/64-byte video frame: encrypted by AES-256-CBC/CM scheme. Padding and/or truncation may be needed to comply with the 16-byte encryption block size.</w:t>
       </w:r>
     </w:p>
@@ -5035,7 +5151,7 @@
               </wp:anchor>
             </w:drawing>
           </mc:Choice>
-          <mc:Fallback xmlns:a14="http://schemas.microsoft.com/office/drawing/2010/main" xmlns:pic="http://schemas.openxmlformats.org/drawingml/2006/picture" xmlns:a="http://schemas.openxmlformats.org/drawingml/2006/main">
+          <mc:Fallback xmlns:a="http://schemas.openxmlformats.org/drawingml/2006/main" xmlns:pic="http://schemas.openxmlformats.org/drawingml/2006/picture" xmlns:a14="http://schemas.microsoft.com/office/drawing/2010/main">
             <w:pict>
               <v:rect id="Rectangle 12" style="position:absolute;margin-left:232.2pt;margin-top:18.65pt;width:22.8pt;height:12pt;z-index:251699200;visibility:visible;mso-wrap-style:square;mso-height-percent:0;mso-wrap-distance-left:9pt;mso-wrap-distance-top:0;mso-wrap-distance-right:9pt;mso-wrap-distance-bottom:0;mso-position-horizontal:absolute;mso-position-horizontal-relative:margin;mso-position-vertical:absolute;mso-position-vertical-relative:text;mso-height-percent:0;mso-height-relative:margin;v-text-anchor:middle" o:spid="_x0000_s1026" fillcolor="white [3212]" stroked="f" strokeweight="1pt" w14:anchorId="061D71E9" o:gfxdata="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">
                 <w10:wrap anchorx="margin"/>
@@ -5394,13 +5510,7 @@
         <w:rPr>
           <w:rFonts w:ascii="Arial" w:hAnsi="Arial" w:cs="Arial"/>
         </w:rPr>
-        <w:t xml:space="preserve"> </w:t>
-      </w:r>
-      <w:r>
-        <w:rPr>
-          <w:rFonts w:ascii="Arial" w:hAnsi="Arial" w:cs="Arial"/>
-        </w:rPr>
-        <w:t>These are the APIs:</w:t>
+        <w:t xml:space="preserve"> These are the APIs:</w:t>
       </w:r>
     </w:p>
     <w:p>
@@ -5851,13 +5961,7 @@
         <w:rPr>
           <w:rFonts w:ascii="Arial" w:hAnsi="Arial" w:cs="Arial"/>
         </w:rPr>
-        <w:t xml:space="preserve"> </w:t>
-      </w:r>
-      <w:r>
-        <w:rPr>
-          <w:rFonts w:ascii="Arial" w:hAnsi="Arial" w:cs="Arial"/>
-        </w:rPr>
-        <w:t>These are the APIs:</w:t>
+        <w:t xml:space="preserve"> These are the APIs:</w:t>
       </w:r>
     </w:p>
     <w:p>
@@ -6416,13 +6520,7 @@
         <w:rPr>
           <w:rFonts w:ascii="Arial" w:hAnsi="Arial" w:cs="Arial"/>
         </w:rPr>
-        <w:t>As in the previous section, n</w:t>
-      </w:r>
-      <w:r>
-        <w:rPr>
-          <w:rFonts w:ascii="Arial" w:hAnsi="Arial" w:cs="Arial"/>
-        </w:rPr>
-        <w:t xml:space="preserve">ote that for CM support (as described in RFC3711), although </w:t>
+        <w:t xml:space="preserve">As in the previous section, note that for CM support (as described in RFC3711), although </w:t>
       </w:r>
       <w:proofErr w:type="spellStart"/>
       <w:r>
@@ -6508,7 +6606,6 @@
           <w:b/>
           <w:bCs/>
         </w:rPr>
-        <w:lastRenderedPageBreak/>
         <w:t>Session Key Derivation</w:t>
       </w:r>
     </w:p>
@@ -7013,7 +7110,7 @@
         <w:spacing w:after="0" w:line="240" w:lineRule="auto"/>
         <w:jc w:val="both"/>
         <w:rPr>
-          <w:rFonts w:ascii="Arial" w:hAnsi="Arial" w:cs="Arial"/>
+          <w:rFonts w:ascii="Arial" w:eastAsiaTheme="minorEastAsia" w:hAnsi="Arial" w:cs="Arial"/>
         </w:rPr>
       </w:pPr>
     </w:p>
@@ -7039,6 +7136,87 @@
           <w:b/>
           <w:bCs/>
         </w:rPr>
+        <w:t>Video Frame Compression</w:t>
+      </w:r>
+    </w:p>
+    <w:p>
+      <w:pPr>
+        <w:spacing w:after="0" w:line="240" w:lineRule="auto"/>
+        <w:jc w:val="both"/>
+        <w:rPr>
+          <w:rFonts w:ascii="Arial" w:hAnsi="Arial" w:cs="Arial"/>
+          <w:b/>
+          <w:bCs/>
+        </w:rPr>
+      </w:pPr>
+    </w:p>
+    <w:p>
+      <w:pPr>
+        <w:spacing w:after="0" w:line="240" w:lineRule="auto"/>
+        <w:jc w:val="both"/>
+        <w:rPr>
+          <w:rFonts w:ascii="Arial" w:hAnsi="Arial" w:cs="Arial"/>
+        </w:rPr>
+      </w:pPr>
+      <w:r>
+        <w:rPr>
+          <w:rFonts w:ascii="Arial" w:hAnsi="Arial" w:cs="Arial"/>
+        </w:rPr>
+        <w:t xml:space="preserve">In addition to encryption and authentication, the system will also include a “video compression” stage where the encoder and decoder will rely on </w:t>
+      </w:r>
+      <w:r>
+        <w:rPr>
+          <w:rFonts w:ascii="Arial" w:hAnsi="Arial" w:cs="Arial"/>
+          <w:i/>
+          <w:iCs/>
+        </w:rPr>
+        <w:t>Run-Length Encoding</w:t>
+      </w:r>
+      <w:r>
+        <w:rPr>
+          <w:rFonts w:ascii="Arial" w:hAnsi="Arial" w:cs="Arial"/>
+        </w:rPr>
+        <w:t xml:space="preserve"> (RLE) to respectively compress and decompress the 8x8 ASCII video frames during </w:t>
+      </w:r>
+      <w:r>
+        <w:rPr>
+          <w:rFonts w:ascii="Arial" w:hAnsi="Arial" w:cs="Arial"/>
+        </w:rPr>
+        <w:lastRenderedPageBreak/>
+        <w:t>preprocessing. The RLE functionality will be written from scratch without needing external libraries. Compression will be performed before encryption and authentication. Decompression will be performed after authentication validation and decryption.</w:t>
+      </w:r>
+    </w:p>
+    <w:p>
+      <w:pPr>
+        <w:spacing w:after="0" w:line="240" w:lineRule="auto"/>
+        <w:jc w:val="both"/>
+        <w:rPr>
+          <w:rFonts w:ascii="Arial" w:hAnsi="Arial" w:cs="Arial"/>
+        </w:rPr>
+      </w:pPr>
+    </w:p>
+    <w:p>
+      <w:pPr>
+        <w:pStyle w:val="ListParagraph"/>
+        <w:numPr>
+          <w:ilvl w:val="0"/>
+          <w:numId w:val="1"/>
+        </w:numPr>
+        <w:spacing w:after="0" w:line="240" w:lineRule="auto"/>
+        <w:ind w:left="360"/>
+        <w:jc w:val="both"/>
+        <w:rPr>
+          <w:rFonts w:ascii="Arial" w:hAnsi="Arial" w:cs="Arial"/>
+          <w:b/>
+          <w:bCs/>
+        </w:rPr>
+      </w:pPr>
+      <w:r>
+        <w:rPr>
+          <w:rFonts w:ascii="Arial" w:hAnsi="Arial" w:cs="Arial"/>
+          <w:b/>
+          <w:bCs/>
+        </w:rPr>
         <w:t xml:space="preserve">Compliance with </w:t>
       </w:r>
       <w:r>
@@ -7147,7 +7325,6 @@
           <w:i/>
           <w:iCs/>
         </w:rPr>
-        <w:lastRenderedPageBreak/>
         <w:t>An attacker should not be able to decode TV frames without a</w:t>
       </w:r>
       <w:r>

--- a/docs/eCTF Design Document.docx
+++ b/docs/eCTF Design Document.docx
@@ -119,7 +119,7 @@
         <w:pStyle w:val="ListParagraph"/>
         <w:numPr>
           <w:ilvl w:val="0"/>
-          <w:numId w:val="1"/>
+          <w:numId w:val="3"/>
         </w:numPr>
         <w:spacing w:after="0" w:line="240" w:lineRule="auto"/>
         <w:ind w:left="360"/>
@@ -491,7 +491,7 @@
         <w:pStyle w:val="ListParagraph"/>
         <w:numPr>
           <w:ilvl w:val="0"/>
-          <w:numId w:val="2"/>
+          <w:numId w:val="4"/>
         </w:numPr>
         <w:spacing w:after="0" w:line="240" w:lineRule="auto"/>
         <w:ind w:left="360"/>
@@ -530,7 +530,7 @@
         <w:pStyle w:val="ListParagraph"/>
         <w:numPr>
           <w:ilvl w:val="1"/>
-          <w:numId w:val="2"/>
+          <w:numId w:val="4"/>
         </w:numPr>
         <w:spacing w:after="0" w:line="240" w:lineRule="auto"/>
         <w:jc w:val="both"/>
@@ -590,7 +590,7 @@
         <w:pStyle w:val="ListParagraph"/>
         <w:numPr>
           <w:ilvl w:val="1"/>
-          <w:numId w:val="2"/>
+          <w:numId w:val="4"/>
         </w:numPr>
         <w:spacing w:after="0" w:line="240" w:lineRule="auto"/>
         <w:jc w:val="both"/>
@@ -650,7 +650,7 @@
         <w:pStyle w:val="ListParagraph"/>
         <w:numPr>
           <w:ilvl w:val="1"/>
-          <w:numId w:val="2"/>
+          <w:numId w:val="4"/>
         </w:numPr>
         <w:spacing w:after="0" w:line="240" w:lineRule="auto"/>
         <w:jc w:val="both"/>
@@ -710,7 +710,7 @@
         <w:pStyle w:val="ListParagraph"/>
         <w:numPr>
           <w:ilvl w:val="1"/>
-          <w:numId w:val="2"/>
+          <w:numId w:val="4"/>
         </w:numPr>
         <w:spacing w:after="0" w:line="240" w:lineRule="auto"/>
         <w:jc w:val="both"/>
@@ -770,7 +770,7 @@
         <w:pStyle w:val="ListParagraph"/>
         <w:numPr>
           <w:ilvl w:val="1"/>
-          <w:numId w:val="2"/>
+          <w:numId w:val="4"/>
         </w:numPr>
         <w:spacing w:after="0" w:line="240" w:lineRule="auto"/>
         <w:jc w:val="both"/>
@@ -830,7 +830,7 @@
         <w:pStyle w:val="ListParagraph"/>
         <w:numPr>
           <w:ilvl w:val="1"/>
-          <w:numId w:val="2"/>
+          <w:numId w:val="4"/>
         </w:numPr>
         <w:spacing w:after="0" w:line="240" w:lineRule="auto"/>
         <w:jc w:val="both"/>
@@ -901,7 +901,7 @@
         <w:pStyle w:val="ListParagraph"/>
         <w:numPr>
           <w:ilvl w:val="0"/>
-          <w:numId w:val="2"/>
+          <w:numId w:val="4"/>
         </w:numPr>
         <w:spacing w:after="0" w:line="240" w:lineRule="auto"/>
         <w:ind w:left="360"/>
@@ -1105,7 +1105,7 @@
         <w:pStyle w:val="ListParagraph"/>
         <w:numPr>
           <w:ilvl w:val="0"/>
-          <w:numId w:val="2"/>
+          <w:numId w:val="4"/>
         </w:numPr>
         <w:spacing w:after="0" w:line="240" w:lineRule="auto"/>
         <w:ind w:left="360"/>
@@ -1292,7 +1292,7 @@
         <w:pStyle w:val="ListParagraph"/>
         <w:numPr>
           <w:ilvl w:val="0"/>
-          <w:numId w:val="1"/>
+          <w:numId w:val="3"/>
         </w:numPr>
         <w:spacing w:after="0" w:line="240" w:lineRule="auto"/>
         <w:ind w:left="360"/>
@@ -2556,7 +2556,7 @@
         <w:pStyle w:val="ListParagraph"/>
         <w:numPr>
           <w:ilvl w:val="0"/>
-          <w:numId w:val="3"/>
+          <w:numId w:val="5"/>
         </w:numPr>
         <w:spacing w:after="0" w:line="240" w:lineRule="auto"/>
         <w:ind w:left="360"/>
@@ -2571,6 +2571,1458 @@
         </w:rPr>
         <w:t>32-bit/4-byte channel number: encrypted by AES-256-CBC/CM scheme.</w:t>
       </w:r>
+    </w:p>
+    <w:p>
+      <w:pPr>
+        <w:pStyle w:val="ListParagraph"/>
+        <w:numPr>
+          <w:ilvl w:val="0"/>
+          <w:numId w:val="5"/>
+        </w:numPr>
+        <w:spacing w:after="0" w:line="240" w:lineRule="auto"/>
+        <w:ind w:left="360"/>
+        <w:jc w:val="both"/>
+        <w:rPr>
+          <w:rFonts w:ascii="Arial" w:hAnsi="Arial" w:cs="Arial"/>
+        </w:rPr>
+      </w:pPr>
+      <w:r>
+        <w:rPr>
+          <w:rFonts w:ascii="Arial" w:hAnsi="Arial" w:cs="Arial"/>
+        </w:rPr>
+        <w:t>64-bit/8-byte timestamp: encrypted by AES-256-CBC/CM scheme.</w:t>
+      </w:r>
+    </w:p>
+    <w:p>
+      <w:pPr>
+        <w:pStyle w:val="ListParagraph"/>
+        <w:numPr>
+          <w:ilvl w:val="0"/>
+          <w:numId w:val="5"/>
+        </w:numPr>
+        <w:spacing w:after="0" w:line="240" w:lineRule="auto"/>
+        <w:ind w:left="360"/>
+        <w:jc w:val="both"/>
+        <w:rPr>
+          <w:rFonts w:ascii="Arial" w:hAnsi="Arial" w:cs="Arial"/>
+        </w:rPr>
+      </w:pPr>
+      <w:r>
+        <w:rPr>
+          <w:rFonts w:ascii="Arial" w:hAnsi="Arial" w:cs="Arial"/>
+        </w:rPr>
+        <w:t>512-bit/64-byte video frame: encrypted by AES-256-CBC/CM scheme. Padding and/or truncation may be needed to comply with the 16-byte encryption block size.</w:t>
+      </w:r>
+    </w:p>
+    <w:p>
+      <w:pPr>
+        <w:pStyle w:val="ListParagraph"/>
+        <w:numPr>
+          <w:ilvl w:val="0"/>
+          <w:numId w:val="5"/>
+        </w:numPr>
+        <w:spacing w:after="0" w:line="240" w:lineRule="auto"/>
+        <w:ind w:left="360"/>
+        <w:jc w:val="both"/>
+        <w:rPr>
+          <w:rFonts w:ascii="Arial" w:hAnsi="Arial" w:cs="Arial"/>
+        </w:rPr>
+      </w:pPr>
+      <w:r>
+        <w:rPr>
+          <w:rFonts w:ascii="Arial" w:hAnsi="Arial" w:cs="Arial"/>
+        </w:rPr>
+        <w:t>512-bit/64-byte</w:t>
+      </w:r>
+      <w:r>
+        <w:rPr>
+          <w:rFonts w:ascii="Arial" w:hAnsi="Arial" w:cs="Arial"/>
+          <w:i/>
+          <w:iCs/>
+        </w:rPr>
+        <w:t xml:space="preserve"> Hash-based Message Authentication Code</w:t>
+      </w:r>
+      <w:r>
+        <w:rPr>
+          <w:rFonts w:ascii="Arial" w:hAnsi="Arial" w:cs="Arial"/>
+        </w:rPr>
+        <w:t xml:space="preserve"> (HMAC): Authenticates the encrypted section of the packet. It follows the SHA256 scheme indicated above.</w:t>
+      </w:r>
+    </w:p>
+    <w:p>
+      <w:pPr>
+        <w:spacing w:after="0" w:line="240" w:lineRule="auto"/>
+        <w:jc w:val="both"/>
+        <w:rPr>
+          <w:rFonts w:ascii="Arial" w:hAnsi="Arial" w:cs="Arial"/>
+        </w:rPr>
+      </w:pPr>
+    </w:p>
+    <w:p>
+      <w:pPr>
+        <w:spacing w:after="0" w:line="240" w:lineRule="auto"/>
+        <w:jc w:val="both"/>
+        <w:rPr>
+          <w:rFonts w:ascii="Arial" w:hAnsi="Arial" w:cs="Arial"/>
+        </w:rPr>
+      </w:pPr>
+      <w:r>
+        <w:rPr>
+          <w:rFonts w:ascii="Arial" w:hAnsi="Arial" w:cs="Arial"/>
+        </w:rPr>
+        <w:t xml:space="preserve">Packing, encryption and authentication must </w:t>
+      </w:r>
+      <w:r>
+        <w:rPr>
+          <w:rFonts w:ascii="Arial" w:hAnsi="Arial" w:cs="Arial"/>
+        </w:rPr>
+        <w:t xml:space="preserve">be </w:t>
+      </w:r>
+      <w:r>
+        <w:rPr>
+          <w:rFonts w:ascii="Arial" w:hAnsi="Arial" w:cs="Arial"/>
+        </w:rPr>
+        <w:t>performed by the encoder (or encryptor) in the following python class member</w:t>
+      </w:r>
+      <w:r>
+        <w:rPr>
+          <w:rFonts w:ascii="Arial" w:hAnsi="Arial" w:cs="Arial"/>
+        </w:rPr>
+        <w:t xml:space="preserve"> in </w:t>
+      </w:r>
+      <w:r>
+        <w:rPr>
+          <w:rFonts w:ascii="Arial" w:hAnsi="Arial" w:cs="Arial"/>
+          <w:i/>
+          <w:iCs/>
+        </w:rPr>
+        <w:t>design/ectf25_design/</w:t>
+      </w:r>
+      <w:r>
+        <w:rPr>
+          <w:rFonts w:ascii="Arial" w:hAnsi="Arial" w:cs="Arial"/>
+          <w:i/>
+          <w:iCs/>
+        </w:rPr>
+        <w:t>encoder</w:t>
+      </w:r>
+      <w:r>
+        <w:rPr>
+          <w:rFonts w:ascii="Arial" w:hAnsi="Arial" w:cs="Arial"/>
+          <w:i/>
+          <w:iCs/>
+        </w:rPr>
+        <w:t>.py</w:t>
+      </w:r>
+    </w:p>
+    <w:p>
+      <w:pPr>
+        <w:spacing w:after="0" w:line="240" w:lineRule="auto"/>
+        <w:jc w:val="both"/>
+        <w:rPr>
+          <w:rFonts w:ascii="Arial" w:hAnsi="Arial" w:cs="Arial"/>
+        </w:rPr>
+      </w:pPr>
+    </w:p>
+    <w:p>
+      <w:pPr>
+        <w:spacing w:after="0" w:line="240" w:lineRule="auto"/>
+        <w:jc w:val="both"/>
+        <w:rPr>
+          <w:rFonts w:ascii="Arial" w:hAnsi="Arial" w:cs="Arial"/>
+          <w:i/>
+          <w:iCs/>
+        </w:rPr>
+      </w:pPr>
+      <w:r>
+        <w:rPr>
+          <w:rFonts w:ascii="Arial" w:hAnsi="Arial" w:cs="Arial"/>
+          <w:i/>
+          <w:iCs/>
+        </w:rPr>
+        <w:t xml:space="preserve">def </w:t>
+      </w:r>
+      <w:proofErr w:type="gramStart"/>
+      <w:r>
+        <w:rPr>
+          <w:rFonts w:ascii="Arial" w:hAnsi="Arial" w:cs="Arial"/>
+          <w:i/>
+          <w:iCs/>
+        </w:rPr>
+        <w:t>encode(</w:t>
+      </w:r>
+      <w:proofErr w:type="gramEnd"/>
+      <w:r>
+        <w:rPr>
+          <w:rFonts w:ascii="Arial" w:hAnsi="Arial" w:cs="Arial"/>
+          <w:i/>
+          <w:iCs/>
+        </w:rPr>
+        <w:t xml:space="preserve">self, channel: int, frame: bytes, timestamp: int) -&gt; bytes </w:t>
+      </w:r>
+    </w:p>
+    <w:p>
+      <w:pPr>
+        <w:spacing w:after="0" w:line="240" w:lineRule="auto"/>
+        <w:jc w:val="both"/>
+        <w:rPr>
+          <w:rFonts w:ascii="Arial" w:hAnsi="Arial" w:cs="Arial"/>
+        </w:rPr>
+      </w:pPr>
+    </w:p>
+    <w:p>
+      <w:pPr>
+        <w:spacing w:after="0" w:line="240" w:lineRule="auto"/>
+        <w:jc w:val="both"/>
+        <w:rPr>
+          <w:rFonts w:ascii="Arial" w:hAnsi="Arial" w:cs="Arial"/>
+        </w:rPr>
+      </w:pPr>
+      <w:r>
+        <w:rPr>
+          <w:rFonts w:ascii="Arial" w:hAnsi="Arial" w:cs="Arial"/>
+        </w:rPr>
+        <w:t xml:space="preserve">The </w:t>
+      </w:r>
+      <w:proofErr w:type="spellStart"/>
+      <w:r>
+        <w:rPr>
+          <w:rFonts w:ascii="Arial" w:hAnsi="Arial" w:cs="Arial"/>
+        </w:rPr>
+        <w:t>pycrypto</w:t>
+      </w:r>
+      <w:r>
+        <w:rPr>
+          <w:rFonts w:ascii="Arial" w:hAnsi="Arial" w:cs="Arial"/>
+        </w:rPr>
+        <w:t>dome</w:t>
+      </w:r>
+      <w:proofErr w:type="spellEnd"/>
+      <w:r>
+        <w:rPr>
+          <w:rFonts w:ascii="Arial" w:hAnsi="Arial" w:cs="Arial"/>
+        </w:rPr>
+        <w:t xml:space="preserve"> package supports all needed encryption (AES-256-CBC) and HMAC capabilities (SHA256).</w:t>
+      </w:r>
+      <w:r>
+        <w:rPr>
+          <w:rFonts w:ascii="Arial" w:hAnsi="Arial" w:cs="Arial"/>
+        </w:rPr>
+        <w:t xml:space="preserve"> These are the APIs:</w:t>
+      </w:r>
+    </w:p>
+    <w:p>
+      <w:pPr>
+        <w:spacing w:after="0" w:line="240" w:lineRule="auto"/>
+        <w:jc w:val="both"/>
+        <w:rPr>
+          <w:rFonts w:ascii="Arial" w:hAnsi="Arial" w:cs="Arial"/>
+        </w:rPr>
+      </w:pPr>
+    </w:p>
+    <w:p>
+      <w:pPr>
+        <w:spacing w:after="0" w:line="240" w:lineRule="auto"/>
+        <w:jc w:val="both"/>
+        <w:rPr>
+          <w:rFonts w:ascii="Arial" w:hAnsi="Arial" w:cs="Arial"/>
+          <w:i/>
+          <w:iCs/>
+          <w:sz w:val="20"/>
+          <w:szCs w:val="20"/>
+        </w:rPr>
+      </w:pPr>
+      <w:proofErr w:type="spellStart"/>
+      <w:proofErr w:type="gramStart"/>
+      <w:r>
+        <w:rPr>
+          <w:rFonts w:ascii="Arial" w:hAnsi="Arial" w:cs="Arial"/>
+          <w:i/>
+          <w:iCs/>
+          <w:sz w:val="20"/>
+          <w:szCs w:val="20"/>
+        </w:rPr>
+        <w:t>Crypto.Cipher.AES.new</w:t>
+      </w:r>
+      <w:proofErr w:type="spellEnd"/>
+      <w:r>
+        <w:rPr>
+          <w:rFonts w:ascii="Arial" w:hAnsi="Arial" w:cs="Arial"/>
+          <w:i/>
+          <w:iCs/>
+          <w:sz w:val="20"/>
+          <w:szCs w:val="20"/>
+        </w:rPr>
+        <w:t>(</w:t>
+      </w:r>
+      <w:proofErr w:type="gramEnd"/>
+      <w:r>
+        <w:rPr>
+          <w:rFonts w:ascii="Arial" w:hAnsi="Arial" w:cs="Arial"/>
+          <w:i/>
+          <w:iCs/>
+          <w:sz w:val="20"/>
+          <w:szCs w:val="20"/>
+        </w:rPr>
+        <w:t>key, mode, *</w:t>
+      </w:r>
+      <w:proofErr w:type="spellStart"/>
+      <w:r>
+        <w:rPr>
+          <w:rFonts w:ascii="Arial" w:hAnsi="Arial" w:cs="Arial"/>
+          <w:i/>
+          <w:iCs/>
+          <w:sz w:val="20"/>
+          <w:szCs w:val="20"/>
+        </w:rPr>
+        <w:t>args</w:t>
+      </w:r>
+      <w:proofErr w:type="spellEnd"/>
+      <w:r>
+        <w:rPr>
+          <w:rFonts w:ascii="Arial" w:hAnsi="Arial" w:cs="Arial"/>
+          <w:i/>
+          <w:iCs/>
+          <w:sz w:val="20"/>
+          <w:szCs w:val="20"/>
+        </w:rPr>
+        <w:t>, **</w:t>
+      </w:r>
+      <w:proofErr w:type="spellStart"/>
+      <w:r>
+        <w:rPr>
+          <w:rFonts w:ascii="Arial" w:hAnsi="Arial" w:cs="Arial"/>
+          <w:i/>
+          <w:iCs/>
+          <w:sz w:val="20"/>
+          <w:szCs w:val="20"/>
+        </w:rPr>
+        <w:t>kwargs</w:t>
+      </w:r>
+      <w:proofErr w:type="spellEnd"/>
+      <w:r>
+        <w:rPr>
+          <w:rFonts w:ascii="Arial" w:hAnsi="Arial" w:cs="Arial"/>
+          <w:i/>
+          <w:iCs/>
+          <w:sz w:val="20"/>
+          <w:szCs w:val="20"/>
+        </w:rPr>
+        <w:t>) (requiring to set key, IV and cipher)</w:t>
+      </w:r>
+    </w:p>
+    <w:p>
+      <w:pPr>
+        <w:spacing w:after="0" w:line="240" w:lineRule="auto"/>
+        <w:jc w:val="both"/>
+        <w:rPr>
+          <w:rFonts w:ascii="Arial" w:hAnsi="Arial" w:cs="Arial"/>
+          <w:i/>
+          <w:iCs/>
+          <w:sz w:val="20"/>
+          <w:szCs w:val="20"/>
+        </w:rPr>
+      </w:pPr>
+      <w:proofErr w:type="spellStart"/>
+      <w:r>
+        <w:rPr>
+          <w:rFonts w:ascii="Arial" w:hAnsi="Arial" w:cs="Arial"/>
+          <w:i/>
+          <w:iCs/>
+          <w:sz w:val="20"/>
+          <w:szCs w:val="20"/>
+        </w:rPr>
+        <w:t>Crypto.Cipher.AES.encrypt_and_digest</w:t>
+      </w:r>
+      <w:proofErr w:type="spellEnd"/>
+      <w:r>
+        <w:rPr>
+          <w:rFonts w:ascii="Arial" w:hAnsi="Arial" w:cs="Arial"/>
+          <w:i/>
+          <w:iCs/>
+          <w:sz w:val="20"/>
+          <w:szCs w:val="20"/>
+        </w:rPr>
+        <w:t>(plaintext)</w:t>
+      </w:r>
+    </w:p>
+    <w:p>
+      <w:pPr>
+        <w:spacing w:after="0" w:line="240" w:lineRule="auto"/>
+        <w:jc w:val="both"/>
+        <w:rPr>
+          <w:rFonts w:ascii="Arial" w:hAnsi="Arial" w:cs="Arial"/>
+          <w:i/>
+          <w:iCs/>
+          <w:sz w:val="20"/>
+          <w:szCs w:val="20"/>
+        </w:rPr>
+      </w:pPr>
+      <w:proofErr w:type="gramStart"/>
+      <w:r>
+        <w:rPr>
+          <w:rFonts w:ascii="Arial" w:hAnsi="Arial" w:cs="Arial"/>
+          <w:i/>
+          <w:iCs/>
+          <w:sz w:val="20"/>
+          <w:szCs w:val="20"/>
+        </w:rPr>
+        <w:t>Crypto.Hash.SHA512.new(</w:t>
+      </w:r>
+      <w:proofErr w:type="gramEnd"/>
+      <w:r>
+        <w:rPr>
+          <w:rFonts w:ascii="Arial" w:hAnsi="Arial" w:cs="Arial"/>
+          <w:i/>
+          <w:iCs/>
+          <w:sz w:val="20"/>
+          <w:szCs w:val="20"/>
+        </w:rPr>
+        <w:t>data, truncate)</w:t>
+      </w:r>
+    </w:p>
+    <w:p>
+      <w:pPr>
+        <w:spacing w:after="0" w:line="240" w:lineRule="auto"/>
+        <w:jc w:val="both"/>
+        <w:rPr>
+          <w:rFonts w:ascii="Arial" w:hAnsi="Arial" w:cs="Arial"/>
+          <w:i/>
+          <w:iCs/>
+          <w:sz w:val="20"/>
+          <w:szCs w:val="20"/>
+        </w:rPr>
+      </w:pPr>
+      <w:proofErr w:type="gramStart"/>
+      <w:r>
+        <w:rPr>
+          <w:rFonts w:ascii="Arial" w:hAnsi="Arial" w:cs="Arial"/>
+          <w:i/>
+          <w:iCs/>
+          <w:sz w:val="20"/>
+          <w:szCs w:val="20"/>
+        </w:rPr>
+        <w:t>Crypto.Hash.SHA512.update</w:t>
+      </w:r>
+      <w:proofErr w:type="gramEnd"/>
+      <w:r>
+        <w:rPr>
+          <w:rFonts w:ascii="Arial" w:hAnsi="Arial" w:cs="Arial"/>
+          <w:i/>
+          <w:iCs/>
+          <w:sz w:val="20"/>
+          <w:szCs w:val="20"/>
+        </w:rPr>
+        <w:t>(message)</w:t>
+      </w:r>
+    </w:p>
+    <w:p>
+      <w:pPr>
+        <w:spacing w:after="0" w:line="240" w:lineRule="auto"/>
+        <w:jc w:val="both"/>
+        <w:rPr>
+          <w:rFonts w:ascii="Arial" w:hAnsi="Arial" w:cs="Arial"/>
+          <w:i/>
+          <w:iCs/>
+          <w:sz w:val="20"/>
+          <w:szCs w:val="20"/>
+        </w:rPr>
+      </w:pPr>
+      <w:proofErr w:type="spellStart"/>
+      <w:proofErr w:type="gramStart"/>
+      <w:r>
+        <w:rPr>
+          <w:rFonts w:ascii="Arial" w:hAnsi="Arial" w:cs="Arial"/>
+          <w:i/>
+          <w:iCs/>
+          <w:sz w:val="20"/>
+          <w:szCs w:val="20"/>
+        </w:rPr>
+        <w:t>Crypto.Hash.HMAC.new</w:t>
+      </w:r>
+      <w:proofErr w:type="spellEnd"/>
+      <w:r>
+        <w:rPr>
+          <w:rFonts w:ascii="Arial" w:hAnsi="Arial" w:cs="Arial"/>
+          <w:i/>
+          <w:iCs/>
+          <w:sz w:val="20"/>
+          <w:szCs w:val="20"/>
+        </w:rPr>
+        <w:t>(</w:t>
+      </w:r>
+      <w:proofErr w:type="gramEnd"/>
+      <w:r>
+        <w:rPr>
+          <w:rFonts w:ascii="Arial" w:hAnsi="Arial" w:cs="Arial"/>
+          <w:i/>
+          <w:iCs/>
+          <w:sz w:val="20"/>
+          <w:szCs w:val="20"/>
+        </w:rPr>
+        <w:t xml:space="preserve">Authentication Frame Key, Message, </w:t>
+      </w:r>
+      <w:proofErr w:type="spellStart"/>
+      <w:r>
+        <w:rPr>
+          <w:rFonts w:ascii="Arial" w:hAnsi="Arial" w:cs="Arial"/>
+          <w:i/>
+          <w:iCs/>
+          <w:sz w:val="20"/>
+          <w:szCs w:val="20"/>
+        </w:rPr>
+        <w:t>digestmod</w:t>
+      </w:r>
+      <w:proofErr w:type="spellEnd"/>
+      <w:r>
+        <w:rPr>
+          <w:rFonts w:ascii="Arial" w:hAnsi="Arial" w:cs="Arial"/>
+          <w:i/>
+          <w:iCs/>
+          <w:sz w:val="20"/>
+          <w:szCs w:val="20"/>
+        </w:rPr>
+        <w:t>=SHA256)</w:t>
+      </w:r>
+    </w:p>
+    <w:p>
+      <w:pPr>
+        <w:spacing w:after="0" w:line="240" w:lineRule="auto"/>
+        <w:jc w:val="both"/>
+        <w:rPr>
+          <w:rFonts w:ascii="Arial" w:hAnsi="Arial" w:cs="Arial"/>
+        </w:rPr>
+      </w:pPr>
+    </w:p>
+    <w:p>
+      <w:pPr>
+        <w:spacing w:after="0" w:line="240" w:lineRule="auto"/>
+        <w:jc w:val="both"/>
+        <w:rPr>
+          <w:rFonts w:ascii="Arial" w:hAnsi="Arial" w:cs="Arial"/>
+        </w:rPr>
+      </w:pPr>
+      <w:r>
+        <w:rPr>
+          <w:rFonts w:ascii="Arial" w:hAnsi="Arial" w:cs="Arial"/>
+        </w:rPr>
+        <w:t>Authentication</w:t>
+      </w:r>
+      <w:r>
+        <w:rPr>
+          <w:rFonts w:ascii="Arial" w:hAnsi="Arial" w:cs="Arial"/>
+        </w:rPr>
+        <w:t xml:space="preserve"> validation</w:t>
+      </w:r>
+      <w:r>
+        <w:rPr>
+          <w:rFonts w:ascii="Arial" w:hAnsi="Arial" w:cs="Arial"/>
+        </w:rPr>
+        <w:t xml:space="preserve">, decryption and unpacking must be performed by the embedded C code in </w:t>
+      </w:r>
+      <w:r>
+        <w:rPr>
+          <w:rFonts w:ascii="Arial" w:hAnsi="Arial" w:cs="Arial"/>
+          <w:i/>
+          <w:iCs/>
+        </w:rPr>
+        <w:t>/decoder/</w:t>
+      </w:r>
+      <w:proofErr w:type="spellStart"/>
+      <w:r>
+        <w:rPr>
+          <w:rFonts w:ascii="Arial" w:hAnsi="Arial" w:cs="Arial"/>
+          <w:i/>
+          <w:iCs/>
+        </w:rPr>
+        <w:t>src</w:t>
+      </w:r>
+      <w:proofErr w:type="spellEnd"/>
+      <w:r>
+        <w:rPr>
+          <w:rFonts w:ascii="Arial" w:hAnsi="Arial" w:cs="Arial"/>
+          <w:i/>
+          <w:iCs/>
+        </w:rPr>
+        <w:t>/</w:t>
+      </w:r>
+      <w:proofErr w:type="spellStart"/>
+      <w:r>
+        <w:rPr>
+          <w:rFonts w:ascii="Arial" w:hAnsi="Arial" w:cs="Arial"/>
+          <w:i/>
+          <w:iCs/>
+        </w:rPr>
+        <w:t>decoder.c</w:t>
+      </w:r>
+      <w:proofErr w:type="spellEnd"/>
+      <w:r>
+        <w:rPr>
+          <w:rFonts w:ascii="Arial" w:hAnsi="Arial" w:cs="Arial"/>
+        </w:rPr>
+        <w:t>:</w:t>
+      </w:r>
+    </w:p>
+    <w:p>
+      <w:pPr>
+        <w:spacing w:after="0" w:line="240" w:lineRule="auto"/>
+        <w:jc w:val="both"/>
+        <w:rPr>
+          <w:rFonts w:ascii="Arial" w:hAnsi="Arial" w:cs="Arial"/>
+        </w:rPr>
+      </w:pPr>
+    </w:p>
+    <w:p>
+      <w:pPr>
+        <w:spacing w:after="0" w:line="240" w:lineRule="auto"/>
+        <w:jc w:val="both"/>
+        <w:rPr>
+          <w:rFonts w:ascii="Arial" w:hAnsi="Arial" w:cs="Arial"/>
+          <w:i/>
+          <w:iCs/>
+        </w:rPr>
+      </w:pPr>
+      <w:r>
+        <w:rPr>
+          <w:rFonts w:ascii="Arial" w:hAnsi="Arial" w:cs="Arial"/>
+          <w:i/>
+          <w:iCs/>
+        </w:rPr>
+        <w:t xml:space="preserve">int </w:t>
+      </w:r>
+      <w:proofErr w:type="gramStart"/>
+      <w:r>
+        <w:rPr>
+          <w:rFonts w:ascii="Arial" w:hAnsi="Arial" w:cs="Arial"/>
+          <w:i/>
+          <w:iCs/>
+        </w:rPr>
+        <w:t>decode(</w:t>
+      </w:r>
+      <w:proofErr w:type="spellStart"/>
+      <w:proofErr w:type="gramEnd"/>
+      <w:r>
+        <w:rPr>
+          <w:rFonts w:ascii="Arial" w:hAnsi="Arial" w:cs="Arial"/>
+          <w:i/>
+          <w:iCs/>
+        </w:rPr>
+        <w:t>pkt_len_t</w:t>
+      </w:r>
+      <w:proofErr w:type="spellEnd"/>
+      <w:r>
+        <w:rPr>
+          <w:rFonts w:ascii="Arial" w:hAnsi="Arial" w:cs="Arial"/>
+          <w:i/>
+          <w:iCs/>
+        </w:rPr>
+        <w:t xml:space="preserve"> </w:t>
+      </w:r>
+      <w:proofErr w:type="spellStart"/>
+      <w:r>
+        <w:rPr>
+          <w:rFonts w:ascii="Arial" w:hAnsi="Arial" w:cs="Arial"/>
+          <w:i/>
+          <w:iCs/>
+        </w:rPr>
+        <w:t>pkt_len</w:t>
+      </w:r>
+      <w:proofErr w:type="spellEnd"/>
+      <w:r>
+        <w:rPr>
+          <w:rFonts w:ascii="Arial" w:hAnsi="Arial" w:cs="Arial"/>
+          <w:i/>
+          <w:iCs/>
+        </w:rPr>
+        <w:t xml:space="preserve">, </w:t>
+      </w:r>
+      <w:proofErr w:type="spellStart"/>
+      <w:r>
+        <w:rPr>
+          <w:rFonts w:ascii="Arial" w:hAnsi="Arial" w:cs="Arial"/>
+          <w:i/>
+          <w:iCs/>
+        </w:rPr>
+        <w:t>frame_packet_t</w:t>
+      </w:r>
+      <w:proofErr w:type="spellEnd"/>
+      <w:r>
+        <w:rPr>
+          <w:rFonts w:ascii="Arial" w:hAnsi="Arial" w:cs="Arial"/>
+          <w:i/>
+          <w:iCs/>
+        </w:rPr>
+        <w:t xml:space="preserve"> *</w:t>
+      </w:r>
+      <w:proofErr w:type="spellStart"/>
+      <w:r>
+        <w:rPr>
+          <w:rFonts w:ascii="Arial" w:hAnsi="Arial" w:cs="Arial"/>
+          <w:i/>
+          <w:iCs/>
+        </w:rPr>
+        <w:t>new_frame</w:t>
+      </w:r>
+      <w:proofErr w:type="spellEnd"/>
+      <w:r>
+        <w:rPr>
+          <w:rFonts w:ascii="Arial" w:hAnsi="Arial" w:cs="Arial"/>
+          <w:i/>
+          <w:iCs/>
+        </w:rPr>
+        <w:t>);</w:t>
+      </w:r>
+    </w:p>
+    <w:p>
+      <w:pPr>
+        <w:spacing w:after="0" w:line="240" w:lineRule="auto"/>
+        <w:jc w:val="both"/>
+        <w:rPr>
+          <w:rFonts w:ascii="Arial" w:hAnsi="Arial" w:cs="Arial"/>
+        </w:rPr>
+      </w:pPr>
+    </w:p>
+    <w:p>
+      <w:pPr>
+        <w:spacing w:after="0" w:line="240" w:lineRule="auto"/>
+        <w:jc w:val="both"/>
+        <w:rPr>
+          <w:rFonts w:ascii="Arial" w:hAnsi="Arial" w:cs="Arial"/>
+        </w:rPr>
+      </w:pPr>
+      <w:r>
+        <w:rPr>
+          <w:rFonts w:ascii="Arial" w:hAnsi="Arial" w:cs="Arial"/>
+        </w:rPr>
+        <w:t xml:space="preserve">The </w:t>
+      </w:r>
+      <w:proofErr w:type="spellStart"/>
+      <w:r>
+        <w:rPr>
+          <w:rFonts w:ascii="Arial" w:hAnsi="Arial" w:cs="Arial"/>
+        </w:rPr>
+        <w:t>wolfSSL</w:t>
+      </w:r>
+      <w:proofErr w:type="spellEnd"/>
+      <w:r>
+        <w:rPr>
+          <w:rFonts w:ascii="Arial" w:hAnsi="Arial" w:cs="Arial"/>
+        </w:rPr>
+        <w:t xml:space="preserve"> library supports all needed encryption (AES-256-CBC) and HMAC capabilities (SHA256)</w:t>
+      </w:r>
+      <w:r>
+        <w:rPr>
+          <w:rFonts w:ascii="Arial" w:hAnsi="Arial" w:cs="Arial"/>
+        </w:rPr>
+        <w:t>. These are the APIs:</w:t>
+      </w:r>
+    </w:p>
+    <w:p>
+      <w:pPr>
+        <w:spacing w:after="0" w:line="240" w:lineRule="auto"/>
+        <w:jc w:val="both"/>
+        <w:rPr>
+          <w:rFonts w:ascii="Arial" w:hAnsi="Arial" w:cs="Arial"/>
+        </w:rPr>
+      </w:pPr>
+    </w:p>
+    <w:p>
+      <w:pPr>
+        <w:spacing w:after="0" w:line="240" w:lineRule="auto"/>
+        <w:jc w:val="both"/>
+        <w:rPr>
+          <w:rFonts w:ascii="Arial" w:hAnsi="Arial" w:cs="Arial"/>
+          <w:i/>
+          <w:iCs/>
+          <w:sz w:val="20"/>
+          <w:szCs w:val="20"/>
+        </w:rPr>
+      </w:pPr>
+      <w:r>
+        <w:rPr>
+          <w:rFonts w:ascii="Arial" w:hAnsi="Arial" w:cs="Arial"/>
+          <w:i/>
+          <w:iCs/>
+          <w:sz w:val="20"/>
+          <w:szCs w:val="20"/>
+        </w:rPr>
+        <w:t xml:space="preserve">int </w:t>
+      </w:r>
+      <w:proofErr w:type="spellStart"/>
+      <w:r>
+        <w:rPr>
+          <w:rFonts w:ascii="Arial" w:hAnsi="Arial" w:cs="Arial"/>
+          <w:i/>
+          <w:iCs/>
+          <w:sz w:val="20"/>
+          <w:szCs w:val="20"/>
+        </w:rPr>
+        <w:t>wc_</w:t>
+      </w:r>
+      <w:proofErr w:type="gramStart"/>
+      <w:r>
+        <w:rPr>
+          <w:rFonts w:ascii="Arial" w:hAnsi="Arial" w:cs="Arial"/>
+          <w:i/>
+          <w:iCs/>
+          <w:sz w:val="20"/>
+          <w:szCs w:val="20"/>
+        </w:rPr>
+        <w:t>AesSetKey</w:t>
+      </w:r>
+      <w:proofErr w:type="spellEnd"/>
+      <w:r>
+        <w:rPr>
+          <w:rFonts w:ascii="Arial" w:hAnsi="Arial" w:cs="Arial"/>
+          <w:i/>
+          <w:iCs/>
+          <w:sz w:val="20"/>
+          <w:szCs w:val="20"/>
+        </w:rPr>
+        <w:t>(</w:t>
+      </w:r>
+      <w:proofErr w:type="spellStart"/>
+      <w:proofErr w:type="gramEnd"/>
+      <w:r>
+        <w:rPr>
+          <w:rFonts w:ascii="Arial" w:hAnsi="Arial" w:cs="Arial"/>
+          <w:i/>
+          <w:iCs/>
+          <w:sz w:val="20"/>
+          <w:szCs w:val="20"/>
+        </w:rPr>
+        <w:t>Aes</w:t>
+      </w:r>
+      <w:proofErr w:type="spellEnd"/>
+      <w:r>
+        <w:rPr>
+          <w:rFonts w:ascii="Arial" w:hAnsi="Arial" w:cs="Arial"/>
+          <w:i/>
+          <w:iCs/>
+          <w:sz w:val="20"/>
+          <w:szCs w:val="20"/>
+        </w:rPr>
+        <w:t xml:space="preserve"> * </w:t>
+      </w:r>
+      <w:proofErr w:type="spellStart"/>
+      <w:r>
+        <w:rPr>
+          <w:rFonts w:ascii="Arial" w:hAnsi="Arial" w:cs="Arial"/>
+          <w:i/>
+          <w:iCs/>
+          <w:sz w:val="20"/>
+          <w:szCs w:val="20"/>
+        </w:rPr>
+        <w:t>aes</w:t>
+      </w:r>
+      <w:proofErr w:type="spellEnd"/>
+      <w:r>
+        <w:rPr>
+          <w:rFonts w:ascii="Arial" w:hAnsi="Arial" w:cs="Arial"/>
+          <w:i/>
+          <w:iCs/>
+          <w:sz w:val="20"/>
+          <w:szCs w:val="20"/>
+        </w:rPr>
+        <w:t xml:space="preserve">, const byte * key, word32 </w:t>
+      </w:r>
+      <w:proofErr w:type="spellStart"/>
+      <w:r>
+        <w:rPr>
+          <w:rFonts w:ascii="Arial" w:hAnsi="Arial" w:cs="Arial"/>
+          <w:i/>
+          <w:iCs/>
+          <w:sz w:val="20"/>
+          <w:szCs w:val="20"/>
+        </w:rPr>
+        <w:t>len</w:t>
+      </w:r>
+      <w:proofErr w:type="spellEnd"/>
+      <w:r>
+        <w:rPr>
+          <w:rFonts w:ascii="Arial" w:hAnsi="Arial" w:cs="Arial"/>
+          <w:i/>
+          <w:iCs/>
+          <w:sz w:val="20"/>
+          <w:szCs w:val="20"/>
+        </w:rPr>
+        <w:t xml:space="preserve">, const byte * iv, int </w:t>
+      </w:r>
+      <w:proofErr w:type="spellStart"/>
+      <w:r>
+        <w:rPr>
+          <w:rFonts w:ascii="Arial" w:hAnsi="Arial" w:cs="Arial"/>
+          <w:i/>
+          <w:iCs/>
+          <w:sz w:val="20"/>
+          <w:szCs w:val="20"/>
+        </w:rPr>
+        <w:t>dir</w:t>
+      </w:r>
+      <w:proofErr w:type="spellEnd"/>
+      <w:r>
+        <w:rPr>
+          <w:rFonts w:ascii="Arial" w:hAnsi="Arial" w:cs="Arial"/>
+          <w:i/>
+          <w:iCs/>
+          <w:sz w:val="20"/>
+          <w:szCs w:val="20"/>
+        </w:rPr>
+        <w:t>);</w:t>
+      </w:r>
+    </w:p>
+    <w:p>
+      <w:pPr>
+        <w:spacing w:after="0" w:line="240" w:lineRule="auto"/>
+        <w:jc w:val="both"/>
+        <w:rPr>
+          <w:rFonts w:ascii="Arial" w:hAnsi="Arial" w:cs="Arial"/>
+          <w:i/>
+          <w:iCs/>
+          <w:sz w:val="20"/>
+          <w:szCs w:val="20"/>
+        </w:rPr>
+      </w:pPr>
+      <w:r>
+        <w:rPr>
+          <w:rFonts w:ascii="Arial" w:hAnsi="Arial" w:cs="Arial"/>
+          <w:i/>
+          <w:iCs/>
+          <w:sz w:val="20"/>
+          <w:szCs w:val="20"/>
+        </w:rPr>
+        <w:t xml:space="preserve">int </w:t>
+      </w:r>
+      <w:proofErr w:type="spellStart"/>
+      <w:r>
+        <w:rPr>
+          <w:rFonts w:ascii="Arial" w:hAnsi="Arial" w:cs="Arial"/>
+          <w:i/>
+          <w:iCs/>
+          <w:sz w:val="20"/>
+          <w:szCs w:val="20"/>
+        </w:rPr>
+        <w:t>wc_</w:t>
+      </w:r>
+      <w:proofErr w:type="gramStart"/>
+      <w:r>
+        <w:rPr>
+          <w:rFonts w:ascii="Arial" w:hAnsi="Arial" w:cs="Arial"/>
+          <w:i/>
+          <w:iCs/>
+          <w:sz w:val="20"/>
+          <w:szCs w:val="20"/>
+        </w:rPr>
+        <w:t>AesSetIV</w:t>
+      </w:r>
+      <w:proofErr w:type="spellEnd"/>
+      <w:r>
+        <w:rPr>
+          <w:rFonts w:ascii="Arial" w:hAnsi="Arial" w:cs="Arial"/>
+          <w:i/>
+          <w:iCs/>
+          <w:sz w:val="20"/>
+          <w:szCs w:val="20"/>
+        </w:rPr>
+        <w:t>(</w:t>
+      </w:r>
+      <w:proofErr w:type="spellStart"/>
+      <w:proofErr w:type="gramEnd"/>
+      <w:r>
+        <w:rPr>
+          <w:rFonts w:ascii="Arial" w:hAnsi="Arial" w:cs="Arial"/>
+          <w:i/>
+          <w:iCs/>
+          <w:sz w:val="20"/>
+          <w:szCs w:val="20"/>
+        </w:rPr>
+        <w:t>Aes</w:t>
+      </w:r>
+      <w:proofErr w:type="spellEnd"/>
+      <w:r>
+        <w:rPr>
+          <w:rFonts w:ascii="Arial" w:hAnsi="Arial" w:cs="Arial"/>
+          <w:i/>
+          <w:iCs/>
+          <w:sz w:val="20"/>
+          <w:szCs w:val="20"/>
+        </w:rPr>
+        <w:t xml:space="preserve"> * </w:t>
+      </w:r>
+      <w:proofErr w:type="spellStart"/>
+      <w:r>
+        <w:rPr>
+          <w:rFonts w:ascii="Arial" w:hAnsi="Arial" w:cs="Arial"/>
+          <w:i/>
+          <w:iCs/>
+          <w:sz w:val="20"/>
+          <w:szCs w:val="20"/>
+        </w:rPr>
+        <w:t>aes</w:t>
+      </w:r>
+      <w:proofErr w:type="spellEnd"/>
+      <w:r>
+        <w:rPr>
+          <w:rFonts w:ascii="Arial" w:hAnsi="Arial" w:cs="Arial"/>
+          <w:i/>
+          <w:iCs/>
+          <w:sz w:val="20"/>
+          <w:szCs w:val="20"/>
+        </w:rPr>
+        <w:t>, const byte * iv);</w:t>
+      </w:r>
+    </w:p>
+    <w:p>
+      <w:pPr>
+        <w:spacing w:after="0" w:line="240" w:lineRule="auto"/>
+        <w:jc w:val="both"/>
+        <w:rPr>
+          <w:rFonts w:ascii="Arial" w:hAnsi="Arial" w:cs="Arial"/>
+          <w:i/>
+          <w:iCs/>
+          <w:sz w:val="20"/>
+          <w:szCs w:val="20"/>
+        </w:rPr>
+      </w:pPr>
+      <w:r>
+        <w:rPr>
+          <w:rFonts w:ascii="Arial" w:hAnsi="Arial" w:cs="Arial"/>
+          <w:i/>
+          <w:iCs/>
+          <w:sz w:val="20"/>
+          <w:szCs w:val="20"/>
+        </w:rPr>
+        <w:t xml:space="preserve">int </w:t>
+      </w:r>
+      <w:proofErr w:type="spellStart"/>
+      <w:r>
+        <w:rPr>
+          <w:rFonts w:ascii="Arial" w:hAnsi="Arial" w:cs="Arial"/>
+          <w:i/>
+          <w:iCs/>
+          <w:sz w:val="20"/>
+          <w:szCs w:val="20"/>
+        </w:rPr>
+        <w:t>wc_</w:t>
+      </w:r>
+      <w:proofErr w:type="gramStart"/>
+      <w:r>
+        <w:rPr>
+          <w:rFonts w:ascii="Arial" w:hAnsi="Arial" w:cs="Arial"/>
+          <w:i/>
+          <w:iCs/>
+          <w:sz w:val="20"/>
+          <w:szCs w:val="20"/>
+        </w:rPr>
+        <w:t>AesCbcEncrypt</w:t>
+      </w:r>
+      <w:proofErr w:type="spellEnd"/>
+      <w:r>
+        <w:rPr>
+          <w:rFonts w:ascii="Arial" w:hAnsi="Arial" w:cs="Arial"/>
+          <w:i/>
+          <w:iCs/>
+          <w:sz w:val="20"/>
+          <w:szCs w:val="20"/>
+        </w:rPr>
+        <w:t>(</w:t>
+      </w:r>
+      <w:proofErr w:type="spellStart"/>
+      <w:proofErr w:type="gramEnd"/>
+      <w:r>
+        <w:rPr>
+          <w:rFonts w:ascii="Arial" w:hAnsi="Arial" w:cs="Arial"/>
+          <w:i/>
+          <w:iCs/>
+          <w:sz w:val="20"/>
+          <w:szCs w:val="20"/>
+        </w:rPr>
+        <w:t>Aes</w:t>
+      </w:r>
+      <w:proofErr w:type="spellEnd"/>
+      <w:r>
+        <w:rPr>
+          <w:rFonts w:ascii="Arial" w:hAnsi="Arial" w:cs="Arial"/>
+          <w:i/>
+          <w:iCs/>
+          <w:sz w:val="20"/>
+          <w:szCs w:val="20"/>
+        </w:rPr>
+        <w:t xml:space="preserve"> * </w:t>
+      </w:r>
+      <w:proofErr w:type="spellStart"/>
+      <w:r>
+        <w:rPr>
+          <w:rFonts w:ascii="Arial" w:hAnsi="Arial" w:cs="Arial"/>
+          <w:i/>
+          <w:iCs/>
+          <w:sz w:val="20"/>
+          <w:szCs w:val="20"/>
+        </w:rPr>
+        <w:t>aes</w:t>
+      </w:r>
+      <w:proofErr w:type="spellEnd"/>
+      <w:r>
+        <w:rPr>
+          <w:rFonts w:ascii="Arial" w:hAnsi="Arial" w:cs="Arial"/>
+          <w:i/>
+          <w:iCs/>
+          <w:sz w:val="20"/>
+          <w:szCs w:val="20"/>
+        </w:rPr>
+        <w:t xml:space="preserve">, byte * out, const byte * in, word32 </w:t>
+      </w:r>
+      <w:proofErr w:type="spellStart"/>
+      <w:r>
+        <w:rPr>
+          <w:rFonts w:ascii="Arial" w:hAnsi="Arial" w:cs="Arial"/>
+          <w:i/>
+          <w:iCs/>
+          <w:sz w:val="20"/>
+          <w:szCs w:val="20"/>
+        </w:rPr>
+        <w:t>sz</w:t>
+      </w:r>
+      <w:proofErr w:type="spellEnd"/>
+      <w:r>
+        <w:rPr>
+          <w:rFonts w:ascii="Arial" w:hAnsi="Arial" w:cs="Arial"/>
+          <w:i/>
+          <w:iCs/>
+          <w:sz w:val="20"/>
+          <w:szCs w:val="20"/>
+        </w:rPr>
+        <w:t>);</w:t>
+      </w:r>
+    </w:p>
+    <w:p>
+      <w:pPr>
+        <w:spacing w:after="0" w:line="240" w:lineRule="auto"/>
+        <w:jc w:val="both"/>
+        <w:rPr>
+          <w:rFonts w:ascii="Arial" w:hAnsi="Arial" w:cs="Arial"/>
+          <w:i/>
+          <w:iCs/>
+          <w:sz w:val="20"/>
+          <w:szCs w:val="20"/>
+        </w:rPr>
+      </w:pPr>
+      <w:r>
+        <w:rPr>
+          <w:rFonts w:ascii="Arial" w:hAnsi="Arial" w:cs="Arial"/>
+          <w:i/>
+          <w:iCs/>
+          <w:sz w:val="20"/>
+          <w:szCs w:val="20"/>
+        </w:rPr>
+        <w:t xml:space="preserve">int </w:t>
+      </w:r>
+      <w:proofErr w:type="spellStart"/>
+      <w:r>
+        <w:rPr>
+          <w:rFonts w:ascii="Arial" w:hAnsi="Arial" w:cs="Arial"/>
+          <w:i/>
+          <w:iCs/>
+          <w:sz w:val="20"/>
+          <w:szCs w:val="20"/>
+        </w:rPr>
+        <w:t>wc_</w:t>
+      </w:r>
+      <w:proofErr w:type="gramStart"/>
+      <w:r>
+        <w:rPr>
+          <w:rFonts w:ascii="Arial" w:hAnsi="Arial" w:cs="Arial"/>
+          <w:i/>
+          <w:iCs/>
+          <w:sz w:val="20"/>
+          <w:szCs w:val="20"/>
+        </w:rPr>
+        <w:t>AesCbcDecrypt</w:t>
+      </w:r>
+      <w:proofErr w:type="spellEnd"/>
+      <w:r>
+        <w:rPr>
+          <w:rFonts w:ascii="Arial" w:hAnsi="Arial" w:cs="Arial"/>
+          <w:i/>
+          <w:iCs/>
+          <w:sz w:val="20"/>
+          <w:szCs w:val="20"/>
+        </w:rPr>
+        <w:t>(</w:t>
+      </w:r>
+      <w:proofErr w:type="spellStart"/>
+      <w:proofErr w:type="gramEnd"/>
+      <w:r>
+        <w:rPr>
+          <w:rFonts w:ascii="Arial" w:hAnsi="Arial" w:cs="Arial"/>
+          <w:i/>
+          <w:iCs/>
+          <w:sz w:val="20"/>
+          <w:szCs w:val="20"/>
+        </w:rPr>
+        <w:t>Aes</w:t>
+      </w:r>
+      <w:proofErr w:type="spellEnd"/>
+      <w:r>
+        <w:rPr>
+          <w:rFonts w:ascii="Arial" w:hAnsi="Arial" w:cs="Arial"/>
+          <w:i/>
+          <w:iCs/>
+          <w:sz w:val="20"/>
+          <w:szCs w:val="20"/>
+        </w:rPr>
+        <w:t xml:space="preserve"> * </w:t>
+      </w:r>
+      <w:proofErr w:type="spellStart"/>
+      <w:r>
+        <w:rPr>
+          <w:rFonts w:ascii="Arial" w:hAnsi="Arial" w:cs="Arial"/>
+          <w:i/>
+          <w:iCs/>
+          <w:sz w:val="20"/>
+          <w:szCs w:val="20"/>
+        </w:rPr>
+        <w:t>aes</w:t>
+      </w:r>
+      <w:proofErr w:type="spellEnd"/>
+      <w:r>
+        <w:rPr>
+          <w:rFonts w:ascii="Arial" w:hAnsi="Arial" w:cs="Arial"/>
+          <w:i/>
+          <w:iCs/>
+          <w:sz w:val="20"/>
+          <w:szCs w:val="20"/>
+        </w:rPr>
+        <w:t xml:space="preserve">, byte * out, const byte * in, word32 </w:t>
+      </w:r>
+      <w:proofErr w:type="spellStart"/>
+      <w:r>
+        <w:rPr>
+          <w:rFonts w:ascii="Arial" w:hAnsi="Arial" w:cs="Arial"/>
+          <w:i/>
+          <w:iCs/>
+          <w:sz w:val="20"/>
+          <w:szCs w:val="20"/>
+        </w:rPr>
+        <w:t>sz</w:t>
+      </w:r>
+      <w:proofErr w:type="spellEnd"/>
+      <w:r>
+        <w:rPr>
+          <w:rFonts w:ascii="Arial" w:hAnsi="Arial" w:cs="Arial"/>
+          <w:i/>
+          <w:iCs/>
+          <w:sz w:val="20"/>
+          <w:szCs w:val="20"/>
+        </w:rPr>
+        <w:t>);</w:t>
+      </w:r>
+    </w:p>
+    <w:p>
+      <w:pPr>
+        <w:spacing w:after="0" w:line="240" w:lineRule="auto"/>
+        <w:jc w:val="both"/>
+        <w:rPr>
+          <w:rFonts w:ascii="Arial" w:hAnsi="Arial" w:cs="Arial"/>
+          <w:i/>
+          <w:iCs/>
+          <w:sz w:val="20"/>
+          <w:szCs w:val="20"/>
+        </w:rPr>
+      </w:pPr>
+      <w:r>
+        <w:rPr>
+          <w:rFonts w:ascii="Arial" w:hAnsi="Arial" w:cs="Arial"/>
+          <w:i/>
+          <w:iCs/>
+          <w:sz w:val="20"/>
+          <w:szCs w:val="20"/>
+        </w:rPr>
+        <w:t xml:space="preserve">int wc_InitSha512(wc_Sha512 </w:t>
+      </w:r>
+      <w:proofErr w:type="gramStart"/>
+      <w:r>
+        <w:rPr>
+          <w:rFonts w:ascii="Arial" w:hAnsi="Arial" w:cs="Arial"/>
+          <w:i/>
+          <w:iCs/>
+          <w:sz w:val="20"/>
+          <w:szCs w:val="20"/>
+        </w:rPr>
+        <w:t>* )</w:t>
+      </w:r>
+      <w:proofErr w:type="gramEnd"/>
+      <w:r>
+        <w:rPr>
+          <w:rFonts w:ascii="Arial" w:hAnsi="Arial" w:cs="Arial"/>
+          <w:i/>
+          <w:iCs/>
+          <w:sz w:val="20"/>
+          <w:szCs w:val="20"/>
+        </w:rPr>
+        <w:t>;</w:t>
+      </w:r>
+    </w:p>
+    <w:p>
+      <w:pPr>
+        <w:spacing w:after="0" w:line="240" w:lineRule="auto"/>
+        <w:jc w:val="both"/>
+        <w:rPr>
+          <w:rFonts w:ascii="Arial" w:hAnsi="Arial" w:cs="Arial"/>
+          <w:i/>
+          <w:iCs/>
+          <w:sz w:val="20"/>
+          <w:szCs w:val="20"/>
+        </w:rPr>
+      </w:pPr>
+      <w:r>
+        <w:rPr>
+          <w:rFonts w:ascii="Arial" w:hAnsi="Arial" w:cs="Arial"/>
+          <w:i/>
+          <w:iCs/>
+          <w:sz w:val="20"/>
+          <w:szCs w:val="20"/>
+        </w:rPr>
+        <w:t>int wc_Sha512</w:t>
+      </w:r>
+      <w:proofErr w:type="gramStart"/>
+      <w:r>
+        <w:rPr>
+          <w:rFonts w:ascii="Arial" w:hAnsi="Arial" w:cs="Arial"/>
+          <w:i/>
+          <w:iCs/>
+          <w:sz w:val="20"/>
+          <w:szCs w:val="20"/>
+        </w:rPr>
+        <w:t>Update(</w:t>
+      </w:r>
+      <w:proofErr w:type="gramEnd"/>
+      <w:r>
+        <w:rPr>
+          <w:rFonts w:ascii="Arial" w:hAnsi="Arial" w:cs="Arial"/>
+          <w:i/>
+          <w:iCs/>
+          <w:sz w:val="20"/>
+          <w:szCs w:val="20"/>
+        </w:rPr>
+        <w:t xml:space="preserve">wc_Sha512 * sha, const byte * data, word32 </w:t>
+      </w:r>
+      <w:proofErr w:type="spellStart"/>
+      <w:r>
+        <w:rPr>
+          <w:rFonts w:ascii="Arial" w:hAnsi="Arial" w:cs="Arial"/>
+          <w:i/>
+          <w:iCs/>
+          <w:sz w:val="20"/>
+          <w:szCs w:val="20"/>
+        </w:rPr>
+        <w:t>len</w:t>
+      </w:r>
+      <w:proofErr w:type="spellEnd"/>
+      <w:r>
+        <w:rPr>
+          <w:rFonts w:ascii="Arial" w:hAnsi="Arial" w:cs="Arial"/>
+          <w:i/>
+          <w:iCs/>
+          <w:sz w:val="20"/>
+          <w:szCs w:val="20"/>
+        </w:rPr>
+        <w:t>);</w:t>
+      </w:r>
+    </w:p>
+    <w:p>
+      <w:pPr>
+        <w:spacing w:after="0" w:line="240" w:lineRule="auto"/>
+        <w:jc w:val="both"/>
+        <w:rPr>
+          <w:rFonts w:ascii="Arial" w:hAnsi="Arial" w:cs="Arial"/>
+          <w:i/>
+          <w:iCs/>
+          <w:sz w:val="20"/>
+          <w:szCs w:val="20"/>
+        </w:rPr>
+      </w:pPr>
+      <w:r>
+        <w:rPr>
+          <w:rFonts w:ascii="Arial" w:hAnsi="Arial" w:cs="Arial"/>
+          <w:i/>
+          <w:iCs/>
+          <w:sz w:val="20"/>
+          <w:szCs w:val="20"/>
+        </w:rPr>
+        <w:t>int wc_Sha512</w:t>
+      </w:r>
+      <w:proofErr w:type="gramStart"/>
+      <w:r>
+        <w:rPr>
+          <w:rFonts w:ascii="Arial" w:hAnsi="Arial" w:cs="Arial"/>
+          <w:i/>
+          <w:iCs/>
+          <w:sz w:val="20"/>
+          <w:szCs w:val="20"/>
+        </w:rPr>
+        <w:t>Final(</w:t>
+      </w:r>
+      <w:proofErr w:type="gramEnd"/>
+      <w:r>
+        <w:rPr>
+          <w:rFonts w:ascii="Arial" w:hAnsi="Arial" w:cs="Arial"/>
+          <w:i/>
+          <w:iCs/>
+          <w:sz w:val="20"/>
+          <w:szCs w:val="20"/>
+        </w:rPr>
+        <w:t>wc_Sha512 * sha512, byte * hash);</w:t>
+      </w:r>
+    </w:p>
+    <w:p>
+      <w:pPr>
+        <w:spacing w:after="0" w:line="240" w:lineRule="auto"/>
+        <w:jc w:val="both"/>
+        <w:rPr>
+          <w:rFonts w:ascii="Arial" w:hAnsi="Arial" w:cs="Arial"/>
+          <w:i/>
+          <w:iCs/>
+        </w:rPr>
+      </w:pPr>
+    </w:p>
+    <w:p>
+      <w:pPr>
+        <w:spacing w:after="0" w:line="240" w:lineRule="auto"/>
+        <w:jc w:val="both"/>
+        <w:rPr>
+          <w:rFonts w:ascii="Arial" w:hAnsi="Arial" w:cs="Arial"/>
+        </w:rPr>
+      </w:pPr>
+      <w:r>
+        <w:rPr>
+          <w:rFonts w:ascii="Arial" w:hAnsi="Arial" w:cs="Arial"/>
+        </w:rPr>
+        <w:t xml:space="preserve">Note that for CM support (as described in RFC3711), although </w:t>
+      </w:r>
+      <w:proofErr w:type="spellStart"/>
+      <w:r>
+        <w:rPr>
+          <w:rFonts w:ascii="Arial" w:hAnsi="Arial" w:cs="Arial"/>
+        </w:rPr>
+        <w:t>WolfSSL</w:t>
+      </w:r>
+      <w:proofErr w:type="spellEnd"/>
+      <w:r>
+        <w:rPr>
+          <w:rFonts w:ascii="Arial" w:hAnsi="Arial" w:cs="Arial"/>
+        </w:rPr>
+        <w:t xml:space="preserve"> supports counter mode, we will follow the implementation in the RFC due to its simplicity. Again, this is to provide additional entropy with very low additional computational complexity.</w:t>
+      </w:r>
+    </w:p>
+    <w:p>
+      <w:pPr>
+        <w:spacing w:after="0" w:line="240" w:lineRule="auto"/>
+        <w:jc w:val="both"/>
+        <w:rPr>
+          <w:rFonts w:ascii="Arial" w:hAnsi="Arial" w:cs="Arial"/>
+        </w:rPr>
+      </w:pPr>
     </w:p>
     <w:p>
       <w:pPr>
@@ -2584,1389 +4036,6 @@
         <w:jc w:val="both"/>
         <w:rPr>
           <w:rFonts w:ascii="Arial" w:hAnsi="Arial" w:cs="Arial"/>
-        </w:rPr>
-      </w:pPr>
-      <w:r>
-        <w:rPr>
-          <w:rFonts w:ascii="Arial" w:hAnsi="Arial" w:cs="Arial"/>
-        </w:rPr>
-        <w:t>64-bit/8-byte timestamp: encrypted by AES-256-CBC/CM scheme.</w:t>
-      </w:r>
-    </w:p>
-    <w:p>
-      <w:pPr>
-        <w:pStyle w:val="ListParagraph"/>
-        <w:numPr>
-          <w:ilvl w:val="0"/>
-          <w:numId w:val="3"/>
-        </w:numPr>
-        <w:spacing w:after="0" w:line="240" w:lineRule="auto"/>
-        <w:ind w:left="360"/>
-        <w:jc w:val="both"/>
-        <w:rPr>
-          <w:rFonts w:ascii="Arial" w:hAnsi="Arial" w:cs="Arial"/>
-        </w:rPr>
-      </w:pPr>
-      <w:r>
-        <w:rPr>
-          <w:rFonts w:ascii="Arial" w:hAnsi="Arial" w:cs="Arial"/>
-        </w:rPr>
-        <w:t>512-bit/64-byte video frame: encrypted by AES-256-CBC/CM scheme. Padding and/or truncation may be needed to comply with the 16-byte encryption block size.</w:t>
-      </w:r>
-    </w:p>
-    <w:p>
-      <w:pPr>
-        <w:pStyle w:val="ListParagraph"/>
-        <w:numPr>
-          <w:ilvl w:val="0"/>
-          <w:numId w:val="3"/>
-        </w:numPr>
-        <w:spacing w:after="0" w:line="240" w:lineRule="auto"/>
-        <w:ind w:left="360"/>
-        <w:jc w:val="both"/>
-        <w:rPr>
-          <w:rFonts w:ascii="Arial" w:hAnsi="Arial" w:cs="Arial"/>
-        </w:rPr>
-      </w:pPr>
-      <w:r>
-        <w:rPr>
-          <w:rFonts w:ascii="Arial" w:hAnsi="Arial" w:cs="Arial"/>
-        </w:rPr>
-        <w:t>512-bit/64-byte</w:t>
-      </w:r>
-      <w:r>
-        <w:rPr>
-          <w:rFonts w:ascii="Arial" w:hAnsi="Arial" w:cs="Arial"/>
-          <w:i/>
-          <w:iCs/>
-        </w:rPr>
-        <w:t xml:space="preserve"> Hash-based Message Authentication Code</w:t>
-      </w:r>
-      <w:r>
-        <w:rPr>
-          <w:rFonts w:ascii="Arial" w:hAnsi="Arial" w:cs="Arial"/>
-        </w:rPr>
-        <w:t xml:space="preserve"> (HMAC): Authenticates the encrypted section of the packet. It follows the SHA256 scheme indicated above.</w:t>
-      </w:r>
-    </w:p>
-    <w:p>
-      <w:pPr>
-        <w:spacing w:after="0" w:line="240" w:lineRule="auto"/>
-        <w:jc w:val="both"/>
-        <w:rPr>
-          <w:rFonts w:ascii="Arial" w:hAnsi="Arial" w:cs="Arial"/>
-        </w:rPr>
-      </w:pPr>
-    </w:p>
-    <w:p>
-      <w:pPr>
-        <w:spacing w:after="0" w:line="240" w:lineRule="auto"/>
-        <w:jc w:val="both"/>
-        <w:rPr>
-          <w:rFonts w:ascii="Arial" w:hAnsi="Arial" w:cs="Arial"/>
-        </w:rPr>
-      </w:pPr>
-      <w:r>
-        <w:rPr>
-          <w:rFonts w:ascii="Arial" w:hAnsi="Arial" w:cs="Arial"/>
-        </w:rPr>
-        <w:t xml:space="preserve">Packing, encryption and authentication must </w:t>
-      </w:r>
-      <w:r>
-        <w:rPr>
-          <w:rFonts w:ascii="Arial" w:hAnsi="Arial" w:cs="Arial"/>
-        </w:rPr>
-        <w:t xml:space="preserve">be </w:t>
-      </w:r>
-      <w:r>
-        <w:rPr>
-          <w:rFonts w:ascii="Arial" w:hAnsi="Arial" w:cs="Arial"/>
-        </w:rPr>
-        <w:t>performed by the encoder (or encryptor) in the following python class member</w:t>
-      </w:r>
-      <w:r>
-        <w:rPr>
-          <w:rFonts w:ascii="Arial" w:hAnsi="Arial" w:cs="Arial"/>
-        </w:rPr>
-        <w:t xml:space="preserve"> in </w:t>
-      </w:r>
-      <w:r>
-        <w:rPr>
-          <w:rFonts w:ascii="Arial" w:hAnsi="Arial" w:cs="Arial"/>
-          <w:i/>
-          <w:iCs/>
-        </w:rPr>
-        <w:t>design/ectf25_design/</w:t>
-      </w:r>
-      <w:r>
-        <w:rPr>
-          <w:rFonts w:ascii="Arial" w:hAnsi="Arial" w:cs="Arial"/>
-          <w:i/>
-          <w:iCs/>
-        </w:rPr>
-        <w:t>encoder</w:t>
-      </w:r>
-      <w:r>
-        <w:rPr>
-          <w:rFonts w:ascii="Arial" w:hAnsi="Arial" w:cs="Arial"/>
-          <w:i/>
-          <w:iCs/>
-        </w:rPr>
-        <w:t>.py</w:t>
-      </w:r>
-    </w:p>
-    <w:p>
-      <w:pPr>
-        <w:spacing w:after="0" w:line="240" w:lineRule="auto"/>
-        <w:jc w:val="both"/>
-        <w:rPr>
-          <w:rFonts w:ascii="Arial" w:hAnsi="Arial" w:cs="Arial"/>
-        </w:rPr>
-      </w:pPr>
-    </w:p>
-    <w:p>
-      <w:pPr>
-        <w:spacing w:after="0" w:line="240" w:lineRule="auto"/>
-        <w:jc w:val="both"/>
-        <w:rPr>
-          <w:rFonts w:ascii="Arial" w:hAnsi="Arial" w:cs="Arial"/>
-          <w:i/>
-          <w:iCs/>
-        </w:rPr>
-      </w:pPr>
-      <w:r>
-        <w:rPr>
-          <w:rFonts w:ascii="Arial" w:hAnsi="Arial" w:cs="Arial"/>
-          <w:i/>
-          <w:iCs/>
-        </w:rPr>
-        <w:t xml:space="preserve">def </w:t>
-      </w:r>
-      <w:proofErr w:type="gramStart"/>
-      <w:r>
-        <w:rPr>
-          <w:rFonts w:ascii="Arial" w:hAnsi="Arial" w:cs="Arial"/>
-          <w:i/>
-          <w:iCs/>
-        </w:rPr>
-        <w:t>encode(</w:t>
-      </w:r>
-      <w:proofErr w:type="gramEnd"/>
-      <w:r>
-        <w:rPr>
-          <w:rFonts w:ascii="Arial" w:hAnsi="Arial" w:cs="Arial"/>
-          <w:i/>
-          <w:iCs/>
-        </w:rPr>
-        <w:t xml:space="preserve">self, channel: int, frame: bytes, timestamp: int) -&gt; bytes </w:t>
-      </w:r>
-    </w:p>
-    <w:p>
-      <w:pPr>
-        <w:spacing w:after="0" w:line="240" w:lineRule="auto"/>
-        <w:jc w:val="both"/>
-        <w:rPr>
-          <w:rFonts w:ascii="Arial" w:hAnsi="Arial" w:cs="Arial"/>
-        </w:rPr>
-      </w:pPr>
-    </w:p>
-    <w:p>
-      <w:pPr>
-        <w:spacing w:after="0" w:line="240" w:lineRule="auto"/>
-        <w:jc w:val="both"/>
-        <w:rPr>
-          <w:rFonts w:ascii="Arial" w:hAnsi="Arial" w:cs="Arial"/>
-        </w:rPr>
-      </w:pPr>
-      <w:r>
-        <w:rPr>
-          <w:rFonts w:ascii="Arial" w:hAnsi="Arial" w:cs="Arial"/>
-        </w:rPr>
-        <w:t xml:space="preserve">The </w:t>
-      </w:r>
-      <w:proofErr w:type="spellStart"/>
-      <w:r>
-        <w:rPr>
-          <w:rFonts w:ascii="Arial" w:hAnsi="Arial" w:cs="Arial"/>
-        </w:rPr>
-        <w:t>pycrypto</w:t>
-      </w:r>
-      <w:r>
-        <w:rPr>
-          <w:rFonts w:ascii="Arial" w:hAnsi="Arial" w:cs="Arial"/>
-        </w:rPr>
-        <w:t>dome</w:t>
-      </w:r>
-      <w:proofErr w:type="spellEnd"/>
-      <w:r>
-        <w:rPr>
-          <w:rFonts w:ascii="Arial" w:hAnsi="Arial" w:cs="Arial"/>
-        </w:rPr>
-        <w:t xml:space="preserve"> package supports all needed encryption (AES-256-CBC) and HMAC capabilities (SHA256).</w:t>
-      </w:r>
-      <w:r>
-        <w:rPr>
-          <w:rFonts w:ascii="Arial" w:hAnsi="Arial" w:cs="Arial"/>
-        </w:rPr>
-        <w:t xml:space="preserve"> These are the APIs:</w:t>
-      </w:r>
-    </w:p>
-    <w:p>
-      <w:pPr>
-        <w:spacing w:after="0" w:line="240" w:lineRule="auto"/>
-        <w:jc w:val="both"/>
-        <w:rPr>
-          <w:rFonts w:ascii="Arial" w:hAnsi="Arial" w:cs="Arial"/>
-        </w:rPr>
-      </w:pPr>
-    </w:p>
-    <w:p>
-      <w:pPr>
-        <w:spacing w:after="0" w:line="240" w:lineRule="auto"/>
-        <w:jc w:val="both"/>
-        <w:rPr>
-          <w:rFonts w:ascii="Arial" w:hAnsi="Arial" w:cs="Arial"/>
-          <w:i/>
-          <w:iCs/>
-          <w:sz w:val="20"/>
-          <w:szCs w:val="20"/>
-        </w:rPr>
-      </w:pPr>
-      <w:proofErr w:type="spellStart"/>
-      <w:proofErr w:type="gramStart"/>
-      <w:r>
-        <w:rPr>
-          <w:rFonts w:ascii="Arial" w:hAnsi="Arial" w:cs="Arial"/>
-          <w:i/>
-          <w:iCs/>
-          <w:sz w:val="20"/>
-          <w:szCs w:val="20"/>
-        </w:rPr>
-        <w:t>Crypto.Cipher.AES.new</w:t>
-      </w:r>
-      <w:proofErr w:type="spellEnd"/>
-      <w:r>
-        <w:rPr>
-          <w:rFonts w:ascii="Arial" w:hAnsi="Arial" w:cs="Arial"/>
-          <w:i/>
-          <w:iCs/>
-          <w:sz w:val="20"/>
-          <w:szCs w:val="20"/>
-        </w:rPr>
-        <w:t>(</w:t>
-      </w:r>
-      <w:proofErr w:type="gramEnd"/>
-      <w:r>
-        <w:rPr>
-          <w:rFonts w:ascii="Arial" w:hAnsi="Arial" w:cs="Arial"/>
-          <w:i/>
-          <w:iCs/>
-          <w:sz w:val="20"/>
-          <w:szCs w:val="20"/>
-        </w:rPr>
-        <w:t>key, mode, *</w:t>
-      </w:r>
-      <w:proofErr w:type="spellStart"/>
-      <w:r>
-        <w:rPr>
-          <w:rFonts w:ascii="Arial" w:hAnsi="Arial" w:cs="Arial"/>
-          <w:i/>
-          <w:iCs/>
-          <w:sz w:val="20"/>
-          <w:szCs w:val="20"/>
-        </w:rPr>
-        <w:t>args</w:t>
-      </w:r>
-      <w:proofErr w:type="spellEnd"/>
-      <w:r>
-        <w:rPr>
-          <w:rFonts w:ascii="Arial" w:hAnsi="Arial" w:cs="Arial"/>
-          <w:i/>
-          <w:iCs/>
-          <w:sz w:val="20"/>
-          <w:szCs w:val="20"/>
-        </w:rPr>
-        <w:t>, **</w:t>
-      </w:r>
-      <w:proofErr w:type="spellStart"/>
-      <w:r>
-        <w:rPr>
-          <w:rFonts w:ascii="Arial" w:hAnsi="Arial" w:cs="Arial"/>
-          <w:i/>
-          <w:iCs/>
-          <w:sz w:val="20"/>
-          <w:szCs w:val="20"/>
-        </w:rPr>
-        <w:t>kwargs</w:t>
-      </w:r>
-      <w:proofErr w:type="spellEnd"/>
-      <w:r>
-        <w:rPr>
-          <w:rFonts w:ascii="Arial" w:hAnsi="Arial" w:cs="Arial"/>
-          <w:i/>
-          <w:iCs/>
-          <w:sz w:val="20"/>
-          <w:szCs w:val="20"/>
-        </w:rPr>
-        <w:t>) (requiring to set key, IV and cipher)</w:t>
-      </w:r>
-    </w:p>
-    <w:p>
-      <w:pPr>
-        <w:spacing w:after="0" w:line="240" w:lineRule="auto"/>
-        <w:jc w:val="both"/>
-        <w:rPr>
-          <w:rFonts w:ascii="Arial" w:hAnsi="Arial" w:cs="Arial"/>
-          <w:i/>
-          <w:iCs/>
-          <w:sz w:val="20"/>
-          <w:szCs w:val="20"/>
-        </w:rPr>
-      </w:pPr>
-      <w:proofErr w:type="spellStart"/>
-      <w:r>
-        <w:rPr>
-          <w:rFonts w:ascii="Arial" w:hAnsi="Arial" w:cs="Arial"/>
-          <w:i/>
-          <w:iCs/>
-          <w:sz w:val="20"/>
-          <w:szCs w:val="20"/>
-        </w:rPr>
-        <w:t>Crypto.Cipher.AES.encrypt_and_digest</w:t>
-      </w:r>
-      <w:proofErr w:type="spellEnd"/>
-      <w:r>
-        <w:rPr>
-          <w:rFonts w:ascii="Arial" w:hAnsi="Arial" w:cs="Arial"/>
-          <w:i/>
-          <w:iCs/>
-          <w:sz w:val="20"/>
-          <w:szCs w:val="20"/>
-        </w:rPr>
-        <w:t>(plaintext)</w:t>
-      </w:r>
-    </w:p>
-    <w:p>
-      <w:pPr>
-        <w:spacing w:after="0" w:line="240" w:lineRule="auto"/>
-        <w:jc w:val="both"/>
-        <w:rPr>
-          <w:rFonts w:ascii="Arial" w:hAnsi="Arial" w:cs="Arial"/>
-          <w:i/>
-          <w:iCs/>
-          <w:sz w:val="20"/>
-          <w:szCs w:val="20"/>
-        </w:rPr>
-      </w:pPr>
-      <w:proofErr w:type="gramStart"/>
-      <w:r>
-        <w:rPr>
-          <w:rFonts w:ascii="Arial" w:hAnsi="Arial" w:cs="Arial"/>
-          <w:i/>
-          <w:iCs/>
-          <w:sz w:val="20"/>
-          <w:szCs w:val="20"/>
-        </w:rPr>
-        <w:t>Crypto.Hash.SHA512.new(</w:t>
-      </w:r>
-      <w:proofErr w:type="gramEnd"/>
-      <w:r>
-        <w:rPr>
-          <w:rFonts w:ascii="Arial" w:hAnsi="Arial" w:cs="Arial"/>
-          <w:i/>
-          <w:iCs/>
-          <w:sz w:val="20"/>
-          <w:szCs w:val="20"/>
-        </w:rPr>
-        <w:t>data, truncate)</w:t>
-      </w:r>
-    </w:p>
-    <w:p>
-      <w:pPr>
-        <w:spacing w:after="0" w:line="240" w:lineRule="auto"/>
-        <w:jc w:val="both"/>
-        <w:rPr>
-          <w:rFonts w:ascii="Arial" w:hAnsi="Arial" w:cs="Arial"/>
-          <w:i/>
-          <w:iCs/>
-          <w:sz w:val="20"/>
-          <w:szCs w:val="20"/>
-        </w:rPr>
-      </w:pPr>
-      <w:proofErr w:type="gramStart"/>
-      <w:r>
-        <w:rPr>
-          <w:rFonts w:ascii="Arial" w:hAnsi="Arial" w:cs="Arial"/>
-          <w:i/>
-          <w:iCs/>
-          <w:sz w:val="20"/>
-          <w:szCs w:val="20"/>
-        </w:rPr>
-        <w:t>Crypto.Hash.SHA512.update</w:t>
-      </w:r>
-      <w:proofErr w:type="gramEnd"/>
-      <w:r>
-        <w:rPr>
-          <w:rFonts w:ascii="Arial" w:hAnsi="Arial" w:cs="Arial"/>
-          <w:i/>
-          <w:iCs/>
-          <w:sz w:val="20"/>
-          <w:szCs w:val="20"/>
-        </w:rPr>
-        <w:t>(message)</w:t>
-      </w:r>
-    </w:p>
-    <w:p>
-      <w:pPr>
-        <w:spacing w:after="0" w:line="240" w:lineRule="auto"/>
-        <w:jc w:val="both"/>
-        <w:rPr>
-          <w:rFonts w:ascii="Arial" w:hAnsi="Arial" w:cs="Arial"/>
-        </w:rPr>
-      </w:pPr>
-    </w:p>
-    <w:p>
-      <w:pPr>
-        <w:spacing w:after="0" w:line="240" w:lineRule="auto"/>
-        <w:jc w:val="both"/>
-        <w:rPr>
-          <w:rFonts w:ascii="Arial" w:hAnsi="Arial" w:cs="Arial"/>
-        </w:rPr>
-      </w:pPr>
-      <w:r>
-        <w:rPr>
-          <w:rFonts w:ascii="Arial" w:hAnsi="Arial" w:cs="Arial"/>
-        </w:rPr>
-        <w:t>Authentication</w:t>
-      </w:r>
-      <w:r>
-        <w:rPr>
-          <w:rFonts w:ascii="Arial" w:hAnsi="Arial" w:cs="Arial"/>
-        </w:rPr>
-        <w:t xml:space="preserve"> validation</w:t>
-      </w:r>
-      <w:r>
-        <w:rPr>
-          <w:rFonts w:ascii="Arial" w:hAnsi="Arial" w:cs="Arial"/>
-        </w:rPr>
-        <w:t xml:space="preserve">, decryption and unpacking must be performed by the embedded C code in </w:t>
-      </w:r>
-      <w:r>
-        <w:rPr>
-          <w:rFonts w:ascii="Arial" w:hAnsi="Arial" w:cs="Arial"/>
-          <w:i/>
-          <w:iCs/>
-        </w:rPr>
-        <w:t>/decoder/</w:t>
-      </w:r>
-      <w:proofErr w:type="spellStart"/>
-      <w:r>
-        <w:rPr>
-          <w:rFonts w:ascii="Arial" w:hAnsi="Arial" w:cs="Arial"/>
-          <w:i/>
-          <w:iCs/>
-        </w:rPr>
-        <w:t>src</w:t>
-      </w:r>
-      <w:proofErr w:type="spellEnd"/>
-      <w:r>
-        <w:rPr>
-          <w:rFonts w:ascii="Arial" w:hAnsi="Arial" w:cs="Arial"/>
-          <w:i/>
-          <w:iCs/>
-        </w:rPr>
-        <w:t>/</w:t>
-      </w:r>
-      <w:proofErr w:type="spellStart"/>
-      <w:r>
-        <w:rPr>
-          <w:rFonts w:ascii="Arial" w:hAnsi="Arial" w:cs="Arial"/>
-          <w:i/>
-          <w:iCs/>
-        </w:rPr>
-        <w:t>decoder.c</w:t>
-      </w:r>
-      <w:proofErr w:type="spellEnd"/>
-      <w:r>
-        <w:rPr>
-          <w:rFonts w:ascii="Arial" w:hAnsi="Arial" w:cs="Arial"/>
-        </w:rPr>
-        <w:t>:</w:t>
-      </w:r>
-    </w:p>
-    <w:p>
-      <w:pPr>
-        <w:spacing w:after="0" w:line="240" w:lineRule="auto"/>
-        <w:jc w:val="both"/>
-        <w:rPr>
-          <w:rFonts w:ascii="Arial" w:hAnsi="Arial" w:cs="Arial"/>
-        </w:rPr>
-      </w:pPr>
-    </w:p>
-    <w:p>
-      <w:pPr>
-        <w:spacing w:after="0" w:line="240" w:lineRule="auto"/>
-        <w:jc w:val="both"/>
-        <w:rPr>
-          <w:rFonts w:ascii="Arial" w:hAnsi="Arial" w:cs="Arial"/>
-          <w:i/>
-          <w:iCs/>
-        </w:rPr>
-      </w:pPr>
-      <w:r>
-        <w:rPr>
-          <w:rFonts w:ascii="Arial" w:hAnsi="Arial" w:cs="Arial"/>
-          <w:i/>
-          <w:iCs/>
-        </w:rPr>
-        <w:t xml:space="preserve">int </w:t>
-      </w:r>
-      <w:proofErr w:type="gramStart"/>
-      <w:r>
-        <w:rPr>
-          <w:rFonts w:ascii="Arial" w:hAnsi="Arial" w:cs="Arial"/>
-          <w:i/>
-          <w:iCs/>
-        </w:rPr>
-        <w:t>decode(</w:t>
-      </w:r>
-      <w:proofErr w:type="spellStart"/>
-      <w:proofErr w:type="gramEnd"/>
-      <w:r>
-        <w:rPr>
-          <w:rFonts w:ascii="Arial" w:hAnsi="Arial" w:cs="Arial"/>
-          <w:i/>
-          <w:iCs/>
-        </w:rPr>
-        <w:t>pkt_len_t</w:t>
-      </w:r>
-      <w:proofErr w:type="spellEnd"/>
-      <w:r>
-        <w:rPr>
-          <w:rFonts w:ascii="Arial" w:hAnsi="Arial" w:cs="Arial"/>
-          <w:i/>
-          <w:iCs/>
-        </w:rPr>
-        <w:t xml:space="preserve"> </w:t>
-      </w:r>
-      <w:proofErr w:type="spellStart"/>
-      <w:r>
-        <w:rPr>
-          <w:rFonts w:ascii="Arial" w:hAnsi="Arial" w:cs="Arial"/>
-          <w:i/>
-          <w:iCs/>
-        </w:rPr>
-        <w:t>pkt_len</w:t>
-      </w:r>
-      <w:proofErr w:type="spellEnd"/>
-      <w:r>
-        <w:rPr>
-          <w:rFonts w:ascii="Arial" w:hAnsi="Arial" w:cs="Arial"/>
-          <w:i/>
-          <w:iCs/>
-        </w:rPr>
-        <w:t xml:space="preserve">, </w:t>
-      </w:r>
-      <w:proofErr w:type="spellStart"/>
-      <w:r>
-        <w:rPr>
-          <w:rFonts w:ascii="Arial" w:hAnsi="Arial" w:cs="Arial"/>
-          <w:i/>
-          <w:iCs/>
-        </w:rPr>
-        <w:t>frame_packet_t</w:t>
-      </w:r>
-      <w:proofErr w:type="spellEnd"/>
-      <w:r>
-        <w:rPr>
-          <w:rFonts w:ascii="Arial" w:hAnsi="Arial" w:cs="Arial"/>
-          <w:i/>
-          <w:iCs/>
-        </w:rPr>
-        <w:t xml:space="preserve"> *</w:t>
-      </w:r>
-      <w:proofErr w:type="spellStart"/>
-      <w:r>
-        <w:rPr>
-          <w:rFonts w:ascii="Arial" w:hAnsi="Arial" w:cs="Arial"/>
-          <w:i/>
-          <w:iCs/>
-        </w:rPr>
-        <w:t>new_frame</w:t>
-      </w:r>
-      <w:proofErr w:type="spellEnd"/>
-      <w:r>
-        <w:rPr>
-          <w:rFonts w:ascii="Arial" w:hAnsi="Arial" w:cs="Arial"/>
-          <w:i/>
-          <w:iCs/>
-        </w:rPr>
-        <w:t>);</w:t>
-      </w:r>
-    </w:p>
-    <w:p>
-      <w:pPr>
-        <w:spacing w:after="0" w:line="240" w:lineRule="auto"/>
-        <w:jc w:val="both"/>
-        <w:rPr>
-          <w:rFonts w:ascii="Arial" w:hAnsi="Arial" w:cs="Arial"/>
-        </w:rPr>
-      </w:pPr>
-    </w:p>
-    <w:p>
-      <w:pPr>
-        <w:spacing w:after="0" w:line="240" w:lineRule="auto"/>
-        <w:jc w:val="both"/>
-        <w:rPr>
-          <w:rFonts w:ascii="Arial" w:hAnsi="Arial" w:cs="Arial"/>
-        </w:rPr>
-      </w:pPr>
-      <w:r>
-        <w:rPr>
-          <w:rFonts w:ascii="Arial" w:hAnsi="Arial" w:cs="Arial"/>
-        </w:rPr>
-        <w:t xml:space="preserve">The </w:t>
-      </w:r>
-      <w:proofErr w:type="spellStart"/>
-      <w:r>
-        <w:rPr>
-          <w:rFonts w:ascii="Arial" w:hAnsi="Arial" w:cs="Arial"/>
-        </w:rPr>
-        <w:t>wolfSSL</w:t>
-      </w:r>
-      <w:proofErr w:type="spellEnd"/>
-      <w:r>
-        <w:rPr>
-          <w:rFonts w:ascii="Arial" w:hAnsi="Arial" w:cs="Arial"/>
-        </w:rPr>
-        <w:t xml:space="preserve"> library supports all needed encryption (AES-256-CBC) and HMAC capabilities (SHA256)</w:t>
-      </w:r>
-      <w:r>
-        <w:rPr>
-          <w:rFonts w:ascii="Arial" w:hAnsi="Arial" w:cs="Arial"/>
-        </w:rPr>
-        <w:t>. These are the APIs:</w:t>
-      </w:r>
-    </w:p>
-    <w:p>
-      <w:pPr>
-        <w:spacing w:after="0" w:line="240" w:lineRule="auto"/>
-        <w:jc w:val="both"/>
-        <w:rPr>
-          <w:rFonts w:ascii="Arial" w:hAnsi="Arial" w:cs="Arial"/>
-        </w:rPr>
-      </w:pPr>
-    </w:p>
-    <w:p>
-      <w:pPr>
-        <w:spacing w:after="0" w:line="240" w:lineRule="auto"/>
-        <w:jc w:val="both"/>
-        <w:rPr>
-          <w:rFonts w:ascii="Arial" w:hAnsi="Arial" w:cs="Arial"/>
-          <w:i/>
-          <w:iCs/>
-          <w:sz w:val="20"/>
-          <w:szCs w:val="20"/>
-        </w:rPr>
-      </w:pPr>
-      <w:r>
-        <w:rPr>
-          <w:rFonts w:ascii="Arial" w:hAnsi="Arial" w:cs="Arial"/>
-          <w:i/>
-          <w:iCs/>
-          <w:sz w:val="20"/>
-          <w:szCs w:val="20"/>
-        </w:rPr>
-        <w:t xml:space="preserve">int </w:t>
-      </w:r>
-      <w:proofErr w:type="spellStart"/>
-      <w:r>
-        <w:rPr>
-          <w:rFonts w:ascii="Arial" w:hAnsi="Arial" w:cs="Arial"/>
-          <w:i/>
-          <w:iCs/>
-          <w:sz w:val="20"/>
-          <w:szCs w:val="20"/>
-        </w:rPr>
-        <w:t>wc_</w:t>
-      </w:r>
-      <w:proofErr w:type="gramStart"/>
-      <w:r>
-        <w:rPr>
-          <w:rFonts w:ascii="Arial" w:hAnsi="Arial" w:cs="Arial"/>
-          <w:i/>
-          <w:iCs/>
-          <w:sz w:val="20"/>
-          <w:szCs w:val="20"/>
-        </w:rPr>
-        <w:t>AesSetKey</w:t>
-      </w:r>
-      <w:proofErr w:type="spellEnd"/>
-      <w:r>
-        <w:rPr>
-          <w:rFonts w:ascii="Arial" w:hAnsi="Arial" w:cs="Arial"/>
-          <w:i/>
-          <w:iCs/>
-          <w:sz w:val="20"/>
-          <w:szCs w:val="20"/>
-        </w:rPr>
-        <w:t>(</w:t>
-      </w:r>
-      <w:proofErr w:type="spellStart"/>
-      <w:proofErr w:type="gramEnd"/>
-      <w:r>
-        <w:rPr>
-          <w:rFonts w:ascii="Arial" w:hAnsi="Arial" w:cs="Arial"/>
-          <w:i/>
-          <w:iCs/>
-          <w:sz w:val="20"/>
-          <w:szCs w:val="20"/>
-        </w:rPr>
-        <w:t>Aes</w:t>
-      </w:r>
-      <w:proofErr w:type="spellEnd"/>
-      <w:r>
-        <w:rPr>
-          <w:rFonts w:ascii="Arial" w:hAnsi="Arial" w:cs="Arial"/>
-          <w:i/>
-          <w:iCs/>
-          <w:sz w:val="20"/>
-          <w:szCs w:val="20"/>
-        </w:rPr>
-        <w:t xml:space="preserve"> * </w:t>
-      </w:r>
-      <w:proofErr w:type="spellStart"/>
-      <w:r>
-        <w:rPr>
-          <w:rFonts w:ascii="Arial" w:hAnsi="Arial" w:cs="Arial"/>
-          <w:i/>
-          <w:iCs/>
-          <w:sz w:val="20"/>
-          <w:szCs w:val="20"/>
-        </w:rPr>
-        <w:t>aes</w:t>
-      </w:r>
-      <w:proofErr w:type="spellEnd"/>
-      <w:r>
-        <w:rPr>
-          <w:rFonts w:ascii="Arial" w:hAnsi="Arial" w:cs="Arial"/>
-          <w:i/>
-          <w:iCs/>
-          <w:sz w:val="20"/>
-          <w:szCs w:val="20"/>
-        </w:rPr>
-        <w:t xml:space="preserve">, const byte * key, word32 </w:t>
-      </w:r>
-      <w:proofErr w:type="spellStart"/>
-      <w:r>
-        <w:rPr>
-          <w:rFonts w:ascii="Arial" w:hAnsi="Arial" w:cs="Arial"/>
-          <w:i/>
-          <w:iCs/>
-          <w:sz w:val="20"/>
-          <w:szCs w:val="20"/>
-        </w:rPr>
-        <w:t>len</w:t>
-      </w:r>
-      <w:proofErr w:type="spellEnd"/>
-      <w:r>
-        <w:rPr>
-          <w:rFonts w:ascii="Arial" w:hAnsi="Arial" w:cs="Arial"/>
-          <w:i/>
-          <w:iCs/>
-          <w:sz w:val="20"/>
-          <w:szCs w:val="20"/>
-        </w:rPr>
-        <w:t xml:space="preserve">, const byte * iv, int </w:t>
-      </w:r>
-      <w:proofErr w:type="spellStart"/>
-      <w:r>
-        <w:rPr>
-          <w:rFonts w:ascii="Arial" w:hAnsi="Arial" w:cs="Arial"/>
-          <w:i/>
-          <w:iCs/>
-          <w:sz w:val="20"/>
-          <w:szCs w:val="20"/>
-        </w:rPr>
-        <w:t>dir</w:t>
-      </w:r>
-      <w:proofErr w:type="spellEnd"/>
-      <w:r>
-        <w:rPr>
-          <w:rFonts w:ascii="Arial" w:hAnsi="Arial" w:cs="Arial"/>
-          <w:i/>
-          <w:iCs/>
-          <w:sz w:val="20"/>
-          <w:szCs w:val="20"/>
-        </w:rPr>
-        <w:t>);</w:t>
-      </w:r>
-    </w:p>
-    <w:p>
-      <w:pPr>
-        <w:spacing w:after="0" w:line="240" w:lineRule="auto"/>
-        <w:jc w:val="both"/>
-        <w:rPr>
-          <w:rFonts w:ascii="Arial" w:hAnsi="Arial" w:cs="Arial"/>
-          <w:i/>
-          <w:iCs/>
-          <w:sz w:val="20"/>
-          <w:szCs w:val="20"/>
-        </w:rPr>
-      </w:pPr>
-      <w:r>
-        <w:rPr>
-          <w:rFonts w:ascii="Arial" w:hAnsi="Arial" w:cs="Arial"/>
-          <w:i/>
-          <w:iCs/>
-          <w:sz w:val="20"/>
-          <w:szCs w:val="20"/>
-        </w:rPr>
-        <w:t xml:space="preserve">int </w:t>
-      </w:r>
-      <w:proofErr w:type="spellStart"/>
-      <w:r>
-        <w:rPr>
-          <w:rFonts w:ascii="Arial" w:hAnsi="Arial" w:cs="Arial"/>
-          <w:i/>
-          <w:iCs/>
-          <w:sz w:val="20"/>
-          <w:szCs w:val="20"/>
-        </w:rPr>
-        <w:t>wc_</w:t>
-      </w:r>
-      <w:proofErr w:type="gramStart"/>
-      <w:r>
-        <w:rPr>
-          <w:rFonts w:ascii="Arial" w:hAnsi="Arial" w:cs="Arial"/>
-          <w:i/>
-          <w:iCs/>
-          <w:sz w:val="20"/>
-          <w:szCs w:val="20"/>
-        </w:rPr>
-        <w:t>AesSetIV</w:t>
-      </w:r>
-      <w:proofErr w:type="spellEnd"/>
-      <w:r>
-        <w:rPr>
-          <w:rFonts w:ascii="Arial" w:hAnsi="Arial" w:cs="Arial"/>
-          <w:i/>
-          <w:iCs/>
-          <w:sz w:val="20"/>
-          <w:szCs w:val="20"/>
-        </w:rPr>
-        <w:t>(</w:t>
-      </w:r>
-      <w:proofErr w:type="spellStart"/>
-      <w:proofErr w:type="gramEnd"/>
-      <w:r>
-        <w:rPr>
-          <w:rFonts w:ascii="Arial" w:hAnsi="Arial" w:cs="Arial"/>
-          <w:i/>
-          <w:iCs/>
-          <w:sz w:val="20"/>
-          <w:szCs w:val="20"/>
-        </w:rPr>
-        <w:t>Aes</w:t>
-      </w:r>
-      <w:proofErr w:type="spellEnd"/>
-      <w:r>
-        <w:rPr>
-          <w:rFonts w:ascii="Arial" w:hAnsi="Arial" w:cs="Arial"/>
-          <w:i/>
-          <w:iCs/>
-          <w:sz w:val="20"/>
-          <w:szCs w:val="20"/>
-        </w:rPr>
-        <w:t xml:space="preserve"> * </w:t>
-      </w:r>
-      <w:proofErr w:type="spellStart"/>
-      <w:r>
-        <w:rPr>
-          <w:rFonts w:ascii="Arial" w:hAnsi="Arial" w:cs="Arial"/>
-          <w:i/>
-          <w:iCs/>
-          <w:sz w:val="20"/>
-          <w:szCs w:val="20"/>
-        </w:rPr>
-        <w:t>aes</w:t>
-      </w:r>
-      <w:proofErr w:type="spellEnd"/>
-      <w:r>
-        <w:rPr>
-          <w:rFonts w:ascii="Arial" w:hAnsi="Arial" w:cs="Arial"/>
-          <w:i/>
-          <w:iCs/>
-          <w:sz w:val="20"/>
-          <w:szCs w:val="20"/>
-        </w:rPr>
-        <w:t>, const byte * iv);</w:t>
-      </w:r>
-    </w:p>
-    <w:p>
-      <w:pPr>
-        <w:spacing w:after="0" w:line="240" w:lineRule="auto"/>
-        <w:jc w:val="both"/>
-        <w:rPr>
-          <w:rFonts w:ascii="Arial" w:hAnsi="Arial" w:cs="Arial"/>
-          <w:i/>
-          <w:iCs/>
-          <w:sz w:val="20"/>
-          <w:szCs w:val="20"/>
-        </w:rPr>
-      </w:pPr>
-      <w:r>
-        <w:rPr>
-          <w:rFonts w:ascii="Arial" w:hAnsi="Arial" w:cs="Arial"/>
-          <w:i/>
-          <w:iCs/>
-          <w:sz w:val="20"/>
-          <w:szCs w:val="20"/>
-        </w:rPr>
-        <w:t xml:space="preserve">int </w:t>
-      </w:r>
-      <w:proofErr w:type="spellStart"/>
-      <w:r>
-        <w:rPr>
-          <w:rFonts w:ascii="Arial" w:hAnsi="Arial" w:cs="Arial"/>
-          <w:i/>
-          <w:iCs/>
-          <w:sz w:val="20"/>
-          <w:szCs w:val="20"/>
-        </w:rPr>
-        <w:t>wc_</w:t>
-      </w:r>
-      <w:proofErr w:type="gramStart"/>
-      <w:r>
-        <w:rPr>
-          <w:rFonts w:ascii="Arial" w:hAnsi="Arial" w:cs="Arial"/>
-          <w:i/>
-          <w:iCs/>
-          <w:sz w:val="20"/>
-          <w:szCs w:val="20"/>
-        </w:rPr>
-        <w:t>AesCbcEncrypt</w:t>
-      </w:r>
-      <w:proofErr w:type="spellEnd"/>
-      <w:r>
-        <w:rPr>
-          <w:rFonts w:ascii="Arial" w:hAnsi="Arial" w:cs="Arial"/>
-          <w:i/>
-          <w:iCs/>
-          <w:sz w:val="20"/>
-          <w:szCs w:val="20"/>
-        </w:rPr>
-        <w:t>(</w:t>
-      </w:r>
-      <w:proofErr w:type="spellStart"/>
-      <w:proofErr w:type="gramEnd"/>
-      <w:r>
-        <w:rPr>
-          <w:rFonts w:ascii="Arial" w:hAnsi="Arial" w:cs="Arial"/>
-          <w:i/>
-          <w:iCs/>
-          <w:sz w:val="20"/>
-          <w:szCs w:val="20"/>
-        </w:rPr>
-        <w:t>Aes</w:t>
-      </w:r>
-      <w:proofErr w:type="spellEnd"/>
-      <w:r>
-        <w:rPr>
-          <w:rFonts w:ascii="Arial" w:hAnsi="Arial" w:cs="Arial"/>
-          <w:i/>
-          <w:iCs/>
-          <w:sz w:val="20"/>
-          <w:szCs w:val="20"/>
-        </w:rPr>
-        <w:t xml:space="preserve"> * </w:t>
-      </w:r>
-      <w:proofErr w:type="spellStart"/>
-      <w:r>
-        <w:rPr>
-          <w:rFonts w:ascii="Arial" w:hAnsi="Arial" w:cs="Arial"/>
-          <w:i/>
-          <w:iCs/>
-          <w:sz w:val="20"/>
-          <w:szCs w:val="20"/>
-        </w:rPr>
-        <w:t>aes</w:t>
-      </w:r>
-      <w:proofErr w:type="spellEnd"/>
-      <w:r>
-        <w:rPr>
-          <w:rFonts w:ascii="Arial" w:hAnsi="Arial" w:cs="Arial"/>
-          <w:i/>
-          <w:iCs/>
-          <w:sz w:val="20"/>
-          <w:szCs w:val="20"/>
-        </w:rPr>
-        <w:t xml:space="preserve">, byte * out, const byte * in, word32 </w:t>
-      </w:r>
-      <w:proofErr w:type="spellStart"/>
-      <w:r>
-        <w:rPr>
-          <w:rFonts w:ascii="Arial" w:hAnsi="Arial" w:cs="Arial"/>
-          <w:i/>
-          <w:iCs/>
-          <w:sz w:val="20"/>
-          <w:szCs w:val="20"/>
-        </w:rPr>
-        <w:t>sz</w:t>
-      </w:r>
-      <w:proofErr w:type="spellEnd"/>
-      <w:r>
-        <w:rPr>
-          <w:rFonts w:ascii="Arial" w:hAnsi="Arial" w:cs="Arial"/>
-          <w:i/>
-          <w:iCs/>
-          <w:sz w:val="20"/>
-          <w:szCs w:val="20"/>
-        </w:rPr>
-        <w:t>);</w:t>
-      </w:r>
-    </w:p>
-    <w:p>
-      <w:pPr>
-        <w:spacing w:after="0" w:line="240" w:lineRule="auto"/>
-        <w:jc w:val="both"/>
-        <w:rPr>
-          <w:rFonts w:ascii="Arial" w:hAnsi="Arial" w:cs="Arial"/>
-          <w:i/>
-          <w:iCs/>
-          <w:sz w:val="20"/>
-          <w:szCs w:val="20"/>
-        </w:rPr>
-      </w:pPr>
-      <w:r>
-        <w:rPr>
-          <w:rFonts w:ascii="Arial" w:hAnsi="Arial" w:cs="Arial"/>
-          <w:i/>
-          <w:iCs/>
-          <w:sz w:val="20"/>
-          <w:szCs w:val="20"/>
-        </w:rPr>
-        <w:t xml:space="preserve">int </w:t>
-      </w:r>
-      <w:proofErr w:type="spellStart"/>
-      <w:r>
-        <w:rPr>
-          <w:rFonts w:ascii="Arial" w:hAnsi="Arial" w:cs="Arial"/>
-          <w:i/>
-          <w:iCs/>
-          <w:sz w:val="20"/>
-          <w:szCs w:val="20"/>
-        </w:rPr>
-        <w:t>wc_</w:t>
-      </w:r>
-      <w:proofErr w:type="gramStart"/>
-      <w:r>
-        <w:rPr>
-          <w:rFonts w:ascii="Arial" w:hAnsi="Arial" w:cs="Arial"/>
-          <w:i/>
-          <w:iCs/>
-          <w:sz w:val="20"/>
-          <w:szCs w:val="20"/>
-        </w:rPr>
-        <w:t>AesCbcDecrypt</w:t>
-      </w:r>
-      <w:proofErr w:type="spellEnd"/>
-      <w:r>
-        <w:rPr>
-          <w:rFonts w:ascii="Arial" w:hAnsi="Arial" w:cs="Arial"/>
-          <w:i/>
-          <w:iCs/>
-          <w:sz w:val="20"/>
-          <w:szCs w:val="20"/>
-        </w:rPr>
-        <w:t>(</w:t>
-      </w:r>
-      <w:proofErr w:type="spellStart"/>
-      <w:proofErr w:type="gramEnd"/>
-      <w:r>
-        <w:rPr>
-          <w:rFonts w:ascii="Arial" w:hAnsi="Arial" w:cs="Arial"/>
-          <w:i/>
-          <w:iCs/>
-          <w:sz w:val="20"/>
-          <w:szCs w:val="20"/>
-        </w:rPr>
-        <w:t>Aes</w:t>
-      </w:r>
-      <w:proofErr w:type="spellEnd"/>
-      <w:r>
-        <w:rPr>
-          <w:rFonts w:ascii="Arial" w:hAnsi="Arial" w:cs="Arial"/>
-          <w:i/>
-          <w:iCs/>
-          <w:sz w:val="20"/>
-          <w:szCs w:val="20"/>
-        </w:rPr>
-        <w:t xml:space="preserve"> * </w:t>
-      </w:r>
-      <w:proofErr w:type="spellStart"/>
-      <w:r>
-        <w:rPr>
-          <w:rFonts w:ascii="Arial" w:hAnsi="Arial" w:cs="Arial"/>
-          <w:i/>
-          <w:iCs/>
-          <w:sz w:val="20"/>
-          <w:szCs w:val="20"/>
-        </w:rPr>
-        <w:t>aes</w:t>
-      </w:r>
-      <w:proofErr w:type="spellEnd"/>
-      <w:r>
-        <w:rPr>
-          <w:rFonts w:ascii="Arial" w:hAnsi="Arial" w:cs="Arial"/>
-          <w:i/>
-          <w:iCs/>
-          <w:sz w:val="20"/>
-          <w:szCs w:val="20"/>
-        </w:rPr>
-        <w:t xml:space="preserve">, byte * out, const byte * in, word32 </w:t>
-      </w:r>
-      <w:proofErr w:type="spellStart"/>
-      <w:r>
-        <w:rPr>
-          <w:rFonts w:ascii="Arial" w:hAnsi="Arial" w:cs="Arial"/>
-          <w:i/>
-          <w:iCs/>
-          <w:sz w:val="20"/>
-          <w:szCs w:val="20"/>
-        </w:rPr>
-        <w:t>sz</w:t>
-      </w:r>
-      <w:proofErr w:type="spellEnd"/>
-      <w:r>
-        <w:rPr>
-          <w:rFonts w:ascii="Arial" w:hAnsi="Arial" w:cs="Arial"/>
-          <w:i/>
-          <w:iCs/>
-          <w:sz w:val="20"/>
-          <w:szCs w:val="20"/>
-        </w:rPr>
-        <w:t>);</w:t>
-      </w:r>
-    </w:p>
-    <w:p>
-      <w:pPr>
-        <w:spacing w:after="0" w:line="240" w:lineRule="auto"/>
-        <w:jc w:val="both"/>
-        <w:rPr>
-          <w:rFonts w:ascii="Arial" w:hAnsi="Arial" w:cs="Arial"/>
-          <w:i/>
-          <w:iCs/>
-          <w:sz w:val="20"/>
-          <w:szCs w:val="20"/>
-        </w:rPr>
-      </w:pPr>
-      <w:r>
-        <w:rPr>
-          <w:rFonts w:ascii="Arial" w:hAnsi="Arial" w:cs="Arial"/>
-          <w:i/>
-          <w:iCs/>
-          <w:sz w:val="20"/>
-          <w:szCs w:val="20"/>
-        </w:rPr>
-        <w:t xml:space="preserve">int wc_InitSha512(wc_Sha512 </w:t>
-      </w:r>
-      <w:proofErr w:type="gramStart"/>
-      <w:r>
-        <w:rPr>
-          <w:rFonts w:ascii="Arial" w:hAnsi="Arial" w:cs="Arial"/>
-          <w:i/>
-          <w:iCs/>
-          <w:sz w:val="20"/>
-          <w:szCs w:val="20"/>
-        </w:rPr>
-        <w:t>* )</w:t>
-      </w:r>
-      <w:proofErr w:type="gramEnd"/>
-      <w:r>
-        <w:rPr>
-          <w:rFonts w:ascii="Arial" w:hAnsi="Arial" w:cs="Arial"/>
-          <w:i/>
-          <w:iCs/>
-          <w:sz w:val="20"/>
-          <w:szCs w:val="20"/>
-        </w:rPr>
-        <w:t>;</w:t>
-      </w:r>
-    </w:p>
-    <w:p>
-      <w:pPr>
-        <w:spacing w:after="0" w:line="240" w:lineRule="auto"/>
-        <w:jc w:val="both"/>
-        <w:rPr>
-          <w:rFonts w:ascii="Arial" w:hAnsi="Arial" w:cs="Arial"/>
-          <w:i/>
-          <w:iCs/>
-          <w:sz w:val="20"/>
-          <w:szCs w:val="20"/>
-        </w:rPr>
-      </w:pPr>
-      <w:r>
-        <w:rPr>
-          <w:rFonts w:ascii="Arial" w:hAnsi="Arial" w:cs="Arial"/>
-          <w:i/>
-          <w:iCs/>
-          <w:sz w:val="20"/>
-          <w:szCs w:val="20"/>
-        </w:rPr>
-        <w:t>int wc_Sha512</w:t>
-      </w:r>
-      <w:proofErr w:type="gramStart"/>
-      <w:r>
-        <w:rPr>
-          <w:rFonts w:ascii="Arial" w:hAnsi="Arial" w:cs="Arial"/>
-          <w:i/>
-          <w:iCs/>
-          <w:sz w:val="20"/>
-          <w:szCs w:val="20"/>
-        </w:rPr>
-        <w:t>Update(</w:t>
-      </w:r>
-      <w:proofErr w:type="gramEnd"/>
-      <w:r>
-        <w:rPr>
-          <w:rFonts w:ascii="Arial" w:hAnsi="Arial" w:cs="Arial"/>
-          <w:i/>
-          <w:iCs/>
-          <w:sz w:val="20"/>
-          <w:szCs w:val="20"/>
-        </w:rPr>
-        <w:t xml:space="preserve">wc_Sha512 * sha, const byte * data, word32 </w:t>
-      </w:r>
-      <w:proofErr w:type="spellStart"/>
-      <w:r>
-        <w:rPr>
-          <w:rFonts w:ascii="Arial" w:hAnsi="Arial" w:cs="Arial"/>
-          <w:i/>
-          <w:iCs/>
-          <w:sz w:val="20"/>
-          <w:szCs w:val="20"/>
-        </w:rPr>
-        <w:t>len</w:t>
-      </w:r>
-      <w:proofErr w:type="spellEnd"/>
-      <w:r>
-        <w:rPr>
-          <w:rFonts w:ascii="Arial" w:hAnsi="Arial" w:cs="Arial"/>
-          <w:i/>
-          <w:iCs/>
-          <w:sz w:val="20"/>
-          <w:szCs w:val="20"/>
-        </w:rPr>
-        <w:t>);</w:t>
-      </w:r>
-    </w:p>
-    <w:p>
-      <w:pPr>
-        <w:spacing w:after="0" w:line="240" w:lineRule="auto"/>
-        <w:jc w:val="both"/>
-        <w:rPr>
-          <w:rFonts w:ascii="Arial" w:hAnsi="Arial" w:cs="Arial"/>
-          <w:i/>
-          <w:iCs/>
-          <w:sz w:val="20"/>
-          <w:szCs w:val="20"/>
-        </w:rPr>
-      </w:pPr>
-      <w:r>
-        <w:rPr>
-          <w:rFonts w:ascii="Arial" w:hAnsi="Arial" w:cs="Arial"/>
-          <w:i/>
-          <w:iCs/>
-          <w:sz w:val="20"/>
-          <w:szCs w:val="20"/>
-        </w:rPr>
-        <w:t>int wc_Sha512</w:t>
-      </w:r>
-      <w:proofErr w:type="gramStart"/>
-      <w:r>
-        <w:rPr>
-          <w:rFonts w:ascii="Arial" w:hAnsi="Arial" w:cs="Arial"/>
-          <w:i/>
-          <w:iCs/>
-          <w:sz w:val="20"/>
-          <w:szCs w:val="20"/>
-        </w:rPr>
-        <w:t>Final(</w:t>
-      </w:r>
-      <w:proofErr w:type="gramEnd"/>
-      <w:r>
-        <w:rPr>
-          <w:rFonts w:ascii="Arial" w:hAnsi="Arial" w:cs="Arial"/>
-          <w:i/>
-          <w:iCs/>
-          <w:sz w:val="20"/>
-          <w:szCs w:val="20"/>
-        </w:rPr>
-        <w:t>wc_Sha512 * sha512, byte * hash);</w:t>
-      </w:r>
-    </w:p>
-    <w:p>
-      <w:pPr>
-        <w:spacing w:after="0" w:line="240" w:lineRule="auto"/>
-        <w:jc w:val="both"/>
-        <w:rPr>
-          <w:rFonts w:ascii="Arial" w:hAnsi="Arial" w:cs="Arial"/>
-          <w:i/>
-          <w:iCs/>
-        </w:rPr>
-      </w:pPr>
-    </w:p>
-    <w:p>
-      <w:pPr>
-        <w:spacing w:after="0" w:line="240" w:lineRule="auto"/>
-        <w:jc w:val="both"/>
-        <w:rPr>
-          <w:rFonts w:ascii="Arial" w:hAnsi="Arial" w:cs="Arial"/>
-        </w:rPr>
-      </w:pPr>
-      <w:r>
-        <w:rPr>
-          <w:rFonts w:ascii="Arial" w:hAnsi="Arial" w:cs="Arial"/>
-        </w:rPr>
-        <w:t xml:space="preserve">Note that for CM support (as described in RFC3711), although </w:t>
-      </w:r>
-      <w:proofErr w:type="spellStart"/>
-      <w:r>
-        <w:rPr>
-          <w:rFonts w:ascii="Arial" w:hAnsi="Arial" w:cs="Arial"/>
-        </w:rPr>
-        <w:t>WolfSSL</w:t>
-      </w:r>
-      <w:proofErr w:type="spellEnd"/>
-      <w:r>
-        <w:rPr>
-          <w:rFonts w:ascii="Arial" w:hAnsi="Arial" w:cs="Arial"/>
-        </w:rPr>
-        <w:t xml:space="preserve"> supports counter mode, we will follow the implementation in the RFC due to its simplicity. Again, this is to provide additional entropy with very low additional computational complexity.</w:t>
-      </w:r>
-    </w:p>
-    <w:p>
-      <w:pPr>
-        <w:spacing w:after="0" w:line="240" w:lineRule="auto"/>
-        <w:jc w:val="both"/>
-        <w:rPr>
-          <w:rFonts w:ascii="Arial" w:hAnsi="Arial" w:cs="Arial"/>
-        </w:rPr>
-      </w:pPr>
-    </w:p>
-    <w:p>
-      <w:pPr>
-        <w:pStyle w:val="ListParagraph"/>
-        <w:numPr>
-          <w:ilvl w:val="0"/>
-          <w:numId w:val="1"/>
-        </w:numPr>
-        <w:spacing w:after="0" w:line="240" w:lineRule="auto"/>
-        <w:ind w:left="360"/>
-        <w:jc w:val="both"/>
-        <w:rPr>
-          <w:rFonts w:ascii="Arial" w:hAnsi="Arial" w:cs="Arial"/>
           <w:b/>
           <w:bCs/>
         </w:rPr>
@@ -4044,6 +4113,7 @@
           <w:rFonts w:ascii="Arial" w:hAnsi="Arial" w:cs="Arial"/>
           <w:noProof/>
         </w:rPr>
+        <w:lastRenderedPageBreak/>
         <mc:AlternateContent>
           <mc:Choice Requires="wpg">
             <w:drawing>
@@ -5181,7 +5251,7 @@
         <w:pStyle w:val="ListParagraph"/>
         <w:numPr>
           <w:ilvl w:val="0"/>
-          <w:numId w:val="3"/>
+          <w:numId w:val="5"/>
         </w:numPr>
         <w:spacing w:after="0" w:line="240" w:lineRule="auto"/>
         <w:ind w:left="360"/>
@@ -5196,6 +5266,1362 @@
         </w:rPr>
         <w:t>32-bit/4-byte channel number: encrypted by AES-256-CBC scheme.</w:t>
       </w:r>
+    </w:p>
+    <w:p>
+      <w:pPr>
+        <w:pStyle w:val="ListParagraph"/>
+        <w:numPr>
+          <w:ilvl w:val="0"/>
+          <w:numId w:val="5"/>
+        </w:numPr>
+        <w:spacing w:after="0" w:line="240" w:lineRule="auto"/>
+        <w:ind w:left="360"/>
+        <w:jc w:val="both"/>
+        <w:rPr>
+          <w:rFonts w:ascii="Arial" w:hAnsi="Arial" w:cs="Arial"/>
+        </w:rPr>
+      </w:pPr>
+      <w:r>
+        <w:rPr>
+          <w:rFonts w:ascii="Arial" w:hAnsi="Arial" w:cs="Arial"/>
+        </w:rPr>
+        <w:t>64-bit/8-byte start timestamp: encrypted by AES-256-CBC scheme.</w:t>
+      </w:r>
+    </w:p>
+    <w:p>
+      <w:pPr>
+        <w:pStyle w:val="ListParagraph"/>
+        <w:numPr>
+          <w:ilvl w:val="0"/>
+          <w:numId w:val="5"/>
+        </w:numPr>
+        <w:spacing w:after="0" w:line="240" w:lineRule="auto"/>
+        <w:ind w:left="360"/>
+        <w:jc w:val="both"/>
+        <w:rPr>
+          <w:rFonts w:ascii="Arial" w:hAnsi="Arial" w:cs="Arial"/>
+        </w:rPr>
+      </w:pPr>
+      <w:r>
+        <w:rPr>
+          <w:rFonts w:ascii="Arial" w:hAnsi="Arial" w:cs="Arial"/>
+        </w:rPr>
+        <w:t>64-bit/8-byte end timestamp: encrypted by AES-256-CBC scheme.</w:t>
+      </w:r>
+    </w:p>
+    <w:p>
+      <w:pPr>
+        <w:pStyle w:val="ListParagraph"/>
+        <w:numPr>
+          <w:ilvl w:val="0"/>
+          <w:numId w:val="5"/>
+        </w:numPr>
+        <w:spacing w:after="0" w:line="240" w:lineRule="auto"/>
+        <w:ind w:left="360"/>
+        <w:jc w:val="both"/>
+        <w:rPr>
+          <w:rFonts w:ascii="Arial" w:hAnsi="Arial" w:cs="Arial"/>
+        </w:rPr>
+      </w:pPr>
+      <w:r>
+        <w:rPr>
+          <w:rFonts w:ascii="Arial" w:hAnsi="Arial" w:cs="Arial"/>
+        </w:rPr>
+        <w:t>32</w:t>
+      </w:r>
+      <w:r>
+        <w:rPr>
+          <w:rFonts w:ascii="Arial" w:hAnsi="Arial" w:cs="Arial"/>
+        </w:rPr>
+        <w:t>-bit/</w:t>
+      </w:r>
+      <w:r>
+        <w:rPr>
+          <w:rFonts w:ascii="Arial" w:hAnsi="Arial" w:cs="Arial"/>
+        </w:rPr>
+        <w:t>4</w:t>
+      </w:r>
+      <w:r>
+        <w:rPr>
+          <w:rFonts w:ascii="Arial" w:hAnsi="Arial" w:cs="Arial"/>
+        </w:rPr>
+        <w:t xml:space="preserve">-byte </w:t>
+      </w:r>
+      <w:r>
+        <w:rPr>
+          <w:rFonts w:ascii="Arial" w:hAnsi="Arial" w:cs="Arial"/>
+        </w:rPr>
+        <w:t>device id</w:t>
+      </w:r>
+      <w:r>
+        <w:rPr>
+          <w:rFonts w:ascii="Arial" w:hAnsi="Arial" w:cs="Arial"/>
+        </w:rPr>
+        <w:t>: encrypted by AES-256-CBC scheme.</w:t>
+      </w:r>
+    </w:p>
+    <w:p>
+      <w:pPr>
+        <w:pStyle w:val="ListParagraph"/>
+        <w:numPr>
+          <w:ilvl w:val="0"/>
+          <w:numId w:val="5"/>
+        </w:numPr>
+        <w:spacing w:after="0" w:line="240" w:lineRule="auto"/>
+        <w:ind w:left="360"/>
+        <w:jc w:val="both"/>
+        <w:rPr>
+          <w:rFonts w:ascii="Arial" w:hAnsi="Arial" w:cs="Arial"/>
+        </w:rPr>
+      </w:pPr>
+      <w:r>
+        <w:rPr>
+          <w:rFonts w:ascii="Arial" w:hAnsi="Arial" w:cs="Arial"/>
+        </w:rPr>
+        <w:t>512-bit/64-byte</w:t>
+      </w:r>
+      <w:r>
+        <w:rPr>
+          <w:rFonts w:ascii="Arial" w:hAnsi="Arial" w:cs="Arial"/>
+          <w:i/>
+          <w:iCs/>
+        </w:rPr>
+        <w:t xml:space="preserve"> Hash-based Message Authentication Code</w:t>
+      </w:r>
+      <w:r>
+        <w:rPr>
+          <w:rFonts w:ascii="Arial" w:hAnsi="Arial" w:cs="Arial"/>
+        </w:rPr>
+        <w:t xml:space="preserve"> (HMAC): Authenticates the encrypted section of the packet. It follows the SHA256 scheme indicated above.</w:t>
+      </w:r>
+    </w:p>
+    <w:p>
+      <w:pPr>
+        <w:spacing w:after="0" w:line="240" w:lineRule="auto"/>
+        <w:jc w:val="both"/>
+        <w:rPr>
+          <w:rFonts w:ascii="Arial" w:hAnsi="Arial" w:cs="Arial"/>
+        </w:rPr>
+      </w:pPr>
+    </w:p>
+    <w:p>
+      <w:pPr>
+        <w:spacing w:after="0" w:line="240" w:lineRule="auto"/>
+        <w:jc w:val="both"/>
+        <w:rPr>
+          <w:rFonts w:ascii="Arial" w:hAnsi="Arial" w:cs="Arial"/>
+        </w:rPr>
+      </w:pPr>
+      <w:r>
+        <w:rPr>
+          <w:rFonts w:ascii="Arial" w:hAnsi="Arial" w:cs="Arial"/>
+        </w:rPr>
+        <w:t xml:space="preserve">Packing, encryption and authentication must </w:t>
+      </w:r>
+      <w:r>
+        <w:rPr>
+          <w:rFonts w:ascii="Arial" w:hAnsi="Arial" w:cs="Arial"/>
+        </w:rPr>
+        <w:t xml:space="preserve">be </w:t>
+      </w:r>
+      <w:r>
+        <w:rPr>
+          <w:rFonts w:ascii="Arial" w:hAnsi="Arial" w:cs="Arial"/>
+        </w:rPr>
+        <w:t>performed by the encoder (or encryptor) in the following python class member</w:t>
+      </w:r>
+      <w:r>
+        <w:rPr>
+          <w:rFonts w:ascii="Arial" w:hAnsi="Arial" w:cs="Arial"/>
+        </w:rPr>
+        <w:t xml:space="preserve"> in </w:t>
+      </w:r>
+      <w:r>
+        <w:rPr>
+          <w:rFonts w:ascii="Arial" w:hAnsi="Arial" w:cs="Arial"/>
+          <w:i/>
+          <w:iCs/>
+        </w:rPr>
+        <w:t>design/ectf25_design/gen_subscription.py</w:t>
+      </w:r>
+      <w:r>
+        <w:rPr>
+          <w:rFonts w:ascii="Arial" w:hAnsi="Arial" w:cs="Arial"/>
+        </w:rPr>
+        <w:t>:</w:t>
+      </w:r>
+    </w:p>
+    <w:p>
+      <w:pPr>
+        <w:spacing w:after="0" w:line="240" w:lineRule="auto"/>
+        <w:jc w:val="both"/>
+        <w:rPr>
+          <w:rFonts w:ascii="Arial" w:hAnsi="Arial" w:cs="Arial"/>
+        </w:rPr>
+      </w:pPr>
+    </w:p>
+    <w:p>
+      <w:pPr>
+        <w:spacing w:after="0" w:line="240" w:lineRule="auto"/>
+        <w:jc w:val="both"/>
+        <w:rPr>
+          <w:rFonts w:ascii="Arial" w:hAnsi="Arial" w:cs="Arial"/>
+          <w:i/>
+          <w:iCs/>
+        </w:rPr>
+      </w:pPr>
+      <w:r>
+        <w:rPr>
+          <w:rFonts w:ascii="Arial" w:hAnsi="Arial" w:cs="Arial"/>
+          <w:i/>
+          <w:iCs/>
+        </w:rPr>
+        <w:t xml:space="preserve">def </w:t>
+      </w:r>
+      <w:proofErr w:type="spellStart"/>
+      <w:r>
+        <w:rPr>
+          <w:rFonts w:ascii="Arial" w:hAnsi="Arial" w:cs="Arial"/>
+          <w:i/>
+          <w:iCs/>
+        </w:rPr>
+        <w:t>gen_</w:t>
+      </w:r>
+      <w:proofErr w:type="gramStart"/>
+      <w:r>
+        <w:rPr>
+          <w:rFonts w:ascii="Arial" w:hAnsi="Arial" w:cs="Arial"/>
+          <w:i/>
+          <w:iCs/>
+        </w:rPr>
+        <w:t>subscription</w:t>
+      </w:r>
+      <w:proofErr w:type="spellEnd"/>
+      <w:r>
+        <w:rPr>
+          <w:rFonts w:ascii="Arial" w:hAnsi="Arial" w:cs="Arial"/>
+          <w:i/>
+          <w:iCs/>
+        </w:rPr>
+        <w:t>(</w:t>
+      </w:r>
+      <w:proofErr w:type="gramEnd"/>
+      <w:r>
+        <w:rPr>
+          <w:rFonts w:ascii="Arial" w:hAnsi="Arial" w:cs="Arial"/>
+          <w:i/>
+          <w:iCs/>
+        </w:rPr>
+        <w:t xml:space="preserve">secrets: bytes, </w:t>
+      </w:r>
+      <w:proofErr w:type="spellStart"/>
+      <w:r>
+        <w:rPr>
+          <w:rFonts w:ascii="Arial" w:hAnsi="Arial" w:cs="Arial"/>
+          <w:i/>
+          <w:iCs/>
+        </w:rPr>
+        <w:t>device_id</w:t>
+      </w:r>
+      <w:proofErr w:type="spellEnd"/>
+      <w:r>
+        <w:rPr>
+          <w:rFonts w:ascii="Arial" w:hAnsi="Arial" w:cs="Arial"/>
+          <w:i/>
+          <w:iCs/>
+        </w:rPr>
+        <w:t>: int, start: int, end: int, channel: int) -&gt; bytes</w:t>
+      </w:r>
+    </w:p>
+    <w:p>
+      <w:pPr>
+        <w:spacing w:after="0" w:line="240" w:lineRule="auto"/>
+        <w:jc w:val="both"/>
+        <w:rPr>
+          <w:rFonts w:ascii="Arial" w:hAnsi="Arial" w:cs="Arial"/>
+        </w:rPr>
+      </w:pPr>
+    </w:p>
+    <w:p>
+      <w:pPr>
+        <w:spacing w:after="0" w:line="240" w:lineRule="auto"/>
+        <w:jc w:val="both"/>
+        <w:rPr>
+          <w:rFonts w:ascii="Arial" w:hAnsi="Arial" w:cs="Arial"/>
+        </w:rPr>
+      </w:pPr>
+      <w:r>
+        <w:rPr>
+          <w:rFonts w:ascii="Arial" w:hAnsi="Arial" w:cs="Arial"/>
+        </w:rPr>
+        <w:t xml:space="preserve">The </w:t>
+      </w:r>
+      <w:proofErr w:type="spellStart"/>
+      <w:r>
+        <w:rPr>
+          <w:rFonts w:ascii="Arial" w:hAnsi="Arial" w:cs="Arial"/>
+        </w:rPr>
+        <w:t>pycrypto</w:t>
+      </w:r>
+      <w:r>
+        <w:rPr>
+          <w:rFonts w:ascii="Arial" w:hAnsi="Arial" w:cs="Arial"/>
+        </w:rPr>
+        <w:t>dome</w:t>
+      </w:r>
+      <w:proofErr w:type="spellEnd"/>
+      <w:r>
+        <w:rPr>
+          <w:rFonts w:ascii="Arial" w:hAnsi="Arial" w:cs="Arial"/>
+        </w:rPr>
+        <w:t xml:space="preserve"> package supports all needed encryption (AES-256-CBC) and HMAC capabilities (SHA256).</w:t>
+      </w:r>
+      <w:r>
+        <w:rPr>
+          <w:rFonts w:ascii="Arial" w:hAnsi="Arial" w:cs="Arial"/>
+        </w:rPr>
+        <w:t xml:space="preserve"> These are the APIs:</w:t>
+      </w:r>
+    </w:p>
+    <w:p>
+      <w:pPr>
+        <w:spacing w:after="0" w:line="240" w:lineRule="auto"/>
+        <w:jc w:val="both"/>
+        <w:rPr>
+          <w:rFonts w:ascii="Arial" w:hAnsi="Arial" w:cs="Arial"/>
+        </w:rPr>
+      </w:pPr>
+    </w:p>
+    <w:p>
+      <w:pPr>
+        <w:spacing w:after="0" w:line="240" w:lineRule="auto"/>
+        <w:jc w:val="both"/>
+        <w:rPr>
+          <w:rFonts w:ascii="Arial" w:hAnsi="Arial" w:cs="Arial"/>
+          <w:i/>
+          <w:iCs/>
+          <w:sz w:val="20"/>
+          <w:szCs w:val="20"/>
+        </w:rPr>
+      </w:pPr>
+      <w:proofErr w:type="spellStart"/>
+      <w:proofErr w:type="gramStart"/>
+      <w:r>
+        <w:rPr>
+          <w:rFonts w:ascii="Arial" w:hAnsi="Arial" w:cs="Arial"/>
+          <w:i/>
+          <w:iCs/>
+          <w:sz w:val="20"/>
+          <w:szCs w:val="20"/>
+        </w:rPr>
+        <w:t>Crypto.Cipher.AES.new</w:t>
+      </w:r>
+      <w:proofErr w:type="spellEnd"/>
+      <w:r>
+        <w:rPr>
+          <w:rFonts w:ascii="Arial" w:hAnsi="Arial" w:cs="Arial"/>
+          <w:i/>
+          <w:iCs/>
+          <w:sz w:val="20"/>
+          <w:szCs w:val="20"/>
+        </w:rPr>
+        <w:t>(</w:t>
+      </w:r>
+      <w:proofErr w:type="gramEnd"/>
+      <w:r>
+        <w:rPr>
+          <w:rFonts w:ascii="Arial" w:hAnsi="Arial" w:cs="Arial"/>
+          <w:i/>
+          <w:iCs/>
+          <w:sz w:val="20"/>
+          <w:szCs w:val="20"/>
+        </w:rPr>
+        <w:t>key, mode, *</w:t>
+      </w:r>
+      <w:proofErr w:type="spellStart"/>
+      <w:r>
+        <w:rPr>
+          <w:rFonts w:ascii="Arial" w:hAnsi="Arial" w:cs="Arial"/>
+          <w:i/>
+          <w:iCs/>
+          <w:sz w:val="20"/>
+          <w:szCs w:val="20"/>
+        </w:rPr>
+        <w:t>args</w:t>
+      </w:r>
+      <w:proofErr w:type="spellEnd"/>
+      <w:r>
+        <w:rPr>
+          <w:rFonts w:ascii="Arial" w:hAnsi="Arial" w:cs="Arial"/>
+          <w:i/>
+          <w:iCs/>
+          <w:sz w:val="20"/>
+          <w:szCs w:val="20"/>
+        </w:rPr>
+        <w:t>, **</w:t>
+      </w:r>
+      <w:proofErr w:type="spellStart"/>
+      <w:r>
+        <w:rPr>
+          <w:rFonts w:ascii="Arial" w:hAnsi="Arial" w:cs="Arial"/>
+          <w:i/>
+          <w:iCs/>
+          <w:sz w:val="20"/>
+          <w:szCs w:val="20"/>
+        </w:rPr>
+        <w:t>kwargs</w:t>
+      </w:r>
+      <w:proofErr w:type="spellEnd"/>
+      <w:r>
+        <w:rPr>
+          <w:rFonts w:ascii="Arial" w:hAnsi="Arial" w:cs="Arial"/>
+          <w:i/>
+          <w:iCs/>
+          <w:sz w:val="20"/>
+          <w:szCs w:val="20"/>
+        </w:rPr>
+        <w:t>) (requiring to set key, IV and cipher)</w:t>
+      </w:r>
+    </w:p>
+    <w:p>
+      <w:pPr>
+        <w:spacing w:after="0" w:line="240" w:lineRule="auto"/>
+        <w:jc w:val="both"/>
+        <w:rPr>
+          <w:rFonts w:ascii="Arial" w:hAnsi="Arial" w:cs="Arial"/>
+          <w:i/>
+          <w:iCs/>
+          <w:sz w:val="20"/>
+          <w:szCs w:val="20"/>
+        </w:rPr>
+      </w:pPr>
+      <w:proofErr w:type="spellStart"/>
+      <w:r>
+        <w:rPr>
+          <w:rFonts w:ascii="Arial" w:hAnsi="Arial" w:cs="Arial"/>
+          <w:i/>
+          <w:iCs/>
+          <w:sz w:val="20"/>
+          <w:szCs w:val="20"/>
+        </w:rPr>
+        <w:t>Crypto.Cipher.AES.decrypt</w:t>
+      </w:r>
+      <w:proofErr w:type="spellEnd"/>
+      <w:r>
+        <w:rPr>
+          <w:rFonts w:ascii="Arial" w:hAnsi="Arial" w:cs="Arial"/>
+          <w:i/>
+          <w:iCs/>
+          <w:sz w:val="20"/>
+          <w:szCs w:val="20"/>
+        </w:rPr>
+        <w:t>(ciphertext)</w:t>
+      </w:r>
+    </w:p>
+    <w:p>
+      <w:pPr>
+        <w:spacing w:after="0" w:line="240" w:lineRule="auto"/>
+        <w:jc w:val="both"/>
+        <w:rPr>
+          <w:rFonts w:ascii="Arial" w:hAnsi="Arial" w:cs="Arial"/>
+          <w:i/>
+          <w:iCs/>
+          <w:sz w:val="20"/>
+          <w:szCs w:val="20"/>
+        </w:rPr>
+      </w:pPr>
+      <w:proofErr w:type="gramStart"/>
+      <w:r>
+        <w:rPr>
+          <w:rFonts w:ascii="Arial" w:hAnsi="Arial" w:cs="Arial"/>
+          <w:i/>
+          <w:iCs/>
+          <w:sz w:val="20"/>
+          <w:szCs w:val="20"/>
+        </w:rPr>
+        <w:t>Crypto.Hash.SHA512.new(</w:t>
+      </w:r>
+      <w:proofErr w:type="gramEnd"/>
+      <w:r>
+        <w:rPr>
+          <w:rFonts w:ascii="Arial" w:hAnsi="Arial" w:cs="Arial"/>
+          <w:i/>
+          <w:iCs/>
+          <w:sz w:val="20"/>
+          <w:szCs w:val="20"/>
+        </w:rPr>
+        <w:t>data, truncate)</w:t>
+      </w:r>
+    </w:p>
+    <w:p>
+      <w:pPr>
+        <w:spacing w:after="0" w:line="240" w:lineRule="auto"/>
+        <w:jc w:val="both"/>
+        <w:rPr>
+          <w:rFonts w:ascii="Arial" w:hAnsi="Arial" w:cs="Arial"/>
+          <w:i/>
+          <w:iCs/>
+          <w:sz w:val="20"/>
+          <w:szCs w:val="20"/>
+        </w:rPr>
+      </w:pPr>
+      <w:proofErr w:type="gramStart"/>
+      <w:r>
+        <w:rPr>
+          <w:rFonts w:ascii="Arial" w:hAnsi="Arial" w:cs="Arial"/>
+          <w:i/>
+          <w:iCs/>
+          <w:sz w:val="20"/>
+          <w:szCs w:val="20"/>
+        </w:rPr>
+        <w:t>Crypto.Hash.SHA512.update</w:t>
+      </w:r>
+      <w:proofErr w:type="gramEnd"/>
+      <w:r>
+        <w:rPr>
+          <w:rFonts w:ascii="Arial" w:hAnsi="Arial" w:cs="Arial"/>
+          <w:i/>
+          <w:iCs/>
+          <w:sz w:val="20"/>
+          <w:szCs w:val="20"/>
+        </w:rPr>
+        <w:t>(message)</w:t>
+      </w:r>
+    </w:p>
+    <w:p>
+      <w:pPr>
+        <w:spacing w:after="0" w:line="240" w:lineRule="auto"/>
+        <w:jc w:val="both"/>
+        <w:rPr>
+          <w:rFonts w:ascii="Arial" w:hAnsi="Arial" w:cs="Arial"/>
+        </w:rPr>
+      </w:pPr>
+    </w:p>
+    <w:p>
+      <w:pPr>
+        <w:spacing w:after="0" w:line="240" w:lineRule="auto"/>
+        <w:jc w:val="both"/>
+        <w:rPr>
+          <w:rFonts w:ascii="Arial" w:hAnsi="Arial" w:cs="Arial"/>
+        </w:rPr>
+      </w:pPr>
+      <w:r>
+        <w:rPr>
+          <w:rFonts w:ascii="Arial" w:hAnsi="Arial" w:cs="Arial"/>
+        </w:rPr>
+        <w:t>Authentication</w:t>
+      </w:r>
+      <w:r>
+        <w:rPr>
+          <w:rFonts w:ascii="Arial" w:hAnsi="Arial" w:cs="Arial"/>
+        </w:rPr>
+        <w:t xml:space="preserve"> validation</w:t>
+      </w:r>
+      <w:r>
+        <w:rPr>
+          <w:rFonts w:ascii="Arial" w:hAnsi="Arial" w:cs="Arial"/>
+        </w:rPr>
+        <w:t xml:space="preserve">, decryption and unpacking must be performed by the embedded C code in </w:t>
+      </w:r>
+      <w:r>
+        <w:rPr>
+          <w:rFonts w:ascii="Arial" w:hAnsi="Arial" w:cs="Arial"/>
+          <w:i/>
+          <w:iCs/>
+        </w:rPr>
+        <w:t>/decoder/</w:t>
+      </w:r>
+      <w:proofErr w:type="spellStart"/>
+      <w:r>
+        <w:rPr>
+          <w:rFonts w:ascii="Arial" w:hAnsi="Arial" w:cs="Arial"/>
+          <w:i/>
+          <w:iCs/>
+        </w:rPr>
+        <w:t>src</w:t>
+      </w:r>
+      <w:proofErr w:type="spellEnd"/>
+      <w:r>
+        <w:rPr>
+          <w:rFonts w:ascii="Arial" w:hAnsi="Arial" w:cs="Arial"/>
+          <w:i/>
+          <w:iCs/>
+        </w:rPr>
+        <w:t>/</w:t>
+      </w:r>
+      <w:proofErr w:type="spellStart"/>
+      <w:r>
+        <w:rPr>
+          <w:rFonts w:ascii="Arial" w:hAnsi="Arial" w:cs="Arial"/>
+          <w:i/>
+          <w:iCs/>
+        </w:rPr>
+        <w:t>decoder.c</w:t>
+      </w:r>
+      <w:proofErr w:type="spellEnd"/>
+      <w:r>
+        <w:rPr>
+          <w:rFonts w:ascii="Arial" w:hAnsi="Arial" w:cs="Arial"/>
+        </w:rPr>
+        <w:t>:</w:t>
+      </w:r>
+    </w:p>
+    <w:p>
+      <w:pPr>
+        <w:spacing w:after="0" w:line="240" w:lineRule="auto"/>
+        <w:jc w:val="both"/>
+        <w:rPr>
+          <w:rFonts w:ascii="Arial" w:hAnsi="Arial" w:cs="Arial"/>
+        </w:rPr>
+      </w:pPr>
+    </w:p>
+    <w:p>
+      <w:pPr>
+        <w:spacing w:after="0" w:line="240" w:lineRule="auto"/>
+        <w:jc w:val="both"/>
+        <w:rPr>
+          <w:rFonts w:ascii="Arial" w:hAnsi="Arial" w:cs="Arial"/>
+          <w:i/>
+          <w:iCs/>
+        </w:rPr>
+      </w:pPr>
+      <w:r>
+        <w:rPr>
+          <w:rFonts w:ascii="Arial" w:hAnsi="Arial" w:cs="Arial"/>
+          <w:i/>
+          <w:iCs/>
+        </w:rPr>
+        <w:t xml:space="preserve">int </w:t>
+      </w:r>
+      <w:proofErr w:type="spellStart"/>
+      <w:r>
+        <w:rPr>
+          <w:rFonts w:ascii="Arial" w:hAnsi="Arial" w:cs="Arial"/>
+          <w:i/>
+          <w:iCs/>
+        </w:rPr>
+        <w:t>update_</w:t>
+      </w:r>
+      <w:proofErr w:type="gramStart"/>
+      <w:r>
+        <w:rPr>
+          <w:rFonts w:ascii="Arial" w:hAnsi="Arial" w:cs="Arial"/>
+          <w:i/>
+          <w:iCs/>
+        </w:rPr>
+        <w:t>subscription</w:t>
+      </w:r>
+      <w:proofErr w:type="spellEnd"/>
+      <w:r>
+        <w:rPr>
+          <w:rFonts w:ascii="Arial" w:hAnsi="Arial" w:cs="Arial"/>
+          <w:i/>
+          <w:iCs/>
+        </w:rPr>
+        <w:t>(</w:t>
+      </w:r>
+      <w:proofErr w:type="spellStart"/>
+      <w:proofErr w:type="gramEnd"/>
+      <w:r>
+        <w:rPr>
+          <w:rFonts w:ascii="Arial" w:hAnsi="Arial" w:cs="Arial"/>
+          <w:i/>
+          <w:iCs/>
+        </w:rPr>
+        <w:t>pkt_len_t</w:t>
+      </w:r>
+      <w:proofErr w:type="spellEnd"/>
+      <w:r>
+        <w:rPr>
+          <w:rFonts w:ascii="Arial" w:hAnsi="Arial" w:cs="Arial"/>
+          <w:i/>
+          <w:iCs/>
+        </w:rPr>
+        <w:t xml:space="preserve"> </w:t>
+      </w:r>
+      <w:proofErr w:type="spellStart"/>
+      <w:r>
+        <w:rPr>
+          <w:rFonts w:ascii="Arial" w:hAnsi="Arial" w:cs="Arial"/>
+          <w:i/>
+          <w:iCs/>
+        </w:rPr>
+        <w:t>pkt_len</w:t>
+      </w:r>
+      <w:proofErr w:type="spellEnd"/>
+      <w:r>
+        <w:rPr>
+          <w:rFonts w:ascii="Arial" w:hAnsi="Arial" w:cs="Arial"/>
+          <w:i/>
+          <w:iCs/>
+        </w:rPr>
+        <w:t xml:space="preserve">, </w:t>
+      </w:r>
+      <w:proofErr w:type="spellStart"/>
+      <w:r>
+        <w:rPr>
+          <w:rFonts w:ascii="Arial" w:hAnsi="Arial" w:cs="Arial"/>
+          <w:i/>
+          <w:iCs/>
+        </w:rPr>
+        <w:t>subscription_update_packet_t</w:t>
+      </w:r>
+      <w:proofErr w:type="spellEnd"/>
+      <w:r>
+        <w:rPr>
+          <w:rFonts w:ascii="Arial" w:hAnsi="Arial" w:cs="Arial"/>
+          <w:i/>
+          <w:iCs/>
+        </w:rPr>
+        <w:t xml:space="preserve"> *update)</w:t>
+      </w:r>
+      <w:r>
+        <w:rPr>
+          <w:rFonts w:ascii="Arial" w:hAnsi="Arial" w:cs="Arial"/>
+          <w:i/>
+          <w:iCs/>
+        </w:rPr>
+        <w:t>;</w:t>
+      </w:r>
+    </w:p>
+    <w:p>
+      <w:pPr>
+        <w:spacing w:after="0" w:line="240" w:lineRule="auto"/>
+        <w:jc w:val="both"/>
+        <w:rPr>
+          <w:rFonts w:ascii="Arial" w:hAnsi="Arial" w:cs="Arial"/>
+        </w:rPr>
+      </w:pPr>
+    </w:p>
+    <w:p>
+      <w:pPr>
+        <w:spacing w:after="0" w:line="240" w:lineRule="auto"/>
+        <w:jc w:val="both"/>
+        <w:rPr>
+          <w:rFonts w:ascii="Arial" w:hAnsi="Arial" w:cs="Arial"/>
+        </w:rPr>
+      </w:pPr>
+      <w:r>
+        <w:rPr>
+          <w:rFonts w:ascii="Arial" w:hAnsi="Arial" w:cs="Arial"/>
+        </w:rPr>
+        <w:t xml:space="preserve">The </w:t>
+      </w:r>
+      <w:proofErr w:type="spellStart"/>
+      <w:r>
+        <w:rPr>
+          <w:rFonts w:ascii="Arial" w:hAnsi="Arial" w:cs="Arial"/>
+        </w:rPr>
+        <w:t>W</w:t>
+      </w:r>
+      <w:r>
+        <w:rPr>
+          <w:rFonts w:ascii="Arial" w:hAnsi="Arial" w:cs="Arial"/>
+        </w:rPr>
+        <w:t>olfSSL</w:t>
+      </w:r>
+      <w:proofErr w:type="spellEnd"/>
+      <w:r>
+        <w:rPr>
+          <w:rFonts w:ascii="Arial" w:hAnsi="Arial" w:cs="Arial"/>
+        </w:rPr>
+        <w:t xml:space="preserve"> library supports all needed encryption (AES-256-CBC) and HMAC capabilities (SHA256).</w:t>
+      </w:r>
+      <w:r>
+        <w:rPr>
+          <w:rFonts w:ascii="Arial" w:hAnsi="Arial" w:cs="Arial"/>
+        </w:rPr>
+        <w:t xml:space="preserve"> These are the APIs:</w:t>
+      </w:r>
+    </w:p>
+    <w:p>
+      <w:pPr>
+        <w:spacing w:after="0" w:line="240" w:lineRule="auto"/>
+        <w:jc w:val="both"/>
+        <w:rPr>
+          <w:rFonts w:ascii="Arial" w:hAnsi="Arial" w:cs="Arial"/>
+        </w:rPr>
+      </w:pPr>
+    </w:p>
+    <w:p>
+      <w:pPr>
+        <w:spacing w:after="0" w:line="240" w:lineRule="auto"/>
+        <w:jc w:val="both"/>
+        <w:rPr>
+          <w:rFonts w:ascii="Arial" w:hAnsi="Arial" w:cs="Arial"/>
+          <w:i/>
+          <w:iCs/>
+          <w:sz w:val="20"/>
+          <w:szCs w:val="20"/>
+        </w:rPr>
+      </w:pPr>
+      <w:r>
+        <w:rPr>
+          <w:rFonts w:ascii="Arial" w:hAnsi="Arial" w:cs="Arial"/>
+          <w:i/>
+          <w:iCs/>
+          <w:sz w:val="20"/>
+          <w:szCs w:val="20"/>
+        </w:rPr>
+        <w:t xml:space="preserve">int </w:t>
+      </w:r>
+      <w:proofErr w:type="spellStart"/>
+      <w:r>
+        <w:rPr>
+          <w:rFonts w:ascii="Arial" w:hAnsi="Arial" w:cs="Arial"/>
+          <w:i/>
+          <w:iCs/>
+          <w:sz w:val="20"/>
+          <w:szCs w:val="20"/>
+        </w:rPr>
+        <w:t>wc_</w:t>
+      </w:r>
+      <w:proofErr w:type="gramStart"/>
+      <w:r>
+        <w:rPr>
+          <w:rFonts w:ascii="Arial" w:hAnsi="Arial" w:cs="Arial"/>
+          <w:i/>
+          <w:iCs/>
+          <w:sz w:val="20"/>
+          <w:szCs w:val="20"/>
+        </w:rPr>
+        <w:t>AesSetKey</w:t>
+      </w:r>
+      <w:proofErr w:type="spellEnd"/>
+      <w:r>
+        <w:rPr>
+          <w:rFonts w:ascii="Arial" w:hAnsi="Arial" w:cs="Arial"/>
+          <w:i/>
+          <w:iCs/>
+          <w:sz w:val="20"/>
+          <w:szCs w:val="20"/>
+        </w:rPr>
+        <w:t>(</w:t>
+      </w:r>
+      <w:proofErr w:type="spellStart"/>
+      <w:proofErr w:type="gramEnd"/>
+      <w:r>
+        <w:rPr>
+          <w:rFonts w:ascii="Arial" w:hAnsi="Arial" w:cs="Arial"/>
+          <w:i/>
+          <w:iCs/>
+          <w:sz w:val="20"/>
+          <w:szCs w:val="20"/>
+        </w:rPr>
+        <w:t>Aes</w:t>
+      </w:r>
+      <w:proofErr w:type="spellEnd"/>
+      <w:r>
+        <w:rPr>
+          <w:rFonts w:ascii="Arial" w:hAnsi="Arial" w:cs="Arial"/>
+          <w:i/>
+          <w:iCs/>
+          <w:sz w:val="20"/>
+          <w:szCs w:val="20"/>
+        </w:rPr>
+        <w:t xml:space="preserve"> * </w:t>
+      </w:r>
+      <w:proofErr w:type="spellStart"/>
+      <w:r>
+        <w:rPr>
+          <w:rFonts w:ascii="Arial" w:hAnsi="Arial" w:cs="Arial"/>
+          <w:i/>
+          <w:iCs/>
+          <w:sz w:val="20"/>
+          <w:szCs w:val="20"/>
+        </w:rPr>
+        <w:t>aes</w:t>
+      </w:r>
+      <w:proofErr w:type="spellEnd"/>
+      <w:r>
+        <w:rPr>
+          <w:rFonts w:ascii="Arial" w:hAnsi="Arial" w:cs="Arial"/>
+          <w:i/>
+          <w:iCs/>
+          <w:sz w:val="20"/>
+          <w:szCs w:val="20"/>
+        </w:rPr>
+        <w:t xml:space="preserve">, const byte * key, word32 </w:t>
+      </w:r>
+      <w:proofErr w:type="spellStart"/>
+      <w:r>
+        <w:rPr>
+          <w:rFonts w:ascii="Arial" w:hAnsi="Arial" w:cs="Arial"/>
+          <w:i/>
+          <w:iCs/>
+          <w:sz w:val="20"/>
+          <w:szCs w:val="20"/>
+        </w:rPr>
+        <w:t>len</w:t>
+      </w:r>
+      <w:proofErr w:type="spellEnd"/>
+      <w:r>
+        <w:rPr>
+          <w:rFonts w:ascii="Arial" w:hAnsi="Arial" w:cs="Arial"/>
+          <w:i/>
+          <w:iCs/>
+          <w:sz w:val="20"/>
+          <w:szCs w:val="20"/>
+        </w:rPr>
+        <w:t xml:space="preserve">, const byte * iv, int </w:t>
+      </w:r>
+      <w:proofErr w:type="spellStart"/>
+      <w:r>
+        <w:rPr>
+          <w:rFonts w:ascii="Arial" w:hAnsi="Arial" w:cs="Arial"/>
+          <w:i/>
+          <w:iCs/>
+          <w:sz w:val="20"/>
+          <w:szCs w:val="20"/>
+        </w:rPr>
+        <w:t>dir</w:t>
+      </w:r>
+      <w:proofErr w:type="spellEnd"/>
+      <w:r>
+        <w:rPr>
+          <w:rFonts w:ascii="Arial" w:hAnsi="Arial" w:cs="Arial"/>
+          <w:i/>
+          <w:iCs/>
+          <w:sz w:val="20"/>
+          <w:szCs w:val="20"/>
+        </w:rPr>
+        <w:t>);</w:t>
+      </w:r>
+    </w:p>
+    <w:p>
+      <w:pPr>
+        <w:spacing w:after="0" w:line="240" w:lineRule="auto"/>
+        <w:jc w:val="both"/>
+        <w:rPr>
+          <w:rFonts w:ascii="Arial" w:hAnsi="Arial" w:cs="Arial"/>
+          <w:i/>
+          <w:iCs/>
+          <w:sz w:val="20"/>
+          <w:szCs w:val="20"/>
+        </w:rPr>
+      </w:pPr>
+      <w:r>
+        <w:rPr>
+          <w:rFonts w:ascii="Arial" w:hAnsi="Arial" w:cs="Arial"/>
+          <w:i/>
+          <w:iCs/>
+          <w:sz w:val="20"/>
+          <w:szCs w:val="20"/>
+        </w:rPr>
+        <w:t xml:space="preserve">int </w:t>
+      </w:r>
+      <w:proofErr w:type="spellStart"/>
+      <w:r>
+        <w:rPr>
+          <w:rFonts w:ascii="Arial" w:hAnsi="Arial" w:cs="Arial"/>
+          <w:i/>
+          <w:iCs/>
+          <w:sz w:val="20"/>
+          <w:szCs w:val="20"/>
+        </w:rPr>
+        <w:t>wc_</w:t>
+      </w:r>
+      <w:proofErr w:type="gramStart"/>
+      <w:r>
+        <w:rPr>
+          <w:rFonts w:ascii="Arial" w:hAnsi="Arial" w:cs="Arial"/>
+          <w:i/>
+          <w:iCs/>
+          <w:sz w:val="20"/>
+          <w:szCs w:val="20"/>
+        </w:rPr>
+        <w:t>AesSetIV</w:t>
+      </w:r>
+      <w:proofErr w:type="spellEnd"/>
+      <w:r>
+        <w:rPr>
+          <w:rFonts w:ascii="Arial" w:hAnsi="Arial" w:cs="Arial"/>
+          <w:i/>
+          <w:iCs/>
+          <w:sz w:val="20"/>
+          <w:szCs w:val="20"/>
+        </w:rPr>
+        <w:t>(</w:t>
+      </w:r>
+      <w:proofErr w:type="spellStart"/>
+      <w:proofErr w:type="gramEnd"/>
+      <w:r>
+        <w:rPr>
+          <w:rFonts w:ascii="Arial" w:hAnsi="Arial" w:cs="Arial"/>
+          <w:i/>
+          <w:iCs/>
+          <w:sz w:val="20"/>
+          <w:szCs w:val="20"/>
+        </w:rPr>
+        <w:t>Aes</w:t>
+      </w:r>
+      <w:proofErr w:type="spellEnd"/>
+      <w:r>
+        <w:rPr>
+          <w:rFonts w:ascii="Arial" w:hAnsi="Arial" w:cs="Arial"/>
+          <w:i/>
+          <w:iCs/>
+          <w:sz w:val="20"/>
+          <w:szCs w:val="20"/>
+        </w:rPr>
+        <w:t xml:space="preserve"> * </w:t>
+      </w:r>
+      <w:proofErr w:type="spellStart"/>
+      <w:r>
+        <w:rPr>
+          <w:rFonts w:ascii="Arial" w:hAnsi="Arial" w:cs="Arial"/>
+          <w:i/>
+          <w:iCs/>
+          <w:sz w:val="20"/>
+          <w:szCs w:val="20"/>
+        </w:rPr>
+        <w:t>aes</w:t>
+      </w:r>
+      <w:proofErr w:type="spellEnd"/>
+      <w:r>
+        <w:rPr>
+          <w:rFonts w:ascii="Arial" w:hAnsi="Arial" w:cs="Arial"/>
+          <w:i/>
+          <w:iCs/>
+          <w:sz w:val="20"/>
+          <w:szCs w:val="20"/>
+        </w:rPr>
+        <w:t>, const byte * iv);</w:t>
+      </w:r>
+    </w:p>
+    <w:p>
+      <w:pPr>
+        <w:spacing w:after="0" w:line="240" w:lineRule="auto"/>
+        <w:jc w:val="both"/>
+        <w:rPr>
+          <w:rFonts w:ascii="Arial" w:hAnsi="Arial" w:cs="Arial"/>
+          <w:i/>
+          <w:iCs/>
+          <w:sz w:val="20"/>
+          <w:szCs w:val="20"/>
+        </w:rPr>
+      </w:pPr>
+      <w:r>
+        <w:rPr>
+          <w:rFonts w:ascii="Arial" w:hAnsi="Arial" w:cs="Arial"/>
+          <w:i/>
+          <w:iCs/>
+          <w:sz w:val="20"/>
+          <w:szCs w:val="20"/>
+        </w:rPr>
+        <w:t xml:space="preserve">int </w:t>
+      </w:r>
+      <w:proofErr w:type="spellStart"/>
+      <w:r>
+        <w:rPr>
+          <w:rFonts w:ascii="Arial" w:hAnsi="Arial" w:cs="Arial"/>
+          <w:i/>
+          <w:iCs/>
+          <w:sz w:val="20"/>
+          <w:szCs w:val="20"/>
+        </w:rPr>
+        <w:t>wc_</w:t>
+      </w:r>
+      <w:proofErr w:type="gramStart"/>
+      <w:r>
+        <w:rPr>
+          <w:rFonts w:ascii="Arial" w:hAnsi="Arial" w:cs="Arial"/>
+          <w:i/>
+          <w:iCs/>
+          <w:sz w:val="20"/>
+          <w:szCs w:val="20"/>
+        </w:rPr>
+        <w:t>AesCbcDecrypt</w:t>
+      </w:r>
+      <w:proofErr w:type="spellEnd"/>
+      <w:r>
+        <w:rPr>
+          <w:rFonts w:ascii="Arial" w:hAnsi="Arial" w:cs="Arial"/>
+          <w:i/>
+          <w:iCs/>
+          <w:sz w:val="20"/>
+          <w:szCs w:val="20"/>
+        </w:rPr>
+        <w:t>(</w:t>
+      </w:r>
+      <w:proofErr w:type="spellStart"/>
+      <w:proofErr w:type="gramEnd"/>
+      <w:r>
+        <w:rPr>
+          <w:rFonts w:ascii="Arial" w:hAnsi="Arial" w:cs="Arial"/>
+          <w:i/>
+          <w:iCs/>
+          <w:sz w:val="20"/>
+          <w:szCs w:val="20"/>
+        </w:rPr>
+        <w:t>Aes</w:t>
+      </w:r>
+      <w:proofErr w:type="spellEnd"/>
+      <w:r>
+        <w:rPr>
+          <w:rFonts w:ascii="Arial" w:hAnsi="Arial" w:cs="Arial"/>
+          <w:i/>
+          <w:iCs/>
+          <w:sz w:val="20"/>
+          <w:szCs w:val="20"/>
+        </w:rPr>
+        <w:t xml:space="preserve"> * </w:t>
+      </w:r>
+      <w:proofErr w:type="spellStart"/>
+      <w:r>
+        <w:rPr>
+          <w:rFonts w:ascii="Arial" w:hAnsi="Arial" w:cs="Arial"/>
+          <w:i/>
+          <w:iCs/>
+          <w:sz w:val="20"/>
+          <w:szCs w:val="20"/>
+        </w:rPr>
+        <w:t>aes</w:t>
+      </w:r>
+      <w:proofErr w:type="spellEnd"/>
+      <w:r>
+        <w:rPr>
+          <w:rFonts w:ascii="Arial" w:hAnsi="Arial" w:cs="Arial"/>
+          <w:i/>
+          <w:iCs/>
+          <w:sz w:val="20"/>
+          <w:szCs w:val="20"/>
+        </w:rPr>
+        <w:t xml:space="preserve">, byte * out, const byte * in, word32 </w:t>
+      </w:r>
+      <w:proofErr w:type="spellStart"/>
+      <w:r>
+        <w:rPr>
+          <w:rFonts w:ascii="Arial" w:hAnsi="Arial" w:cs="Arial"/>
+          <w:i/>
+          <w:iCs/>
+          <w:sz w:val="20"/>
+          <w:szCs w:val="20"/>
+        </w:rPr>
+        <w:t>sz</w:t>
+      </w:r>
+      <w:proofErr w:type="spellEnd"/>
+      <w:r>
+        <w:rPr>
+          <w:rFonts w:ascii="Arial" w:hAnsi="Arial" w:cs="Arial"/>
+          <w:i/>
+          <w:iCs/>
+          <w:sz w:val="20"/>
+          <w:szCs w:val="20"/>
+        </w:rPr>
+        <w:t>);</w:t>
+      </w:r>
+    </w:p>
+    <w:p>
+      <w:pPr>
+        <w:spacing w:after="0" w:line="240" w:lineRule="auto"/>
+        <w:jc w:val="both"/>
+        <w:rPr>
+          <w:rFonts w:ascii="Arial" w:hAnsi="Arial" w:cs="Arial"/>
+          <w:i/>
+          <w:iCs/>
+          <w:sz w:val="20"/>
+          <w:szCs w:val="20"/>
+        </w:rPr>
+      </w:pPr>
+      <w:r>
+        <w:rPr>
+          <w:rFonts w:ascii="Arial" w:hAnsi="Arial" w:cs="Arial"/>
+          <w:i/>
+          <w:iCs/>
+          <w:sz w:val="20"/>
+          <w:szCs w:val="20"/>
+        </w:rPr>
+        <w:t xml:space="preserve">int wc_InitSha512(wc_Sha512 </w:t>
+      </w:r>
+      <w:proofErr w:type="gramStart"/>
+      <w:r>
+        <w:rPr>
+          <w:rFonts w:ascii="Arial" w:hAnsi="Arial" w:cs="Arial"/>
+          <w:i/>
+          <w:iCs/>
+          <w:sz w:val="20"/>
+          <w:szCs w:val="20"/>
+        </w:rPr>
+        <w:t>* )</w:t>
+      </w:r>
+      <w:proofErr w:type="gramEnd"/>
+      <w:r>
+        <w:rPr>
+          <w:rFonts w:ascii="Arial" w:hAnsi="Arial" w:cs="Arial"/>
+          <w:i/>
+          <w:iCs/>
+          <w:sz w:val="20"/>
+          <w:szCs w:val="20"/>
+        </w:rPr>
+        <w:t>;</w:t>
+      </w:r>
+    </w:p>
+    <w:p>
+      <w:pPr>
+        <w:spacing w:after="0" w:line="240" w:lineRule="auto"/>
+        <w:jc w:val="both"/>
+        <w:rPr>
+          <w:rFonts w:ascii="Arial" w:hAnsi="Arial" w:cs="Arial"/>
+          <w:i/>
+          <w:iCs/>
+          <w:sz w:val="20"/>
+          <w:szCs w:val="20"/>
+        </w:rPr>
+      </w:pPr>
+      <w:r>
+        <w:rPr>
+          <w:rFonts w:ascii="Arial" w:hAnsi="Arial" w:cs="Arial"/>
+          <w:i/>
+          <w:iCs/>
+          <w:sz w:val="20"/>
+          <w:szCs w:val="20"/>
+        </w:rPr>
+        <w:t>int wc_Sha512</w:t>
+      </w:r>
+      <w:proofErr w:type="gramStart"/>
+      <w:r>
+        <w:rPr>
+          <w:rFonts w:ascii="Arial" w:hAnsi="Arial" w:cs="Arial"/>
+          <w:i/>
+          <w:iCs/>
+          <w:sz w:val="20"/>
+          <w:szCs w:val="20"/>
+        </w:rPr>
+        <w:t>Update(</w:t>
+      </w:r>
+      <w:proofErr w:type="gramEnd"/>
+      <w:r>
+        <w:rPr>
+          <w:rFonts w:ascii="Arial" w:hAnsi="Arial" w:cs="Arial"/>
+          <w:i/>
+          <w:iCs/>
+          <w:sz w:val="20"/>
+          <w:szCs w:val="20"/>
+        </w:rPr>
+        <w:t xml:space="preserve">wc_Sha512 * sha, const byte * data, word32 </w:t>
+      </w:r>
+      <w:proofErr w:type="spellStart"/>
+      <w:r>
+        <w:rPr>
+          <w:rFonts w:ascii="Arial" w:hAnsi="Arial" w:cs="Arial"/>
+          <w:i/>
+          <w:iCs/>
+          <w:sz w:val="20"/>
+          <w:szCs w:val="20"/>
+        </w:rPr>
+        <w:t>len</w:t>
+      </w:r>
+      <w:proofErr w:type="spellEnd"/>
+      <w:r>
+        <w:rPr>
+          <w:rFonts w:ascii="Arial" w:hAnsi="Arial" w:cs="Arial"/>
+          <w:i/>
+          <w:iCs/>
+          <w:sz w:val="20"/>
+          <w:szCs w:val="20"/>
+        </w:rPr>
+        <w:t>);</w:t>
+      </w:r>
+    </w:p>
+    <w:p>
+      <w:pPr>
+        <w:spacing w:after="0" w:line="240" w:lineRule="auto"/>
+        <w:jc w:val="both"/>
+        <w:rPr>
+          <w:rFonts w:ascii="Arial" w:hAnsi="Arial" w:cs="Arial"/>
+          <w:i/>
+          <w:iCs/>
+          <w:sz w:val="20"/>
+          <w:szCs w:val="20"/>
+        </w:rPr>
+      </w:pPr>
+      <w:r>
+        <w:rPr>
+          <w:rFonts w:ascii="Arial" w:hAnsi="Arial" w:cs="Arial"/>
+          <w:i/>
+          <w:iCs/>
+          <w:sz w:val="20"/>
+          <w:szCs w:val="20"/>
+        </w:rPr>
+        <w:t>int wc_Sha512</w:t>
+      </w:r>
+      <w:proofErr w:type="gramStart"/>
+      <w:r>
+        <w:rPr>
+          <w:rFonts w:ascii="Arial" w:hAnsi="Arial" w:cs="Arial"/>
+          <w:i/>
+          <w:iCs/>
+          <w:sz w:val="20"/>
+          <w:szCs w:val="20"/>
+        </w:rPr>
+        <w:t>Final(</w:t>
+      </w:r>
+      <w:proofErr w:type="gramEnd"/>
+      <w:r>
+        <w:rPr>
+          <w:rFonts w:ascii="Arial" w:hAnsi="Arial" w:cs="Arial"/>
+          <w:i/>
+          <w:iCs/>
+          <w:sz w:val="20"/>
+          <w:szCs w:val="20"/>
+        </w:rPr>
+        <w:t>wc_Sha512 * sha512, byte * hash);</w:t>
+      </w:r>
+    </w:p>
+    <w:p>
+      <w:pPr>
+        <w:spacing w:after="0" w:line="240" w:lineRule="auto"/>
+        <w:jc w:val="both"/>
+        <w:rPr>
+          <w:rFonts w:ascii="Arial" w:hAnsi="Arial" w:cs="Arial"/>
+        </w:rPr>
+      </w:pPr>
+    </w:p>
+    <w:p>
+      <w:pPr>
+        <w:spacing w:after="0" w:line="240" w:lineRule="auto"/>
+        <w:jc w:val="both"/>
+        <w:rPr>
+          <w:rFonts w:ascii="Arial" w:hAnsi="Arial" w:cs="Arial"/>
+        </w:rPr>
+      </w:pPr>
+      <w:r>
+        <w:rPr>
+          <w:rFonts w:ascii="Arial" w:hAnsi="Arial" w:cs="Arial"/>
+        </w:rPr>
+        <w:t xml:space="preserve">As in the previous section, note that for CM support (as described in RFC3711), although </w:t>
+      </w:r>
+      <w:proofErr w:type="spellStart"/>
+      <w:r>
+        <w:rPr>
+          <w:rFonts w:ascii="Arial" w:hAnsi="Arial" w:cs="Arial"/>
+        </w:rPr>
+        <w:t>WolfSSL</w:t>
+      </w:r>
+      <w:proofErr w:type="spellEnd"/>
+      <w:r>
+        <w:rPr>
+          <w:rFonts w:ascii="Arial" w:hAnsi="Arial" w:cs="Arial"/>
+        </w:rPr>
+        <w:t xml:space="preserve"> supports counter mode, we will follow the implementation in the RFC due to its </w:t>
+      </w:r>
+      <w:r>
+        <w:rPr>
+          <w:rFonts w:ascii="Arial" w:hAnsi="Arial" w:cs="Arial"/>
+        </w:rPr>
+        <w:lastRenderedPageBreak/>
+        <w:t>simplicity. Again, this is to provide additional entropy with very low additional computational complexity.</w:t>
+      </w:r>
+    </w:p>
+    <w:p>
+      <w:pPr>
+        <w:spacing w:after="0" w:line="240" w:lineRule="auto"/>
+        <w:jc w:val="both"/>
+        <w:rPr>
+          <w:rFonts w:ascii="Arial" w:hAnsi="Arial" w:cs="Arial"/>
+        </w:rPr>
+      </w:pPr>
     </w:p>
     <w:p>
       <w:pPr>
@@ -5209,1355 +6635,6 @@
         <w:jc w:val="both"/>
         <w:rPr>
           <w:rFonts w:ascii="Arial" w:hAnsi="Arial" w:cs="Arial"/>
-        </w:rPr>
-      </w:pPr>
-      <w:r>
-        <w:rPr>
-          <w:rFonts w:ascii="Arial" w:hAnsi="Arial" w:cs="Arial"/>
-        </w:rPr>
-        <w:t>64-bit/8-byte start timestamp: encrypted by AES-256-CBC scheme.</w:t>
-      </w:r>
-    </w:p>
-    <w:p>
-      <w:pPr>
-        <w:pStyle w:val="ListParagraph"/>
-        <w:numPr>
-          <w:ilvl w:val="0"/>
-          <w:numId w:val="3"/>
-        </w:numPr>
-        <w:spacing w:after="0" w:line="240" w:lineRule="auto"/>
-        <w:ind w:left="360"/>
-        <w:jc w:val="both"/>
-        <w:rPr>
-          <w:rFonts w:ascii="Arial" w:hAnsi="Arial" w:cs="Arial"/>
-        </w:rPr>
-      </w:pPr>
-      <w:r>
-        <w:rPr>
-          <w:rFonts w:ascii="Arial" w:hAnsi="Arial" w:cs="Arial"/>
-        </w:rPr>
-        <w:t>64-bit/8-byte end timestamp: encrypted by AES-256-CBC scheme.</w:t>
-      </w:r>
-    </w:p>
-    <w:p>
-      <w:pPr>
-        <w:pStyle w:val="ListParagraph"/>
-        <w:numPr>
-          <w:ilvl w:val="0"/>
-          <w:numId w:val="3"/>
-        </w:numPr>
-        <w:spacing w:after="0" w:line="240" w:lineRule="auto"/>
-        <w:ind w:left="360"/>
-        <w:jc w:val="both"/>
-        <w:rPr>
-          <w:rFonts w:ascii="Arial" w:hAnsi="Arial" w:cs="Arial"/>
-        </w:rPr>
-      </w:pPr>
-      <w:r>
-        <w:rPr>
-          <w:rFonts w:ascii="Arial" w:hAnsi="Arial" w:cs="Arial"/>
-        </w:rPr>
-        <w:t>32</w:t>
-      </w:r>
-      <w:r>
-        <w:rPr>
-          <w:rFonts w:ascii="Arial" w:hAnsi="Arial" w:cs="Arial"/>
-        </w:rPr>
-        <w:t>-bit/</w:t>
-      </w:r>
-      <w:r>
-        <w:rPr>
-          <w:rFonts w:ascii="Arial" w:hAnsi="Arial" w:cs="Arial"/>
-        </w:rPr>
-        <w:t>4</w:t>
-      </w:r>
-      <w:r>
-        <w:rPr>
-          <w:rFonts w:ascii="Arial" w:hAnsi="Arial" w:cs="Arial"/>
-        </w:rPr>
-        <w:t xml:space="preserve">-byte </w:t>
-      </w:r>
-      <w:r>
-        <w:rPr>
-          <w:rFonts w:ascii="Arial" w:hAnsi="Arial" w:cs="Arial"/>
-        </w:rPr>
-        <w:t>device id</w:t>
-      </w:r>
-      <w:r>
-        <w:rPr>
-          <w:rFonts w:ascii="Arial" w:hAnsi="Arial" w:cs="Arial"/>
-        </w:rPr>
-        <w:t>: encrypted by AES-256-CBC scheme.</w:t>
-      </w:r>
-    </w:p>
-    <w:p>
-      <w:pPr>
-        <w:pStyle w:val="ListParagraph"/>
-        <w:numPr>
-          <w:ilvl w:val="0"/>
-          <w:numId w:val="3"/>
-        </w:numPr>
-        <w:spacing w:after="0" w:line="240" w:lineRule="auto"/>
-        <w:ind w:left="360"/>
-        <w:jc w:val="both"/>
-        <w:rPr>
-          <w:rFonts w:ascii="Arial" w:hAnsi="Arial" w:cs="Arial"/>
-        </w:rPr>
-      </w:pPr>
-      <w:r>
-        <w:rPr>
-          <w:rFonts w:ascii="Arial" w:hAnsi="Arial" w:cs="Arial"/>
-        </w:rPr>
-        <w:t>512-bit/64-byte</w:t>
-      </w:r>
-      <w:r>
-        <w:rPr>
-          <w:rFonts w:ascii="Arial" w:hAnsi="Arial" w:cs="Arial"/>
-          <w:i/>
-          <w:iCs/>
-        </w:rPr>
-        <w:t xml:space="preserve"> Hash-based Message Authentication Code</w:t>
-      </w:r>
-      <w:r>
-        <w:rPr>
-          <w:rFonts w:ascii="Arial" w:hAnsi="Arial" w:cs="Arial"/>
-        </w:rPr>
-        <w:t xml:space="preserve"> (HMAC): Authenticates the encrypted section of the packet. It follows the SHA256 scheme indicated above.</w:t>
-      </w:r>
-    </w:p>
-    <w:p>
-      <w:pPr>
-        <w:spacing w:after="0" w:line="240" w:lineRule="auto"/>
-        <w:jc w:val="both"/>
-        <w:rPr>
-          <w:rFonts w:ascii="Arial" w:hAnsi="Arial" w:cs="Arial"/>
-        </w:rPr>
-      </w:pPr>
-    </w:p>
-    <w:p>
-      <w:pPr>
-        <w:spacing w:after="0" w:line="240" w:lineRule="auto"/>
-        <w:jc w:val="both"/>
-        <w:rPr>
-          <w:rFonts w:ascii="Arial" w:hAnsi="Arial" w:cs="Arial"/>
-        </w:rPr>
-      </w:pPr>
-      <w:r>
-        <w:rPr>
-          <w:rFonts w:ascii="Arial" w:hAnsi="Arial" w:cs="Arial"/>
-        </w:rPr>
-        <w:t xml:space="preserve">Packing, encryption and authentication must </w:t>
-      </w:r>
-      <w:r>
-        <w:rPr>
-          <w:rFonts w:ascii="Arial" w:hAnsi="Arial" w:cs="Arial"/>
-        </w:rPr>
-        <w:t xml:space="preserve">be </w:t>
-      </w:r>
-      <w:r>
-        <w:rPr>
-          <w:rFonts w:ascii="Arial" w:hAnsi="Arial" w:cs="Arial"/>
-        </w:rPr>
-        <w:t>performed by the encoder (or encryptor) in the following python class member</w:t>
-      </w:r>
-      <w:r>
-        <w:rPr>
-          <w:rFonts w:ascii="Arial" w:hAnsi="Arial" w:cs="Arial"/>
-        </w:rPr>
-        <w:t xml:space="preserve"> in </w:t>
-      </w:r>
-      <w:r>
-        <w:rPr>
-          <w:rFonts w:ascii="Arial" w:hAnsi="Arial" w:cs="Arial"/>
-          <w:i/>
-          <w:iCs/>
-        </w:rPr>
-        <w:t>design/ectf25_design/gen_subscription.py</w:t>
-      </w:r>
-      <w:r>
-        <w:rPr>
-          <w:rFonts w:ascii="Arial" w:hAnsi="Arial" w:cs="Arial"/>
-        </w:rPr>
-        <w:t>:</w:t>
-      </w:r>
-    </w:p>
-    <w:p>
-      <w:pPr>
-        <w:spacing w:after="0" w:line="240" w:lineRule="auto"/>
-        <w:jc w:val="both"/>
-        <w:rPr>
-          <w:rFonts w:ascii="Arial" w:hAnsi="Arial" w:cs="Arial"/>
-        </w:rPr>
-      </w:pPr>
-    </w:p>
-    <w:p>
-      <w:pPr>
-        <w:spacing w:after="0" w:line="240" w:lineRule="auto"/>
-        <w:jc w:val="both"/>
-        <w:rPr>
-          <w:rFonts w:ascii="Arial" w:hAnsi="Arial" w:cs="Arial"/>
-          <w:i/>
-          <w:iCs/>
-        </w:rPr>
-      </w:pPr>
-      <w:r>
-        <w:rPr>
-          <w:rFonts w:ascii="Arial" w:hAnsi="Arial" w:cs="Arial"/>
-          <w:i/>
-          <w:iCs/>
-        </w:rPr>
-        <w:t xml:space="preserve">def </w:t>
-      </w:r>
-      <w:proofErr w:type="spellStart"/>
-      <w:r>
-        <w:rPr>
-          <w:rFonts w:ascii="Arial" w:hAnsi="Arial" w:cs="Arial"/>
-          <w:i/>
-          <w:iCs/>
-        </w:rPr>
-        <w:t>gen_</w:t>
-      </w:r>
-      <w:proofErr w:type="gramStart"/>
-      <w:r>
-        <w:rPr>
-          <w:rFonts w:ascii="Arial" w:hAnsi="Arial" w:cs="Arial"/>
-          <w:i/>
-          <w:iCs/>
-        </w:rPr>
-        <w:t>subscription</w:t>
-      </w:r>
-      <w:proofErr w:type="spellEnd"/>
-      <w:r>
-        <w:rPr>
-          <w:rFonts w:ascii="Arial" w:hAnsi="Arial" w:cs="Arial"/>
-          <w:i/>
-          <w:iCs/>
-        </w:rPr>
-        <w:t>(</w:t>
-      </w:r>
-      <w:proofErr w:type="gramEnd"/>
-      <w:r>
-        <w:rPr>
-          <w:rFonts w:ascii="Arial" w:hAnsi="Arial" w:cs="Arial"/>
-          <w:i/>
-          <w:iCs/>
-        </w:rPr>
-        <w:t xml:space="preserve">secrets: bytes, </w:t>
-      </w:r>
-      <w:proofErr w:type="spellStart"/>
-      <w:r>
-        <w:rPr>
-          <w:rFonts w:ascii="Arial" w:hAnsi="Arial" w:cs="Arial"/>
-          <w:i/>
-          <w:iCs/>
-        </w:rPr>
-        <w:t>device_id</w:t>
-      </w:r>
-      <w:proofErr w:type="spellEnd"/>
-      <w:r>
-        <w:rPr>
-          <w:rFonts w:ascii="Arial" w:hAnsi="Arial" w:cs="Arial"/>
-          <w:i/>
-          <w:iCs/>
-        </w:rPr>
-        <w:t>: int, start: int, end: int, channel: int) -&gt; bytes</w:t>
-      </w:r>
-    </w:p>
-    <w:p>
-      <w:pPr>
-        <w:spacing w:after="0" w:line="240" w:lineRule="auto"/>
-        <w:jc w:val="both"/>
-        <w:rPr>
-          <w:rFonts w:ascii="Arial" w:hAnsi="Arial" w:cs="Arial"/>
-        </w:rPr>
-      </w:pPr>
-    </w:p>
-    <w:p>
-      <w:pPr>
-        <w:spacing w:after="0" w:line="240" w:lineRule="auto"/>
-        <w:jc w:val="both"/>
-        <w:rPr>
-          <w:rFonts w:ascii="Arial" w:hAnsi="Arial" w:cs="Arial"/>
-        </w:rPr>
-      </w:pPr>
-      <w:r>
-        <w:rPr>
-          <w:rFonts w:ascii="Arial" w:hAnsi="Arial" w:cs="Arial"/>
-        </w:rPr>
-        <w:t xml:space="preserve">The </w:t>
-      </w:r>
-      <w:proofErr w:type="spellStart"/>
-      <w:r>
-        <w:rPr>
-          <w:rFonts w:ascii="Arial" w:hAnsi="Arial" w:cs="Arial"/>
-        </w:rPr>
-        <w:t>pycrypto</w:t>
-      </w:r>
-      <w:r>
-        <w:rPr>
-          <w:rFonts w:ascii="Arial" w:hAnsi="Arial" w:cs="Arial"/>
-        </w:rPr>
-        <w:t>dome</w:t>
-      </w:r>
-      <w:proofErr w:type="spellEnd"/>
-      <w:r>
-        <w:rPr>
-          <w:rFonts w:ascii="Arial" w:hAnsi="Arial" w:cs="Arial"/>
-        </w:rPr>
-        <w:t xml:space="preserve"> package supports all needed encryption (AES-256-CBC) and HMAC capabilities (SHA256).</w:t>
-      </w:r>
-      <w:r>
-        <w:rPr>
-          <w:rFonts w:ascii="Arial" w:hAnsi="Arial" w:cs="Arial"/>
-        </w:rPr>
-        <w:t xml:space="preserve"> These are the APIs:</w:t>
-      </w:r>
-    </w:p>
-    <w:p>
-      <w:pPr>
-        <w:spacing w:after="0" w:line="240" w:lineRule="auto"/>
-        <w:jc w:val="both"/>
-        <w:rPr>
-          <w:rFonts w:ascii="Arial" w:hAnsi="Arial" w:cs="Arial"/>
-        </w:rPr>
-      </w:pPr>
-    </w:p>
-    <w:p>
-      <w:pPr>
-        <w:spacing w:after="0" w:line="240" w:lineRule="auto"/>
-        <w:jc w:val="both"/>
-        <w:rPr>
-          <w:rFonts w:ascii="Arial" w:hAnsi="Arial" w:cs="Arial"/>
-          <w:i/>
-          <w:iCs/>
-          <w:sz w:val="20"/>
-          <w:szCs w:val="20"/>
-        </w:rPr>
-      </w:pPr>
-      <w:proofErr w:type="spellStart"/>
-      <w:proofErr w:type="gramStart"/>
-      <w:r>
-        <w:rPr>
-          <w:rFonts w:ascii="Arial" w:hAnsi="Arial" w:cs="Arial"/>
-          <w:i/>
-          <w:iCs/>
-          <w:sz w:val="20"/>
-          <w:szCs w:val="20"/>
-        </w:rPr>
-        <w:t>Crypto.Cipher.AES.new</w:t>
-      </w:r>
-      <w:proofErr w:type="spellEnd"/>
-      <w:r>
-        <w:rPr>
-          <w:rFonts w:ascii="Arial" w:hAnsi="Arial" w:cs="Arial"/>
-          <w:i/>
-          <w:iCs/>
-          <w:sz w:val="20"/>
-          <w:szCs w:val="20"/>
-        </w:rPr>
-        <w:t>(</w:t>
-      </w:r>
-      <w:proofErr w:type="gramEnd"/>
-      <w:r>
-        <w:rPr>
-          <w:rFonts w:ascii="Arial" w:hAnsi="Arial" w:cs="Arial"/>
-          <w:i/>
-          <w:iCs/>
-          <w:sz w:val="20"/>
-          <w:szCs w:val="20"/>
-        </w:rPr>
-        <w:t>key, mode, *</w:t>
-      </w:r>
-      <w:proofErr w:type="spellStart"/>
-      <w:r>
-        <w:rPr>
-          <w:rFonts w:ascii="Arial" w:hAnsi="Arial" w:cs="Arial"/>
-          <w:i/>
-          <w:iCs/>
-          <w:sz w:val="20"/>
-          <w:szCs w:val="20"/>
-        </w:rPr>
-        <w:t>args</w:t>
-      </w:r>
-      <w:proofErr w:type="spellEnd"/>
-      <w:r>
-        <w:rPr>
-          <w:rFonts w:ascii="Arial" w:hAnsi="Arial" w:cs="Arial"/>
-          <w:i/>
-          <w:iCs/>
-          <w:sz w:val="20"/>
-          <w:szCs w:val="20"/>
-        </w:rPr>
-        <w:t>, **</w:t>
-      </w:r>
-      <w:proofErr w:type="spellStart"/>
-      <w:r>
-        <w:rPr>
-          <w:rFonts w:ascii="Arial" w:hAnsi="Arial" w:cs="Arial"/>
-          <w:i/>
-          <w:iCs/>
-          <w:sz w:val="20"/>
-          <w:szCs w:val="20"/>
-        </w:rPr>
-        <w:t>kwargs</w:t>
-      </w:r>
-      <w:proofErr w:type="spellEnd"/>
-      <w:r>
-        <w:rPr>
-          <w:rFonts w:ascii="Arial" w:hAnsi="Arial" w:cs="Arial"/>
-          <w:i/>
-          <w:iCs/>
-          <w:sz w:val="20"/>
-          <w:szCs w:val="20"/>
-        </w:rPr>
-        <w:t>) (requiring to set key, IV and cipher)</w:t>
-      </w:r>
-    </w:p>
-    <w:p>
-      <w:pPr>
-        <w:spacing w:after="0" w:line="240" w:lineRule="auto"/>
-        <w:jc w:val="both"/>
-        <w:rPr>
-          <w:rFonts w:ascii="Arial" w:hAnsi="Arial" w:cs="Arial"/>
-          <w:i/>
-          <w:iCs/>
-          <w:sz w:val="20"/>
-          <w:szCs w:val="20"/>
-        </w:rPr>
-      </w:pPr>
-      <w:proofErr w:type="spellStart"/>
-      <w:r>
-        <w:rPr>
-          <w:rFonts w:ascii="Arial" w:hAnsi="Arial" w:cs="Arial"/>
-          <w:i/>
-          <w:iCs/>
-          <w:sz w:val="20"/>
-          <w:szCs w:val="20"/>
-        </w:rPr>
-        <w:t>Crypto.Cipher.AES.decrypt</w:t>
-      </w:r>
-      <w:proofErr w:type="spellEnd"/>
-      <w:r>
-        <w:rPr>
-          <w:rFonts w:ascii="Arial" w:hAnsi="Arial" w:cs="Arial"/>
-          <w:i/>
-          <w:iCs/>
-          <w:sz w:val="20"/>
-          <w:szCs w:val="20"/>
-        </w:rPr>
-        <w:t>(ciphertext)</w:t>
-      </w:r>
-    </w:p>
-    <w:p>
-      <w:pPr>
-        <w:spacing w:after="0" w:line="240" w:lineRule="auto"/>
-        <w:jc w:val="both"/>
-        <w:rPr>
-          <w:rFonts w:ascii="Arial" w:hAnsi="Arial" w:cs="Arial"/>
-          <w:i/>
-          <w:iCs/>
-          <w:sz w:val="20"/>
-          <w:szCs w:val="20"/>
-        </w:rPr>
-      </w:pPr>
-      <w:proofErr w:type="gramStart"/>
-      <w:r>
-        <w:rPr>
-          <w:rFonts w:ascii="Arial" w:hAnsi="Arial" w:cs="Arial"/>
-          <w:i/>
-          <w:iCs/>
-          <w:sz w:val="20"/>
-          <w:szCs w:val="20"/>
-        </w:rPr>
-        <w:t>Crypto.Hash.SHA512.new(</w:t>
-      </w:r>
-      <w:proofErr w:type="gramEnd"/>
-      <w:r>
-        <w:rPr>
-          <w:rFonts w:ascii="Arial" w:hAnsi="Arial" w:cs="Arial"/>
-          <w:i/>
-          <w:iCs/>
-          <w:sz w:val="20"/>
-          <w:szCs w:val="20"/>
-        </w:rPr>
-        <w:t>data, truncate)</w:t>
-      </w:r>
-    </w:p>
-    <w:p>
-      <w:pPr>
-        <w:spacing w:after="0" w:line="240" w:lineRule="auto"/>
-        <w:jc w:val="both"/>
-        <w:rPr>
-          <w:rFonts w:ascii="Arial" w:hAnsi="Arial" w:cs="Arial"/>
-          <w:i/>
-          <w:iCs/>
-          <w:sz w:val="20"/>
-          <w:szCs w:val="20"/>
-        </w:rPr>
-      </w:pPr>
-      <w:proofErr w:type="gramStart"/>
-      <w:r>
-        <w:rPr>
-          <w:rFonts w:ascii="Arial" w:hAnsi="Arial" w:cs="Arial"/>
-          <w:i/>
-          <w:iCs/>
-          <w:sz w:val="20"/>
-          <w:szCs w:val="20"/>
-        </w:rPr>
-        <w:t>Crypto.Hash.SHA512.update</w:t>
-      </w:r>
-      <w:proofErr w:type="gramEnd"/>
-      <w:r>
-        <w:rPr>
-          <w:rFonts w:ascii="Arial" w:hAnsi="Arial" w:cs="Arial"/>
-          <w:i/>
-          <w:iCs/>
-          <w:sz w:val="20"/>
-          <w:szCs w:val="20"/>
-        </w:rPr>
-        <w:t>(message)</w:t>
-      </w:r>
-    </w:p>
-    <w:p>
-      <w:pPr>
-        <w:spacing w:after="0" w:line="240" w:lineRule="auto"/>
-        <w:jc w:val="both"/>
-        <w:rPr>
-          <w:rFonts w:ascii="Arial" w:hAnsi="Arial" w:cs="Arial"/>
-        </w:rPr>
-      </w:pPr>
-    </w:p>
-    <w:p>
-      <w:pPr>
-        <w:spacing w:after="0" w:line="240" w:lineRule="auto"/>
-        <w:jc w:val="both"/>
-        <w:rPr>
-          <w:rFonts w:ascii="Arial" w:hAnsi="Arial" w:cs="Arial"/>
-        </w:rPr>
-      </w:pPr>
-      <w:r>
-        <w:rPr>
-          <w:rFonts w:ascii="Arial" w:hAnsi="Arial" w:cs="Arial"/>
-        </w:rPr>
-        <w:t>Authentication</w:t>
-      </w:r>
-      <w:r>
-        <w:rPr>
-          <w:rFonts w:ascii="Arial" w:hAnsi="Arial" w:cs="Arial"/>
-        </w:rPr>
-        <w:t xml:space="preserve"> validation</w:t>
-      </w:r>
-      <w:r>
-        <w:rPr>
-          <w:rFonts w:ascii="Arial" w:hAnsi="Arial" w:cs="Arial"/>
-        </w:rPr>
-        <w:t xml:space="preserve">, decryption and unpacking must be performed by the embedded C code in </w:t>
-      </w:r>
-      <w:r>
-        <w:rPr>
-          <w:rFonts w:ascii="Arial" w:hAnsi="Arial" w:cs="Arial"/>
-          <w:i/>
-          <w:iCs/>
-        </w:rPr>
-        <w:t>/decoder/</w:t>
-      </w:r>
-      <w:proofErr w:type="spellStart"/>
-      <w:r>
-        <w:rPr>
-          <w:rFonts w:ascii="Arial" w:hAnsi="Arial" w:cs="Arial"/>
-          <w:i/>
-          <w:iCs/>
-        </w:rPr>
-        <w:t>src</w:t>
-      </w:r>
-      <w:proofErr w:type="spellEnd"/>
-      <w:r>
-        <w:rPr>
-          <w:rFonts w:ascii="Arial" w:hAnsi="Arial" w:cs="Arial"/>
-          <w:i/>
-          <w:iCs/>
-        </w:rPr>
-        <w:t>/</w:t>
-      </w:r>
-      <w:proofErr w:type="spellStart"/>
-      <w:r>
-        <w:rPr>
-          <w:rFonts w:ascii="Arial" w:hAnsi="Arial" w:cs="Arial"/>
-          <w:i/>
-          <w:iCs/>
-        </w:rPr>
-        <w:t>decoder.c</w:t>
-      </w:r>
-      <w:proofErr w:type="spellEnd"/>
-      <w:r>
-        <w:rPr>
-          <w:rFonts w:ascii="Arial" w:hAnsi="Arial" w:cs="Arial"/>
-        </w:rPr>
-        <w:t>:</w:t>
-      </w:r>
-    </w:p>
-    <w:p>
-      <w:pPr>
-        <w:spacing w:after="0" w:line="240" w:lineRule="auto"/>
-        <w:jc w:val="both"/>
-        <w:rPr>
-          <w:rFonts w:ascii="Arial" w:hAnsi="Arial" w:cs="Arial"/>
-        </w:rPr>
-      </w:pPr>
-    </w:p>
-    <w:p>
-      <w:pPr>
-        <w:spacing w:after="0" w:line="240" w:lineRule="auto"/>
-        <w:jc w:val="both"/>
-        <w:rPr>
-          <w:rFonts w:ascii="Arial" w:hAnsi="Arial" w:cs="Arial"/>
-          <w:i/>
-          <w:iCs/>
-        </w:rPr>
-      </w:pPr>
-      <w:r>
-        <w:rPr>
-          <w:rFonts w:ascii="Arial" w:hAnsi="Arial" w:cs="Arial"/>
-          <w:i/>
-          <w:iCs/>
-        </w:rPr>
-        <w:t xml:space="preserve">int </w:t>
-      </w:r>
-      <w:proofErr w:type="spellStart"/>
-      <w:r>
-        <w:rPr>
-          <w:rFonts w:ascii="Arial" w:hAnsi="Arial" w:cs="Arial"/>
-          <w:i/>
-          <w:iCs/>
-        </w:rPr>
-        <w:t>update_</w:t>
-      </w:r>
-      <w:proofErr w:type="gramStart"/>
-      <w:r>
-        <w:rPr>
-          <w:rFonts w:ascii="Arial" w:hAnsi="Arial" w:cs="Arial"/>
-          <w:i/>
-          <w:iCs/>
-        </w:rPr>
-        <w:t>subscription</w:t>
-      </w:r>
-      <w:proofErr w:type="spellEnd"/>
-      <w:r>
-        <w:rPr>
-          <w:rFonts w:ascii="Arial" w:hAnsi="Arial" w:cs="Arial"/>
-          <w:i/>
-          <w:iCs/>
-        </w:rPr>
-        <w:t>(</w:t>
-      </w:r>
-      <w:proofErr w:type="spellStart"/>
-      <w:proofErr w:type="gramEnd"/>
-      <w:r>
-        <w:rPr>
-          <w:rFonts w:ascii="Arial" w:hAnsi="Arial" w:cs="Arial"/>
-          <w:i/>
-          <w:iCs/>
-        </w:rPr>
-        <w:t>pkt_len_t</w:t>
-      </w:r>
-      <w:proofErr w:type="spellEnd"/>
-      <w:r>
-        <w:rPr>
-          <w:rFonts w:ascii="Arial" w:hAnsi="Arial" w:cs="Arial"/>
-          <w:i/>
-          <w:iCs/>
-        </w:rPr>
-        <w:t xml:space="preserve"> </w:t>
-      </w:r>
-      <w:proofErr w:type="spellStart"/>
-      <w:r>
-        <w:rPr>
-          <w:rFonts w:ascii="Arial" w:hAnsi="Arial" w:cs="Arial"/>
-          <w:i/>
-          <w:iCs/>
-        </w:rPr>
-        <w:t>pkt_len</w:t>
-      </w:r>
-      <w:proofErr w:type="spellEnd"/>
-      <w:r>
-        <w:rPr>
-          <w:rFonts w:ascii="Arial" w:hAnsi="Arial" w:cs="Arial"/>
-          <w:i/>
-          <w:iCs/>
-        </w:rPr>
-        <w:t xml:space="preserve">, </w:t>
-      </w:r>
-      <w:proofErr w:type="spellStart"/>
-      <w:r>
-        <w:rPr>
-          <w:rFonts w:ascii="Arial" w:hAnsi="Arial" w:cs="Arial"/>
-          <w:i/>
-          <w:iCs/>
-        </w:rPr>
-        <w:t>subscription_update_packet_t</w:t>
-      </w:r>
-      <w:proofErr w:type="spellEnd"/>
-      <w:r>
-        <w:rPr>
-          <w:rFonts w:ascii="Arial" w:hAnsi="Arial" w:cs="Arial"/>
-          <w:i/>
-          <w:iCs/>
-        </w:rPr>
-        <w:t xml:space="preserve"> *update)</w:t>
-      </w:r>
-      <w:r>
-        <w:rPr>
-          <w:rFonts w:ascii="Arial" w:hAnsi="Arial" w:cs="Arial"/>
-          <w:i/>
-          <w:iCs/>
-        </w:rPr>
-        <w:t>;</w:t>
-      </w:r>
-    </w:p>
-    <w:p>
-      <w:pPr>
-        <w:spacing w:after="0" w:line="240" w:lineRule="auto"/>
-        <w:jc w:val="both"/>
-        <w:rPr>
-          <w:rFonts w:ascii="Arial" w:hAnsi="Arial" w:cs="Arial"/>
-        </w:rPr>
-      </w:pPr>
-    </w:p>
-    <w:p>
-      <w:pPr>
-        <w:spacing w:after="0" w:line="240" w:lineRule="auto"/>
-        <w:jc w:val="both"/>
-        <w:rPr>
-          <w:rFonts w:ascii="Arial" w:hAnsi="Arial" w:cs="Arial"/>
-        </w:rPr>
-      </w:pPr>
-      <w:r>
-        <w:rPr>
-          <w:rFonts w:ascii="Arial" w:hAnsi="Arial" w:cs="Arial"/>
-        </w:rPr>
-        <w:t xml:space="preserve">The </w:t>
-      </w:r>
-      <w:proofErr w:type="spellStart"/>
-      <w:r>
-        <w:rPr>
-          <w:rFonts w:ascii="Arial" w:hAnsi="Arial" w:cs="Arial"/>
-        </w:rPr>
-        <w:t>W</w:t>
-      </w:r>
-      <w:r>
-        <w:rPr>
-          <w:rFonts w:ascii="Arial" w:hAnsi="Arial" w:cs="Arial"/>
-        </w:rPr>
-        <w:t>olfSSL</w:t>
-      </w:r>
-      <w:proofErr w:type="spellEnd"/>
-      <w:r>
-        <w:rPr>
-          <w:rFonts w:ascii="Arial" w:hAnsi="Arial" w:cs="Arial"/>
-        </w:rPr>
-        <w:t xml:space="preserve"> library supports all needed encryption (AES-256-CBC) and HMAC capabilities (SHA256).</w:t>
-      </w:r>
-      <w:r>
-        <w:rPr>
-          <w:rFonts w:ascii="Arial" w:hAnsi="Arial" w:cs="Arial"/>
-        </w:rPr>
-        <w:t xml:space="preserve"> These are the APIs:</w:t>
-      </w:r>
-    </w:p>
-    <w:p>
-      <w:pPr>
-        <w:spacing w:after="0" w:line="240" w:lineRule="auto"/>
-        <w:jc w:val="both"/>
-        <w:rPr>
-          <w:rFonts w:ascii="Arial" w:hAnsi="Arial" w:cs="Arial"/>
-        </w:rPr>
-      </w:pPr>
-    </w:p>
-    <w:p>
-      <w:pPr>
-        <w:spacing w:after="0" w:line="240" w:lineRule="auto"/>
-        <w:jc w:val="both"/>
-        <w:rPr>
-          <w:rFonts w:ascii="Arial" w:hAnsi="Arial" w:cs="Arial"/>
-          <w:i/>
-          <w:iCs/>
-          <w:sz w:val="20"/>
-          <w:szCs w:val="20"/>
-        </w:rPr>
-      </w:pPr>
-      <w:r>
-        <w:rPr>
-          <w:rFonts w:ascii="Arial" w:hAnsi="Arial" w:cs="Arial"/>
-          <w:i/>
-          <w:iCs/>
-          <w:sz w:val="20"/>
-          <w:szCs w:val="20"/>
-        </w:rPr>
-        <w:t xml:space="preserve">int </w:t>
-      </w:r>
-      <w:proofErr w:type="spellStart"/>
-      <w:r>
-        <w:rPr>
-          <w:rFonts w:ascii="Arial" w:hAnsi="Arial" w:cs="Arial"/>
-          <w:i/>
-          <w:iCs/>
-          <w:sz w:val="20"/>
-          <w:szCs w:val="20"/>
-        </w:rPr>
-        <w:t>wc_</w:t>
-      </w:r>
-      <w:proofErr w:type="gramStart"/>
-      <w:r>
-        <w:rPr>
-          <w:rFonts w:ascii="Arial" w:hAnsi="Arial" w:cs="Arial"/>
-          <w:i/>
-          <w:iCs/>
-          <w:sz w:val="20"/>
-          <w:szCs w:val="20"/>
-        </w:rPr>
-        <w:t>AesSetKey</w:t>
-      </w:r>
-      <w:proofErr w:type="spellEnd"/>
-      <w:r>
-        <w:rPr>
-          <w:rFonts w:ascii="Arial" w:hAnsi="Arial" w:cs="Arial"/>
-          <w:i/>
-          <w:iCs/>
-          <w:sz w:val="20"/>
-          <w:szCs w:val="20"/>
-        </w:rPr>
-        <w:t>(</w:t>
-      </w:r>
-      <w:proofErr w:type="spellStart"/>
-      <w:proofErr w:type="gramEnd"/>
-      <w:r>
-        <w:rPr>
-          <w:rFonts w:ascii="Arial" w:hAnsi="Arial" w:cs="Arial"/>
-          <w:i/>
-          <w:iCs/>
-          <w:sz w:val="20"/>
-          <w:szCs w:val="20"/>
-        </w:rPr>
-        <w:t>Aes</w:t>
-      </w:r>
-      <w:proofErr w:type="spellEnd"/>
-      <w:r>
-        <w:rPr>
-          <w:rFonts w:ascii="Arial" w:hAnsi="Arial" w:cs="Arial"/>
-          <w:i/>
-          <w:iCs/>
-          <w:sz w:val="20"/>
-          <w:szCs w:val="20"/>
-        </w:rPr>
-        <w:t xml:space="preserve"> * </w:t>
-      </w:r>
-      <w:proofErr w:type="spellStart"/>
-      <w:r>
-        <w:rPr>
-          <w:rFonts w:ascii="Arial" w:hAnsi="Arial" w:cs="Arial"/>
-          <w:i/>
-          <w:iCs/>
-          <w:sz w:val="20"/>
-          <w:szCs w:val="20"/>
-        </w:rPr>
-        <w:t>aes</w:t>
-      </w:r>
-      <w:proofErr w:type="spellEnd"/>
-      <w:r>
-        <w:rPr>
-          <w:rFonts w:ascii="Arial" w:hAnsi="Arial" w:cs="Arial"/>
-          <w:i/>
-          <w:iCs/>
-          <w:sz w:val="20"/>
-          <w:szCs w:val="20"/>
-        </w:rPr>
-        <w:t xml:space="preserve">, const byte * key, word32 </w:t>
-      </w:r>
-      <w:proofErr w:type="spellStart"/>
-      <w:r>
-        <w:rPr>
-          <w:rFonts w:ascii="Arial" w:hAnsi="Arial" w:cs="Arial"/>
-          <w:i/>
-          <w:iCs/>
-          <w:sz w:val="20"/>
-          <w:szCs w:val="20"/>
-        </w:rPr>
-        <w:t>len</w:t>
-      </w:r>
-      <w:proofErr w:type="spellEnd"/>
-      <w:r>
-        <w:rPr>
-          <w:rFonts w:ascii="Arial" w:hAnsi="Arial" w:cs="Arial"/>
-          <w:i/>
-          <w:iCs/>
-          <w:sz w:val="20"/>
-          <w:szCs w:val="20"/>
-        </w:rPr>
-        <w:t xml:space="preserve">, const byte * iv, int </w:t>
-      </w:r>
-      <w:proofErr w:type="spellStart"/>
-      <w:r>
-        <w:rPr>
-          <w:rFonts w:ascii="Arial" w:hAnsi="Arial" w:cs="Arial"/>
-          <w:i/>
-          <w:iCs/>
-          <w:sz w:val="20"/>
-          <w:szCs w:val="20"/>
-        </w:rPr>
-        <w:t>dir</w:t>
-      </w:r>
-      <w:proofErr w:type="spellEnd"/>
-      <w:r>
-        <w:rPr>
-          <w:rFonts w:ascii="Arial" w:hAnsi="Arial" w:cs="Arial"/>
-          <w:i/>
-          <w:iCs/>
-          <w:sz w:val="20"/>
-          <w:szCs w:val="20"/>
-        </w:rPr>
-        <w:t>);</w:t>
-      </w:r>
-    </w:p>
-    <w:p>
-      <w:pPr>
-        <w:spacing w:after="0" w:line="240" w:lineRule="auto"/>
-        <w:jc w:val="both"/>
-        <w:rPr>
-          <w:rFonts w:ascii="Arial" w:hAnsi="Arial" w:cs="Arial"/>
-          <w:i/>
-          <w:iCs/>
-          <w:sz w:val="20"/>
-          <w:szCs w:val="20"/>
-        </w:rPr>
-      </w:pPr>
-      <w:r>
-        <w:rPr>
-          <w:rFonts w:ascii="Arial" w:hAnsi="Arial" w:cs="Arial"/>
-          <w:i/>
-          <w:iCs/>
-          <w:sz w:val="20"/>
-          <w:szCs w:val="20"/>
-        </w:rPr>
-        <w:t xml:space="preserve">int </w:t>
-      </w:r>
-      <w:proofErr w:type="spellStart"/>
-      <w:r>
-        <w:rPr>
-          <w:rFonts w:ascii="Arial" w:hAnsi="Arial" w:cs="Arial"/>
-          <w:i/>
-          <w:iCs/>
-          <w:sz w:val="20"/>
-          <w:szCs w:val="20"/>
-        </w:rPr>
-        <w:t>wc_</w:t>
-      </w:r>
-      <w:proofErr w:type="gramStart"/>
-      <w:r>
-        <w:rPr>
-          <w:rFonts w:ascii="Arial" w:hAnsi="Arial" w:cs="Arial"/>
-          <w:i/>
-          <w:iCs/>
-          <w:sz w:val="20"/>
-          <w:szCs w:val="20"/>
-        </w:rPr>
-        <w:t>AesSetIV</w:t>
-      </w:r>
-      <w:proofErr w:type="spellEnd"/>
-      <w:r>
-        <w:rPr>
-          <w:rFonts w:ascii="Arial" w:hAnsi="Arial" w:cs="Arial"/>
-          <w:i/>
-          <w:iCs/>
-          <w:sz w:val="20"/>
-          <w:szCs w:val="20"/>
-        </w:rPr>
-        <w:t>(</w:t>
-      </w:r>
-      <w:proofErr w:type="spellStart"/>
-      <w:proofErr w:type="gramEnd"/>
-      <w:r>
-        <w:rPr>
-          <w:rFonts w:ascii="Arial" w:hAnsi="Arial" w:cs="Arial"/>
-          <w:i/>
-          <w:iCs/>
-          <w:sz w:val="20"/>
-          <w:szCs w:val="20"/>
-        </w:rPr>
-        <w:t>Aes</w:t>
-      </w:r>
-      <w:proofErr w:type="spellEnd"/>
-      <w:r>
-        <w:rPr>
-          <w:rFonts w:ascii="Arial" w:hAnsi="Arial" w:cs="Arial"/>
-          <w:i/>
-          <w:iCs/>
-          <w:sz w:val="20"/>
-          <w:szCs w:val="20"/>
-        </w:rPr>
-        <w:t xml:space="preserve"> * </w:t>
-      </w:r>
-      <w:proofErr w:type="spellStart"/>
-      <w:r>
-        <w:rPr>
-          <w:rFonts w:ascii="Arial" w:hAnsi="Arial" w:cs="Arial"/>
-          <w:i/>
-          <w:iCs/>
-          <w:sz w:val="20"/>
-          <w:szCs w:val="20"/>
-        </w:rPr>
-        <w:t>aes</w:t>
-      </w:r>
-      <w:proofErr w:type="spellEnd"/>
-      <w:r>
-        <w:rPr>
-          <w:rFonts w:ascii="Arial" w:hAnsi="Arial" w:cs="Arial"/>
-          <w:i/>
-          <w:iCs/>
-          <w:sz w:val="20"/>
-          <w:szCs w:val="20"/>
-        </w:rPr>
-        <w:t>, const byte * iv);</w:t>
-      </w:r>
-    </w:p>
-    <w:p>
-      <w:pPr>
-        <w:spacing w:after="0" w:line="240" w:lineRule="auto"/>
-        <w:jc w:val="both"/>
-        <w:rPr>
-          <w:rFonts w:ascii="Arial" w:hAnsi="Arial" w:cs="Arial"/>
-          <w:i/>
-          <w:iCs/>
-          <w:sz w:val="20"/>
-          <w:szCs w:val="20"/>
-        </w:rPr>
-      </w:pPr>
-      <w:r>
-        <w:rPr>
-          <w:rFonts w:ascii="Arial" w:hAnsi="Arial" w:cs="Arial"/>
-          <w:i/>
-          <w:iCs/>
-          <w:sz w:val="20"/>
-          <w:szCs w:val="20"/>
-        </w:rPr>
-        <w:t xml:space="preserve">int </w:t>
-      </w:r>
-      <w:proofErr w:type="spellStart"/>
-      <w:r>
-        <w:rPr>
-          <w:rFonts w:ascii="Arial" w:hAnsi="Arial" w:cs="Arial"/>
-          <w:i/>
-          <w:iCs/>
-          <w:sz w:val="20"/>
-          <w:szCs w:val="20"/>
-        </w:rPr>
-        <w:t>wc_</w:t>
-      </w:r>
-      <w:proofErr w:type="gramStart"/>
-      <w:r>
-        <w:rPr>
-          <w:rFonts w:ascii="Arial" w:hAnsi="Arial" w:cs="Arial"/>
-          <w:i/>
-          <w:iCs/>
-          <w:sz w:val="20"/>
-          <w:szCs w:val="20"/>
-        </w:rPr>
-        <w:t>AesCbcDecrypt</w:t>
-      </w:r>
-      <w:proofErr w:type="spellEnd"/>
-      <w:r>
-        <w:rPr>
-          <w:rFonts w:ascii="Arial" w:hAnsi="Arial" w:cs="Arial"/>
-          <w:i/>
-          <w:iCs/>
-          <w:sz w:val="20"/>
-          <w:szCs w:val="20"/>
-        </w:rPr>
-        <w:t>(</w:t>
-      </w:r>
-      <w:proofErr w:type="spellStart"/>
-      <w:proofErr w:type="gramEnd"/>
-      <w:r>
-        <w:rPr>
-          <w:rFonts w:ascii="Arial" w:hAnsi="Arial" w:cs="Arial"/>
-          <w:i/>
-          <w:iCs/>
-          <w:sz w:val="20"/>
-          <w:szCs w:val="20"/>
-        </w:rPr>
-        <w:t>Aes</w:t>
-      </w:r>
-      <w:proofErr w:type="spellEnd"/>
-      <w:r>
-        <w:rPr>
-          <w:rFonts w:ascii="Arial" w:hAnsi="Arial" w:cs="Arial"/>
-          <w:i/>
-          <w:iCs/>
-          <w:sz w:val="20"/>
-          <w:szCs w:val="20"/>
-        </w:rPr>
-        <w:t xml:space="preserve"> * </w:t>
-      </w:r>
-      <w:proofErr w:type="spellStart"/>
-      <w:r>
-        <w:rPr>
-          <w:rFonts w:ascii="Arial" w:hAnsi="Arial" w:cs="Arial"/>
-          <w:i/>
-          <w:iCs/>
-          <w:sz w:val="20"/>
-          <w:szCs w:val="20"/>
-        </w:rPr>
-        <w:t>aes</w:t>
-      </w:r>
-      <w:proofErr w:type="spellEnd"/>
-      <w:r>
-        <w:rPr>
-          <w:rFonts w:ascii="Arial" w:hAnsi="Arial" w:cs="Arial"/>
-          <w:i/>
-          <w:iCs/>
-          <w:sz w:val="20"/>
-          <w:szCs w:val="20"/>
-        </w:rPr>
-        <w:t xml:space="preserve">, byte * out, const byte * in, word32 </w:t>
-      </w:r>
-      <w:proofErr w:type="spellStart"/>
-      <w:r>
-        <w:rPr>
-          <w:rFonts w:ascii="Arial" w:hAnsi="Arial" w:cs="Arial"/>
-          <w:i/>
-          <w:iCs/>
-          <w:sz w:val="20"/>
-          <w:szCs w:val="20"/>
-        </w:rPr>
-        <w:t>sz</w:t>
-      </w:r>
-      <w:proofErr w:type="spellEnd"/>
-      <w:r>
-        <w:rPr>
-          <w:rFonts w:ascii="Arial" w:hAnsi="Arial" w:cs="Arial"/>
-          <w:i/>
-          <w:iCs/>
-          <w:sz w:val="20"/>
-          <w:szCs w:val="20"/>
-        </w:rPr>
-        <w:t>);</w:t>
-      </w:r>
-    </w:p>
-    <w:p>
-      <w:pPr>
-        <w:spacing w:after="0" w:line="240" w:lineRule="auto"/>
-        <w:jc w:val="both"/>
-        <w:rPr>
-          <w:rFonts w:ascii="Arial" w:hAnsi="Arial" w:cs="Arial"/>
-          <w:i/>
-          <w:iCs/>
-          <w:sz w:val="20"/>
-          <w:szCs w:val="20"/>
-        </w:rPr>
-      </w:pPr>
-      <w:r>
-        <w:rPr>
-          <w:rFonts w:ascii="Arial" w:hAnsi="Arial" w:cs="Arial"/>
-          <w:i/>
-          <w:iCs/>
-          <w:sz w:val="20"/>
-          <w:szCs w:val="20"/>
-        </w:rPr>
-        <w:t xml:space="preserve">int wc_InitSha512(wc_Sha512 </w:t>
-      </w:r>
-      <w:proofErr w:type="gramStart"/>
-      <w:r>
-        <w:rPr>
-          <w:rFonts w:ascii="Arial" w:hAnsi="Arial" w:cs="Arial"/>
-          <w:i/>
-          <w:iCs/>
-          <w:sz w:val="20"/>
-          <w:szCs w:val="20"/>
-        </w:rPr>
-        <w:t>* )</w:t>
-      </w:r>
-      <w:proofErr w:type="gramEnd"/>
-      <w:r>
-        <w:rPr>
-          <w:rFonts w:ascii="Arial" w:hAnsi="Arial" w:cs="Arial"/>
-          <w:i/>
-          <w:iCs/>
-          <w:sz w:val="20"/>
-          <w:szCs w:val="20"/>
-        </w:rPr>
-        <w:t>;</w:t>
-      </w:r>
-    </w:p>
-    <w:p>
-      <w:pPr>
-        <w:spacing w:after="0" w:line="240" w:lineRule="auto"/>
-        <w:jc w:val="both"/>
-        <w:rPr>
-          <w:rFonts w:ascii="Arial" w:hAnsi="Arial" w:cs="Arial"/>
-          <w:i/>
-          <w:iCs/>
-          <w:sz w:val="20"/>
-          <w:szCs w:val="20"/>
-        </w:rPr>
-      </w:pPr>
-      <w:r>
-        <w:rPr>
-          <w:rFonts w:ascii="Arial" w:hAnsi="Arial" w:cs="Arial"/>
-          <w:i/>
-          <w:iCs/>
-          <w:sz w:val="20"/>
-          <w:szCs w:val="20"/>
-        </w:rPr>
-        <w:t>int wc_Sha512</w:t>
-      </w:r>
-      <w:proofErr w:type="gramStart"/>
-      <w:r>
-        <w:rPr>
-          <w:rFonts w:ascii="Arial" w:hAnsi="Arial" w:cs="Arial"/>
-          <w:i/>
-          <w:iCs/>
-          <w:sz w:val="20"/>
-          <w:szCs w:val="20"/>
-        </w:rPr>
-        <w:t>Update(</w:t>
-      </w:r>
-      <w:proofErr w:type="gramEnd"/>
-      <w:r>
-        <w:rPr>
-          <w:rFonts w:ascii="Arial" w:hAnsi="Arial" w:cs="Arial"/>
-          <w:i/>
-          <w:iCs/>
-          <w:sz w:val="20"/>
-          <w:szCs w:val="20"/>
-        </w:rPr>
-        <w:t xml:space="preserve">wc_Sha512 * sha, const byte * data, word32 </w:t>
-      </w:r>
-      <w:proofErr w:type="spellStart"/>
-      <w:r>
-        <w:rPr>
-          <w:rFonts w:ascii="Arial" w:hAnsi="Arial" w:cs="Arial"/>
-          <w:i/>
-          <w:iCs/>
-          <w:sz w:val="20"/>
-          <w:szCs w:val="20"/>
-        </w:rPr>
-        <w:t>len</w:t>
-      </w:r>
-      <w:proofErr w:type="spellEnd"/>
-      <w:r>
-        <w:rPr>
-          <w:rFonts w:ascii="Arial" w:hAnsi="Arial" w:cs="Arial"/>
-          <w:i/>
-          <w:iCs/>
-          <w:sz w:val="20"/>
-          <w:szCs w:val="20"/>
-        </w:rPr>
-        <w:t>);</w:t>
-      </w:r>
-    </w:p>
-    <w:p>
-      <w:pPr>
-        <w:spacing w:after="0" w:line="240" w:lineRule="auto"/>
-        <w:jc w:val="both"/>
-        <w:rPr>
-          <w:rFonts w:ascii="Arial" w:hAnsi="Arial" w:cs="Arial"/>
-          <w:i/>
-          <w:iCs/>
-          <w:sz w:val="20"/>
-          <w:szCs w:val="20"/>
-        </w:rPr>
-      </w:pPr>
-      <w:r>
-        <w:rPr>
-          <w:rFonts w:ascii="Arial" w:hAnsi="Arial" w:cs="Arial"/>
-          <w:i/>
-          <w:iCs/>
-          <w:sz w:val="20"/>
-          <w:szCs w:val="20"/>
-        </w:rPr>
-        <w:t>int wc_Sha512</w:t>
-      </w:r>
-      <w:proofErr w:type="gramStart"/>
-      <w:r>
-        <w:rPr>
-          <w:rFonts w:ascii="Arial" w:hAnsi="Arial" w:cs="Arial"/>
-          <w:i/>
-          <w:iCs/>
-          <w:sz w:val="20"/>
-          <w:szCs w:val="20"/>
-        </w:rPr>
-        <w:t>Final(</w:t>
-      </w:r>
-      <w:proofErr w:type="gramEnd"/>
-      <w:r>
-        <w:rPr>
-          <w:rFonts w:ascii="Arial" w:hAnsi="Arial" w:cs="Arial"/>
-          <w:i/>
-          <w:iCs/>
-          <w:sz w:val="20"/>
-          <w:szCs w:val="20"/>
-        </w:rPr>
-        <w:t>wc_Sha512 * sha512, byte * hash);</w:t>
-      </w:r>
-    </w:p>
-    <w:p>
-      <w:pPr>
-        <w:spacing w:after="0" w:line="240" w:lineRule="auto"/>
-        <w:jc w:val="both"/>
-        <w:rPr>
-          <w:rFonts w:ascii="Arial" w:hAnsi="Arial" w:cs="Arial"/>
-        </w:rPr>
-      </w:pPr>
-    </w:p>
-    <w:p>
-      <w:pPr>
-        <w:spacing w:after="0" w:line="240" w:lineRule="auto"/>
-        <w:jc w:val="both"/>
-        <w:rPr>
-          <w:rFonts w:ascii="Arial" w:hAnsi="Arial" w:cs="Arial"/>
-        </w:rPr>
-      </w:pPr>
-      <w:r>
-        <w:rPr>
-          <w:rFonts w:ascii="Arial" w:hAnsi="Arial" w:cs="Arial"/>
-        </w:rPr>
-        <w:t xml:space="preserve">As in the previous section, note that for CM support (as described in RFC3711), although </w:t>
-      </w:r>
-      <w:proofErr w:type="spellStart"/>
-      <w:r>
-        <w:rPr>
-          <w:rFonts w:ascii="Arial" w:hAnsi="Arial" w:cs="Arial"/>
-        </w:rPr>
-        <w:t>WolfSSL</w:t>
-      </w:r>
-      <w:proofErr w:type="spellEnd"/>
-      <w:r>
-        <w:rPr>
-          <w:rFonts w:ascii="Arial" w:hAnsi="Arial" w:cs="Arial"/>
-        </w:rPr>
-        <w:t xml:space="preserve"> supports counter mode, we will follow the implementation in the RFC due to its simplicity. Again, this is to provide additional entropy with very low additional computational complexity.</w:t>
-      </w:r>
-    </w:p>
-    <w:p>
-      <w:pPr>
-        <w:spacing w:after="0" w:line="240" w:lineRule="auto"/>
-        <w:jc w:val="both"/>
-        <w:rPr>
-          <w:rFonts w:ascii="Arial" w:hAnsi="Arial" w:cs="Arial"/>
-        </w:rPr>
-      </w:pPr>
-    </w:p>
-    <w:p>
-      <w:pPr>
-        <w:pStyle w:val="ListParagraph"/>
-        <w:numPr>
-          <w:ilvl w:val="0"/>
-          <w:numId w:val="1"/>
-        </w:numPr>
-        <w:spacing w:after="0" w:line="240" w:lineRule="auto"/>
-        <w:ind w:left="360"/>
-        <w:jc w:val="both"/>
-        <w:rPr>
-          <w:rFonts w:ascii="Arial" w:hAnsi="Arial" w:cs="Arial"/>
           <w:b/>
           <w:bCs/>
         </w:rPr>
@@ -6589,7 +6666,7 @@
         <w:pStyle w:val="ListParagraph"/>
         <w:numPr>
           <w:ilvl w:val="1"/>
-          <w:numId w:val="1"/>
+          <w:numId w:val="3"/>
         </w:numPr>
         <w:spacing w:after="0" w:line="240" w:lineRule="auto"/>
         <w:ind w:left="450" w:hanging="450"/>
@@ -6947,7 +7024,7 @@
         <w:pStyle w:val="ListParagraph"/>
         <w:numPr>
           <w:ilvl w:val="1"/>
-          <w:numId w:val="1"/>
+          <w:numId w:val="3"/>
         </w:numPr>
         <w:spacing w:after="0" w:line="240" w:lineRule="auto"/>
         <w:ind w:left="450" w:hanging="450"/>
@@ -7055,7 +7132,7 @@
         <w:pStyle w:val="ListParagraph"/>
         <w:numPr>
           <w:ilvl w:val="1"/>
-          <w:numId w:val="1"/>
+          <w:numId w:val="3"/>
         </w:numPr>
         <w:spacing w:after="0" w:line="240" w:lineRule="auto"/>
         <w:ind w:left="450" w:hanging="450"/>
@@ -7119,20 +7196,20 @@
         <w:pStyle w:val="ListParagraph"/>
         <w:numPr>
           <w:ilvl w:val="0"/>
-          <w:numId w:val="1"/>
+          <w:numId w:val="3"/>
         </w:numPr>
         <w:spacing w:after="0" w:line="240" w:lineRule="auto"/>
         <w:ind w:left="360"/>
         <w:jc w:val="both"/>
         <w:rPr>
-          <w:rFonts w:ascii="Arial" w:hAnsi="Arial" w:cs="Arial"/>
+          <w:rFonts w:ascii="Arial" w:eastAsia="Arial" w:hAnsi="Arial" w:cs="Arial"/>
           <w:b/>
           <w:bCs/>
         </w:rPr>
       </w:pPr>
       <w:r>
         <w:rPr>
-          <w:rFonts w:ascii="Arial" w:hAnsi="Arial" w:cs="Arial"/>
+          <w:rFonts w:ascii="Arial" w:eastAsia="Arial" w:hAnsi="Arial" w:cs="Arial"/>
           <w:b/>
           <w:bCs/>
         </w:rPr>
@@ -7141,10 +7218,10 @@
     </w:p>
     <w:p>
       <w:pPr>
-        <w:spacing w:after="0" w:line="240" w:lineRule="auto"/>
-        <w:jc w:val="both"/>
-        <w:rPr>
-          <w:rFonts w:ascii="Arial" w:hAnsi="Arial" w:cs="Arial"/>
+        <w:spacing w:after="0"/>
+        <w:jc w:val="both"/>
+        <w:rPr>
+          <w:rFonts w:ascii="Arial" w:eastAsia="Arial" w:hAnsi="Arial" w:cs="Arial"/>
           <w:b/>
           <w:bCs/>
         </w:rPr>
@@ -7152,21 +7229,19 @@
     </w:p>
     <w:p>
       <w:pPr>
-        <w:spacing w:after="0" w:line="240" w:lineRule="auto"/>
-        <w:jc w:val="both"/>
-        <w:rPr>
-          <w:rFonts w:ascii="Arial" w:hAnsi="Arial" w:cs="Arial"/>
-        </w:rPr>
-      </w:pPr>
-      <w:r>
-        <w:rPr>
-          <w:rFonts w:ascii="Arial" w:hAnsi="Arial" w:cs="Arial"/>
-        </w:rPr>
+        <w:spacing w:after="0"/>
+        <w:jc w:val="both"/>
+      </w:pPr>
+      <w:r>
+        <w:rPr>
+          <w:rFonts w:ascii="Arial" w:eastAsia="Arial" w:hAnsi="Arial" w:cs="Arial"/>
+        </w:rPr>
+        <w:lastRenderedPageBreak/>
         <w:t xml:space="preserve">In addition to encryption and authentication, the system will also include a “video compression” stage where the encoder and decoder will rely on </w:t>
       </w:r>
       <w:r>
         <w:rPr>
-          <w:rFonts w:ascii="Arial" w:hAnsi="Arial" w:cs="Arial"/>
+          <w:rFonts w:ascii="Arial" w:eastAsia="Arial" w:hAnsi="Arial" w:cs="Arial"/>
           <w:i/>
           <w:iCs/>
         </w:rPr>
@@ -7174,16 +7249,9 @@
       </w:r>
       <w:r>
         <w:rPr>
-          <w:rFonts w:ascii="Arial" w:hAnsi="Arial" w:cs="Arial"/>
-        </w:rPr>
-        <w:t xml:space="preserve"> (RLE) to respectively compress and decompress the 8x8 ASCII video frames during </w:t>
-      </w:r>
-      <w:r>
-        <w:rPr>
-          <w:rFonts w:ascii="Arial" w:hAnsi="Arial" w:cs="Arial"/>
-        </w:rPr>
-        <w:lastRenderedPageBreak/>
-        <w:t>preprocessing. The RLE functionality will be written from scratch without needing external libraries. Compression will be performed before encryption and authentication. Decompression will be performed after authentication validation and decryption.</w:t>
+          <w:rFonts w:ascii="Arial" w:eastAsia="Arial" w:hAnsi="Arial" w:cs="Arial"/>
+        </w:rPr>
+        <w:t xml:space="preserve"> (RLE) to respectively compress and decompress the 8x8 ASCII video frames during preprocessing. The RLE functionality will be written from scratch without needing external libraries. Compression will be performed before encryption and authentication. Decompression will be performed after authentication validation and decryption.</w:t>
       </w:r>
     </w:p>
     <w:p>
@@ -7200,7 +7268,7 @@
         <w:pStyle w:val="ListParagraph"/>
         <w:numPr>
           <w:ilvl w:val="0"/>
-          <w:numId w:val="1"/>
+          <w:numId w:val="3"/>
         </w:numPr>
         <w:spacing w:after="0" w:line="240" w:lineRule="auto"/>
         <w:ind w:left="360"/>
@@ -7278,7 +7346,7 @@
         <w:pStyle w:val="ListParagraph"/>
         <w:numPr>
           <w:ilvl w:val="1"/>
-          <w:numId w:val="1"/>
+          <w:numId w:val="3"/>
         </w:numPr>
         <w:spacing w:after="0" w:line="240" w:lineRule="auto"/>
         <w:ind w:left="450" w:hanging="450"/>
@@ -7414,7 +7482,7 @@
         <w:pStyle w:val="ListParagraph"/>
         <w:numPr>
           <w:ilvl w:val="1"/>
-          <w:numId w:val="1"/>
+          <w:numId w:val="3"/>
         </w:numPr>
         <w:spacing w:after="0" w:line="240" w:lineRule="auto"/>
         <w:ind w:left="450" w:hanging="450"/>
@@ -7520,7 +7588,7 @@
         <w:pStyle w:val="ListParagraph"/>
         <w:numPr>
           <w:ilvl w:val="1"/>
-          <w:numId w:val="1"/>
+          <w:numId w:val="3"/>
         </w:numPr>
         <w:spacing w:after="0" w:line="240" w:lineRule="auto"/>
         <w:ind w:left="450" w:hanging="450"/>
@@ -7611,6 +7679,42 @@
         </w:rPr>
         <w:t>system) would work in this case. Note that in combination with the security considerations presented in this document, replay protection will be also implemented.</w:t>
       </w:r>
+    </w:p>
+    <w:p>
+      <w:pPr>
+        <w:spacing w:after="0" w:line="240" w:lineRule="auto"/>
+        <w:jc w:val="both"/>
+        <w:rPr>
+          <w:rFonts w:ascii="Arial" w:hAnsi="Arial" w:cs="Arial"/>
+        </w:rPr>
+      </w:pPr>
+    </w:p>
+    <w:p>
+      <w:pPr>
+        <w:spacing w:after="0" w:line="240" w:lineRule="auto"/>
+        <w:jc w:val="both"/>
+        <w:rPr>
+          <w:rFonts w:ascii="Arial" w:hAnsi="Arial" w:cs="Arial"/>
+        </w:rPr>
+      </w:pPr>
+    </w:p>
+    <w:p>
+      <w:pPr>
+        <w:spacing w:after="0" w:line="240" w:lineRule="auto"/>
+        <w:jc w:val="both"/>
+        <w:rPr>
+          <w:rFonts w:ascii="Arial" w:hAnsi="Arial" w:cs="Arial"/>
+        </w:rPr>
+      </w:pPr>
+    </w:p>
+    <w:p>
+      <w:pPr>
+        <w:spacing w:after="0" w:line="240" w:lineRule="auto"/>
+        <w:jc w:val="both"/>
+        <w:rPr>
+          <w:rFonts w:ascii="Arial" w:hAnsi="Arial" w:cs="Arial"/>
+        </w:rPr>
+      </w:pPr>
     </w:p>
     <w:p>
       <w:pPr>
@@ -7626,7 +7730,7 @@
         <w:pStyle w:val="ListParagraph"/>
         <w:numPr>
           <w:ilvl w:val="0"/>
-          <w:numId w:val="1"/>
+          <w:numId w:val="3"/>
         </w:numPr>
         <w:spacing w:after="0" w:line="240" w:lineRule="auto"/>
         <w:ind w:left="360"/>
@@ -7643,16 +7747,188 @@
           <w:b/>
           <w:bCs/>
         </w:rPr>
-        <w:t>References</w:t>
-      </w:r>
-    </w:p>
-    <w:p>
-      <w:pPr>
-        <w:spacing w:after="0" w:line="240" w:lineRule="auto"/>
-        <w:jc w:val="both"/>
-        <w:rPr>
-          <w:rFonts w:ascii="Arial" w:hAnsi="Arial" w:cs="Arial"/>
-        </w:rPr>
+        <w:lastRenderedPageBreak/>
+        <w:t>System Diagram</w:t>
+      </w:r>
+      <w:r>
+        <w:rPr>
+          <w:rFonts w:ascii="Arial" w:hAnsi="Arial" w:cs="Arial"/>
+          <w:b/>
+          <w:bCs/>
+        </w:rPr>
+        <w:t>s</w:t>
+      </w:r>
+    </w:p>
+    <w:p>
+      <w:pPr>
+        <w:spacing w:after="0" w:line="240" w:lineRule="auto"/>
+        <w:jc w:val="both"/>
+        <w:rPr>
+          <w:rFonts w:ascii="Arial" w:hAnsi="Arial" w:cs="Arial"/>
+          <w:b/>
+          <w:bCs/>
+        </w:rPr>
+      </w:pPr>
+    </w:p>
+    <w:p>
+      <w:pPr>
+        <w:spacing w:after="0" w:line="240" w:lineRule="auto"/>
+        <w:jc w:val="both"/>
+      </w:pPr>
+      <w:r>
+        <w:rPr>
+          <w:noProof/>
+        </w:rPr>
+        <w:drawing>
+          <wp:inline distT="0" distB="0" distL="0" distR="0" wp14:anchorId="53A923EF" wp14:editId="11B9FCE7">
+            <wp:extent cx="4120897" cy="1882140"/>
+            <wp:effectExtent l="0" t="0" r="0" b="3810"/>
+            <wp:docPr id="1453449211" name="Picture 1453449211" descr="A diagram of a computer secret"/>
+            <wp:cNvGraphicFramePr>
+              <a:graphicFrameLocks xmlns:a="http://schemas.openxmlformats.org/drawingml/2006/main" noChangeAspect="1"/>
+            </wp:cNvGraphicFramePr>
+            <a:graphic xmlns:a="http://schemas.openxmlformats.org/drawingml/2006/main">
+              <a:graphicData uri="http://schemas.openxmlformats.org/drawingml/2006/picture">
+                <pic:pic xmlns:pic="http://schemas.openxmlformats.org/drawingml/2006/picture">
+                  <pic:nvPicPr>
+                    <pic:cNvPr id="1453449211" name="Picture 1453449211" descr="A diagram of a computer secret"/>
+                    <pic:cNvPicPr/>
+                  </pic:nvPicPr>
+                  <pic:blipFill>
+                    <a:blip r:embed="rId9">
+                      <a:extLst>
+                        <a:ext uri="{28A0092B-C50C-407E-A947-70E740481C1C}">
+                          <a14:useLocalDpi xmlns:a14="http://schemas.microsoft.com/office/drawing/2010/main" val="0"/>
+                        </a:ext>
+                      </a:extLst>
+                    </a:blip>
+                    <a:stretch>
+                      <a:fillRect/>
+                    </a:stretch>
+                  </pic:blipFill>
+                  <pic:spPr>
+                    <a:xfrm>
+                      <a:off x="0" y="0"/>
+                      <a:ext cx="4130941" cy="1886727"/>
+                    </a:xfrm>
+                    <a:prstGeom prst="rect">
+                      <a:avLst/>
+                    </a:prstGeom>
+                  </pic:spPr>
+                </pic:pic>
+              </a:graphicData>
+            </a:graphic>
+          </wp:inline>
+        </w:drawing>
+      </w:r>
+    </w:p>
+    <w:p>
+      <w:pPr>
+        <w:spacing w:after="0" w:line="240" w:lineRule="auto"/>
+        <w:jc w:val="both"/>
+      </w:pPr>
+      <w:r>
+        <w:rPr>
+          <w:noProof/>
+        </w:rPr>
+        <w:drawing>
+          <wp:inline distT="0" distB="0" distL="0" distR="0" wp14:anchorId="4D0C5AF5" wp14:editId="092ABC01">
+            <wp:extent cx="4648268" cy="1661160"/>
+            <wp:effectExtent l="0" t="0" r="0" b="0"/>
+            <wp:docPr id="156668177" name="Picture 156668177"/>
+            <wp:cNvGraphicFramePr>
+              <a:graphicFrameLocks xmlns:a="http://schemas.openxmlformats.org/drawingml/2006/main" noChangeAspect="1"/>
+            </wp:cNvGraphicFramePr>
+            <a:graphic xmlns:a="http://schemas.openxmlformats.org/drawingml/2006/main">
+              <a:graphicData uri="http://schemas.openxmlformats.org/drawingml/2006/picture">
+                <pic:pic xmlns:pic="http://schemas.openxmlformats.org/drawingml/2006/picture">
+                  <pic:nvPicPr>
+                    <pic:cNvPr id="0" name=""/>
+                    <pic:cNvPicPr/>
+                  </pic:nvPicPr>
+                  <pic:blipFill>
+                    <a:blip r:embed="rId10">
+                      <a:extLst>
+                        <a:ext uri="{28A0092B-C50C-407E-A947-70E740481C1C}">
+                          <a14:useLocalDpi xmlns:a14="http://schemas.microsoft.com/office/drawing/2010/main" val="0"/>
+                        </a:ext>
+                      </a:extLst>
+                    </a:blip>
+                    <a:stretch>
+                      <a:fillRect/>
+                    </a:stretch>
+                  </pic:blipFill>
+                  <pic:spPr>
+                    <a:xfrm>
+                      <a:off x="0" y="0"/>
+                      <a:ext cx="4653276" cy="1662950"/>
+                    </a:xfrm>
+                    <a:prstGeom prst="rect">
+                      <a:avLst/>
+                    </a:prstGeom>
+                  </pic:spPr>
+                </pic:pic>
+              </a:graphicData>
+            </a:graphic>
+          </wp:inline>
+        </w:drawing>
+      </w:r>
+      <w:r>
+        <w:rPr>
+          <w:noProof/>
+        </w:rPr>
+        <w:drawing>
+          <wp:inline distT="0" distB="0" distL="0" distR="0" wp14:anchorId="76021E29" wp14:editId="1E31EEC1">
+            <wp:extent cx="5943600" cy="4114800"/>
+            <wp:effectExtent l="0" t="0" r="0" b="0"/>
+            <wp:docPr id="590115686" name="Picture 590115686"/>
+            <wp:cNvGraphicFramePr>
+              <a:graphicFrameLocks xmlns:a="http://schemas.openxmlformats.org/drawingml/2006/main" noChangeAspect="1"/>
+            </wp:cNvGraphicFramePr>
+            <a:graphic xmlns:a="http://schemas.openxmlformats.org/drawingml/2006/main">
+              <a:graphicData uri="http://schemas.openxmlformats.org/drawingml/2006/picture">
+                <pic:pic xmlns:pic="http://schemas.openxmlformats.org/drawingml/2006/picture">
+                  <pic:nvPicPr>
+                    <pic:cNvPr id="0" name=""/>
+                    <pic:cNvPicPr/>
+                  </pic:nvPicPr>
+                  <pic:blipFill>
+                    <a:blip r:embed="rId11">
+                      <a:extLst>
+                        <a:ext uri="{28A0092B-C50C-407E-A947-70E740481C1C}">
+                          <a14:useLocalDpi xmlns:a14="http://schemas.microsoft.com/office/drawing/2010/main" val="0"/>
+                        </a:ext>
+                      </a:extLst>
+                    </a:blip>
+                    <a:stretch>
+                      <a:fillRect/>
+                    </a:stretch>
+                  </pic:blipFill>
+                  <pic:spPr>
+                    <a:xfrm>
+                      <a:off x="0" y="0"/>
+                      <a:ext cx="5943600" cy="4114800"/>
+                    </a:xfrm>
+                    <a:prstGeom prst="rect">
+                      <a:avLst/>
+                    </a:prstGeom>
+                  </pic:spPr>
+                </pic:pic>
+              </a:graphicData>
+            </a:graphic>
+          </wp:inline>
+        </w:drawing>
+      </w:r>
+    </w:p>
+    <w:p>
+      <w:r>
+        <w:br w:type="page"/>
+      </w:r>
+    </w:p>
+    <w:p>
+      <w:pPr>
+        <w:spacing w:after="0" w:line="240" w:lineRule="auto"/>
+        <w:jc w:val="both"/>
       </w:pPr>
     </w:p>
     <w:p>
@@ -7660,13 +7936,47 @@
         <w:pStyle w:val="ListParagraph"/>
         <w:numPr>
           <w:ilvl w:val="0"/>
-          <w:numId w:val="4"/>
+          <w:numId w:val="3"/>
         </w:numPr>
         <w:spacing w:after="0" w:line="240" w:lineRule="auto"/>
         <w:ind w:left="360"/>
         <w:jc w:val="both"/>
         <w:rPr>
           <w:rFonts w:ascii="Arial" w:hAnsi="Arial" w:cs="Arial"/>
+          <w:b/>
+          <w:bCs/>
+        </w:rPr>
+      </w:pPr>
+      <w:r>
+        <w:rPr>
+          <w:rFonts w:ascii="Arial" w:hAnsi="Arial" w:cs="Arial"/>
+          <w:b/>
+          <w:bCs/>
+        </w:rPr>
+        <w:t>References</w:t>
+      </w:r>
+    </w:p>
+    <w:p>
+      <w:pPr>
+        <w:spacing w:after="0" w:line="240" w:lineRule="auto"/>
+        <w:jc w:val="both"/>
+        <w:rPr>
+          <w:rFonts w:ascii="Arial" w:hAnsi="Arial" w:cs="Arial"/>
+        </w:rPr>
+      </w:pPr>
+    </w:p>
+    <w:p>
+      <w:pPr>
+        <w:pStyle w:val="ListParagraph"/>
+        <w:numPr>
+          <w:ilvl w:val="0"/>
+          <w:numId w:val="6"/>
+        </w:numPr>
+        <w:spacing w:after="0" w:line="240" w:lineRule="auto"/>
+        <w:ind w:left="360"/>
+        <w:jc w:val="both"/>
+        <w:rPr>
+          <w:rFonts w:ascii="Arial" w:hAnsi="Arial" w:cs="Arial"/>
         </w:rPr>
       </w:pPr>
       <w:proofErr w:type="spellStart"/>
@@ -7697,7 +8007,7 @@
         </w:rPr>
         <w:t xml:space="preserve"> Rules, </w:t>
       </w:r>
-      <w:hyperlink r:id="rId9" w:history="1">
+      <w:hyperlink r:id="rId12" w:history="1">
         <w:r>
           <w:rPr>
             <w:rStyle w:val="Hyperlink"/>
@@ -7712,7 +8022,7 @@
         <w:pStyle w:val="ListParagraph"/>
         <w:numPr>
           <w:ilvl w:val="0"/>
-          <w:numId w:val="4"/>
+          <w:numId w:val="6"/>
         </w:numPr>
         <w:ind w:left="360"/>
         <w:jc w:val="both"/>
@@ -7738,7 +8048,7 @@
         </w:rPr>
         <w:t xml:space="preserve">, </w:t>
       </w:r>
-      <w:hyperlink r:id="rId10" w:history="1">
+      <w:hyperlink r:id="rId13" w:history="1">
         <w:r>
           <w:rPr>
             <w:rStyle w:val="Hyperlink"/>
@@ -7753,7 +8063,7 @@
         <w:pStyle w:val="ListParagraph"/>
         <w:numPr>
           <w:ilvl w:val="0"/>
-          <w:numId w:val="4"/>
+          <w:numId w:val="6"/>
         </w:numPr>
         <w:ind w:left="360"/>
         <w:jc w:val="both"/>
@@ -7767,7 +8077,7 @@
         </w:rPr>
         <w:t xml:space="preserve">Analog Devices, MAX78000FTHR, </w:t>
       </w:r>
-      <w:hyperlink r:id="rId11" w:history="1">
+      <w:hyperlink r:id="rId14" w:history="1">
         <w:r>
           <w:rPr>
             <w:rStyle w:val="Hyperlink"/>
@@ -8085,6 +8395,178 @@
     </w:lvl>
   </w:abstractNum>
   <w:abstractNum w:abstractNumId="2" w15:restartNumberingAfterBreak="0">
+    <w:nsid w:val="0F382F0A"/>
+    <w:multiLevelType w:val="hybridMultilevel"/>
+    <w:tmpl w:val="7E840E7A"/>
+    <w:lvl w:ilvl="0" w:tplc="A5123264">
+      <w:start w:val="1"/>
+      <w:numFmt w:val="decimal"/>
+      <w:lvlText w:val="%1."/>
+      <w:lvlJc w:val="left"/>
+      <w:pPr>
+        <w:ind w:left="720" w:hanging="360"/>
+      </w:pPr>
+    </w:lvl>
+    <w:lvl w:ilvl="1" w:tplc="A11C4604">
+      <w:start w:val="1"/>
+      <w:numFmt w:val="lowerLetter"/>
+      <w:lvlText w:val="%2."/>
+      <w:lvlJc w:val="left"/>
+      <w:pPr>
+        <w:ind w:left="1440" w:hanging="360"/>
+      </w:pPr>
+    </w:lvl>
+    <w:lvl w:ilvl="2" w:tplc="5762E308">
+      <w:start w:val="1"/>
+      <w:numFmt w:val="lowerRoman"/>
+      <w:lvlText w:val="%3."/>
+      <w:lvlJc w:val="right"/>
+      <w:pPr>
+        <w:ind w:left="2160" w:hanging="180"/>
+      </w:pPr>
+    </w:lvl>
+    <w:lvl w:ilvl="3" w:tplc="371C787A">
+      <w:start w:val="1"/>
+      <w:numFmt w:val="decimal"/>
+      <w:lvlText w:val="%4."/>
+      <w:lvlJc w:val="left"/>
+      <w:pPr>
+        <w:ind w:left="2880" w:hanging="360"/>
+      </w:pPr>
+    </w:lvl>
+    <w:lvl w:ilvl="4" w:tplc="477E1554">
+      <w:start w:val="1"/>
+      <w:numFmt w:val="lowerLetter"/>
+      <w:lvlText w:val="%5."/>
+      <w:lvlJc w:val="left"/>
+      <w:pPr>
+        <w:ind w:left="3600" w:hanging="360"/>
+      </w:pPr>
+    </w:lvl>
+    <w:lvl w:ilvl="5" w:tplc="9DA8D032">
+      <w:start w:val="1"/>
+      <w:numFmt w:val="lowerRoman"/>
+      <w:lvlText w:val="%6."/>
+      <w:lvlJc w:val="right"/>
+      <w:pPr>
+        <w:ind w:left="4320" w:hanging="180"/>
+      </w:pPr>
+    </w:lvl>
+    <w:lvl w:ilvl="6" w:tplc="9802156E">
+      <w:start w:val="1"/>
+      <w:numFmt w:val="decimal"/>
+      <w:lvlText w:val="%7."/>
+      <w:lvlJc w:val="left"/>
+      <w:pPr>
+        <w:ind w:left="5040" w:hanging="360"/>
+      </w:pPr>
+    </w:lvl>
+    <w:lvl w:ilvl="7" w:tplc="66B21B3A">
+      <w:start w:val="1"/>
+      <w:numFmt w:val="lowerLetter"/>
+      <w:lvlText w:val="%8."/>
+      <w:lvlJc w:val="left"/>
+      <w:pPr>
+        <w:ind w:left="5760" w:hanging="360"/>
+      </w:pPr>
+    </w:lvl>
+    <w:lvl w:ilvl="8" w:tplc="E4B0CC60">
+      <w:start w:val="1"/>
+      <w:numFmt w:val="lowerRoman"/>
+      <w:lvlText w:val="%9."/>
+      <w:lvlJc w:val="right"/>
+      <w:pPr>
+        <w:ind w:left="6480" w:hanging="180"/>
+      </w:pPr>
+    </w:lvl>
+  </w:abstractNum>
+  <w:abstractNum w:abstractNumId="3" w15:restartNumberingAfterBreak="0">
+    <w:nsid w:val="12B8D63B"/>
+    <w:multiLevelType w:val="hybridMultilevel"/>
+    <w:tmpl w:val="950C9832"/>
+    <w:lvl w:ilvl="0" w:tplc="4B02245E">
+      <w:start w:val="1"/>
+      <w:numFmt w:val="decimal"/>
+      <w:lvlText w:val="%1."/>
+      <w:lvlJc w:val="left"/>
+      <w:pPr>
+        <w:ind w:left="720" w:hanging="360"/>
+      </w:pPr>
+    </w:lvl>
+    <w:lvl w:ilvl="1" w:tplc="AD08A454">
+      <w:start w:val="1"/>
+      <w:numFmt w:val="lowerLetter"/>
+      <w:lvlText w:val="%2."/>
+      <w:lvlJc w:val="left"/>
+      <w:pPr>
+        <w:ind w:left="1440" w:hanging="360"/>
+      </w:pPr>
+    </w:lvl>
+    <w:lvl w:ilvl="2" w:tplc="9F748EE2">
+      <w:start w:val="1"/>
+      <w:numFmt w:val="lowerRoman"/>
+      <w:lvlText w:val="%3."/>
+      <w:lvlJc w:val="right"/>
+      <w:pPr>
+        <w:ind w:left="2160" w:hanging="180"/>
+      </w:pPr>
+    </w:lvl>
+    <w:lvl w:ilvl="3" w:tplc="1EDEB018">
+      <w:start w:val="1"/>
+      <w:numFmt w:val="decimal"/>
+      <w:lvlText w:val="%4."/>
+      <w:lvlJc w:val="left"/>
+      <w:pPr>
+        <w:ind w:left="2880" w:hanging="360"/>
+      </w:pPr>
+    </w:lvl>
+    <w:lvl w:ilvl="4" w:tplc="34F4C746">
+      <w:start w:val="1"/>
+      <w:numFmt w:val="lowerLetter"/>
+      <w:lvlText w:val="%5."/>
+      <w:lvlJc w:val="left"/>
+      <w:pPr>
+        <w:ind w:left="3600" w:hanging="360"/>
+      </w:pPr>
+    </w:lvl>
+    <w:lvl w:ilvl="5" w:tplc="47169B66">
+      <w:start w:val="1"/>
+      <w:numFmt w:val="lowerRoman"/>
+      <w:lvlText w:val="%6."/>
+      <w:lvlJc w:val="right"/>
+      <w:pPr>
+        <w:ind w:left="4320" w:hanging="180"/>
+      </w:pPr>
+    </w:lvl>
+    <w:lvl w:ilvl="6" w:tplc="1D64D2C6">
+      <w:start w:val="1"/>
+      <w:numFmt w:val="decimal"/>
+      <w:lvlText w:val="%7."/>
+      <w:lvlJc w:val="left"/>
+      <w:pPr>
+        <w:ind w:left="5040" w:hanging="360"/>
+      </w:pPr>
+    </w:lvl>
+    <w:lvl w:ilvl="7" w:tplc="8F3C723E">
+      <w:start w:val="1"/>
+      <w:numFmt w:val="lowerLetter"/>
+      <w:lvlText w:val="%8."/>
+      <w:lvlJc w:val="left"/>
+      <w:pPr>
+        <w:ind w:left="5760" w:hanging="360"/>
+      </w:pPr>
+    </w:lvl>
+    <w:lvl w:ilvl="8" w:tplc="48F084A6">
+      <w:start w:val="1"/>
+      <w:numFmt w:val="lowerRoman"/>
+      <w:lvlText w:val="%9."/>
+      <w:lvlJc w:val="right"/>
+      <w:pPr>
+        <w:ind w:left="6480" w:hanging="180"/>
+      </w:pPr>
+    </w:lvl>
+  </w:abstractNum>
+  <w:abstractNum w:abstractNumId="4" w15:restartNumberingAfterBreak="0">
     <w:nsid w:val="50807739"/>
     <w:multiLevelType w:val="multilevel"/>
     <w:tmpl w:val="9ED855B8"/>
@@ -8205,7 +8687,7 @@
       </w:rPr>
     </w:lvl>
   </w:abstractNum>
-  <w:abstractNum w:abstractNumId="3" w15:restartNumberingAfterBreak="0">
+  <w:abstractNum w:abstractNumId="5" w15:restartNumberingAfterBreak="0">
     <w:nsid w:val="61036A2E"/>
     <w:multiLevelType w:val="hybridMultilevel"/>
     <w:tmpl w:val="10364140"/>
@@ -8294,17 +8776,23 @@
       </w:pPr>
     </w:lvl>
   </w:abstractNum>
-  <w:num w:numId="1" w16cid:durableId="1835992616">
+  <w:num w:numId="1" w16cid:durableId="1226180994">
+    <w:abstractNumId w:val="3"/>
+  </w:num>
+  <w:num w:numId="2" w16cid:durableId="2039547583">
     <w:abstractNumId w:val="2"/>
   </w:num>
-  <w:num w:numId="2" w16cid:durableId="509179545">
+  <w:num w:numId="3" w16cid:durableId="1835992616">
+    <w:abstractNumId w:val="4"/>
+  </w:num>
+  <w:num w:numId="4" w16cid:durableId="509179545">
     <w:abstractNumId w:val="1"/>
   </w:num>
-  <w:num w:numId="3" w16cid:durableId="1114905608">
+  <w:num w:numId="5" w16cid:durableId="1114905608">
     <w:abstractNumId w:val="0"/>
   </w:num>
-  <w:num w:numId="4" w16cid:durableId="1085961110">
-    <w:abstractNumId w:val="3"/>
+  <w:num w:numId="6" w16cid:durableId="1085961110">
+    <w:abstractNumId w:val="5"/>
   </w:num>
 </w:numbering>
 </file>
@@ -8913,6 +9401,7 @@
   <w:style w:type="character" w:default="1" w:styleId="DefaultParagraphFont">
     <w:name w:val="Default Paragraph Font"/>
     <w:uiPriority w:val="1"/>
+    <w:semiHidden/>
     <w:unhideWhenUsed/>
   </w:style>
   <w:style w:type="table" w:default="1" w:styleId="TableNormal">

--- a/docs/eCTF Design Document.docx
+++ b/docs/eCTF Design Document.docx
@@ -14,7 +14,6 @@
           <w:szCs w:val="32"/>
         </w:rPr>
       </w:pPr>
-      <w:proofErr w:type="spellStart"/>
       <w:r>
         <w:rPr>
           <w:rFonts w:ascii="Arial" w:hAnsi="Arial" w:cs="Arial"/>
@@ -23,18 +22,7 @@
           <w:sz w:val="32"/>
           <w:szCs w:val="32"/>
         </w:rPr>
-        <w:t>eCTF</w:t>
-      </w:r>
-      <w:proofErr w:type="spellEnd"/>
-      <w:r>
-        <w:rPr>
-          <w:rFonts w:ascii="Arial" w:hAnsi="Arial" w:cs="Arial"/>
-          <w:b/>
-          <w:bCs/>
-          <w:sz w:val="32"/>
-          <w:szCs w:val="32"/>
-        </w:rPr>
-        <w:t xml:space="preserve"> Design Document</w:t>
+        <w:t>eCTF Design Document</w:t>
       </w:r>
     </w:p>
     <w:p>
@@ -76,39 +64,320 @@
         </w:rPr>
       </w:pPr>
     </w:p>
-    <w:p>
-      <w:pPr>
-        <w:spacing w:after="0" w:line="240" w:lineRule="auto"/>
-        <w:jc w:val="center"/>
-        <w:rPr>
-          <w:rFonts w:ascii="Arial" w:hAnsi="Arial" w:cs="Arial"/>
-        </w:rPr>
-      </w:pPr>
-      <w:r>
-        <w:rPr>
-          <w:rFonts w:ascii="Arial" w:hAnsi="Arial" w:cs="Arial"/>
-        </w:rPr>
-        <w:t>January 31</w:t>
-      </w:r>
-      <w:r>
-        <w:rPr>
-          <w:rFonts w:ascii="Arial" w:hAnsi="Arial" w:cs="Arial"/>
-          <w:u w:val="single"/>
-          <w:vertAlign w:val="superscript"/>
-        </w:rPr>
-        <w:t>st</w:t>
-      </w:r>
-      <w:r>
-        <w:rPr>
-          <w:rFonts w:ascii="Arial" w:hAnsi="Arial" w:cs="Arial"/>
-        </w:rPr>
-        <w:t>, 2025</w:t>
-      </w:r>
-    </w:p>
-    <w:p>
-      <w:pPr>
-        <w:spacing w:after="0" w:line="240" w:lineRule="auto"/>
-        <w:jc w:val="center"/>
+    <w:tbl>
+      <w:tblPr>
+        <w:tblStyle w:val="TableGrid"/>
+        <w:tblW w:w="0" w:type="auto"/>
+        <w:tblLook w:val="04A0" w:firstRow="1" w:lastRow="0" w:firstColumn="1" w:lastColumn="0" w:noHBand="0" w:noVBand="1"/>
+      </w:tblPr>
+      <w:tblGrid>
+        <w:gridCol w:w="1284"/>
+        <w:gridCol w:w="1681"/>
+        <w:gridCol w:w="6385"/>
+      </w:tblGrid>
+      <w:tr>
+        <w:tc>
+          <w:tcPr>
+            <w:tcW w:w="1284" w:type="dxa"/>
+            <w:shd w:val="clear" w:color="auto" w:fill="E8E8E8" w:themeFill="background2"/>
+          </w:tcPr>
+          <w:p>
+            <w:pPr>
+              <w:jc w:val="center"/>
+              <w:rPr>
+                <w:rFonts w:ascii="Arial" w:hAnsi="Arial" w:cs="Arial"/>
+                <w:b/>
+                <w:bCs/>
+                <w:sz w:val="20"/>
+                <w:szCs w:val="20"/>
+              </w:rPr>
+            </w:pPr>
+            <w:r>
+              <w:rPr>
+                <w:rFonts w:ascii="Arial" w:hAnsi="Arial" w:cs="Arial"/>
+                <w:b/>
+                <w:bCs/>
+                <w:sz w:val="20"/>
+                <w:szCs w:val="20"/>
+              </w:rPr>
+              <w:t>date</w:t>
+            </w:r>
+          </w:p>
+        </w:tc>
+        <w:tc>
+          <w:tcPr>
+            <w:tcW w:w="1681" w:type="dxa"/>
+            <w:shd w:val="clear" w:color="auto" w:fill="E8E8E8" w:themeFill="background2"/>
+          </w:tcPr>
+          <w:p>
+            <w:pPr>
+              <w:jc w:val="center"/>
+              <w:rPr>
+                <w:rFonts w:ascii="Arial" w:hAnsi="Arial" w:cs="Arial"/>
+                <w:b/>
+                <w:bCs/>
+                <w:sz w:val="20"/>
+                <w:szCs w:val="20"/>
+              </w:rPr>
+            </w:pPr>
+            <w:r>
+              <w:rPr>
+                <w:rFonts w:ascii="Arial" w:hAnsi="Arial" w:cs="Arial"/>
+                <w:b/>
+                <w:bCs/>
+                <w:sz w:val="20"/>
+                <w:szCs w:val="20"/>
+              </w:rPr>
+              <w:t>version</w:t>
+            </w:r>
+          </w:p>
+        </w:tc>
+        <w:tc>
+          <w:tcPr>
+            <w:tcW w:w="6385" w:type="dxa"/>
+            <w:shd w:val="clear" w:color="auto" w:fill="E8E8E8" w:themeFill="background2"/>
+          </w:tcPr>
+          <w:p>
+            <w:pPr>
+              <w:jc w:val="center"/>
+              <w:rPr>
+                <w:rFonts w:ascii="Arial" w:hAnsi="Arial" w:cs="Arial"/>
+                <w:b/>
+                <w:bCs/>
+                <w:sz w:val="20"/>
+                <w:szCs w:val="20"/>
+              </w:rPr>
+            </w:pPr>
+            <w:r>
+              <w:rPr>
+                <w:rFonts w:ascii="Arial" w:hAnsi="Arial" w:cs="Arial"/>
+                <w:b/>
+                <w:bCs/>
+                <w:sz w:val="20"/>
+                <w:szCs w:val="20"/>
+              </w:rPr>
+              <w:t>changes</w:t>
+            </w:r>
+          </w:p>
+        </w:tc>
+      </w:tr>
+      <w:tr>
+        <w:tc>
+          <w:tcPr>
+            <w:tcW w:w="1284" w:type="dxa"/>
+          </w:tcPr>
+          <w:p>
+            <w:pPr>
+              <w:jc w:val="center"/>
+              <w:rPr>
+                <w:rFonts w:ascii="Arial" w:hAnsi="Arial" w:cs="Arial"/>
+                <w:sz w:val="20"/>
+                <w:szCs w:val="20"/>
+              </w:rPr>
+            </w:pPr>
+            <w:r>
+              <w:rPr>
+                <w:rFonts w:ascii="Arial" w:hAnsi="Arial" w:cs="Arial"/>
+                <w:sz w:val="20"/>
+                <w:szCs w:val="20"/>
+              </w:rPr>
+              <w:t>1/31/2025</w:t>
+            </w:r>
+          </w:p>
+        </w:tc>
+        <w:tc>
+          <w:tcPr>
+            <w:tcW w:w="1681" w:type="dxa"/>
+          </w:tcPr>
+          <w:p>
+            <w:pPr>
+              <w:jc w:val="center"/>
+              <w:rPr>
+                <w:rFonts w:ascii="Arial" w:hAnsi="Arial" w:cs="Arial"/>
+                <w:sz w:val="20"/>
+                <w:szCs w:val="20"/>
+              </w:rPr>
+            </w:pPr>
+            <w:r>
+              <w:rPr>
+                <w:rFonts w:ascii="Arial" w:hAnsi="Arial" w:cs="Arial"/>
+                <w:sz w:val="20"/>
+                <w:szCs w:val="20"/>
+              </w:rPr>
+              <w:t>1.0</w:t>
+            </w:r>
+          </w:p>
+        </w:tc>
+        <w:tc>
+          <w:tcPr>
+            <w:tcW w:w="6385" w:type="dxa"/>
+          </w:tcPr>
+          <w:p>
+            <w:pPr>
+              <w:jc w:val="right"/>
+              <w:rPr>
+                <w:rFonts w:ascii="Arial" w:hAnsi="Arial" w:cs="Arial"/>
+                <w:sz w:val="20"/>
+                <w:szCs w:val="20"/>
+              </w:rPr>
+            </w:pPr>
+            <w:r>
+              <w:rPr>
+                <w:rFonts w:ascii="Arial" w:hAnsi="Arial" w:cs="Arial"/>
+                <w:sz w:val="20"/>
+                <w:szCs w:val="20"/>
+              </w:rPr>
+              <w:t>Initial Design Doc</w:t>
+            </w:r>
+          </w:p>
+        </w:tc>
+      </w:tr>
+      <w:tr>
+        <w:tc>
+          <w:tcPr>
+            <w:tcW w:w="1284" w:type="dxa"/>
+          </w:tcPr>
+          <w:p>
+            <w:pPr>
+              <w:jc w:val="center"/>
+              <w:rPr>
+                <w:rFonts w:ascii="Arial" w:hAnsi="Arial" w:cs="Arial"/>
+                <w:sz w:val="20"/>
+                <w:szCs w:val="20"/>
+              </w:rPr>
+            </w:pPr>
+            <w:r>
+              <w:rPr>
+                <w:rFonts w:ascii="Arial" w:hAnsi="Arial" w:cs="Arial"/>
+                <w:sz w:val="20"/>
+                <w:szCs w:val="20"/>
+              </w:rPr>
+              <w:t>3/9/2025</w:t>
+            </w:r>
+          </w:p>
+        </w:tc>
+        <w:tc>
+          <w:tcPr>
+            <w:tcW w:w="1681" w:type="dxa"/>
+          </w:tcPr>
+          <w:p>
+            <w:pPr>
+              <w:jc w:val="center"/>
+              <w:rPr>
+                <w:rFonts w:ascii="Arial" w:hAnsi="Arial" w:cs="Arial"/>
+                <w:sz w:val="20"/>
+                <w:szCs w:val="20"/>
+              </w:rPr>
+            </w:pPr>
+            <w:r>
+              <w:rPr>
+                <w:rFonts w:ascii="Arial" w:hAnsi="Arial" w:cs="Arial"/>
+                <w:sz w:val="20"/>
+                <w:szCs w:val="20"/>
+              </w:rPr>
+              <w:t>1.1</w:t>
+            </w:r>
+          </w:p>
+        </w:tc>
+        <w:tc>
+          <w:tcPr>
+            <w:tcW w:w="6385" w:type="dxa"/>
+          </w:tcPr>
+          <w:p>
+            <w:pPr>
+              <w:jc w:val="right"/>
+              <w:rPr>
+                <w:rFonts w:ascii="Arial" w:hAnsi="Arial" w:cs="Arial"/>
+                <w:sz w:val="20"/>
+                <w:szCs w:val="20"/>
+              </w:rPr>
+            </w:pPr>
+            <w:r>
+              <w:rPr>
+                <w:rFonts w:ascii="Arial" w:hAnsi="Arial" w:cs="Arial"/>
+                <w:sz w:val="20"/>
+                <w:szCs w:val="20"/>
+              </w:rPr>
+              <w:t>Encryption and Authentication of Flash Data</w:t>
+            </w:r>
+          </w:p>
+        </w:tc>
+      </w:tr>
+      <w:tr>
+        <w:tc>
+          <w:tcPr>
+            <w:tcW w:w="1284" w:type="dxa"/>
+          </w:tcPr>
+          <w:p>
+            <w:pPr>
+              <w:jc w:val="center"/>
+              <w:rPr>
+                <w:rFonts w:ascii="Arial" w:hAnsi="Arial" w:cs="Arial"/>
+                <w:sz w:val="20"/>
+                <w:szCs w:val="20"/>
+              </w:rPr>
+            </w:pPr>
+            <w:r>
+              <w:rPr>
+                <w:rFonts w:ascii="Arial" w:hAnsi="Arial" w:cs="Arial"/>
+                <w:sz w:val="20"/>
+                <w:szCs w:val="20"/>
+              </w:rPr>
+              <w:t>3/17/2025</w:t>
+            </w:r>
+          </w:p>
+        </w:tc>
+        <w:tc>
+          <w:tcPr>
+            <w:tcW w:w="1681" w:type="dxa"/>
+          </w:tcPr>
+          <w:p>
+            <w:pPr>
+              <w:jc w:val="center"/>
+              <w:rPr>
+                <w:rFonts w:ascii="Arial" w:hAnsi="Arial" w:cs="Arial"/>
+                <w:sz w:val="20"/>
+                <w:szCs w:val="20"/>
+              </w:rPr>
+            </w:pPr>
+            <w:r>
+              <w:rPr>
+                <w:rFonts w:ascii="Arial" w:hAnsi="Arial" w:cs="Arial"/>
+                <w:sz w:val="20"/>
+                <w:szCs w:val="20"/>
+              </w:rPr>
+              <w:t>2.0</w:t>
+            </w:r>
+          </w:p>
+        </w:tc>
+        <w:tc>
+          <w:tcPr>
+            <w:tcW w:w="6385" w:type="dxa"/>
+          </w:tcPr>
+          <w:p>
+            <w:pPr>
+              <w:jc w:val="right"/>
+              <w:rPr>
+                <w:rFonts w:ascii="Arial" w:hAnsi="Arial" w:cs="Arial"/>
+                <w:sz w:val="20"/>
+                <w:szCs w:val="20"/>
+              </w:rPr>
+            </w:pPr>
+            <w:r>
+              <w:rPr>
+                <w:rFonts w:ascii="Arial" w:hAnsi="Arial" w:cs="Arial"/>
+                <w:sz w:val="20"/>
+                <w:szCs w:val="20"/>
+              </w:rPr>
+              <w:t>Key derivation updates</w:t>
+            </w:r>
+          </w:p>
+        </w:tc>
+      </w:tr>
+    </w:tbl>
+    <w:p>
+      <w:pPr>
+        <w:spacing w:after="0" w:line="240" w:lineRule="auto"/>
         <w:rPr>
           <w:rFonts w:ascii="Arial" w:hAnsi="Arial" w:cs="Arial"/>
         </w:rPr>
@@ -160,35 +429,7 @@
         <w:rPr>
           <w:rFonts w:ascii="Arial" w:hAnsi="Arial" w:cs="Arial"/>
         </w:rPr>
-        <w:t xml:space="preserve">This document provides the initial design specifications in compliance with the </w:t>
-      </w:r>
-      <w:proofErr w:type="spellStart"/>
-      <w:r>
-        <w:rPr>
-          <w:rFonts w:ascii="Arial" w:hAnsi="Arial" w:cs="Arial"/>
-        </w:rPr>
-        <w:t>Mitre’s</w:t>
-      </w:r>
-      <w:proofErr w:type="spellEnd"/>
-      <w:r>
-        <w:rPr>
-          <w:rFonts w:ascii="Arial" w:hAnsi="Arial" w:cs="Arial"/>
-        </w:rPr>
-        <w:t xml:space="preserve"> </w:t>
-      </w:r>
-      <w:proofErr w:type="spellStart"/>
-      <w:r>
-        <w:rPr>
-          <w:rFonts w:ascii="Arial" w:hAnsi="Arial" w:cs="Arial"/>
-        </w:rPr>
-        <w:t>eCTF</w:t>
-      </w:r>
-      <w:proofErr w:type="spellEnd"/>
-      <w:r>
-        <w:rPr>
-          <w:rFonts w:ascii="Arial" w:hAnsi="Arial" w:cs="Arial"/>
-        </w:rPr>
-        <w:t xml:space="preserve"> </w:t>
+        <w:t xml:space="preserve">This document provides the initial design specifications in compliance with the Mitre’s eCTF </w:t>
       </w:r>
       <w:r>
         <w:rPr>
@@ -255,7 +496,7 @@
                     </pic:cNvPicPr>
                   </pic:nvPicPr>
                   <pic:blipFill>
-                    <a:blip r:embed="rId7">
+                    <a:blip r:embed="rId8">
                       <a:extLst>
                         <a:ext uri="{28A0092B-C50C-407E-A947-70E740481C1C}">
                           <a14:useLocalDpi xmlns:a14="http://schemas.microsoft.com/office/drawing/2010/main" val="0"/>
@@ -532,6 +773,9 @@
           <w:ilvl w:val="1"/>
           <w:numId w:val="4"/>
         </w:numPr>
+        <w:tabs>
+          <w:tab w:val="left" w:pos="1980"/>
+        </w:tabs>
         <w:spacing w:after="0" w:line="240" w:lineRule="auto"/>
         <w:jc w:val="both"/>
         <w:rPr>
@@ -570,7 +814,19 @@
         <w:rPr>
           <w:rFonts w:ascii="Arial" w:hAnsi="Arial" w:cs="Arial"/>
         </w:rPr>
-        <w:t xml:space="preserve">: Video </w:t>
+        <w:t xml:space="preserve">: </w:t>
+      </w:r>
+      <w:r>
+        <w:rPr>
+          <w:rFonts w:ascii="Arial" w:hAnsi="Arial" w:cs="Arial"/>
+        </w:rPr>
+        <w:tab/>
+      </w:r>
+      <w:r>
+        <w:rPr>
+          <w:rFonts w:ascii="Arial" w:hAnsi="Arial" w:cs="Arial"/>
+        </w:rPr>
+        <w:t xml:space="preserve">Video </w:t>
       </w:r>
       <w:r>
         <w:rPr>
@@ -592,66 +848,9 @@
           <w:ilvl w:val="1"/>
           <w:numId w:val="4"/>
         </w:numPr>
-        <w:spacing w:after="0" w:line="240" w:lineRule="auto"/>
-        <w:jc w:val="both"/>
-        <w:rPr>
-          <w:rFonts w:ascii="Arial" w:hAnsi="Arial" w:cs="Arial"/>
-        </w:rPr>
-      </w:pPr>
-      <m:oMath>
-        <m:sSub>
-          <m:sSubPr>
-            <m:ctrlPr>
-              <w:rPr>
-                <w:rFonts w:ascii="Cambria Math" w:hAnsi="Cambria Math" w:cs="Arial"/>
-                <w:i/>
-              </w:rPr>
-            </m:ctrlPr>
-          </m:sSubPr>
-          <m:e>
-            <m:r>
-              <w:rPr>
-                <w:rFonts w:ascii="Cambria Math" w:hAnsi="Cambria Math" w:cs="Arial"/>
-              </w:rPr>
-              <m:t>KV</m:t>
-            </m:r>
-          </m:e>
-          <m:sub>
-            <m:r>
-              <w:rPr>
-                <w:rFonts w:ascii="Cambria Math" w:hAnsi="Cambria Math" w:cs="Arial"/>
-              </w:rPr>
-              <m:t>s</m:t>
-            </m:r>
-          </m:sub>
-        </m:sSub>
-      </m:oMath>
-      <w:r>
-        <w:rPr>
-          <w:rFonts w:ascii="Arial" w:hAnsi="Arial" w:cs="Arial"/>
-        </w:rPr>
-        <w:t xml:space="preserve">: Video </w:t>
-      </w:r>
-      <w:r>
-        <w:rPr>
-          <w:rFonts w:ascii="Arial" w:hAnsi="Arial" w:cs="Arial"/>
-        </w:rPr>
-        <w:t>Packet</w:t>
-      </w:r>
-      <w:r>
-        <w:rPr>
-          <w:rFonts w:ascii="Arial" w:hAnsi="Arial" w:cs="Arial"/>
-        </w:rPr>
-        <w:t xml:space="preserve"> Encryption Salt</w:t>
-      </w:r>
-    </w:p>
-    <w:p>
-      <w:pPr>
-        <w:pStyle w:val="ListParagraph"/>
-        <w:numPr>
-          <w:ilvl w:val="1"/>
-          <w:numId w:val="4"/>
-        </w:numPr>
+        <w:tabs>
+          <w:tab w:val="left" w:pos="1980"/>
+        </w:tabs>
         <w:spacing w:after="0" w:line="240" w:lineRule="auto"/>
         <w:jc w:val="both"/>
         <w:rPr>
@@ -690,7 +889,19 @@
         <w:rPr>
           <w:rFonts w:ascii="Arial" w:hAnsi="Arial" w:cs="Arial"/>
         </w:rPr>
-        <w:t xml:space="preserve">: Video </w:t>
+        <w:t xml:space="preserve">: </w:t>
+      </w:r>
+      <w:r>
+        <w:rPr>
+          <w:rFonts w:ascii="Arial" w:hAnsi="Arial" w:cs="Arial"/>
+        </w:rPr>
+        <w:tab/>
+      </w:r>
+      <w:r>
+        <w:rPr>
+          <w:rFonts w:ascii="Arial" w:hAnsi="Arial" w:cs="Arial"/>
+        </w:rPr>
+        <w:t xml:space="preserve">Video </w:t>
       </w:r>
       <w:r>
         <w:rPr>
@@ -712,6 +923,9 @@
           <w:ilvl w:val="1"/>
           <w:numId w:val="4"/>
         </w:numPr>
+        <w:tabs>
+          <w:tab w:val="left" w:pos="1980"/>
+        </w:tabs>
         <w:spacing w:after="0" w:line="240" w:lineRule="auto"/>
         <w:jc w:val="both"/>
         <w:rPr>
@@ -750,7 +964,19 @@
         <w:rPr>
           <w:rFonts w:ascii="Arial" w:hAnsi="Arial" w:cs="Arial"/>
         </w:rPr>
-        <w:t xml:space="preserve"> Subscription </w:t>
+        <w:t xml:space="preserve"> </w:t>
+      </w:r>
+      <w:r>
+        <w:rPr>
+          <w:rFonts w:ascii="Arial" w:hAnsi="Arial" w:cs="Arial"/>
+        </w:rPr>
+        <w:tab/>
+      </w:r>
+      <w:r>
+        <w:rPr>
+          <w:rFonts w:ascii="Arial" w:hAnsi="Arial" w:cs="Arial"/>
+        </w:rPr>
+        <w:t xml:space="preserve">Subscription </w:t>
       </w:r>
       <w:r>
         <w:rPr>
@@ -772,66 +998,9 @@
           <w:ilvl w:val="1"/>
           <w:numId w:val="4"/>
         </w:numPr>
-        <w:spacing w:after="0" w:line="240" w:lineRule="auto"/>
-        <w:jc w:val="both"/>
-        <w:rPr>
-          <w:rFonts w:ascii="Arial" w:hAnsi="Arial" w:cs="Arial"/>
-        </w:rPr>
-      </w:pPr>
-      <m:oMath>
-        <m:sSub>
-          <m:sSubPr>
-            <m:ctrlPr>
-              <w:rPr>
-                <w:rFonts w:ascii="Cambria Math" w:hAnsi="Cambria Math" w:cs="Arial"/>
-                <w:i/>
-              </w:rPr>
-            </m:ctrlPr>
-          </m:sSubPr>
-          <m:e>
-            <m:r>
-              <w:rPr>
-                <w:rFonts w:ascii="Cambria Math" w:hAnsi="Cambria Math" w:cs="Arial"/>
-              </w:rPr>
-              <m:t>KS</m:t>
-            </m:r>
-          </m:e>
-          <m:sub>
-            <m:r>
-              <w:rPr>
-                <w:rFonts w:ascii="Cambria Math" w:hAnsi="Cambria Math" w:cs="Arial"/>
-              </w:rPr>
-              <m:t>s</m:t>
-            </m:r>
-          </m:sub>
-        </m:sSub>
-      </m:oMath>
-      <w:r>
-        <w:rPr>
-          <w:rFonts w:ascii="Arial" w:hAnsi="Arial" w:cs="Arial"/>
-        </w:rPr>
-        <w:t xml:space="preserve"> Subscription </w:t>
-      </w:r>
-      <w:r>
-        <w:rPr>
-          <w:rFonts w:ascii="Arial" w:hAnsi="Arial" w:cs="Arial"/>
-        </w:rPr>
-        <w:t>Packet</w:t>
-      </w:r>
-      <w:r>
-        <w:rPr>
-          <w:rFonts w:ascii="Arial" w:hAnsi="Arial" w:cs="Arial"/>
-        </w:rPr>
-        <w:t xml:space="preserve"> Encryption Salt</w:t>
-      </w:r>
-    </w:p>
-    <w:p>
-      <w:pPr>
-        <w:pStyle w:val="ListParagraph"/>
-        <w:numPr>
-          <w:ilvl w:val="1"/>
-          <w:numId w:val="4"/>
-        </w:numPr>
+        <w:tabs>
+          <w:tab w:val="left" w:pos="1980"/>
+        </w:tabs>
         <w:spacing w:after="0" w:line="240" w:lineRule="auto"/>
         <w:jc w:val="both"/>
         <w:rPr>
@@ -870,7 +1039,19 @@
         <w:rPr>
           <w:rFonts w:ascii="Arial" w:hAnsi="Arial" w:cs="Arial"/>
         </w:rPr>
-        <w:t xml:space="preserve">: Subscription </w:t>
+        <w:t xml:space="preserve">: </w:t>
+      </w:r>
+      <w:r>
+        <w:rPr>
+          <w:rFonts w:ascii="Arial" w:hAnsi="Arial" w:cs="Arial"/>
+        </w:rPr>
+        <w:tab/>
+      </w:r>
+      <w:r>
+        <w:rPr>
+          <w:rFonts w:ascii="Arial" w:hAnsi="Arial" w:cs="Arial"/>
+        </w:rPr>
+        <w:t xml:space="preserve">Subscription </w:t>
       </w:r>
       <w:r>
         <w:rPr>
@@ -884,128 +1065,23 @@
         </w:rPr>
         <w:t xml:space="preserve"> Authentication Key</w:t>
       </w:r>
-    </w:p>
-    <w:p>
-      <w:pPr>
-        <w:pStyle w:val="ListParagraph"/>
-        <w:spacing w:after="0" w:line="240" w:lineRule="auto"/>
-        <w:ind w:left="1440"/>
-        <w:jc w:val="both"/>
-        <w:rPr>
-          <w:rFonts w:ascii="Arial" w:hAnsi="Arial" w:cs="Arial"/>
-        </w:rPr>
-      </w:pPr>
     </w:p>
     <w:p>
       <w:pPr>
         <w:pStyle w:val="ListParagraph"/>
         <w:numPr>
-          <w:ilvl w:val="0"/>
+          <w:ilvl w:val="1"/>
           <w:numId w:val="4"/>
         </w:numPr>
-        <w:spacing w:after="0" w:line="240" w:lineRule="auto"/>
-        <w:ind w:left="360"/>
-        <w:jc w:val="both"/>
-        <w:rPr>
-          <w:rFonts w:ascii="Arial" w:hAnsi="Arial" w:cs="Arial"/>
-        </w:rPr>
-      </w:pPr>
-      <w:r>
-        <w:rPr>
-          <w:rFonts w:ascii="Arial" w:hAnsi="Arial" w:cs="Arial"/>
-          <w:i/>
-          <w:iCs/>
-        </w:rPr>
-        <w:t>Advanced Encryption Standard</w:t>
-      </w:r>
-      <w:r>
-        <w:rPr>
-          <w:rFonts w:ascii="Arial" w:hAnsi="Arial" w:cs="Arial"/>
-        </w:rPr>
-        <w:t xml:space="preserve"> (AES) </w:t>
-      </w:r>
-      <w:r>
-        <w:rPr>
-          <w:rFonts w:ascii="Arial" w:hAnsi="Arial" w:cs="Arial"/>
-        </w:rPr>
-        <w:t>256</w:t>
-      </w:r>
-      <w:r>
-        <w:rPr>
-          <w:rFonts w:ascii="Arial" w:hAnsi="Arial" w:cs="Arial"/>
-        </w:rPr>
-        <w:t xml:space="preserve"> </w:t>
-      </w:r>
-      <w:r>
-        <w:rPr>
-          <w:rFonts w:ascii="Arial" w:hAnsi="Arial" w:cs="Arial"/>
-          <w:i/>
-          <w:iCs/>
-        </w:rPr>
-        <w:t>Cypher Block Chaining</w:t>
-      </w:r>
-      <w:r>
-        <w:rPr>
-          <w:rFonts w:ascii="Arial" w:hAnsi="Arial" w:cs="Arial"/>
-        </w:rPr>
-        <w:t xml:space="preserve"> (</w:t>
-      </w:r>
-      <w:r>
-        <w:rPr>
-          <w:rFonts w:ascii="Arial" w:hAnsi="Arial" w:cs="Arial"/>
-        </w:rPr>
-        <w:t>CBC</w:t>
-      </w:r>
-      <w:r>
-        <w:rPr>
-          <w:rFonts w:ascii="Arial" w:hAnsi="Arial" w:cs="Arial"/>
-        </w:rPr>
-        <w:t xml:space="preserve">) for video </w:t>
-      </w:r>
-      <w:r>
-        <w:rPr>
-          <w:rFonts w:ascii="Arial" w:hAnsi="Arial" w:cs="Arial"/>
-        </w:rPr>
-        <w:t>and subscription packet</w:t>
-      </w:r>
-      <w:r>
-        <w:rPr>
-          <w:rFonts w:ascii="Arial" w:hAnsi="Arial" w:cs="Arial"/>
-        </w:rPr>
-        <w:t xml:space="preserve"> encryption to introduce control redundancy in the media flow. </w:t>
-      </w:r>
-      <w:r>
-        <w:rPr>
-          <w:rFonts w:ascii="Arial" w:hAnsi="Arial" w:cs="Arial"/>
-          <w:i/>
-          <w:iCs/>
-        </w:rPr>
-        <w:t xml:space="preserve">Initialization Vector </w:t>
-      </w:r>
-      <w:r>
-        <w:rPr>
-          <w:rFonts w:ascii="Arial" w:hAnsi="Arial" w:cs="Arial"/>
-        </w:rPr>
-        <w:t xml:space="preserve">(IV) is derived from </w:t>
-      </w:r>
-      <w:r>
-        <w:rPr>
-          <w:rFonts w:ascii="Arial" w:hAnsi="Arial" w:cs="Arial"/>
-        </w:rPr>
-        <w:t>Device ID and</w:t>
-      </w:r>
-      <w:r>
-        <w:rPr>
-          <w:rFonts w:ascii="Arial" w:hAnsi="Arial" w:cs="Arial"/>
-        </w:rPr>
-        <w:t xml:space="preserve"> Key Frame Salt,</w:t>
-      </w:r>
-      <w:r>
-        <w:rPr>
-          <w:rFonts w:ascii="Arial" w:hAnsi="Arial" w:cs="Arial"/>
-        </w:rPr>
-        <w:t xml:space="preserve"> </w:t>
-      </w:r>
+        <w:tabs>
+          <w:tab w:val="left" w:pos="1980"/>
+        </w:tabs>
+        <w:spacing w:after="0" w:line="240" w:lineRule="auto"/>
+        <w:jc w:val="both"/>
+        <w:rPr>
+          <w:rFonts w:ascii="Arial" w:hAnsi="Arial" w:cs="Arial"/>
+        </w:rPr>
+      </w:pPr>
       <m:oMath>
         <m:sSub>
           <m:sSubPr>
@@ -1021,7 +1097,13 @@
               <w:rPr>
                 <w:rFonts w:ascii="Cambria Math" w:hAnsi="Cambria Math" w:cs="Arial"/>
               </w:rPr>
-              <m:t>KF</m:t>
+              <m:t>K</m:t>
+            </m:r>
+            <m:r>
+              <w:rPr>
+                <w:rFonts w:ascii="Cambria Math" w:hAnsi="Cambria Math" w:cs="Arial"/>
+              </w:rPr>
+              <m:t>F</m:t>
             </m:r>
           </m:e>
           <m:sub>
@@ -1029,7 +1111,7 @@
               <w:rPr>
                 <w:rFonts w:ascii="Cambria Math" w:hAnsi="Cambria Math" w:cs="Arial"/>
               </w:rPr>
-              <m:t>s</m:t>
+              <m:t>e</m:t>
             </m:r>
           </m:sub>
         </m:sSub>
@@ -1038,201 +1120,58 @@
         <w:rPr>
           <w:rFonts w:ascii="Arial" w:hAnsi="Arial" w:cs="Arial"/>
         </w:rPr>
-        <w:t xml:space="preserve">. Key size: 32 bytes. </w:t>
-      </w:r>
-      <w:r>
-        <w:br/>
-      </w:r>
-      <w:r>
-        <w:rPr>
-          <w:rFonts w:ascii="Arial" w:hAnsi="Arial" w:cs="Arial"/>
-        </w:rPr>
-        <w:t>Block size: 16 bytes.</w:t>
-      </w:r>
-      <w:r>
-        <w:rPr>
-          <w:rFonts w:ascii="Arial" w:hAnsi="Arial" w:cs="Arial"/>
-        </w:rPr>
-        <w:t xml:space="preserve"> </w:t>
-      </w:r>
-      <w:r>
-        <w:br/>
-      </w:r>
-      <w:r>
-        <w:rPr>
-          <w:rFonts w:ascii="Arial" w:hAnsi="Arial" w:cs="Arial"/>
-        </w:rPr>
-        <w:t xml:space="preserve">This </w:t>
-      </w:r>
-      <w:r>
-        <w:rPr>
-          <w:rFonts w:ascii="Arial" w:hAnsi="Arial" w:cs="Arial"/>
-        </w:rPr>
-        <w:t xml:space="preserve">encryption algorithm may </w:t>
-      </w:r>
-      <w:r>
-        <w:rPr>
-          <w:rFonts w:ascii="Arial" w:hAnsi="Arial" w:cs="Arial"/>
-        </w:rPr>
-        <w:t>be combined with AES-CM as described in RFC3711 to support highest entropy. Note that RFC3711 relies on standard AES-ECB and requires</w:t>
-      </w:r>
-      <w:r>
-        <w:rPr>
-          <w:rFonts w:ascii="Arial" w:hAnsi="Arial" w:cs="Arial"/>
-        </w:rPr>
-        <w:t xml:space="preserve"> </w:t>
-      </w:r>
-      <w:r>
-        <w:rPr>
-          <w:rFonts w:ascii="Arial" w:hAnsi="Arial" w:cs="Arial"/>
-        </w:rPr>
-        <w:t>of AES-CM to provide higher entropy. This needs to be evaluated due to performance considerations.</w:t>
-      </w:r>
-    </w:p>
-    <w:p>
-      <w:pPr>
-        <w:pStyle w:val="ListParagraph"/>
-        <w:spacing w:after="0" w:line="240" w:lineRule="auto"/>
-        <w:ind w:left="360"/>
-        <w:jc w:val="both"/>
-        <w:rPr>
-          <w:rFonts w:ascii="Arial" w:hAnsi="Arial" w:cs="Arial"/>
-        </w:rPr>
-      </w:pPr>
+        <w:t xml:space="preserve">: </w:t>
+      </w:r>
+      <w:r>
+        <w:rPr>
+          <w:rFonts w:ascii="Arial" w:hAnsi="Arial" w:cs="Arial"/>
+        </w:rPr>
+        <w:tab/>
+        <w:t>Flash Data</w:t>
+      </w:r>
+      <w:r>
+        <w:rPr>
+          <w:rFonts w:ascii="Arial" w:hAnsi="Arial" w:cs="Arial"/>
+        </w:rPr>
+        <w:t xml:space="preserve"> Encryption Key</w:t>
+      </w:r>
     </w:p>
     <w:p>
       <w:pPr>
         <w:pStyle w:val="ListParagraph"/>
         <w:numPr>
-          <w:ilvl w:val="0"/>
+          <w:ilvl w:val="1"/>
           <w:numId w:val="4"/>
         </w:numPr>
-        <w:spacing w:after="0" w:line="240" w:lineRule="auto"/>
-        <w:ind w:left="360"/>
-        <w:jc w:val="both"/>
-        <w:rPr>
-          <w:rFonts w:ascii="Arial" w:hAnsi="Arial" w:cs="Arial"/>
-        </w:rPr>
-      </w:pPr>
-      <w:r>
-        <w:rPr>
-          <w:rFonts w:ascii="Arial" w:hAnsi="Arial" w:cs="Arial"/>
-          <w:i/>
-          <w:iCs/>
-        </w:rPr>
-        <w:t xml:space="preserve">Secure Hash Algorithm </w:t>
-      </w:r>
-      <w:r>
-        <w:rPr>
-          <w:rFonts w:ascii="Arial" w:hAnsi="Arial" w:cs="Arial"/>
-        </w:rPr>
-        <w:t>(SHA)</w:t>
-      </w:r>
-      <w:r>
-        <w:rPr>
-          <w:rFonts w:ascii="Arial" w:hAnsi="Arial" w:cs="Arial"/>
-          <w:i/>
-          <w:iCs/>
-        </w:rPr>
-        <w:t xml:space="preserve"> </w:t>
-      </w:r>
-      <w:r>
-        <w:rPr>
-          <w:rFonts w:ascii="Arial" w:hAnsi="Arial" w:cs="Arial"/>
-        </w:rPr>
-        <w:t xml:space="preserve">512 for video and subscription </w:t>
-      </w:r>
-      <w:r>
-        <w:rPr>
-          <w:rFonts w:ascii="Arial" w:hAnsi="Arial" w:cs="Arial"/>
-        </w:rPr>
-        <w:t>packet</w:t>
-      </w:r>
-      <w:r>
-        <w:rPr>
-          <w:rFonts w:ascii="Arial" w:hAnsi="Arial" w:cs="Arial"/>
-        </w:rPr>
-        <w:t xml:space="preserve"> </w:t>
-      </w:r>
-      <w:r>
-        <w:rPr>
-          <w:rFonts w:ascii="Arial" w:hAnsi="Arial" w:cs="Arial"/>
-        </w:rPr>
-        <w:t>authentication</w:t>
-      </w:r>
-      <w:r>
-        <w:rPr>
-          <w:rFonts w:ascii="Arial" w:hAnsi="Arial" w:cs="Arial"/>
-        </w:rPr>
-        <w:t>. Hash size is 64 bytes.</w:t>
-      </w:r>
-      <w:r>
-        <w:rPr>
-          <w:rFonts w:ascii="Arial" w:hAnsi="Arial" w:cs="Arial"/>
-        </w:rPr>
-        <w:t xml:space="preserve"> Hashing is performed by </w:t>
-      </w:r>
-      <w:r>
-        <w:rPr>
-          <w:rFonts w:ascii="Arial" w:hAnsi="Arial" w:cs="Arial"/>
-        </w:rPr>
-        <w:t xml:space="preserve">encrypting the </w:t>
-      </w:r>
-      <w:r>
-        <w:rPr>
-          <w:rFonts w:ascii="Arial" w:hAnsi="Arial" w:cs="Arial"/>
-        </w:rPr>
-        <w:t>concatenati</w:t>
-      </w:r>
-      <w:r>
-        <w:rPr>
-          <w:rFonts w:ascii="Arial" w:hAnsi="Arial" w:cs="Arial"/>
-        </w:rPr>
-        <w:t>on of</w:t>
-      </w:r>
-      <w:r>
-        <w:rPr>
-          <w:rFonts w:ascii="Arial" w:hAnsi="Arial" w:cs="Arial"/>
-        </w:rPr>
-        <w:t xml:space="preserve"> the </w:t>
-      </w:r>
-      <w:r>
-        <w:rPr>
-          <w:rFonts w:ascii="Arial" w:hAnsi="Arial" w:cs="Arial"/>
-        </w:rPr>
-        <w:t xml:space="preserve">plaintext </w:t>
-      </w:r>
-      <w:r>
-        <w:rPr>
-          <w:rFonts w:ascii="Arial" w:hAnsi="Arial" w:cs="Arial"/>
-        </w:rPr>
-        <w:t>frame</w:t>
-      </w:r>
-      <w:r>
-        <w:rPr>
-          <w:rFonts w:ascii="Arial" w:hAnsi="Arial" w:cs="Arial"/>
-        </w:rPr>
-        <w:t xml:space="preserve"> using the Authentication Frame Key </w:t>
-      </w:r>
+        <w:tabs>
+          <w:tab w:val="left" w:pos="1980"/>
+        </w:tabs>
+        <w:spacing w:after="0" w:line="240" w:lineRule="auto"/>
+        <w:jc w:val="both"/>
+        <w:rPr>
+          <w:rFonts w:ascii="Arial" w:hAnsi="Arial" w:cs="Arial"/>
+        </w:rPr>
+      </w:pPr>
       <m:oMath>
-        <m:r>
-          <w:rPr>
-            <w:rFonts w:ascii="Cambria Math" w:hAnsi="Cambria Math"/>
-          </w:rPr>
-          <m:t>K</m:t>
-        </m:r>
         <m:sSub>
           <m:sSubPr>
             <m:ctrlPr>
               <w:rPr>
-                <w:rFonts w:ascii="Cambria Math" w:hAnsi="Cambria Math"/>
+                <w:rFonts w:ascii="Cambria Math" w:hAnsi="Cambria Math" w:cs="Arial"/>
+                <w:i/>
               </w:rPr>
             </m:ctrlPr>
           </m:sSubPr>
           <m:e>
             <m:r>
               <w:rPr>
-                <w:rFonts w:ascii="Cambria Math" w:hAnsi="Cambria Math"/>
+                <w:rFonts w:ascii="Cambria Math" w:hAnsi="Cambria Math" w:cs="Arial"/>
+              </w:rPr>
+              <m:t>K</m:t>
+            </m:r>
+            <m:r>
+              <w:rPr>
+                <w:rFonts w:ascii="Cambria Math" w:hAnsi="Cambria Math" w:cs="Arial"/>
               </w:rPr>
               <m:t>F</m:t>
             </m:r>
@@ -1240,7 +1179,7 @@
           <m:sub>
             <m:r>
               <w:rPr>
-                <w:rFonts w:ascii="Cambria Math" w:hAnsi="Cambria Math"/>
+                <w:rFonts w:ascii="Cambria Math" w:hAnsi="Cambria Math" w:cs="Arial"/>
               </w:rPr>
               <m:t>a</m:t>
             </m:r>
@@ -1251,7 +1190,343 @@
         <w:rPr>
           <w:rFonts w:ascii="Arial" w:hAnsi="Arial" w:cs="Arial"/>
         </w:rPr>
-        <w:t>. Care must be taken to prevent the length extension attack.</w:t>
+        <w:t xml:space="preserve">: </w:t>
+      </w:r>
+      <w:r>
+        <w:rPr>
+          <w:rFonts w:ascii="Arial" w:hAnsi="Arial" w:cs="Arial"/>
+        </w:rPr>
+        <w:tab/>
+        <w:t>Flash</w:t>
+      </w:r>
+      <w:r>
+        <w:rPr>
+          <w:rFonts w:ascii="Arial" w:hAnsi="Arial" w:cs="Arial"/>
+        </w:rPr>
+        <w:t xml:space="preserve"> Authentication Key</w:t>
+      </w:r>
+    </w:p>
+    <w:p>
+      <w:pPr>
+        <w:pStyle w:val="ListParagraph"/>
+        <w:spacing w:after="0" w:line="240" w:lineRule="auto"/>
+        <w:ind w:left="1440"/>
+        <w:jc w:val="both"/>
+        <w:rPr>
+          <w:rFonts w:ascii="Arial" w:hAnsi="Arial" w:cs="Arial"/>
+        </w:rPr>
+      </w:pPr>
+    </w:p>
+    <w:p>
+      <w:pPr>
+        <w:pStyle w:val="ListParagraph"/>
+        <w:numPr>
+          <w:ilvl w:val="0"/>
+          <w:numId w:val="4"/>
+        </w:numPr>
+        <w:spacing w:after="0" w:line="240" w:lineRule="auto"/>
+        <w:ind w:left="360"/>
+        <w:jc w:val="both"/>
+        <w:rPr>
+          <w:rFonts w:ascii="Arial" w:hAnsi="Arial" w:cs="Arial"/>
+        </w:rPr>
+      </w:pPr>
+      <w:r>
+        <w:rPr>
+          <w:rFonts w:ascii="Arial" w:eastAsia="Arial" w:hAnsi="Arial" w:cs="Arial"/>
+          <w:i/>
+          <w:iCs/>
+        </w:rPr>
+        <w:t>Run-Length Encoding</w:t>
+      </w:r>
+      <w:r>
+        <w:rPr>
+          <w:rFonts w:ascii="Arial" w:eastAsia="Arial" w:hAnsi="Arial" w:cs="Arial"/>
+        </w:rPr>
+        <w:t xml:space="preserve"> (RLE)</w:t>
+      </w:r>
+      <w:r>
+        <w:rPr>
+          <w:rFonts w:ascii="Arial" w:eastAsia="Arial" w:hAnsi="Arial" w:cs="Arial"/>
+        </w:rPr>
+        <w:t xml:space="preserve"> to support the compression of the video frames. This will generate variable size video frames and enlargement of buffers (i.e., UART) to prevent overflow is needed to take into account all case</w:t>
+      </w:r>
+      <w:r>
+        <w:rPr>
+          <w:rFonts w:ascii="Arial" w:eastAsia="Arial" w:hAnsi="Arial" w:cs="Arial"/>
+        </w:rPr>
+        <w:t>s [4].</w:t>
+      </w:r>
+    </w:p>
+    <w:p>
+      <w:pPr>
+        <w:pStyle w:val="ListParagraph"/>
+        <w:spacing w:after="0" w:line="240" w:lineRule="auto"/>
+        <w:ind w:left="360"/>
+        <w:jc w:val="both"/>
+        <w:rPr>
+          <w:rFonts w:ascii="Arial" w:hAnsi="Arial" w:cs="Arial"/>
+        </w:rPr>
+      </w:pPr>
+    </w:p>
+    <w:p>
+      <w:pPr>
+        <w:pStyle w:val="ListParagraph"/>
+        <w:numPr>
+          <w:ilvl w:val="0"/>
+          <w:numId w:val="4"/>
+        </w:numPr>
+        <w:spacing w:after="0" w:line="240" w:lineRule="auto"/>
+        <w:ind w:left="360"/>
+        <w:jc w:val="both"/>
+        <w:rPr>
+          <w:rFonts w:ascii="Arial" w:hAnsi="Arial" w:cs="Arial"/>
+        </w:rPr>
+      </w:pPr>
+      <w:r>
+        <w:rPr>
+          <w:rFonts w:ascii="Arial" w:hAnsi="Arial" w:cs="Arial"/>
+          <w:i/>
+          <w:iCs/>
+        </w:rPr>
+        <w:t>Advanced Encryption Standard</w:t>
+      </w:r>
+      <w:r>
+        <w:rPr>
+          <w:rFonts w:ascii="Arial" w:hAnsi="Arial" w:cs="Arial"/>
+        </w:rPr>
+        <w:t xml:space="preserve"> (AES) </w:t>
+      </w:r>
+      <w:r>
+        <w:rPr>
+          <w:rFonts w:ascii="Arial" w:hAnsi="Arial" w:cs="Arial"/>
+        </w:rPr>
+        <w:t>256</w:t>
+      </w:r>
+      <w:r>
+        <w:rPr>
+          <w:rFonts w:ascii="Arial" w:hAnsi="Arial" w:cs="Arial"/>
+        </w:rPr>
+        <w:t xml:space="preserve"> </w:t>
+      </w:r>
+      <w:r>
+        <w:rPr>
+          <w:rFonts w:ascii="Arial" w:hAnsi="Arial" w:cs="Arial"/>
+          <w:i/>
+          <w:iCs/>
+        </w:rPr>
+        <w:t>Cypher Block Chaining</w:t>
+      </w:r>
+      <w:r>
+        <w:rPr>
+          <w:rFonts w:ascii="Arial" w:hAnsi="Arial" w:cs="Arial"/>
+        </w:rPr>
+        <w:t xml:space="preserve"> (</w:t>
+      </w:r>
+      <w:r>
+        <w:rPr>
+          <w:rFonts w:ascii="Arial" w:hAnsi="Arial" w:cs="Arial"/>
+        </w:rPr>
+        <w:t>CBC</w:t>
+      </w:r>
+      <w:r>
+        <w:rPr>
+          <w:rFonts w:ascii="Arial" w:hAnsi="Arial" w:cs="Arial"/>
+        </w:rPr>
+        <w:t xml:space="preserve">) for </w:t>
+      </w:r>
+      <w:r>
+        <w:rPr>
+          <w:rFonts w:ascii="Arial" w:hAnsi="Arial" w:cs="Arial"/>
+        </w:rPr>
+        <w:t>packet</w:t>
+      </w:r>
+      <w:r>
+        <w:rPr>
+          <w:rFonts w:ascii="Arial" w:hAnsi="Arial" w:cs="Arial"/>
+        </w:rPr>
+        <w:t xml:space="preserve"> encryption </w:t>
+      </w:r>
+      <w:r>
+        <w:rPr>
+          <w:rFonts w:ascii="Arial" w:hAnsi="Arial" w:cs="Arial"/>
+        </w:rPr>
+        <w:t>and data randomization. Because the solution is potentially lossy (there is no actual reliability)</w:t>
+      </w:r>
+      <w:r>
+        <w:rPr>
+          <w:rFonts w:ascii="Arial" w:hAnsi="Arial" w:cs="Arial"/>
+        </w:rPr>
+        <w:t xml:space="preserve"> </w:t>
+      </w:r>
+      <w:r>
+        <w:rPr>
+          <w:rFonts w:ascii="Arial" w:hAnsi="Arial" w:cs="Arial"/>
+          <w:i/>
+          <w:iCs/>
+        </w:rPr>
+        <w:t xml:space="preserve">Initialization Vector </w:t>
+      </w:r>
+      <w:r>
+        <w:rPr>
+          <w:rFonts w:ascii="Arial" w:hAnsi="Arial" w:cs="Arial"/>
+        </w:rPr>
+        <w:t>(IV) is derived from</w:t>
+      </w:r>
+      <w:r>
+        <w:rPr>
+          <w:rFonts w:ascii="Arial" w:hAnsi="Arial" w:cs="Arial"/>
+        </w:rPr>
+        <w:t xml:space="preserve"> information known to both encryptor and decryptor</w:t>
+      </w:r>
+      <w:r>
+        <w:rPr>
+          <w:rFonts w:ascii="Arial" w:hAnsi="Arial" w:cs="Arial"/>
+        </w:rPr>
+        <w:t>. Key size: 32</w:t>
+      </w:r>
+      <w:r>
+        <w:rPr>
+          <w:rFonts w:ascii="Arial" w:hAnsi="Arial" w:cs="Arial"/>
+        </w:rPr>
+        <w:t xml:space="preserve"> </w:t>
+      </w:r>
+      <w:r>
+        <w:rPr>
+          <w:rFonts w:ascii="Arial" w:hAnsi="Arial" w:cs="Arial"/>
+        </w:rPr>
+        <w:t xml:space="preserve">bytes. </w:t>
+      </w:r>
+      <w:r>
+        <w:t xml:space="preserve"> </w:t>
+      </w:r>
+      <w:r>
+        <w:rPr>
+          <w:rFonts w:ascii="Arial" w:hAnsi="Arial" w:cs="Arial"/>
+        </w:rPr>
+        <w:t>Block size: 16 bytes.</w:t>
+      </w:r>
+    </w:p>
+    <w:p>
+      <w:pPr>
+        <w:pStyle w:val="ListParagraph"/>
+        <w:spacing w:after="0" w:line="240" w:lineRule="auto"/>
+        <w:ind w:left="360"/>
+        <w:jc w:val="both"/>
+        <w:rPr>
+          <w:rFonts w:ascii="Arial" w:hAnsi="Arial" w:cs="Arial"/>
+        </w:rPr>
+      </w:pPr>
+    </w:p>
+    <w:p>
+      <w:pPr>
+        <w:pStyle w:val="ListParagraph"/>
+        <w:numPr>
+          <w:ilvl w:val="0"/>
+          <w:numId w:val="4"/>
+        </w:numPr>
+        <w:spacing w:after="0" w:line="240" w:lineRule="auto"/>
+        <w:ind w:left="360"/>
+        <w:jc w:val="both"/>
+        <w:rPr>
+          <w:rFonts w:ascii="Arial" w:hAnsi="Arial" w:cs="Arial"/>
+        </w:rPr>
+      </w:pPr>
+      <w:r>
+        <w:rPr>
+          <w:rFonts w:ascii="Arial" w:hAnsi="Arial" w:cs="Arial"/>
+          <w:i/>
+          <w:iCs/>
+        </w:rPr>
+        <w:t>Hash-based Message Authentication Code</w:t>
+      </w:r>
+      <w:r>
+        <w:rPr>
+          <w:rFonts w:ascii="Arial" w:hAnsi="Arial" w:cs="Arial"/>
+        </w:rPr>
+        <w:t xml:space="preserve"> (HMAC)</w:t>
+      </w:r>
+      <w:r>
+        <w:rPr>
+          <w:rFonts w:ascii="Arial" w:hAnsi="Arial" w:cs="Arial"/>
+        </w:rPr>
+        <w:t xml:space="preserve"> based on </w:t>
+      </w:r>
+      <w:r>
+        <w:rPr>
+          <w:rFonts w:ascii="Arial" w:hAnsi="Arial" w:cs="Arial"/>
+          <w:i/>
+          <w:iCs/>
+        </w:rPr>
+        <w:t xml:space="preserve">Secure Hash Algorithm </w:t>
+      </w:r>
+      <w:r>
+        <w:rPr>
+          <w:rFonts w:ascii="Arial" w:hAnsi="Arial" w:cs="Arial"/>
+        </w:rPr>
+        <w:t>(SHA)</w:t>
+      </w:r>
+      <w:r>
+        <w:rPr>
+          <w:rFonts w:ascii="Arial" w:hAnsi="Arial" w:cs="Arial"/>
+          <w:i/>
+          <w:iCs/>
+        </w:rPr>
+        <w:t xml:space="preserve"> </w:t>
+      </w:r>
+      <w:r>
+        <w:rPr>
+          <w:rFonts w:ascii="Arial" w:hAnsi="Arial" w:cs="Arial"/>
+        </w:rPr>
+        <w:t>256</w:t>
+      </w:r>
+      <w:r>
+        <w:rPr>
+          <w:rFonts w:ascii="Arial" w:hAnsi="Arial" w:cs="Arial"/>
+        </w:rPr>
+        <w:t xml:space="preserve"> for </w:t>
+      </w:r>
+      <w:r>
+        <w:rPr>
+          <w:rFonts w:ascii="Arial" w:hAnsi="Arial" w:cs="Arial"/>
+        </w:rPr>
+        <w:t>packet</w:t>
+      </w:r>
+      <w:r>
+        <w:rPr>
+          <w:rFonts w:ascii="Arial" w:hAnsi="Arial" w:cs="Arial"/>
+        </w:rPr>
+        <w:t xml:space="preserve"> </w:t>
+      </w:r>
+      <w:r>
+        <w:rPr>
+          <w:rFonts w:ascii="Arial" w:hAnsi="Arial" w:cs="Arial"/>
+        </w:rPr>
+        <w:t>authentication</w:t>
+      </w:r>
+      <w:r>
+        <w:rPr>
+          <w:rFonts w:ascii="Arial" w:hAnsi="Arial" w:cs="Arial"/>
+        </w:rPr>
+        <w:t xml:space="preserve">. Hash size is </w:t>
+      </w:r>
+      <w:r>
+        <w:rPr>
+          <w:rFonts w:ascii="Arial" w:hAnsi="Arial" w:cs="Arial"/>
+        </w:rPr>
+        <w:t>32</w:t>
+      </w:r>
+      <w:r>
+        <w:rPr>
+          <w:rFonts w:ascii="Arial" w:hAnsi="Arial" w:cs="Arial"/>
+        </w:rPr>
+        <w:t xml:space="preserve"> bytes.</w:t>
+      </w:r>
+      <w:r>
+        <w:rPr>
+          <w:rFonts w:ascii="Arial" w:hAnsi="Arial" w:cs="Arial"/>
+        </w:rPr>
+        <w:t xml:space="preserve"> Care must be taken to prevent the length extension attack.</w:t>
       </w:r>
     </w:p>
     <w:p>
@@ -1303,6 +1578,7 @@
           <w:bCs/>
         </w:rPr>
       </w:pPr>
+      <w:bookmarkStart w:id="0" w:name="_Ref192428045"/>
       <w:r>
         <w:rPr>
           <w:rFonts w:ascii="Arial" w:hAnsi="Arial" w:cs="Arial"/>
@@ -1311,63 +1587,66 @@
         </w:rPr>
         <w:t>Video Frame Encryption and Authentication</w:t>
       </w:r>
-    </w:p>
-    <w:p>
-      <w:pPr>
-        <w:spacing w:after="0" w:line="240" w:lineRule="auto"/>
-        <w:jc w:val="both"/>
-        <w:rPr>
-          <w:rFonts w:ascii="Arial" w:hAnsi="Arial" w:cs="Arial"/>
-        </w:rPr>
-      </w:pPr>
-    </w:p>
-    <w:p>
-      <w:pPr>
-        <w:spacing w:after="0" w:line="240" w:lineRule="auto"/>
-        <w:jc w:val="both"/>
-        <w:rPr>
-          <w:rFonts w:ascii="Arial" w:hAnsi="Arial" w:cs="Arial"/>
-        </w:rPr>
-      </w:pPr>
-      <w:r>
-        <w:rPr>
-          <w:rFonts w:ascii="Arial" w:hAnsi="Arial" w:cs="Arial"/>
-        </w:rPr>
-        <w:t xml:space="preserve">Each actual video frame consists of 8x8 ASCII characters representing a pattern of </w:t>
-      </w:r>
-      <w:r>
-        <w:rPr>
-          <w:rFonts w:ascii="Arial" w:hAnsi="Arial" w:cs="Arial"/>
-          <w:i/>
-          <w:iCs/>
-        </w:rPr>
-        <w:t>X</w:t>
-      </w:r>
-      <w:r>
-        <w:rPr>
-          <w:rFonts w:ascii="Arial" w:hAnsi="Arial" w:cs="Arial"/>
-        </w:rPr>
-        <w:t xml:space="preserve"> and </w:t>
-      </w:r>
-      <w:r>
-        <w:rPr>
-          <w:rFonts w:ascii="Arial" w:hAnsi="Arial" w:cs="Arial"/>
-          <w:i/>
-          <w:iCs/>
-        </w:rPr>
-        <w:t>–</w:t>
-      </w:r>
-      <w:r>
-        <w:rPr>
-          <w:rFonts w:ascii="Arial" w:hAnsi="Arial" w:cs="Arial"/>
-        </w:rPr>
-        <w:t xml:space="preserve"> representing pixels (or 8-bit color pixels)</w:t>
-      </w:r>
-      <w:r>
-        <w:rPr>
-          <w:rFonts w:ascii="Arial" w:hAnsi="Arial" w:cs="Arial"/>
-        </w:rPr>
-        <w:t xml:space="preserve">. Each video frame is the payload of a header that includes a </w:t>
+      <w:bookmarkEnd w:id="0"/>
+    </w:p>
+    <w:p>
+      <w:pPr>
+        <w:spacing w:after="0" w:line="240" w:lineRule="auto"/>
+        <w:jc w:val="both"/>
+        <w:rPr>
+          <w:rFonts w:ascii="Arial" w:hAnsi="Arial" w:cs="Arial"/>
+        </w:rPr>
+      </w:pPr>
+    </w:p>
+    <w:p>
+      <w:pPr>
+        <w:spacing w:after="0" w:line="240" w:lineRule="auto"/>
+        <w:jc w:val="both"/>
+        <w:rPr>
+          <w:rFonts w:ascii="Arial" w:hAnsi="Arial" w:cs="Arial"/>
+        </w:rPr>
+      </w:pPr>
+      <w:r>
+        <w:rPr>
+          <w:rFonts w:ascii="Arial" w:hAnsi="Arial" w:cs="Arial"/>
+        </w:rPr>
+        <w:t>Each actual video frame consists of</w:t>
+      </w:r>
+      <w:r>
+        <w:rPr>
+          <w:rFonts w:ascii="Arial" w:hAnsi="Arial" w:cs="Arial"/>
+        </w:rPr>
+        <w:t xml:space="preserve"> a</w:t>
+      </w:r>
+      <w:r>
+        <w:rPr>
+          <w:rFonts w:ascii="Arial" w:hAnsi="Arial" w:cs="Arial"/>
+        </w:rPr>
+        <w:t xml:space="preserve"> 8x8 ASCII </w:t>
+      </w:r>
+      <w:r>
+        <w:rPr>
+          <w:rFonts w:ascii="Arial" w:hAnsi="Arial" w:cs="Arial"/>
+        </w:rPr>
+        <w:t>pattern. These 64 bytes are compressed by means of RLE into a variable size compressed frame</w:t>
+      </w:r>
+      <w:r>
+        <w:rPr>
+          <w:rFonts w:ascii="Arial" w:hAnsi="Arial" w:cs="Arial"/>
+        </w:rPr>
+        <w:t xml:space="preserve">. Each </w:t>
+      </w:r>
+      <w:r>
+        <w:rPr>
+          <w:rFonts w:ascii="Arial" w:hAnsi="Arial" w:cs="Arial"/>
+        </w:rPr>
+        <w:t>compressed</w:t>
+      </w:r>
+      <w:r>
+        <w:rPr>
+          <w:rFonts w:ascii="Arial" w:hAnsi="Arial" w:cs="Arial"/>
+        </w:rPr>
+        <w:t xml:space="preserve"> frame is the payload of a header that includes a </w:t>
       </w:r>
       <w:r>
         <w:rPr>
@@ -1440,7 +1719,7 @@
                     </pic:cNvPicPr>
                   </pic:nvPicPr>
                   <pic:blipFill>
-                    <a:blip r:embed="rId8">
+                    <a:blip r:embed="rId9">
                       <a:extLst>
                         <a:ext uri="{28A0092B-C50C-407E-A947-70E740481C1C}">
                           <a14:useLocalDpi xmlns:a14="http://schemas.microsoft.com/office/drawing/2010/main" val="0"/>
@@ -1524,13 +1803,13 @@
         <mc:AlternateContent>
           <mc:Choice Requires="wpg">
             <w:drawing>
-              <wp:anchor distT="0" distB="0" distL="114300" distR="114300" simplePos="0" relativeHeight="251686912" behindDoc="0" locked="0" layoutInCell="1" allowOverlap="1" wp14:anchorId="5FBA5E44" wp14:editId="6FF0A4D6">
+              <wp:anchor distT="0" distB="0" distL="114300" distR="114300" simplePos="0" relativeHeight="251685888" behindDoc="0" locked="0" layoutInCell="1" allowOverlap="1" wp14:anchorId="5FBA5E44" wp14:editId="51BD78B0">
                 <wp:simplePos x="0" y="0"/>
                 <wp:positionH relativeFrom="column">
                   <wp:posOffset>182880</wp:posOffset>
                 </wp:positionH>
                 <wp:positionV relativeFrom="paragraph">
-                  <wp:posOffset>122555</wp:posOffset>
+                  <wp:posOffset>120015</wp:posOffset>
                 </wp:positionV>
                 <wp:extent cx="5524500" cy="1120140"/>
                 <wp:effectExtent l="0" t="0" r="19050" b="3810"/>
@@ -1875,8 +2154,8 @@
                                 <wps:cNvSpPr txBox="1"/>
                                 <wps:spPr>
                                   <a:xfrm>
-                                    <a:off x="2461260" y="45720"/>
-                                    <a:ext cx="944880" cy="396240"/>
+                                    <a:off x="2133600" y="45720"/>
+                                    <a:ext cx="1584960" cy="396240"/>
                                   </a:xfrm>
                                   <a:prstGeom prst="rect">
                                     <a:avLst/>
@@ -1901,7 +2180,14 @@
                                           <w:sz w:val="20"/>
                                           <w:szCs w:val="20"/>
                                         </w:rPr>
-                                        <w:t>video frame</w:t>
+                                        <w:t xml:space="preserve">RLE compressed </w:t>
+                                      </w:r>
+                                      <w:r>
+                                        <w:rPr>
+                                          <w:sz w:val="20"/>
+                                          <w:szCs w:val="20"/>
+                                        </w:rPr>
+                                        <w:t xml:space="preserve"> frame</w:t>
                                       </w:r>
                                     </w:p>
                                   </w:txbxContent>
@@ -2111,7 +2397,28 @@
                                     <w:sz w:val="20"/>
                                     <w:szCs w:val="20"/>
                                   </w:rPr>
-                                  <w:t xml:space="preserve">       4                                 8                                                       64                                                          64</w:t>
+                                  <w:t xml:space="preserve">       4                                 8                                                       </w:t>
+                                </w:r>
+                                <w:r>
+                                  <w:rPr>
+                                    <w:sz w:val="20"/>
+                                    <w:szCs w:val="20"/>
+                                  </w:rPr>
+                                  <w:t xml:space="preserve">n    </w:t>
+                                </w:r>
+                                <w:r>
+                                  <w:rPr>
+                                    <w:sz w:val="20"/>
+                                    <w:szCs w:val="20"/>
+                                  </w:rPr>
+                                  <w:t xml:space="preserve">                                                        </w:t>
+                                </w:r>
+                                <w:r>
+                                  <w:rPr>
+                                    <w:sz w:val="20"/>
+                                    <w:szCs w:val="20"/>
+                                  </w:rPr>
+                                  <w:t xml:space="preserve"> 32</w:t>
                                 </w:r>
                               </w:p>
                             </w:txbxContent>
@@ -2210,7 +2517,7 @@
           </mc:Choice>
           <mc:Fallback>
             <w:pict>
-              <v:group w14:anchorId="5FBA5E44" id="Group 7" o:spid="_x0000_s1026" style="position:absolute;left:0;text-align:left;margin-left:14.4pt;margin-top:9.65pt;width:435pt;height:88.2pt;z-index:251686912" coordsize="55245,11201" o:gfxdata="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">
+              <v:group w14:anchorId="5FBA5E44" id="Group 7" o:spid="_x0000_s1026" style="position:absolute;left:0;text-align:left;margin-left:14.4pt;margin-top:9.45pt;width:435pt;height:88.2pt;z-index:251685888" coordsize="55245,11201" o:gfxdata="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">
                 <v:group id="Group 5" o:spid="_x0000_s1027" style="position:absolute;width:55245;height:7239" coordsize="55245,7239" o:gfxdata="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">
                   <v:group id="Group 4" o:spid="_x0000_s1028" style="position:absolute;top:1981;width:55168;height:5258" coordsize="55168,5257" o:gfxdata="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">
                     <v:group id="Group 3" o:spid="_x0000_s1029" style="position:absolute;width:55168;height:5257" coordsize="55168,5257" o:gfxdata="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">
@@ -2297,7 +2604,7 @@
                             </w:txbxContent>
                           </v:textbox>
                         </v:shape>
-                        <v:shape id="Text Box 9" o:spid="_x0000_s1039" type="#_x0000_t202" style="position:absolute;left:24612;top:457;width:9449;height:3962;visibility:visible;mso-wrap-style:square;v-text-anchor:top" o:gfxdata="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" filled="f" stroked="f" strokeweight=".5pt">
+                        <v:shape id="Text Box 9" o:spid="_x0000_s1039" type="#_x0000_t202" style="position:absolute;left:21336;top:457;width:15849;height:3962;visibility:visible;mso-wrap-style:square;v-text-anchor:top" o:gfxdata="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" filled="f" stroked="f" strokeweight=".5pt">
                           <v:textbox>
                             <w:txbxContent>
                               <w:p>
@@ -2313,7 +2620,14 @@
                                     <w:sz w:val="20"/>
                                     <w:szCs w:val="20"/>
                                   </w:rPr>
-                                  <w:t>video frame</w:t>
+                                  <w:t xml:space="preserve">RLE compressed </w:t>
+                                </w:r>
+                                <w:r>
+                                  <w:rPr>
+                                    <w:sz w:val="20"/>
+                                    <w:szCs w:val="20"/>
+                                  </w:rPr>
+                                  <w:t xml:space="preserve"> frame</w:t>
                                 </w:r>
                               </w:p>
                             </w:txbxContent>
@@ -2342,7 +2656,28 @@
                               <w:sz w:val="20"/>
                               <w:szCs w:val="20"/>
                             </w:rPr>
-                            <w:t xml:space="preserve">       4                                 8                                                       64                                                          64</w:t>
+                            <w:t xml:space="preserve">       4                                 8                                                       </w:t>
+                          </w:r>
+                          <w:r>
+                            <w:rPr>
+                              <w:sz w:val="20"/>
+                              <w:szCs w:val="20"/>
+                            </w:rPr>
+                            <w:t xml:space="preserve">n    </w:t>
+                          </w:r>
+                          <w:r>
+                            <w:rPr>
+                              <w:sz w:val="20"/>
+                              <w:szCs w:val="20"/>
+                            </w:rPr>
+                            <w:t xml:space="preserve">                                                        </w:t>
+                          </w:r>
+                          <w:r>
+                            <w:rPr>
+                              <w:sz w:val="20"/>
+                              <w:szCs w:val="20"/>
+                            </w:rPr>
+                            <w:t xml:space="preserve"> 32</w:t>
                           </w:r>
                         </w:p>
                       </w:txbxContent>
@@ -2460,10 +2795,11 @@
           <w:rFonts w:ascii="Arial" w:hAnsi="Arial" w:cs="Arial"/>
           <w:noProof/>
         </w:rPr>
+        <w:lastRenderedPageBreak/>
         <mc:AlternateContent>
           <mc:Choice Requires="wps">
             <w:drawing>
-              <wp:anchor distT="0" distB="0" distL="114300" distR="114300" simplePos="0" relativeHeight="251669504" behindDoc="0" locked="0" layoutInCell="1" allowOverlap="1" wp14:anchorId="71A36230" wp14:editId="4537276F">
+              <wp:anchor distT="0" distB="0" distL="114300" distR="114300" simplePos="0" relativeHeight="251668480" behindDoc="0" locked="0" layoutInCell="1" allowOverlap="1" wp14:anchorId="71A36230" wp14:editId="0811D12B">
                 <wp:simplePos x="0" y="0"/>
                 <wp:positionH relativeFrom="margin">
                   <wp:posOffset>2948940</wp:posOffset>
@@ -2526,9 +2862,9 @@
               </wp:anchor>
             </w:drawing>
           </mc:Choice>
-          <mc:Fallback xmlns:a="http://schemas.openxmlformats.org/drawingml/2006/main" xmlns:pic="http://schemas.openxmlformats.org/drawingml/2006/picture" xmlns:a14="http://schemas.microsoft.com/office/drawing/2010/main">
+          <mc:Fallback>
             <w:pict>
-              <v:rect id="Rectangle 12" style="position:absolute;margin-left:232.2pt;margin-top:18.65pt;width:22.8pt;height:12pt;z-index:251669504;visibility:visible;mso-wrap-style:square;mso-height-percent:0;mso-wrap-distance-left:9pt;mso-wrap-distance-top:0;mso-wrap-distance-right:9pt;mso-wrap-distance-bottom:0;mso-position-horizontal:absolute;mso-position-horizontal-relative:margin;mso-position-vertical:absolute;mso-position-vertical-relative:text;mso-height-percent:0;mso-height-relative:margin;v-text-anchor:middle" o:spid="_x0000_s1026" fillcolor="white [3212]" stroked="f" strokeweight="1pt" w14:anchorId="12A4619F" o:gfxdata="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">
+              <v:rect w14:anchorId="7E060D39" id="Rectangle 12" o:spid="_x0000_s1026" style="position:absolute;margin-left:232.2pt;margin-top:18.65pt;width:22.8pt;height:12pt;z-index:251668480;visibility:visible;mso-wrap-style:square;mso-height-percent:0;mso-wrap-distance-left:9pt;mso-wrap-distance-top:0;mso-wrap-distance-right:9pt;mso-wrap-distance-bottom:0;mso-position-horizontal:absolute;mso-position-horizontal-relative:margin;mso-position-vertical:absolute;mso-position-vertical-relative:text;mso-height-percent:0;mso-height-relative:margin;v-text-anchor:middle" o:gfxdata="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" fillcolor="white [3212]" stroked="f" strokeweight="1pt">
                 <w10:wrap anchorx="margin"/>
               </v:rect>
             </w:pict>
@@ -2569,7 +2905,7 @@
         <w:rPr>
           <w:rFonts w:ascii="Arial" w:hAnsi="Arial" w:cs="Arial"/>
         </w:rPr>
-        <w:t>32-bit/4-byte channel number: encrypted by AES-256-CBC/CM scheme.</w:t>
+        <w:t>4-byte channel number: encrypted by AES-256-CBC scheme.</w:t>
       </w:r>
     </w:p>
     <w:p>
@@ -2590,7 +2926,7 @@
         <w:rPr>
           <w:rFonts w:ascii="Arial" w:hAnsi="Arial" w:cs="Arial"/>
         </w:rPr>
-        <w:t>64-bit/8-byte timestamp: encrypted by AES-256-CBC/CM scheme.</w:t>
+        <w:t>8-byte timestamp: encrypted by AES-256-CBC scheme.</w:t>
       </w:r>
     </w:p>
     <w:p>
@@ -2611,7 +2947,25 @@
         <w:rPr>
           <w:rFonts w:ascii="Arial" w:hAnsi="Arial" w:cs="Arial"/>
         </w:rPr>
-        <w:t>512-bit/64-byte video frame: encrypted by AES-256-CBC/CM scheme. Padding and/or truncation may be needed to comply with the 16-byte encryption block size.</w:t>
+        <w:t>n</w:t>
+      </w:r>
+      <w:r>
+        <w:rPr>
+          <w:rFonts w:ascii="Arial" w:hAnsi="Arial" w:cs="Arial"/>
+        </w:rPr>
+        <w:t xml:space="preserve">-byte </w:t>
+      </w:r>
+      <w:r>
+        <w:rPr>
+          <w:rFonts w:ascii="Arial" w:hAnsi="Arial" w:cs="Arial"/>
+        </w:rPr>
+        <w:t>compressed</w:t>
+      </w:r>
+      <w:r>
+        <w:rPr>
+          <w:rFonts w:ascii="Arial" w:hAnsi="Arial" w:cs="Arial"/>
+        </w:rPr>
+        <w:t xml:space="preserve"> frame: encrypted by AES-256-CBC scheme. Padding and/or truncation may be needed to comply with the 16-byte encryption block size.</w:t>
       </w:r>
     </w:p>
     <w:p>
@@ -2632,21 +2986,39 @@
         <w:rPr>
           <w:rFonts w:ascii="Arial" w:hAnsi="Arial" w:cs="Arial"/>
         </w:rPr>
-        <w:t>512-bit/64-byte</w:t>
-      </w:r>
-      <w:r>
-        <w:rPr>
-          <w:rFonts w:ascii="Arial" w:hAnsi="Arial" w:cs="Arial"/>
-          <w:i/>
-          <w:iCs/>
-        </w:rPr>
-        <w:t xml:space="preserve"> Hash-based Message Authentication Code</w:t>
-      </w:r>
-      <w:r>
-        <w:rPr>
-          <w:rFonts w:ascii="Arial" w:hAnsi="Arial" w:cs="Arial"/>
-        </w:rPr>
-        <w:t xml:space="preserve"> (HMAC): Authenticates the encrypted section of the packet. It follows the SHA256 scheme indicated above.</w:t>
+        <w:t>32</w:t>
+      </w:r>
+      <w:r>
+        <w:rPr>
+          <w:rFonts w:ascii="Arial" w:hAnsi="Arial" w:cs="Arial"/>
+        </w:rPr>
+        <w:t>-byte</w:t>
+      </w:r>
+      <w:r>
+        <w:rPr>
+          <w:rFonts w:ascii="Arial" w:hAnsi="Arial" w:cs="Arial"/>
+          <w:i/>
+          <w:iCs/>
+        </w:rPr>
+        <w:t xml:space="preserve"> </w:t>
+      </w:r>
+      <w:r>
+        <w:rPr>
+          <w:rFonts w:ascii="Arial" w:hAnsi="Arial" w:cs="Arial"/>
+        </w:rPr>
+        <w:t>HMAC: Authenticates the encrypted section of the packet. It follows the SHA</w:t>
+      </w:r>
+      <w:r>
+        <w:rPr>
+          <w:rFonts w:ascii="Arial" w:hAnsi="Arial" w:cs="Arial"/>
+        </w:rPr>
+        <w:t>512</w:t>
+      </w:r>
+      <w:r>
+        <w:rPr>
+          <w:rFonts w:ascii="Arial" w:hAnsi="Arial" w:cs="Arial"/>
+        </w:rPr>
+        <w:t xml:space="preserve"> scheme indicated above.</w:t>
       </w:r>
     </w:p>
     <w:p>
@@ -2740,56 +3112,31 @@
           <w:i/>
           <w:iCs/>
         </w:rPr>
-        <w:t xml:space="preserve">def </w:t>
-      </w:r>
-      <w:proofErr w:type="gramStart"/>
-      <w:r>
-        <w:rPr>
-          <w:rFonts w:ascii="Arial" w:hAnsi="Arial" w:cs="Arial"/>
-          <w:i/>
-          <w:iCs/>
-        </w:rPr>
-        <w:t>encode(</w:t>
-      </w:r>
-      <w:proofErr w:type="gramEnd"/>
-      <w:r>
-        <w:rPr>
-          <w:rFonts w:ascii="Arial" w:hAnsi="Arial" w:cs="Arial"/>
-          <w:i/>
-          <w:iCs/>
-        </w:rPr>
-        <w:t xml:space="preserve">self, channel: int, frame: bytes, timestamp: int) -&gt; bytes </w:t>
-      </w:r>
-    </w:p>
-    <w:p>
-      <w:pPr>
-        <w:spacing w:after="0" w:line="240" w:lineRule="auto"/>
-        <w:jc w:val="both"/>
-        <w:rPr>
-          <w:rFonts w:ascii="Arial" w:hAnsi="Arial" w:cs="Arial"/>
-        </w:rPr>
-      </w:pPr>
-    </w:p>
-    <w:p>
-      <w:pPr>
-        <w:spacing w:after="0" w:line="240" w:lineRule="auto"/>
-        <w:jc w:val="both"/>
-        <w:rPr>
-          <w:rFonts w:ascii="Arial" w:hAnsi="Arial" w:cs="Arial"/>
-        </w:rPr>
-      </w:pPr>
-      <w:r>
-        <w:rPr>
-          <w:rFonts w:ascii="Arial" w:hAnsi="Arial" w:cs="Arial"/>
-        </w:rPr>
-        <w:t xml:space="preserve">The </w:t>
-      </w:r>
-      <w:proofErr w:type="spellStart"/>
-      <w:r>
-        <w:rPr>
-          <w:rFonts w:ascii="Arial" w:hAnsi="Arial" w:cs="Arial"/>
-        </w:rPr>
-        <w:t>pycrypto</w:t>
+        <w:t xml:space="preserve">def encode(self, channel: int, frame: bytes, timestamp: int) -&gt; bytes </w:t>
+      </w:r>
+    </w:p>
+    <w:p>
+      <w:pPr>
+        <w:spacing w:after="0" w:line="240" w:lineRule="auto"/>
+        <w:jc w:val="both"/>
+        <w:rPr>
+          <w:rFonts w:ascii="Arial" w:hAnsi="Arial" w:cs="Arial"/>
+        </w:rPr>
+      </w:pPr>
+    </w:p>
+    <w:p>
+      <w:pPr>
+        <w:spacing w:after="0" w:line="240" w:lineRule="auto"/>
+        <w:jc w:val="both"/>
+        <w:rPr>
+          <w:rFonts w:ascii="Arial" w:hAnsi="Arial" w:cs="Arial"/>
+        </w:rPr>
+      </w:pPr>
+      <w:r>
+        <w:rPr>
+          <w:rFonts w:ascii="Arial" w:hAnsi="Arial" w:cs="Arial"/>
+        </w:rPr>
+        <w:t>The pycrypto</w:t>
       </w:r>
       <w:r>
         <w:rPr>
@@ -2797,18 +3144,35 @@
         </w:rPr>
         <w:t>dome</w:t>
       </w:r>
-      <w:proofErr w:type="spellEnd"/>
-      <w:r>
-        <w:rPr>
-          <w:rFonts w:ascii="Arial" w:hAnsi="Arial" w:cs="Arial"/>
-        </w:rPr>
-        <w:t xml:space="preserve"> package supports all needed encryption (AES-256-CBC) and HMAC capabilities (SHA256).</w:t>
-      </w:r>
-      <w:r>
-        <w:rPr>
-          <w:rFonts w:ascii="Arial" w:hAnsi="Arial" w:cs="Arial"/>
-        </w:rPr>
-        <w:t xml:space="preserve"> These are the APIs:</w:t>
+      <w:r>
+        <w:rPr>
+          <w:rFonts w:ascii="Arial" w:hAnsi="Arial" w:cs="Arial"/>
+        </w:rPr>
+        <w:t xml:space="preserve"> package supports all needed encryption (AES-256-CBC) and HMAC capabilities (SHA</w:t>
+      </w:r>
+      <w:r>
+        <w:rPr>
+          <w:rFonts w:ascii="Arial" w:hAnsi="Arial" w:cs="Arial"/>
+        </w:rPr>
+        <w:t>256</w:t>
+      </w:r>
+      <w:r>
+        <w:rPr>
+          <w:rFonts w:ascii="Arial" w:hAnsi="Arial" w:cs="Arial"/>
+        </w:rPr>
+        <w:t>).</w:t>
+      </w:r>
+      <w:r>
+        <w:rPr>
+          <w:rFonts w:ascii="Arial" w:hAnsi="Arial" w:cs="Arial"/>
+        </w:rPr>
+        <w:t xml:space="preserve"> T</w:t>
+      </w:r>
+      <w:r>
+        <w:rPr>
+          <w:rFonts w:ascii="Arial" w:hAnsi="Arial" w:cs="Arial"/>
+        </w:rPr>
+        <w:t>his is the pseudo code:</w:t>
       </w:r>
     </w:p>
     <w:p>
@@ -2832,8 +3196,6 @@
           <w:szCs w:val="20"/>
         </w:rPr>
       </w:pPr>
-      <w:proofErr w:type="spellStart"/>
-      <w:proofErr w:type="gramStart"/>
       <w:r>
         <w:rPr>
           <w:rFonts w:ascii="Arial" w:hAnsi="Arial" w:cs="Arial"/>
@@ -2842,10 +3204,13 @@
           <w:sz w:val="20"/>
           <w:szCs w:val="20"/>
         </w:rPr>
-        <w:t>Crypto.Cipher.AES.new</w:t>
-      </w:r>
-      <w:proofErr w:type="spellEnd"/>
-      <w:r>
+        <w:t xml:space="preserve">     h = HMAC.new(key, digestmod=SHA256)</w:t>
+      </w:r>
+    </w:p>
+    <w:p>
+      <w:pPr>
+        <w:spacing w:after="0" w:line="240" w:lineRule="auto"/>
+        <w:jc w:val="both"/>
         <w:rPr>
           <w:rFonts w:ascii="Arial" w:hAnsi="Arial" w:cs="Arial"/>
           <w:i/>
@@ -2853,9 +3218,7 @@
           <w:sz w:val="20"/>
           <w:szCs w:val="20"/>
         </w:rPr>
-        <w:t>(</w:t>
-      </w:r>
-      <w:proofErr w:type="gramEnd"/>
+      </w:pPr>
       <w:r>
         <w:rPr>
           <w:rFonts w:ascii="Arial" w:hAnsi="Arial" w:cs="Arial"/>
@@ -2864,10 +3227,13 @@
           <w:sz w:val="20"/>
           <w:szCs w:val="20"/>
         </w:rPr>
-        <w:t>key, mode, *</w:t>
-      </w:r>
-      <w:proofErr w:type="spellStart"/>
-      <w:r>
+        <w:t xml:space="preserve">     h.update(message)</w:t>
+      </w:r>
+    </w:p>
+    <w:p>
+      <w:pPr>
+        <w:spacing w:after="0" w:line="240" w:lineRule="auto"/>
+        <w:jc w:val="both"/>
         <w:rPr>
           <w:rFonts w:ascii="Arial" w:hAnsi="Arial" w:cs="Arial"/>
           <w:i/>
@@ -2875,10 +3241,12 @@
           <w:sz w:val="20"/>
           <w:szCs w:val="20"/>
         </w:rPr>
-        <w:t>args</w:t>
-      </w:r>
-      <w:proofErr w:type="spellEnd"/>
-      <w:r>
+      </w:pPr>
+    </w:p>
+    <w:p>
+      <w:pPr>
+        <w:spacing w:after="0" w:line="240" w:lineRule="auto"/>
+        <w:jc w:val="both"/>
         <w:rPr>
           <w:rFonts w:ascii="Arial" w:hAnsi="Arial" w:cs="Arial"/>
           <w:i/>
@@ -2886,9 +3254,7 @@
           <w:sz w:val="20"/>
           <w:szCs w:val="20"/>
         </w:rPr>
-        <w:t>, **</w:t>
-      </w:r>
-      <w:proofErr w:type="spellStart"/>
+      </w:pPr>
       <w:r>
         <w:rPr>
           <w:rFonts w:ascii="Arial" w:hAnsi="Arial" w:cs="Arial"/>
@@ -2897,10 +3263,13 @@
           <w:sz w:val="20"/>
           <w:szCs w:val="20"/>
         </w:rPr>
-        <w:t>kwargs</w:t>
-      </w:r>
-      <w:proofErr w:type="spellEnd"/>
-      <w:r>
+        <w:t xml:space="preserve">     cipher = AES.new(key, AES.MODE_CBC, iv)</w:t>
+      </w:r>
+    </w:p>
+    <w:p>
+      <w:pPr>
+        <w:spacing w:after="0" w:line="240" w:lineRule="auto"/>
+        <w:jc w:val="both"/>
         <w:rPr>
           <w:rFonts w:ascii="Arial" w:hAnsi="Arial" w:cs="Arial"/>
           <w:i/>
@@ -2908,13 +3277,8 @@
           <w:sz w:val="20"/>
           <w:szCs w:val="20"/>
         </w:rPr>
-        <w:t>) (requiring to set key, IV and cipher)</w:t>
-      </w:r>
-    </w:p>
-    <w:p>
-      <w:pPr>
-        <w:spacing w:after="0" w:line="240" w:lineRule="auto"/>
-        <w:jc w:val="both"/>
+      </w:pPr>
+      <w:r>
         <w:rPr>
           <w:rFonts w:ascii="Arial" w:hAnsi="Arial" w:cs="Arial"/>
           <w:i/>
@@ -2922,9 +3286,13 @@
           <w:sz w:val="20"/>
           <w:szCs w:val="20"/>
         </w:rPr>
-      </w:pPr>
-      <w:proofErr w:type="spellStart"/>
-      <w:r>
+        <w:t xml:space="preserve">     padded_plaintext = pad(bytes(plaintext), AES.block_size) # Pad to multiple of block size</w:t>
+      </w:r>
+    </w:p>
+    <w:p>
+      <w:pPr>
+        <w:spacing w:after="0" w:line="240" w:lineRule="auto"/>
+        <w:jc w:val="both"/>
         <w:rPr>
           <w:rFonts w:ascii="Arial" w:hAnsi="Arial" w:cs="Arial"/>
           <w:i/>
@@ -2932,9 +3300,7 @@
           <w:sz w:val="20"/>
           <w:szCs w:val="20"/>
         </w:rPr>
-        <w:t>Crypto.Cipher.AES.encrypt_and_digest</w:t>
-      </w:r>
-      <w:proofErr w:type="spellEnd"/>
+      </w:pPr>
       <w:r>
         <w:rPr>
           <w:rFonts w:ascii="Arial" w:hAnsi="Arial" w:cs="Arial"/>
@@ -2943,8 +3309,143 @@
           <w:sz w:val="20"/>
           <w:szCs w:val="20"/>
         </w:rPr>
-        <w:t>(plaintext)</w:t>
-      </w:r>
+        <w:t xml:space="preserve">     ciphertext = cipher.encrypt(padded_plaintext)</w:t>
+      </w:r>
+    </w:p>
+    <w:p>
+      <w:pPr>
+        <w:spacing w:after="0" w:line="240" w:lineRule="auto"/>
+        <w:jc w:val="both"/>
+        <w:rPr>
+          <w:rFonts w:ascii="Arial" w:hAnsi="Arial" w:cs="Arial"/>
+        </w:rPr>
+      </w:pPr>
+    </w:p>
+    <w:p>
+      <w:pPr>
+        <w:spacing w:after="0" w:line="240" w:lineRule="auto"/>
+        <w:jc w:val="both"/>
+        <w:rPr>
+          <w:rFonts w:ascii="Arial" w:hAnsi="Arial" w:cs="Arial"/>
+        </w:rPr>
+      </w:pPr>
+      <w:r>
+        <w:rPr>
+          <w:rFonts w:ascii="Arial" w:hAnsi="Arial" w:cs="Arial"/>
+        </w:rPr>
+        <w:t>Authentication</w:t>
+      </w:r>
+      <w:r>
+        <w:rPr>
+          <w:rFonts w:ascii="Arial" w:hAnsi="Arial" w:cs="Arial"/>
+        </w:rPr>
+        <w:t xml:space="preserve"> validation</w:t>
+      </w:r>
+      <w:r>
+        <w:rPr>
+          <w:rFonts w:ascii="Arial" w:hAnsi="Arial" w:cs="Arial"/>
+        </w:rPr>
+        <w:t xml:space="preserve">, decryption and unpacking must be performed by the embedded C code in </w:t>
+      </w:r>
+      <w:r>
+        <w:rPr>
+          <w:rFonts w:ascii="Arial" w:hAnsi="Arial" w:cs="Arial"/>
+          <w:i/>
+          <w:iCs/>
+        </w:rPr>
+        <w:t>/decoder/src/decoder.c</w:t>
+      </w:r>
+      <w:r>
+        <w:rPr>
+          <w:rFonts w:ascii="Arial" w:hAnsi="Arial" w:cs="Arial"/>
+        </w:rPr>
+        <w:t>:</w:t>
+      </w:r>
+    </w:p>
+    <w:p>
+      <w:pPr>
+        <w:spacing w:after="0" w:line="240" w:lineRule="auto"/>
+        <w:jc w:val="both"/>
+        <w:rPr>
+          <w:rFonts w:ascii="Arial" w:hAnsi="Arial" w:cs="Arial"/>
+        </w:rPr>
+      </w:pPr>
+    </w:p>
+    <w:p>
+      <w:pPr>
+        <w:spacing w:after="0" w:line="240" w:lineRule="auto"/>
+        <w:jc w:val="both"/>
+        <w:rPr>
+          <w:rFonts w:ascii="Arial" w:hAnsi="Arial" w:cs="Arial"/>
+          <w:i/>
+          <w:iCs/>
+        </w:rPr>
+      </w:pPr>
+      <w:r>
+        <w:rPr>
+          <w:rFonts w:ascii="Arial" w:hAnsi="Arial" w:cs="Arial"/>
+          <w:i/>
+          <w:iCs/>
+        </w:rPr>
+        <w:t>int decode(pkt_len_t pkt_len, frame_packet_t *new_frame);</w:t>
+      </w:r>
+    </w:p>
+    <w:p>
+      <w:pPr>
+        <w:spacing w:after="0" w:line="240" w:lineRule="auto"/>
+        <w:jc w:val="both"/>
+        <w:rPr>
+          <w:rFonts w:ascii="Arial" w:hAnsi="Arial" w:cs="Arial"/>
+        </w:rPr>
+      </w:pPr>
+    </w:p>
+    <w:p>
+      <w:pPr>
+        <w:spacing w:after="0" w:line="240" w:lineRule="auto"/>
+        <w:jc w:val="both"/>
+        <w:rPr>
+          <w:rFonts w:ascii="Arial" w:hAnsi="Arial" w:cs="Arial"/>
+        </w:rPr>
+      </w:pPr>
+      <w:r>
+        <w:rPr>
+          <w:rFonts w:ascii="Arial" w:hAnsi="Arial" w:cs="Arial"/>
+        </w:rPr>
+        <w:t>The wolfSSL library supports all needed encryption (AES-256-CBC) and HMAC capabilities (SHA</w:t>
+      </w:r>
+      <w:r>
+        <w:rPr>
+          <w:rFonts w:ascii="Arial" w:hAnsi="Arial" w:cs="Arial"/>
+        </w:rPr>
+        <w:t>256</w:t>
+      </w:r>
+      <w:r>
+        <w:rPr>
+          <w:rFonts w:ascii="Arial" w:hAnsi="Arial" w:cs="Arial"/>
+        </w:rPr>
+        <w:t>)</w:t>
+      </w:r>
+      <w:r>
+        <w:rPr>
+          <w:rFonts w:ascii="Arial" w:hAnsi="Arial" w:cs="Arial"/>
+        </w:rPr>
+        <w:t xml:space="preserve">. </w:t>
+      </w:r>
+      <w:r>
+        <w:rPr>
+          <w:rFonts w:ascii="Arial" w:hAnsi="Arial" w:cs="Arial"/>
+        </w:rPr>
+        <w:t>This is the pseudo code:</w:t>
+      </w:r>
+    </w:p>
+    <w:p>
+      <w:pPr>
+        <w:spacing w:after="0" w:line="240" w:lineRule="auto"/>
+        <w:jc w:val="both"/>
+        <w:rPr>
+          <w:rFonts w:ascii="Arial" w:hAnsi="Arial" w:cs="Arial"/>
+        </w:rPr>
+      </w:pPr>
     </w:p>
     <w:p>
       <w:pPr>
@@ -2958,7 +3459,6 @@
           <w:szCs w:val="20"/>
         </w:rPr>
       </w:pPr>
-      <w:proofErr w:type="gramStart"/>
       <w:r>
         <w:rPr>
           <w:rFonts w:ascii="Arial" w:hAnsi="Arial" w:cs="Arial"/>
@@ -2967,9 +3467,8 @@
           <w:sz w:val="20"/>
           <w:szCs w:val="20"/>
         </w:rPr>
-        <w:t>Crypto.Hash.SHA512.new(</w:t>
-      </w:r>
-      <w:proofErr w:type="gramEnd"/>
+        <w:t xml:space="preserve">    </w:t>
+      </w:r>
       <w:r>
         <w:rPr>
           <w:rFonts w:ascii="Arial" w:hAnsi="Arial" w:cs="Arial"/>
@@ -2978,7 +3477,7 @@
           <w:sz w:val="20"/>
           <w:szCs w:val="20"/>
         </w:rPr>
-        <w:t>data, truncate)</w:t>
+        <w:t>result = wc_AesSetKey(&amp;ctx, key, KEY_SIZE, iv, AES_DECRYPTION);</w:t>
       </w:r>
     </w:p>
     <w:p>
@@ -2993,7 +3492,6 @@
           <w:szCs w:val="20"/>
         </w:rPr>
       </w:pPr>
-      <w:proofErr w:type="gramStart"/>
       <w:r>
         <w:rPr>
           <w:rFonts w:ascii="Arial" w:hAnsi="Arial" w:cs="Arial"/>
@@ -3002,10 +3500,13 @@
           <w:sz w:val="20"/>
           <w:szCs w:val="20"/>
         </w:rPr>
-        <w:t>Crypto.Hash.SHA512.update</w:t>
-      </w:r>
-      <w:proofErr w:type="gramEnd"/>
-      <w:r>
+        <w:t xml:space="preserve">    if (result != 0)</w:t>
+      </w:r>
+    </w:p>
+    <w:p>
+      <w:pPr>
+        <w:spacing w:after="0" w:line="240" w:lineRule="auto"/>
+        <w:jc w:val="both"/>
         <w:rPr>
           <w:rFonts w:ascii="Arial" w:hAnsi="Arial" w:cs="Arial"/>
           <w:i/>
@@ -3013,13 +3514,8 @@
           <w:sz w:val="20"/>
           <w:szCs w:val="20"/>
         </w:rPr>
-        <w:t>(message)</w:t>
-      </w:r>
-    </w:p>
-    <w:p>
-      <w:pPr>
-        <w:spacing w:after="0" w:line="240" w:lineRule="auto"/>
-        <w:jc w:val="both"/>
+      </w:pPr>
+      <w:r>
         <w:rPr>
           <w:rFonts w:ascii="Arial" w:hAnsi="Arial" w:cs="Arial"/>
           <w:i/>
@@ -3027,10 +3523,13 @@
           <w:sz w:val="20"/>
           <w:szCs w:val="20"/>
         </w:rPr>
-      </w:pPr>
-      <w:proofErr w:type="spellStart"/>
-      <w:proofErr w:type="gramStart"/>
-      <w:r>
+        <w:t xml:space="preserve">    {</w:t>
+      </w:r>
+    </w:p>
+    <w:p>
+      <w:pPr>
+        <w:spacing w:after="0" w:line="240" w:lineRule="auto"/>
+        <w:jc w:val="both"/>
         <w:rPr>
           <w:rFonts w:ascii="Arial" w:hAnsi="Arial" w:cs="Arial"/>
           <w:i/>
@@ -3038,9 +3537,7 @@
           <w:sz w:val="20"/>
           <w:szCs w:val="20"/>
         </w:rPr>
-        <w:t>Crypto.Hash.HMAC.new</w:t>
-      </w:r>
-      <w:proofErr w:type="spellEnd"/>
+      </w:pPr>
       <w:r>
         <w:rPr>
           <w:rFonts w:ascii="Arial" w:hAnsi="Arial" w:cs="Arial"/>
@@ -3049,10 +3546,13 @@
           <w:sz w:val="20"/>
           <w:szCs w:val="20"/>
         </w:rPr>
-        <w:t>(</w:t>
-      </w:r>
-      <w:proofErr w:type="gramEnd"/>
-      <w:r>
+        <w:t xml:space="preserve">        return -1;</w:t>
+      </w:r>
+    </w:p>
+    <w:p>
+      <w:pPr>
+        <w:spacing w:after="0" w:line="240" w:lineRule="auto"/>
+        <w:jc w:val="both"/>
         <w:rPr>
           <w:rFonts w:ascii="Arial" w:hAnsi="Arial" w:cs="Arial"/>
           <w:i/>
@@ -3060,9 +3560,7 @@
           <w:sz w:val="20"/>
           <w:szCs w:val="20"/>
         </w:rPr>
-        <w:t xml:space="preserve">Authentication Frame Key, Message, </w:t>
-      </w:r>
-      <w:proofErr w:type="spellStart"/>
+      </w:pPr>
       <w:r>
         <w:rPr>
           <w:rFonts w:ascii="Arial" w:hAnsi="Arial" w:cs="Arial"/>
@@ -3071,10 +3569,13 @@
           <w:sz w:val="20"/>
           <w:szCs w:val="20"/>
         </w:rPr>
-        <w:t>digestmod</w:t>
-      </w:r>
-      <w:proofErr w:type="spellEnd"/>
-      <w:r>
+        <w:t xml:space="preserve">    }</w:t>
+      </w:r>
+    </w:p>
+    <w:p>
+      <w:pPr>
+        <w:spacing w:after="0" w:line="240" w:lineRule="auto"/>
+        <w:jc w:val="both"/>
         <w:rPr>
           <w:rFonts w:ascii="Arial" w:hAnsi="Arial" w:cs="Arial"/>
           <w:i/>
@@ -3082,248 +3583,6 @@
           <w:sz w:val="20"/>
           <w:szCs w:val="20"/>
         </w:rPr>
-        <w:t>=SHA256)</w:t>
-      </w:r>
-    </w:p>
-    <w:p>
-      <w:pPr>
-        <w:spacing w:after="0" w:line="240" w:lineRule="auto"/>
-        <w:jc w:val="both"/>
-        <w:rPr>
-          <w:rFonts w:ascii="Arial" w:hAnsi="Arial" w:cs="Arial"/>
-        </w:rPr>
-      </w:pPr>
-    </w:p>
-    <w:p>
-      <w:pPr>
-        <w:spacing w:after="0" w:line="240" w:lineRule="auto"/>
-        <w:jc w:val="both"/>
-        <w:rPr>
-          <w:rFonts w:ascii="Arial" w:hAnsi="Arial" w:cs="Arial"/>
-        </w:rPr>
-      </w:pPr>
-      <w:r>
-        <w:rPr>
-          <w:rFonts w:ascii="Arial" w:hAnsi="Arial" w:cs="Arial"/>
-        </w:rPr>
-        <w:t>Authentication</w:t>
-      </w:r>
-      <w:r>
-        <w:rPr>
-          <w:rFonts w:ascii="Arial" w:hAnsi="Arial" w:cs="Arial"/>
-        </w:rPr>
-        <w:t xml:space="preserve"> validation</w:t>
-      </w:r>
-      <w:r>
-        <w:rPr>
-          <w:rFonts w:ascii="Arial" w:hAnsi="Arial" w:cs="Arial"/>
-        </w:rPr>
-        <w:t xml:space="preserve">, decryption and unpacking must be performed by the embedded C code in </w:t>
-      </w:r>
-      <w:r>
-        <w:rPr>
-          <w:rFonts w:ascii="Arial" w:hAnsi="Arial" w:cs="Arial"/>
-          <w:i/>
-          <w:iCs/>
-        </w:rPr>
-        <w:t>/decoder/</w:t>
-      </w:r>
-      <w:proofErr w:type="spellStart"/>
-      <w:r>
-        <w:rPr>
-          <w:rFonts w:ascii="Arial" w:hAnsi="Arial" w:cs="Arial"/>
-          <w:i/>
-          <w:iCs/>
-        </w:rPr>
-        <w:t>src</w:t>
-      </w:r>
-      <w:proofErr w:type="spellEnd"/>
-      <w:r>
-        <w:rPr>
-          <w:rFonts w:ascii="Arial" w:hAnsi="Arial" w:cs="Arial"/>
-          <w:i/>
-          <w:iCs/>
-        </w:rPr>
-        <w:t>/</w:t>
-      </w:r>
-      <w:proofErr w:type="spellStart"/>
-      <w:r>
-        <w:rPr>
-          <w:rFonts w:ascii="Arial" w:hAnsi="Arial" w:cs="Arial"/>
-          <w:i/>
-          <w:iCs/>
-        </w:rPr>
-        <w:t>decoder.c</w:t>
-      </w:r>
-      <w:proofErr w:type="spellEnd"/>
-      <w:r>
-        <w:rPr>
-          <w:rFonts w:ascii="Arial" w:hAnsi="Arial" w:cs="Arial"/>
-        </w:rPr>
-        <w:t>:</w:t>
-      </w:r>
-    </w:p>
-    <w:p>
-      <w:pPr>
-        <w:spacing w:after="0" w:line="240" w:lineRule="auto"/>
-        <w:jc w:val="both"/>
-        <w:rPr>
-          <w:rFonts w:ascii="Arial" w:hAnsi="Arial" w:cs="Arial"/>
-        </w:rPr>
-      </w:pPr>
-    </w:p>
-    <w:p>
-      <w:pPr>
-        <w:spacing w:after="0" w:line="240" w:lineRule="auto"/>
-        <w:jc w:val="both"/>
-        <w:rPr>
-          <w:rFonts w:ascii="Arial" w:hAnsi="Arial" w:cs="Arial"/>
-          <w:i/>
-          <w:iCs/>
-        </w:rPr>
-      </w:pPr>
-      <w:r>
-        <w:rPr>
-          <w:rFonts w:ascii="Arial" w:hAnsi="Arial" w:cs="Arial"/>
-          <w:i/>
-          <w:iCs/>
-        </w:rPr>
-        <w:t xml:space="preserve">int </w:t>
-      </w:r>
-      <w:proofErr w:type="gramStart"/>
-      <w:r>
-        <w:rPr>
-          <w:rFonts w:ascii="Arial" w:hAnsi="Arial" w:cs="Arial"/>
-          <w:i/>
-          <w:iCs/>
-        </w:rPr>
-        <w:t>decode(</w:t>
-      </w:r>
-      <w:proofErr w:type="spellStart"/>
-      <w:proofErr w:type="gramEnd"/>
-      <w:r>
-        <w:rPr>
-          <w:rFonts w:ascii="Arial" w:hAnsi="Arial" w:cs="Arial"/>
-          <w:i/>
-          <w:iCs/>
-        </w:rPr>
-        <w:t>pkt_len_t</w:t>
-      </w:r>
-      <w:proofErr w:type="spellEnd"/>
-      <w:r>
-        <w:rPr>
-          <w:rFonts w:ascii="Arial" w:hAnsi="Arial" w:cs="Arial"/>
-          <w:i/>
-          <w:iCs/>
-        </w:rPr>
-        <w:t xml:space="preserve"> </w:t>
-      </w:r>
-      <w:proofErr w:type="spellStart"/>
-      <w:r>
-        <w:rPr>
-          <w:rFonts w:ascii="Arial" w:hAnsi="Arial" w:cs="Arial"/>
-          <w:i/>
-          <w:iCs/>
-        </w:rPr>
-        <w:t>pkt_len</w:t>
-      </w:r>
-      <w:proofErr w:type="spellEnd"/>
-      <w:r>
-        <w:rPr>
-          <w:rFonts w:ascii="Arial" w:hAnsi="Arial" w:cs="Arial"/>
-          <w:i/>
-          <w:iCs/>
-        </w:rPr>
-        <w:t xml:space="preserve">, </w:t>
-      </w:r>
-      <w:proofErr w:type="spellStart"/>
-      <w:r>
-        <w:rPr>
-          <w:rFonts w:ascii="Arial" w:hAnsi="Arial" w:cs="Arial"/>
-          <w:i/>
-          <w:iCs/>
-        </w:rPr>
-        <w:t>frame_packet_t</w:t>
-      </w:r>
-      <w:proofErr w:type="spellEnd"/>
-      <w:r>
-        <w:rPr>
-          <w:rFonts w:ascii="Arial" w:hAnsi="Arial" w:cs="Arial"/>
-          <w:i/>
-          <w:iCs/>
-        </w:rPr>
-        <w:t xml:space="preserve"> *</w:t>
-      </w:r>
-      <w:proofErr w:type="spellStart"/>
-      <w:r>
-        <w:rPr>
-          <w:rFonts w:ascii="Arial" w:hAnsi="Arial" w:cs="Arial"/>
-          <w:i/>
-          <w:iCs/>
-        </w:rPr>
-        <w:t>new_frame</w:t>
-      </w:r>
-      <w:proofErr w:type="spellEnd"/>
-      <w:r>
-        <w:rPr>
-          <w:rFonts w:ascii="Arial" w:hAnsi="Arial" w:cs="Arial"/>
-          <w:i/>
-          <w:iCs/>
-        </w:rPr>
-        <w:t>);</w:t>
-      </w:r>
-    </w:p>
-    <w:p>
-      <w:pPr>
-        <w:spacing w:after="0" w:line="240" w:lineRule="auto"/>
-        <w:jc w:val="both"/>
-        <w:rPr>
-          <w:rFonts w:ascii="Arial" w:hAnsi="Arial" w:cs="Arial"/>
-        </w:rPr>
-      </w:pPr>
-    </w:p>
-    <w:p>
-      <w:pPr>
-        <w:spacing w:after="0" w:line="240" w:lineRule="auto"/>
-        <w:jc w:val="both"/>
-        <w:rPr>
-          <w:rFonts w:ascii="Arial" w:hAnsi="Arial" w:cs="Arial"/>
-        </w:rPr>
-      </w:pPr>
-      <w:r>
-        <w:rPr>
-          <w:rFonts w:ascii="Arial" w:hAnsi="Arial" w:cs="Arial"/>
-        </w:rPr>
-        <w:t xml:space="preserve">The </w:t>
-      </w:r>
-      <w:proofErr w:type="spellStart"/>
-      <w:r>
-        <w:rPr>
-          <w:rFonts w:ascii="Arial" w:hAnsi="Arial" w:cs="Arial"/>
-        </w:rPr>
-        <w:t>wolfSSL</w:t>
-      </w:r>
-      <w:proofErr w:type="spellEnd"/>
-      <w:r>
-        <w:rPr>
-          <w:rFonts w:ascii="Arial" w:hAnsi="Arial" w:cs="Arial"/>
-        </w:rPr>
-        <w:t xml:space="preserve"> library supports all needed encryption (AES-256-CBC) and HMAC capabilities (SHA256)</w:t>
-      </w:r>
-      <w:r>
-        <w:rPr>
-          <w:rFonts w:ascii="Arial" w:hAnsi="Arial" w:cs="Arial"/>
-        </w:rPr>
-        <w:t>. These are the APIs:</w:t>
-      </w:r>
-    </w:p>
-    <w:p>
-      <w:pPr>
-        <w:spacing w:after="0" w:line="240" w:lineRule="auto"/>
-        <w:jc w:val="both"/>
-        <w:rPr>
-          <w:rFonts w:ascii="Arial" w:hAnsi="Arial" w:cs="Arial"/>
-        </w:rPr>
       </w:pPr>
     </w:p>
     <w:p>
@@ -3346,10 +3605,13 @@
           <w:sz w:val="20"/>
           <w:szCs w:val="20"/>
         </w:rPr>
-        <w:t xml:space="preserve">int </w:t>
-      </w:r>
-      <w:proofErr w:type="spellStart"/>
-      <w:r>
+        <w:t xml:space="preserve">    result = wc_AesCbcDecrypt(&amp;ctx, plaintext, ciphertext, len);</w:t>
+      </w:r>
+    </w:p>
+    <w:p>
+      <w:pPr>
+        <w:spacing w:after="0" w:line="240" w:lineRule="auto"/>
+        <w:jc w:val="both"/>
         <w:rPr>
           <w:rFonts w:ascii="Arial" w:hAnsi="Arial" w:cs="Arial"/>
           <w:i/>
@@ -3357,9 +3619,7 @@
           <w:sz w:val="20"/>
           <w:szCs w:val="20"/>
         </w:rPr>
-        <w:t>wc_</w:t>
-      </w:r>
-      <w:proofErr w:type="gramStart"/>
+      </w:pPr>
       <w:r>
         <w:rPr>
           <w:rFonts w:ascii="Arial" w:hAnsi="Arial" w:cs="Arial"/>
@@ -3368,10 +3628,13 @@
           <w:sz w:val="20"/>
           <w:szCs w:val="20"/>
         </w:rPr>
-        <w:t>AesSetKey</w:t>
-      </w:r>
-      <w:proofErr w:type="spellEnd"/>
-      <w:r>
+        <w:t xml:space="preserve">    if (result != 0)</w:t>
+      </w:r>
+    </w:p>
+    <w:p>
+      <w:pPr>
+        <w:spacing w:after="0" w:line="240" w:lineRule="auto"/>
+        <w:jc w:val="both"/>
         <w:rPr>
           <w:rFonts w:ascii="Arial" w:hAnsi="Arial" w:cs="Arial"/>
           <w:i/>
@@ -3379,10 +3642,7 @@
           <w:sz w:val="20"/>
           <w:szCs w:val="20"/>
         </w:rPr>
-        <w:t>(</w:t>
-      </w:r>
-      <w:proofErr w:type="spellStart"/>
-      <w:proofErr w:type="gramEnd"/>
+      </w:pPr>
       <w:r>
         <w:rPr>
           <w:rFonts w:ascii="Arial" w:hAnsi="Arial" w:cs="Arial"/>
@@ -3391,10 +3651,13 @@
           <w:sz w:val="20"/>
           <w:szCs w:val="20"/>
         </w:rPr>
-        <w:t>Aes</w:t>
-      </w:r>
-      <w:proofErr w:type="spellEnd"/>
-      <w:r>
+        <w:t xml:space="preserve">    {</w:t>
+      </w:r>
+    </w:p>
+    <w:p>
+      <w:pPr>
+        <w:spacing w:after="0" w:line="240" w:lineRule="auto"/>
+        <w:jc w:val="both"/>
         <w:rPr>
           <w:rFonts w:ascii="Arial" w:hAnsi="Arial" w:cs="Arial"/>
           <w:i/>
@@ -3402,9 +3665,7 @@
           <w:sz w:val="20"/>
           <w:szCs w:val="20"/>
         </w:rPr>
-        <w:t xml:space="preserve"> * </w:t>
-      </w:r>
-      <w:proofErr w:type="spellStart"/>
+      </w:pPr>
       <w:r>
         <w:rPr>
           <w:rFonts w:ascii="Arial" w:hAnsi="Arial" w:cs="Arial"/>
@@ -3413,9 +3674,8 @@
           <w:sz w:val="20"/>
           <w:szCs w:val="20"/>
         </w:rPr>
-        <w:t>aes</w:t>
-      </w:r>
-      <w:proofErr w:type="spellEnd"/>
+        <w:t xml:space="preserve">    </w:t>
+      </w:r>
       <w:r>
         <w:rPr>
           <w:rFonts w:ascii="Arial" w:hAnsi="Arial" w:cs="Arial"/>
@@ -3424,10 +3684,14 @@
           <w:sz w:val="20"/>
           <w:szCs w:val="20"/>
         </w:rPr>
-        <w:t xml:space="preserve">, const byte * key, word32 </w:t>
-      </w:r>
-      <w:proofErr w:type="spellStart"/>
-      <w:r>
+        <w:tab/>
+        <w:t>return result;</w:t>
+      </w:r>
+    </w:p>
+    <w:p>
+      <w:pPr>
+        <w:spacing w:after="0" w:line="240" w:lineRule="auto"/>
+        <w:jc w:val="both"/>
         <w:rPr>
           <w:rFonts w:ascii="Arial" w:hAnsi="Arial" w:cs="Arial"/>
           <w:i/>
@@ -3435,9 +3699,7 @@
           <w:sz w:val="20"/>
           <w:szCs w:val="20"/>
         </w:rPr>
-        <w:t>len</w:t>
-      </w:r>
-      <w:proofErr w:type="spellEnd"/>
+      </w:pPr>
       <w:r>
         <w:rPr>
           <w:rFonts w:ascii="Arial" w:hAnsi="Arial" w:cs="Arial"/>
@@ -3446,10 +3708,13 @@
           <w:sz w:val="20"/>
           <w:szCs w:val="20"/>
         </w:rPr>
-        <w:t xml:space="preserve">, const byte * iv, int </w:t>
-      </w:r>
-      <w:proofErr w:type="spellStart"/>
-      <w:r>
+        <w:t xml:space="preserve">    }</w:t>
+      </w:r>
+    </w:p>
+    <w:p>
+      <w:pPr>
+        <w:spacing w:after="0" w:line="240" w:lineRule="auto"/>
+        <w:jc w:val="both"/>
         <w:rPr>
           <w:rFonts w:ascii="Arial" w:hAnsi="Arial" w:cs="Arial"/>
           <w:i/>
@@ -3457,10 +3722,12 @@
           <w:sz w:val="20"/>
           <w:szCs w:val="20"/>
         </w:rPr>
-        <w:t>dir</w:t>
-      </w:r>
-      <w:proofErr w:type="spellEnd"/>
-      <w:r>
+      </w:pPr>
+    </w:p>
+    <w:p>
+      <w:pPr>
+        <w:spacing w:after="0" w:line="240" w:lineRule="auto"/>
+        <w:jc w:val="both"/>
         <w:rPr>
           <w:rFonts w:ascii="Arial" w:hAnsi="Arial" w:cs="Arial"/>
           <w:i/>
@@ -3468,13 +3735,8 @@
           <w:sz w:val="20"/>
           <w:szCs w:val="20"/>
         </w:rPr>
-        <w:t>);</w:t>
-      </w:r>
-    </w:p>
-    <w:p>
-      <w:pPr>
-        <w:spacing w:after="0" w:line="240" w:lineRule="auto"/>
-        <w:jc w:val="both"/>
+      </w:pPr>
+      <w:r>
         <w:rPr>
           <w:rFonts w:ascii="Arial" w:hAnsi="Arial" w:cs="Arial"/>
           <w:i/>
@@ -3482,8 +3744,13 @@
           <w:sz w:val="20"/>
           <w:szCs w:val="20"/>
         </w:rPr>
-      </w:pPr>
-      <w:r>
+        <w:t xml:space="preserve">    ret = wc_HmacSetKey(&amp;hmac_ctx, WC_SHA256, key, KEY_SIZE);</w:t>
+      </w:r>
+    </w:p>
+    <w:p>
+      <w:pPr>
+        <w:spacing w:after="0" w:line="240" w:lineRule="auto"/>
+        <w:jc w:val="both"/>
         <w:rPr>
           <w:rFonts w:ascii="Arial" w:hAnsi="Arial" w:cs="Arial"/>
           <w:i/>
@@ -3491,9 +3758,7 @@
           <w:sz w:val="20"/>
           <w:szCs w:val="20"/>
         </w:rPr>
-        <w:t xml:space="preserve">int </w:t>
-      </w:r>
-      <w:proofErr w:type="spellStart"/>
+      </w:pPr>
       <w:r>
         <w:rPr>
           <w:rFonts w:ascii="Arial" w:hAnsi="Arial" w:cs="Arial"/>
@@ -3502,10 +3767,13 @@
           <w:sz w:val="20"/>
           <w:szCs w:val="20"/>
         </w:rPr>
-        <w:t>wc_</w:t>
-      </w:r>
-      <w:proofErr w:type="gramStart"/>
-      <w:r>
+        <w:t xml:space="preserve">    if (ret != 0)</w:t>
+      </w:r>
+    </w:p>
+    <w:p>
+      <w:pPr>
+        <w:spacing w:after="0" w:line="240" w:lineRule="auto"/>
+        <w:jc w:val="both"/>
         <w:rPr>
           <w:rFonts w:ascii="Arial" w:hAnsi="Arial" w:cs="Arial"/>
           <w:i/>
@@ -3513,9 +3781,7 @@
           <w:sz w:val="20"/>
           <w:szCs w:val="20"/>
         </w:rPr>
-        <w:t>AesSetIV</w:t>
-      </w:r>
-      <w:proofErr w:type="spellEnd"/>
+      </w:pPr>
       <w:r>
         <w:rPr>
           <w:rFonts w:ascii="Arial" w:hAnsi="Arial" w:cs="Arial"/>
@@ -3524,11 +3790,13 @@
           <w:sz w:val="20"/>
           <w:szCs w:val="20"/>
         </w:rPr>
-        <w:t>(</w:t>
-      </w:r>
-      <w:proofErr w:type="spellStart"/>
-      <w:proofErr w:type="gramEnd"/>
-      <w:r>
+        <w:t xml:space="preserve">    {</w:t>
+      </w:r>
+    </w:p>
+    <w:p>
+      <w:pPr>
+        <w:spacing w:after="0" w:line="240" w:lineRule="auto"/>
+        <w:jc w:val="both"/>
         <w:rPr>
           <w:rFonts w:ascii="Arial" w:hAnsi="Arial" w:cs="Arial"/>
           <w:i/>
@@ -3536,9 +3804,7 @@
           <w:sz w:val="20"/>
           <w:szCs w:val="20"/>
         </w:rPr>
-        <w:t>Aes</w:t>
-      </w:r>
-      <w:proofErr w:type="spellEnd"/>
+      </w:pPr>
       <w:r>
         <w:rPr>
           <w:rFonts w:ascii="Arial" w:hAnsi="Arial" w:cs="Arial"/>
@@ -3547,10 +3813,13 @@
           <w:sz w:val="20"/>
           <w:szCs w:val="20"/>
         </w:rPr>
-        <w:t xml:space="preserve"> * </w:t>
-      </w:r>
-      <w:proofErr w:type="spellStart"/>
-      <w:r>
+        <w:t xml:space="preserve">        return -1;</w:t>
+      </w:r>
+    </w:p>
+    <w:p>
+      <w:pPr>
+        <w:spacing w:after="0" w:line="240" w:lineRule="auto"/>
+        <w:jc w:val="both"/>
         <w:rPr>
           <w:rFonts w:ascii="Arial" w:hAnsi="Arial" w:cs="Arial"/>
           <w:i/>
@@ -3558,9 +3827,7 @@
           <w:sz w:val="20"/>
           <w:szCs w:val="20"/>
         </w:rPr>
-        <w:t>aes</w:t>
-      </w:r>
-      <w:proofErr w:type="spellEnd"/>
+      </w:pPr>
       <w:r>
         <w:rPr>
           <w:rFonts w:ascii="Arial" w:hAnsi="Arial" w:cs="Arial"/>
@@ -3569,7 +3836,7 @@
           <w:sz w:val="20"/>
           <w:szCs w:val="20"/>
         </w:rPr>
-        <w:t>, const byte * iv);</w:t>
+        <w:t xml:space="preserve">    }</w:t>
       </w:r>
     </w:p>
     <w:p>
@@ -3584,7 +3851,11 @@
           <w:szCs w:val="20"/>
         </w:rPr>
       </w:pPr>
-      <w:r>
+    </w:p>
+    <w:p>
+      <w:pPr>
+        <w:spacing w:after="0" w:line="240" w:lineRule="auto"/>
+        <w:jc w:val="both"/>
         <w:rPr>
           <w:rFonts w:ascii="Arial" w:hAnsi="Arial" w:cs="Arial"/>
           <w:i/>
@@ -3592,9 +3863,7 @@
           <w:sz w:val="20"/>
           <w:szCs w:val="20"/>
         </w:rPr>
-        <w:t xml:space="preserve">int </w:t>
-      </w:r>
-      <w:proofErr w:type="spellStart"/>
+      </w:pPr>
       <w:r>
         <w:rPr>
           <w:rFonts w:ascii="Arial" w:hAnsi="Arial" w:cs="Arial"/>
@@ -3603,10 +3872,14 @@
           <w:sz w:val="20"/>
           <w:szCs w:val="20"/>
         </w:rPr>
-        <w:t>wc_</w:t>
-      </w:r>
-      <w:proofErr w:type="gramStart"/>
-      <w:r>
+        <w:lastRenderedPageBreak/>
+        <w:t xml:space="preserve">    ret = wc_HmacUpdate(&amp;hmac_ctx, message, message_len);</w:t>
+      </w:r>
+    </w:p>
+    <w:p>
+      <w:pPr>
+        <w:spacing w:after="0" w:line="240" w:lineRule="auto"/>
+        <w:jc w:val="both"/>
         <w:rPr>
           <w:rFonts w:ascii="Arial" w:hAnsi="Arial" w:cs="Arial"/>
           <w:i/>
@@ -3614,9 +3887,7 @@
           <w:sz w:val="20"/>
           <w:szCs w:val="20"/>
         </w:rPr>
-        <w:t>AesCbcEncrypt</w:t>
-      </w:r>
-      <w:proofErr w:type="spellEnd"/>
+      </w:pPr>
       <w:r>
         <w:rPr>
           <w:rFonts w:ascii="Arial" w:hAnsi="Arial" w:cs="Arial"/>
@@ -3625,11 +3896,13 @@
           <w:sz w:val="20"/>
           <w:szCs w:val="20"/>
         </w:rPr>
-        <w:t>(</w:t>
-      </w:r>
-      <w:proofErr w:type="spellStart"/>
-      <w:proofErr w:type="gramEnd"/>
-      <w:r>
+        <w:t xml:space="preserve">    if (ret != 0)</w:t>
+      </w:r>
+    </w:p>
+    <w:p>
+      <w:pPr>
+        <w:spacing w:after="0" w:line="240" w:lineRule="auto"/>
+        <w:jc w:val="both"/>
         <w:rPr>
           <w:rFonts w:ascii="Arial" w:hAnsi="Arial" w:cs="Arial"/>
           <w:i/>
@@ -3637,9 +3910,7 @@
           <w:sz w:val="20"/>
           <w:szCs w:val="20"/>
         </w:rPr>
-        <w:t>Aes</w:t>
-      </w:r>
-      <w:proofErr w:type="spellEnd"/>
+      </w:pPr>
       <w:r>
         <w:rPr>
           <w:rFonts w:ascii="Arial" w:hAnsi="Arial" w:cs="Arial"/>
@@ -3648,10 +3919,13 @@
           <w:sz w:val="20"/>
           <w:szCs w:val="20"/>
         </w:rPr>
-        <w:t xml:space="preserve"> * </w:t>
-      </w:r>
-      <w:proofErr w:type="spellStart"/>
-      <w:r>
+        <w:t xml:space="preserve">    {</w:t>
+      </w:r>
+    </w:p>
+    <w:p>
+      <w:pPr>
+        <w:spacing w:after="0" w:line="240" w:lineRule="auto"/>
+        <w:jc w:val="both"/>
         <w:rPr>
           <w:rFonts w:ascii="Arial" w:hAnsi="Arial" w:cs="Arial"/>
           <w:i/>
@@ -3659,9 +3933,7 @@
           <w:sz w:val="20"/>
           <w:szCs w:val="20"/>
         </w:rPr>
-        <w:t>aes</w:t>
-      </w:r>
-      <w:proofErr w:type="spellEnd"/>
+      </w:pPr>
       <w:r>
         <w:rPr>
           <w:rFonts w:ascii="Arial" w:hAnsi="Arial" w:cs="Arial"/>
@@ -3670,10 +3942,13 @@
           <w:sz w:val="20"/>
           <w:szCs w:val="20"/>
         </w:rPr>
-        <w:t xml:space="preserve">, byte * out, const byte * in, word32 </w:t>
-      </w:r>
-      <w:proofErr w:type="spellStart"/>
-      <w:r>
+        <w:t xml:space="preserve">        return -1;</w:t>
+      </w:r>
+    </w:p>
+    <w:p>
+      <w:pPr>
+        <w:spacing w:after="0" w:line="240" w:lineRule="auto"/>
+        <w:jc w:val="both"/>
         <w:rPr>
           <w:rFonts w:ascii="Arial" w:hAnsi="Arial" w:cs="Arial"/>
           <w:i/>
@@ -3681,9 +3956,7 @@
           <w:sz w:val="20"/>
           <w:szCs w:val="20"/>
         </w:rPr>
-        <w:t>sz</w:t>
-      </w:r>
-      <w:proofErr w:type="spellEnd"/>
+      </w:pPr>
       <w:r>
         <w:rPr>
           <w:rFonts w:ascii="Arial" w:hAnsi="Arial" w:cs="Arial"/>
@@ -3692,7 +3965,7 @@
           <w:sz w:val="20"/>
           <w:szCs w:val="20"/>
         </w:rPr>
-        <w:t>);</w:t>
+        <w:t xml:space="preserve">    }</w:t>
       </w:r>
     </w:p>
     <w:p>
@@ -3707,7 +3980,11 @@
           <w:szCs w:val="20"/>
         </w:rPr>
       </w:pPr>
-      <w:r>
+    </w:p>
+    <w:p>
+      <w:pPr>
+        <w:spacing w:after="0" w:line="240" w:lineRule="auto"/>
+        <w:jc w:val="both"/>
         <w:rPr>
           <w:rFonts w:ascii="Arial" w:hAnsi="Arial" w:cs="Arial"/>
           <w:i/>
@@ -3715,9 +3992,7 @@
           <w:sz w:val="20"/>
           <w:szCs w:val="20"/>
         </w:rPr>
-        <w:t xml:space="preserve">int </w:t>
-      </w:r>
-      <w:proofErr w:type="spellStart"/>
+      </w:pPr>
       <w:r>
         <w:rPr>
           <w:rFonts w:ascii="Arial" w:hAnsi="Arial" w:cs="Arial"/>
@@ -3726,10 +4001,13 @@
           <w:sz w:val="20"/>
           <w:szCs w:val="20"/>
         </w:rPr>
-        <w:t>wc_</w:t>
-      </w:r>
-      <w:proofErr w:type="gramStart"/>
-      <w:r>
+        <w:t xml:space="preserve">    ret = wc_HmacFinal(&amp;hmac_ctx, computed_hmac);</w:t>
+      </w:r>
+    </w:p>
+    <w:p>
+      <w:pPr>
+        <w:spacing w:after="0" w:line="240" w:lineRule="auto"/>
+        <w:jc w:val="both"/>
         <w:rPr>
           <w:rFonts w:ascii="Arial" w:hAnsi="Arial" w:cs="Arial"/>
           <w:i/>
@@ -3737,9 +4015,7 @@
           <w:sz w:val="20"/>
           <w:szCs w:val="20"/>
         </w:rPr>
-        <w:t>AesCbcDecrypt</w:t>
-      </w:r>
-      <w:proofErr w:type="spellEnd"/>
+      </w:pPr>
       <w:r>
         <w:rPr>
           <w:rFonts w:ascii="Arial" w:hAnsi="Arial" w:cs="Arial"/>
@@ -3748,11 +4024,13 @@
           <w:sz w:val="20"/>
           <w:szCs w:val="20"/>
         </w:rPr>
-        <w:t>(</w:t>
-      </w:r>
-      <w:proofErr w:type="spellStart"/>
-      <w:proofErr w:type="gramEnd"/>
-      <w:r>
+        <w:t xml:space="preserve">    if (ret != 0)</w:t>
+      </w:r>
+    </w:p>
+    <w:p>
+      <w:pPr>
+        <w:spacing w:after="0" w:line="240" w:lineRule="auto"/>
+        <w:jc w:val="both"/>
         <w:rPr>
           <w:rFonts w:ascii="Arial" w:hAnsi="Arial" w:cs="Arial"/>
           <w:i/>
@@ -3760,9 +4038,7 @@
           <w:sz w:val="20"/>
           <w:szCs w:val="20"/>
         </w:rPr>
-        <w:t>Aes</w:t>
-      </w:r>
-      <w:proofErr w:type="spellEnd"/>
+      </w:pPr>
       <w:r>
         <w:rPr>
           <w:rFonts w:ascii="Arial" w:hAnsi="Arial" w:cs="Arial"/>
@@ -3771,10 +4047,13 @@
           <w:sz w:val="20"/>
           <w:szCs w:val="20"/>
         </w:rPr>
-        <w:t xml:space="preserve"> * </w:t>
-      </w:r>
-      <w:proofErr w:type="spellStart"/>
-      <w:r>
+        <w:t xml:space="preserve">    {</w:t>
+      </w:r>
+    </w:p>
+    <w:p>
+      <w:pPr>
+        <w:spacing w:after="0" w:line="240" w:lineRule="auto"/>
+        <w:jc w:val="both"/>
         <w:rPr>
           <w:rFonts w:ascii="Arial" w:hAnsi="Arial" w:cs="Arial"/>
           <w:i/>
@@ -3782,9 +4061,7 @@
           <w:sz w:val="20"/>
           <w:szCs w:val="20"/>
         </w:rPr>
-        <w:t>aes</w:t>
-      </w:r>
-      <w:proofErr w:type="spellEnd"/>
+      </w:pPr>
       <w:r>
         <w:rPr>
           <w:rFonts w:ascii="Arial" w:hAnsi="Arial" w:cs="Arial"/>
@@ -3793,10 +4070,13 @@
           <w:sz w:val="20"/>
           <w:szCs w:val="20"/>
         </w:rPr>
-        <w:t xml:space="preserve">, byte * out, const byte * in, word32 </w:t>
-      </w:r>
-      <w:proofErr w:type="spellStart"/>
-      <w:r>
+        <w:t xml:space="preserve">        return -1;</w:t>
+      </w:r>
+    </w:p>
+    <w:p>
+      <w:pPr>
+        <w:spacing w:after="0" w:line="240" w:lineRule="auto"/>
+        <w:jc w:val="both"/>
         <w:rPr>
           <w:rFonts w:ascii="Arial" w:hAnsi="Arial" w:cs="Arial"/>
           <w:i/>
@@ -3804,9 +4084,7 @@
           <w:sz w:val="20"/>
           <w:szCs w:val="20"/>
         </w:rPr>
-        <w:t>sz</w:t>
-      </w:r>
-      <w:proofErr w:type="spellEnd"/>
+      </w:pPr>
       <w:r>
         <w:rPr>
           <w:rFonts w:ascii="Arial" w:hAnsi="Arial" w:cs="Arial"/>
@@ -3815,8 +4093,55 @@
           <w:sz w:val="20"/>
           <w:szCs w:val="20"/>
         </w:rPr>
-        <w:t>);</w:t>
-      </w:r>
+        <w:t xml:space="preserve">    }</w:t>
+      </w:r>
+    </w:p>
+    <w:p>
+      <w:pPr>
+        <w:spacing w:after="0" w:line="240" w:lineRule="auto"/>
+        <w:jc w:val="both"/>
+        <w:rPr>
+          <w:rFonts w:ascii="Arial" w:hAnsi="Arial" w:cs="Arial"/>
+          <w:i/>
+          <w:iCs/>
+        </w:rPr>
+      </w:pPr>
+    </w:p>
+    <w:p>
+      <w:pPr>
+        <w:spacing w:after="0" w:line="240" w:lineRule="auto"/>
+        <w:jc w:val="both"/>
+        <w:rPr>
+          <w:rFonts w:ascii="Arial" w:hAnsi="Arial" w:cs="Arial"/>
+        </w:rPr>
+      </w:pPr>
+      <w:r>
+        <w:rPr>
+          <w:rFonts w:ascii="Arial" w:hAnsi="Arial" w:cs="Arial"/>
+        </w:rPr>
+        <w:t>Note that besides the encryption key, the IV is also a parameter that must be known to both encryptor and decryptor.</w:t>
+      </w:r>
+      <w:r>
+        <w:rPr>
+          <w:rFonts w:ascii="Arial" w:hAnsi="Arial" w:cs="Arial"/>
+        </w:rPr>
+        <w:t xml:space="preserve"> </w:t>
+      </w:r>
+      <w:r>
+        <w:rPr>
+          <w:rFonts w:ascii="Arial" w:hAnsi="Arial" w:cs="Arial"/>
+        </w:rPr>
+        <w:t>For video encryption the IV results from concatenating the four bytes associated with the channel ID and the first 12 bytes of the video encryption key as follows:</w:t>
+      </w:r>
+    </w:p>
+    <w:p>
+      <w:pPr>
+        <w:spacing w:after="0" w:line="240" w:lineRule="auto"/>
+        <w:jc w:val="both"/>
+        <w:rPr>
+          <w:rFonts w:ascii="Arial" w:hAnsi="Arial" w:cs="Arial"/>
+        </w:rPr>
+      </w:pPr>
     </w:p>
     <w:p>
       <w:pPr>
@@ -3838,10 +4163,13 @@
           <w:sz w:val="20"/>
           <w:szCs w:val="20"/>
         </w:rPr>
-        <w:t xml:space="preserve">int wc_InitSha512(wc_Sha512 </w:t>
-      </w:r>
-      <w:proofErr w:type="gramStart"/>
-      <w:r>
+        <w:t xml:space="preserve">    uint8_t iv[BLOCK_SIZE];</w:t>
+      </w:r>
+    </w:p>
+    <w:p>
+      <w:pPr>
+        <w:spacing w:after="0" w:line="240" w:lineRule="auto"/>
+        <w:jc w:val="both"/>
         <w:rPr>
           <w:rFonts w:ascii="Arial" w:hAnsi="Arial" w:cs="Arial"/>
           <w:i/>
@@ -3849,9 +4177,7 @@
           <w:sz w:val="20"/>
           <w:szCs w:val="20"/>
         </w:rPr>
-        <w:t>* )</w:t>
-      </w:r>
-      <w:proofErr w:type="gramEnd"/>
+      </w:pPr>
       <w:r>
         <w:rPr>
           <w:rFonts w:ascii="Arial" w:hAnsi="Arial" w:cs="Arial"/>
@@ -3860,7 +4186,7 @@
           <w:sz w:val="20"/>
           <w:szCs w:val="20"/>
         </w:rPr>
-        <w:t>;</w:t>
+        <w:t xml:space="preserve">    memcpy(iv + 4, kve, BLOCK_SIZE - 4);</w:t>
       </w:r>
     </w:p>
     <w:p>
@@ -3883,9 +4209,8 @@
           <w:sz w:val="20"/>
           <w:szCs w:val="20"/>
         </w:rPr>
-        <w:t>int wc_Sha512</w:t>
-      </w:r>
-      <w:proofErr w:type="gramStart"/>
+        <w:t xml:space="preserve">    </w:t>
+      </w:r>
       <w:r>
         <w:rPr>
           <w:rFonts w:ascii="Arial" w:hAnsi="Arial" w:cs="Arial"/>
@@ -3894,10 +4219,13 @@
           <w:sz w:val="20"/>
           <w:szCs w:val="20"/>
         </w:rPr>
-        <w:t>Update(</w:t>
-      </w:r>
-      <w:proofErr w:type="gramEnd"/>
-      <w:r>
+        <w:t>iv[0] = channel &amp; 0xff;</w:t>
+      </w:r>
+    </w:p>
+    <w:p>
+      <w:pPr>
+        <w:spacing w:after="0" w:line="240" w:lineRule="auto"/>
+        <w:jc w:val="both"/>
         <w:rPr>
           <w:rFonts w:ascii="Arial" w:hAnsi="Arial" w:cs="Arial"/>
           <w:i/>
@@ -3905,9 +4233,7 @@
           <w:sz w:val="20"/>
           <w:szCs w:val="20"/>
         </w:rPr>
-        <w:t xml:space="preserve">wc_Sha512 * sha, const byte * data, word32 </w:t>
-      </w:r>
-      <w:proofErr w:type="spellStart"/>
+      </w:pPr>
       <w:r>
         <w:rPr>
           <w:rFonts w:ascii="Arial" w:hAnsi="Arial" w:cs="Arial"/>
@@ -3916,9 +4242,8 @@
           <w:sz w:val="20"/>
           <w:szCs w:val="20"/>
         </w:rPr>
-        <w:t>len</w:t>
-      </w:r>
-      <w:proofErr w:type="spellEnd"/>
+        <w:t xml:space="preserve">   </w:t>
+      </w:r>
       <w:r>
         <w:rPr>
           <w:rFonts w:ascii="Arial" w:hAnsi="Arial" w:cs="Arial"/>
@@ -3927,7 +4252,7 @@
           <w:sz w:val="20"/>
           <w:szCs w:val="20"/>
         </w:rPr>
-        <w:t>);</w:t>
+        <w:t xml:space="preserve"> iv[1] = (channel &amp; 0xff00) &gt;&gt; 8;</w:t>
       </w:r>
     </w:p>
     <w:p>
@@ -3950,9 +4275,8 @@
           <w:sz w:val="20"/>
           <w:szCs w:val="20"/>
         </w:rPr>
-        <w:t>int wc_Sha512</w:t>
-      </w:r>
-      <w:proofErr w:type="gramStart"/>
+        <w:t xml:space="preserve">    </w:t>
+      </w:r>
       <w:r>
         <w:rPr>
           <w:rFonts w:ascii="Arial" w:hAnsi="Arial" w:cs="Arial"/>
@@ -3961,10 +4285,13 @@
           <w:sz w:val="20"/>
           <w:szCs w:val="20"/>
         </w:rPr>
-        <w:t>Final(</w:t>
-      </w:r>
-      <w:proofErr w:type="gramEnd"/>
-      <w:r>
+        <w:t>iv[2] = (channel &amp; 0xff0000) &gt;&gt; 16;</w:t>
+      </w:r>
+    </w:p>
+    <w:p>
+      <w:pPr>
+        <w:spacing w:after="0" w:line="240" w:lineRule="auto"/>
+        <w:jc w:val="both"/>
         <w:rPr>
           <w:rFonts w:ascii="Arial" w:hAnsi="Arial" w:cs="Arial"/>
           <w:i/>
@@ -3972,55 +4299,90 @@
           <w:sz w:val="20"/>
           <w:szCs w:val="20"/>
         </w:rPr>
-        <w:t>wc_Sha512 * sha512, byte * hash);</w:t>
-      </w:r>
-    </w:p>
-    <w:p>
-      <w:pPr>
-        <w:spacing w:after="0" w:line="240" w:lineRule="auto"/>
-        <w:jc w:val="both"/>
-        <w:rPr>
-          <w:rFonts w:ascii="Arial" w:hAnsi="Arial" w:cs="Arial"/>
-          <w:i/>
-          <w:iCs/>
-        </w:rPr>
-      </w:pPr>
-    </w:p>
-    <w:p>
-      <w:pPr>
-        <w:spacing w:after="0" w:line="240" w:lineRule="auto"/>
-        <w:jc w:val="both"/>
-        <w:rPr>
-          <w:rFonts w:ascii="Arial" w:hAnsi="Arial" w:cs="Arial"/>
-        </w:rPr>
-      </w:pPr>
-      <w:r>
-        <w:rPr>
-          <w:rFonts w:ascii="Arial" w:hAnsi="Arial" w:cs="Arial"/>
-        </w:rPr>
-        <w:t xml:space="preserve">Note that for CM support (as described in RFC3711), although </w:t>
-      </w:r>
-      <w:proofErr w:type="spellStart"/>
-      <w:r>
-        <w:rPr>
-          <w:rFonts w:ascii="Arial" w:hAnsi="Arial" w:cs="Arial"/>
-        </w:rPr>
-        <w:t>WolfSSL</w:t>
-      </w:r>
-      <w:proofErr w:type="spellEnd"/>
-      <w:r>
-        <w:rPr>
-          <w:rFonts w:ascii="Arial" w:hAnsi="Arial" w:cs="Arial"/>
-        </w:rPr>
-        <w:t xml:space="preserve"> supports counter mode, we will follow the implementation in the RFC due to its simplicity. Again, this is to provide additional entropy with very low additional computational complexity.</w:t>
-      </w:r>
-    </w:p>
-    <w:p>
-      <w:pPr>
-        <w:spacing w:after="0" w:line="240" w:lineRule="auto"/>
-        <w:jc w:val="both"/>
-        <w:rPr>
-          <w:rFonts w:ascii="Arial" w:hAnsi="Arial" w:cs="Arial"/>
+      </w:pPr>
+      <w:r>
+        <w:rPr>
+          <w:rFonts w:ascii="Arial" w:hAnsi="Arial" w:cs="Arial"/>
+          <w:i/>
+          <w:iCs/>
+          <w:sz w:val="20"/>
+          <w:szCs w:val="20"/>
+        </w:rPr>
+        <w:t xml:space="preserve">   </w:t>
+      </w:r>
+      <w:r>
+        <w:rPr>
+          <w:rFonts w:ascii="Arial" w:hAnsi="Arial" w:cs="Arial"/>
+          <w:i/>
+          <w:iCs/>
+          <w:sz w:val="20"/>
+          <w:szCs w:val="20"/>
+        </w:rPr>
+        <w:t xml:space="preserve"> iv[3] = (channel &amp; 0xff000000) &gt;&gt; 24;</w:t>
+      </w:r>
+    </w:p>
+    <w:p>
+      <w:pPr>
+        <w:spacing w:after="0" w:line="240" w:lineRule="auto"/>
+        <w:jc w:val="both"/>
+        <w:rPr>
+          <w:rFonts w:ascii="Arial" w:hAnsi="Arial" w:cs="Arial"/>
+        </w:rPr>
+      </w:pPr>
+    </w:p>
+    <w:p>
+      <w:pPr>
+        <w:spacing w:after="0" w:line="240" w:lineRule="auto"/>
+        <w:jc w:val="both"/>
+        <w:rPr>
+          <w:rFonts w:ascii="Arial" w:hAnsi="Arial" w:cs="Arial"/>
+        </w:rPr>
+      </w:pPr>
+      <w:r>
+        <w:rPr>
+          <w:rFonts w:ascii="Arial" w:hAnsi="Arial" w:cs="Arial"/>
+        </w:rPr>
+        <w:t>Note that the channel id is sent in the encrypted section of the video packets, so the decoder must loop through the subscribed channels until finding a match. This enhances security protection.</w:t>
+      </w:r>
+    </w:p>
+    <w:p>
+      <w:pPr>
+        <w:spacing w:after="0" w:line="240" w:lineRule="auto"/>
+        <w:jc w:val="both"/>
+        <w:rPr>
+          <w:rFonts w:ascii="Arial" w:hAnsi="Arial" w:cs="Arial"/>
+        </w:rPr>
+      </w:pPr>
+    </w:p>
+    <w:p>
+      <w:pPr>
+        <w:spacing w:after="0" w:line="240" w:lineRule="auto"/>
+        <w:jc w:val="both"/>
+        <w:rPr>
+          <w:rFonts w:ascii="Arial" w:hAnsi="Arial" w:cs="Arial"/>
+        </w:rPr>
+      </w:pPr>
+      <w:r>
+        <w:rPr>
+          <w:rFonts w:ascii="Arial" w:hAnsi="Arial" w:cs="Arial"/>
+        </w:rPr>
+        <w:t>The video decoder will also check for increasing timestamps and timestamps between the ranges of subscription.</w:t>
+      </w:r>
+      <w:r>
+        <w:rPr>
+          <w:rFonts w:ascii="Arial" w:hAnsi="Arial" w:cs="Arial"/>
+        </w:rPr>
+        <w:t xml:space="preserve"> Also because the timestamp is embedded in the actual encrypted stream, replay protection is ensured.</w:t>
+      </w:r>
+    </w:p>
+    <w:p>
+      <w:pPr>
+        <w:spacing w:after="0" w:line="240" w:lineRule="auto"/>
+        <w:jc w:val="both"/>
+        <w:rPr>
+          <w:rFonts w:ascii="Arial" w:hAnsi="Arial" w:cs="Arial"/>
+          <w:i/>
+          <w:iCs/>
         </w:rPr>
       </w:pPr>
     </w:p>
@@ -4046,59 +4408,66 @@
           <w:b/>
           <w:bCs/>
         </w:rPr>
-        <w:t xml:space="preserve">Subscription </w:t>
-      </w:r>
-      <w:r>
+        <w:t>Flash Data Encryption and Authentication</w:t>
+      </w:r>
+    </w:p>
+    <w:p>
+      <w:pPr>
+        <w:pStyle w:val="ListParagraph"/>
+        <w:spacing w:after="0" w:line="240" w:lineRule="auto"/>
+        <w:ind w:left="360"/>
+        <w:jc w:val="both"/>
         <w:rPr>
           <w:rFonts w:ascii="Arial" w:hAnsi="Arial" w:cs="Arial"/>
           <w:b/>
           <w:bCs/>
         </w:rPr>
-        <w:t>Packet</w:t>
-      </w:r>
-      <w:r>
-        <w:rPr>
-          <w:rFonts w:ascii="Arial" w:hAnsi="Arial" w:cs="Arial"/>
-          <w:b/>
-          <w:bCs/>
-        </w:rPr>
-        <w:t xml:space="preserve"> Encryption and Authentication</w:t>
-      </w:r>
-    </w:p>
-    <w:p>
-      <w:pPr>
-        <w:spacing w:after="0" w:line="240" w:lineRule="auto"/>
-        <w:jc w:val="both"/>
-        <w:rPr>
-          <w:rFonts w:ascii="Arial" w:hAnsi="Arial" w:cs="Arial"/>
-          <w:b/>
-          <w:bCs/>
-        </w:rPr>
-      </w:pPr>
-    </w:p>
-    <w:p>
-      <w:pPr>
-        <w:spacing w:after="0" w:line="240" w:lineRule="auto"/>
-        <w:jc w:val="both"/>
-        <w:rPr>
-          <w:rFonts w:ascii="Arial" w:hAnsi="Arial" w:cs="Arial"/>
-        </w:rPr>
-      </w:pPr>
-      <w:r>
-        <w:rPr>
-          <w:rFonts w:ascii="Arial" w:hAnsi="Arial" w:cs="Arial"/>
-        </w:rPr>
-        <w:t>The subscription is based on the generation of a packet that contains the 32-bit device ID, 64-bit start and end timestamps and the 32-bit channel id. The encrypted and authenticated packet must comply with the following structure:</w:t>
-      </w:r>
-    </w:p>
-    <w:p>
-      <w:pPr>
-        <w:spacing w:after="0" w:line="240" w:lineRule="auto"/>
-        <w:jc w:val="both"/>
-        <w:rPr>
-          <w:rFonts w:ascii="Arial" w:hAnsi="Arial" w:cs="Arial"/>
-        </w:rPr>
-      </w:pPr>
+      </w:pPr>
+    </w:p>
+    <w:p>
+      <w:pPr>
+        <w:spacing w:after="0" w:line="240" w:lineRule="auto"/>
+        <w:jc w:val="both"/>
+        <w:rPr>
+          <w:rFonts w:ascii="Arial" w:hAnsi="Arial" w:cs="Arial"/>
+        </w:rPr>
+      </w:pPr>
+      <w:r>
+        <w:rPr>
+          <w:rFonts w:ascii="Arial" w:hAnsi="Arial" w:cs="Arial"/>
+        </w:rPr>
+        <w:t>Subscription information is stored in flash memory but to prevent intrusion, the data must be encrypted and authenticated on writing and have authentication validated and then decrypted on reading.</w:t>
+      </w:r>
+      <w:r>
+        <w:rPr>
+          <w:rFonts w:ascii="Arial" w:hAnsi="Arial" w:cs="Arial"/>
+        </w:rPr>
+        <w:t xml:space="preserve"> The size of the decoder_status structure stored in flash memory is around 1600 bits long.</w:t>
+      </w:r>
+    </w:p>
+    <w:p>
+      <w:pPr>
+        <w:spacing w:after="0" w:line="240" w:lineRule="auto"/>
+        <w:jc w:val="both"/>
+        <w:rPr>
+          <w:rFonts w:ascii="Arial" w:hAnsi="Arial" w:cs="Arial"/>
+        </w:rPr>
+      </w:pPr>
+    </w:p>
+    <w:p>
+      <w:pPr>
+        <w:spacing w:after="0" w:line="240" w:lineRule="auto"/>
+        <w:jc w:val="both"/>
+        <w:rPr>
+          <w:rFonts w:ascii="Arial" w:hAnsi="Arial" w:cs="Arial"/>
+        </w:rPr>
+      </w:pPr>
+      <w:r>
+        <w:rPr>
+          <w:rFonts w:ascii="Arial" w:hAnsi="Arial" w:cs="Arial"/>
+        </w:rPr>
+        <w:t>The encrypted and authenticated packet must comply with the following structure:</w:t>
+      </w:r>
     </w:p>
     <w:p>
       <w:pPr>
@@ -4113,11 +4482,1185 @@
           <w:rFonts w:ascii="Arial" w:hAnsi="Arial" w:cs="Arial"/>
           <w:noProof/>
         </w:rPr>
-        <w:lastRenderedPageBreak/>
         <mc:AlternateContent>
           <mc:Choice Requires="wpg">
             <w:drawing>
-              <wp:anchor distT="0" distB="0" distL="114300" distR="114300" simplePos="0" relativeHeight="251697152" behindDoc="0" locked="0" layoutInCell="1" allowOverlap="1" wp14:anchorId="42235BAE" wp14:editId="4062B546">
+              <wp:anchor distT="0" distB="0" distL="114300" distR="114300" simplePos="0" relativeHeight="251701248" behindDoc="0" locked="0" layoutInCell="1" allowOverlap="1" wp14:anchorId="6BB2A0A8" wp14:editId="1B53A582">
+                <wp:simplePos x="0" y="0"/>
+                <wp:positionH relativeFrom="column">
+                  <wp:posOffset>160020</wp:posOffset>
+                </wp:positionH>
+                <wp:positionV relativeFrom="paragraph">
+                  <wp:posOffset>0</wp:posOffset>
+                </wp:positionV>
+                <wp:extent cx="5387340" cy="1135380"/>
+                <wp:effectExtent l="38100" t="0" r="3810" b="7620"/>
+                <wp:wrapNone/>
+                <wp:docPr id="350521529" name="Group 7"/>
+                <wp:cNvGraphicFramePr/>
+                <a:graphic xmlns:a="http://schemas.openxmlformats.org/drawingml/2006/main">
+                  <a:graphicData uri="http://schemas.microsoft.com/office/word/2010/wordprocessingGroup">
+                    <wpg:wgp>
+                      <wpg:cNvGrpSpPr/>
+                      <wpg:grpSpPr>
+                        <a:xfrm>
+                          <a:off x="0" y="0"/>
+                          <a:ext cx="5387340" cy="1135380"/>
+                          <a:chOff x="167640" y="-15240"/>
+                          <a:chExt cx="5387340" cy="1135380"/>
+                        </a:xfrm>
+                      </wpg:grpSpPr>
+                      <wpg:grpSp>
+                        <wpg:cNvPr id="1801813762" name="Group 5"/>
+                        <wpg:cNvGrpSpPr/>
+                        <wpg:grpSpPr>
+                          <a:xfrm>
+                            <a:off x="167640" y="-15240"/>
+                            <a:ext cx="5387340" cy="739140"/>
+                            <a:chOff x="167640" y="-15240"/>
+                            <a:chExt cx="5387340" cy="739140"/>
+                          </a:xfrm>
+                        </wpg:grpSpPr>
+                        <wpg:grpSp>
+                          <wpg:cNvPr id="1100039499" name="Group 3"/>
+                          <wpg:cNvGrpSpPr/>
+                          <wpg:grpSpPr>
+                            <a:xfrm>
+                              <a:off x="167640" y="198120"/>
+                              <a:ext cx="5349240" cy="525780"/>
+                              <a:chOff x="167640" y="0"/>
+                              <a:chExt cx="5349240" cy="525780"/>
+                            </a:xfrm>
+                          </wpg:grpSpPr>
+                          <wpg:grpSp>
+                            <wpg:cNvPr id="738819607" name="Group 10"/>
+                            <wpg:cNvGrpSpPr/>
+                            <wpg:grpSpPr>
+                              <a:xfrm>
+                                <a:off x="167640" y="60960"/>
+                                <a:ext cx="5349240" cy="464820"/>
+                                <a:chOff x="167640" y="0"/>
+                                <a:chExt cx="5349240" cy="464820"/>
+                              </a:xfrm>
+                            </wpg:grpSpPr>
+                            <wpg:grpSp>
+                              <wpg:cNvPr id="1200630932" name="Group 8"/>
+                              <wpg:cNvGrpSpPr/>
+                              <wpg:grpSpPr>
+                                <a:xfrm>
+                                  <a:off x="167640" y="0"/>
+                                  <a:ext cx="5349240" cy="358140"/>
+                                  <a:chOff x="0" y="0"/>
+                                  <a:chExt cx="5349240" cy="358140"/>
+                                </a:xfrm>
+                              </wpg:grpSpPr>
+                              <wps:wsp>
+                                <wps:cNvPr id="716994414" name="Rectangle 3"/>
+                                <wps:cNvSpPr/>
+                                <wps:spPr>
+                                  <a:xfrm>
+                                    <a:off x="0" y="0"/>
+                                    <a:ext cx="5349240" cy="342900"/>
+                                  </a:xfrm>
+                                  <a:prstGeom prst="rect">
+                                    <a:avLst/>
+                                  </a:prstGeom>
+                                  <a:noFill/>
+                                  <a:ln w="6350"/>
+                                </wps:spPr>
+                                <wps:style>
+                                  <a:lnRef idx="2">
+                                    <a:schemeClr val="accent1">
+                                      <a:shade val="15000"/>
+                                    </a:schemeClr>
+                                  </a:lnRef>
+                                  <a:fillRef idx="1">
+                                    <a:schemeClr val="accent1"/>
+                                  </a:fillRef>
+                                  <a:effectRef idx="0">
+                                    <a:schemeClr val="accent1"/>
+                                  </a:effectRef>
+                                  <a:fontRef idx="minor">
+                                    <a:schemeClr val="lt1"/>
+                                  </a:fontRef>
+                                </wps:style>
+                                <wps:bodyPr rot="0" spcFirstLastPara="0" vertOverflow="overflow" horzOverflow="overflow" vert="horz" wrap="square" lIns="91440" tIns="45720" rIns="91440" bIns="45720" numCol="1" spcCol="0" rtlCol="0" fromWordArt="0" anchor="ctr" anchorCtr="0" forceAA="0" compatLnSpc="1">
+                                  <a:prstTxWarp prst="textNoShape">
+                                    <a:avLst/>
+                                  </a:prstTxWarp>
+                                  <a:noAutofit/>
+                                </wps:bodyPr>
+                              </wps:wsp>
+                              <wps:wsp>
+                                <wps:cNvPr id="330518812" name="Straight Connector 4"/>
+                                <wps:cNvCnPr/>
+                                <wps:spPr>
+                                  <a:xfrm>
+                                    <a:off x="3596640" y="7620"/>
+                                    <a:ext cx="0" cy="350520"/>
+                                  </a:xfrm>
+                                  <a:prstGeom prst="line">
+                                    <a:avLst/>
+                                  </a:prstGeom>
+                                  <a:ln>
+                                    <a:solidFill>
+                                      <a:schemeClr val="tx1"/>
+                                    </a:solidFill>
+                                  </a:ln>
+                                </wps:spPr>
+                                <wps:style>
+                                  <a:lnRef idx="1">
+                                    <a:schemeClr val="accent1"/>
+                                  </a:lnRef>
+                                  <a:fillRef idx="0">
+                                    <a:schemeClr val="accent1"/>
+                                  </a:fillRef>
+                                  <a:effectRef idx="0">
+                                    <a:schemeClr val="accent1"/>
+                                  </a:effectRef>
+                                  <a:fontRef idx="minor">
+                                    <a:schemeClr val="tx1"/>
+                                  </a:fontRef>
+                                </wps:style>
+                                <wps:bodyPr/>
+                              </wps:wsp>
+                            </wpg:grpSp>
+                            <wps:wsp>
+                              <wps:cNvPr id="1155620788" name="Text Box 9"/>
+                              <wps:cNvSpPr txBox="1"/>
+                              <wps:spPr>
+                                <a:xfrm>
+                                  <a:off x="1272540" y="53340"/>
+                                  <a:ext cx="1264920" cy="396240"/>
+                                </a:xfrm>
+                                <a:prstGeom prst="rect">
+                                  <a:avLst/>
+                                </a:prstGeom>
+                                <a:noFill/>
+                                <a:ln w="6350">
+                                  <a:noFill/>
+                                </a:ln>
+                              </wps:spPr>
+                              <wps:txbx>
+                                <w:txbxContent>
+                                  <w:p>
+                                    <w:pPr>
+                                      <w:jc w:val="center"/>
+                                      <w:rPr>
+                                        <w:sz w:val="20"/>
+                                        <w:szCs w:val="20"/>
+                                      </w:rPr>
+                                    </w:pPr>
+                                    <w:r>
+                                      <w:rPr>
+                                        <w:sz w:val="20"/>
+                                        <w:szCs w:val="20"/>
+                                      </w:rPr>
+                                      <w:t>decoder_status</w:t>
+                                    </w:r>
+                                  </w:p>
+                                </w:txbxContent>
+                              </wps:txbx>
+                              <wps:bodyPr rot="0" spcFirstLastPara="0" vertOverflow="overflow" horzOverflow="overflow" vert="horz" wrap="square" lIns="91440" tIns="45720" rIns="91440" bIns="45720" numCol="1" spcCol="0" rtlCol="0" fromWordArt="0" anchor="t" anchorCtr="0" forceAA="0" compatLnSpc="1">
+                                <a:prstTxWarp prst="textNoShape">
+                                  <a:avLst/>
+                                </a:prstTxWarp>
+                                <a:noAutofit/>
+                              </wps:bodyPr>
+                            </wps:wsp>
+                            <wps:wsp>
+                              <wps:cNvPr id="409526894" name="Text Box 9"/>
+                              <wps:cNvSpPr txBox="1"/>
+                              <wps:spPr>
+                                <a:xfrm>
+                                  <a:off x="4099560" y="68580"/>
+                                  <a:ext cx="944880" cy="396240"/>
+                                </a:xfrm>
+                                <a:prstGeom prst="rect">
+                                  <a:avLst/>
+                                </a:prstGeom>
+                                <a:noFill/>
+                                <a:ln w="6350">
+                                  <a:noFill/>
+                                </a:ln>
+                              </wps:spPr>
+                              <wps:txbx>
+                                <w:txbxContent>
+                                  <w:p>
+                                    <w:pPr>
+                                      <w:jc w:val="center"/>
+                                      <w:rPr>
+                                        <w:sz w:val="20"/>
+                                        <w:szCs w:val="20"/>
+                                      </w:rPr>
+                                    </w:pPr>
+                                    <w:r>
+                                      <w:rPr>
+                                        <w:sz w:val="20"/>
+                                        <w:szCs w:val="20"/>
+                                      </w:rPr>
+                                      <w:t>HMAC</w:t>
+                                    </w:r>
+                                  </w:p>
+                                </w:txbxContent>
+                              </wps:txbx>
+                              <wps:bodyPr rot="0" spcFirstLastPara="0" vertOverflow="overflow" horzOverflow="overflow" vert="horz" wrap="square" lIns="91440" tIns="45720" rIns="91440" bIns="45720" numCol="1" spcCol="0" rtlCol="0" fromWordArt="0" anchor="t" anchorCtr="0" forceAA="0" compatLnSpc="1">
+                                <a:prstTxWarp prst="textNoShape">
+                                  <a:avLst/>
+                                </a:prstTxWarp>
+                                <a:noAutofit/>
+                              </wps:bodyPr>
+                            </wps:wsp>
+                          </wpg:grpSp>
+                          <wps:wsp>
+                            <wps:cNvPr id="731220650" name="Rectangle 12"/>
+                            <wps:cNvSpPr/>
+                            <wps:spPr>
+                              <a:xfrm flipV="1">
+                                <a:off x="4442460" y="0"/>
+                                <a:ext cx="274320" cy="114300"/>
+                              </a:xfrm>
+                              <a:prstGeom prst="rect">
+                                <a:avLst/>
+                              </a:prstGeom>
+                              <a:solidFill>
+                                <a:schemeClr val="bg1"/>
+                              </a:solidFill>
+                              <a:ln>
+                                <a:noFill/>
+                              </a:ln>
+                            </wps:spPr>
+                            <wps:style>
+                              <a:lnRef idx="2">
+                                <a:schemeClr val="accent1">
+                                  <a:shade val="15000"/>
+                                </a:schemeClr>
+                              </a:lnRef>
+                              <a:fillRef idx="1">
+                                <a:schemeClr val="accent1"/>
+                              </a:fillRef>
+                              <a:effectRef idx="0">
+                                <a:schemeClr val="accent1"/>
+                              </a:effectRef>
+                              <a:fontRef idx="minor">
+                                <a:schemeClr val="lt1"/>
+                              </a:fontRef>
+                            </wps:style>
+                            <wps:bodyPr rot="0" spcFirstLastPara="0" vertOverflow="overflow" horzOverflow="overflow" vert="horz" wrap="square" lIns="91440" tIns="45720" rIns="91440" bIns="45720" numCol="1" spcCol="0" rtlCol="0" fromWordArt="0" anchor="ctr" anchorCtr="0" forceAA="0" compatLnSpc="1">
+                              <a:prstTxWarp prst="textNoShape">
+                                <a:avLst/>
+                              </a:prstTxWarp>
+                              <a:noAutofit/>
+                            </wps:bodyPr>
+                          </wps:wsp>
+                          <wps:wsp>
+                            <wps:cNvPr id="677581016" name="Rectangle 12"/>
+                            <wps:cNvSpPr/>
+                            <wps:spPr>
+                              <a:xfrm flipV="1">
+                                <a:off x="4457700" y="358140"/>
+                                <a:ext cx="274320" cy="114300"/>
+                              </a:xfrm>
+                              <a:prstGeom prst="rect">
+                                <a:avLst/>
+                              </a:prstGeom>
+                              <a:solidFill>
+                                <a:schemeClr val="bg1"/>
+                              </a:solidFill>
+                              <a:ln>
+                                <a:noFill/>
+                              </a:ln>
+                            </wps:spPr>
+                            <wps:style>
+                              <a:lnRef idx="2">
+                                <a:schemeClr val="accent1">
+                                  <a:shade val="15000"/>
+                                </a:schemeClr>
+                              </a:lnRef>
+                              <a:fillRef idx="1">
+                                <a:schemeClr val="accent1"/>
+                              </a:fillRef>
+                              <a:effectRef idx="0">
+                                <a:schemeClr val="accent1"/>
+                              </a:effectRef>
+                              <a:fontRef idx="minor">
+                                <a:schemeClr val="lt1"/>
+                              </a:fontRef>
+                            </wps:style>
+                            <wps:bodyPr rot="0" spcFirstLastPara="0" vertOverflow="overflow" horzOverflow="overflow" vert="horz" wrap="square" lIns="91440" tIns="45720" rIns="91440" bIns="45720" numCol="1" spcCol="0" rtlCol="0" fromWordArt="0" anchor="ctr" anchorCtr="0" forceAA="0" compatLnSpc="1">
+                              <a:prstTxWarp prst="textNoShape">
+                                <a:avLst/>
+                              </a:prstTxWarp>
+                              <a:noAutofit/>
+                            </wps:bodyPr>
+                          </wps:wsp>
+                        </wpg:grpSp>
+                        <wps:wsp>
+                          <wps:cNvPr id="1335596190" name="Text Box 9"/>
+                          <wps:cNvSpPr txBox="1"/>
+                          <wps:spPr>
+                            <a:xfrm>
+                              <a:off x="198120" y="-15240"/>
+                              <a:ext cx="5356860" cy="396240"/>
+                            </a:xfrm>
+                            <a:prstGeom prst="rect">
+                              <a:avLst/>
+                            </a:prstGeom>
+                            <a:noFill/>
+                            <a:ln w="6350">
+                              <a:noFill/>
+                            </a:ln>
+                          </wps:spPr>
+                          <wps:txbx>
+                            <w:txbxContent>
+                              <w:p>
+                                <w:pPr>
+                                  <w:jc w:val="both"/>
+                                  <w:rPr>
+                                    <w:sz w:val="20"/>
+                                    <w:szCs w:val="20"/>
+                                  </w:rPr>
+                                </w:pPr>
+                                <w:r>
+                                  <w:rPr>
+                                    <w:sz w:val="20"/>
+                                    <w:szCs w:val="20"/>
+                                  </w:rPr>
+                                  <w:t xml:space="preserve">                                                           200                                                                                                </w:t>
+                                </w:r>
+                                <w:r>
+                                  <w:rPr>
+                                    <w:sz w:val="20"/>
+                                    <w:szCs w:val="20"/>
+                                  </w:rPr>
+                                  <w:t>32</w:t>
+                                </w:r>
+                              </w:p>
+                            </w:txbxContent>
+                          </wps:txbx>
+                          <wps:bodyPr rot="0" spcFirstLastPara="0" vertOverflow="overflow" horzOverflow="overflow" vert="horz" wrap="square" lIns="91440" tIns="45720" rIns="91440" bIns="45720" numCol="1" spcCol="0" rtlCol="0" fromWordArt="0" anchor="t" anchorCtr="0" forceAA="0" compatLnSpc="1">
+                            <a:prstTxWarp prst="textNoShape">
+                              <a:avLst/>
+                            </a:prstTxWarp>
+                            <a:noAutofit/>
+                          </wps:bodyPr>
+                        </wps:wsp>
+                      </wpg:grpSp>
+                      <wps:wsp>
+                        <wps:cNvPr id="1970360781" name="Straight Arrow Connector 6"/>
+                        <wps:cNvCnPr/>
+                        <wps:spPr>
+                          <a:xfrm>
+                            <a:off x="175260" y="723900"/>
+                            <a:ext cx="3604260" cy="0"/>
+                          </a:xfrm>
+                          <a:prstGeom prst="straightConnector1">
+                            <a:avLst/>
+                          </a:prstGeom>
+                          <a:ln>
+                            <a:solidFill>
+                              <a:schemeClr val="tx1"/>
+                            </a:solidFill>
+                            <a:headEnd type="oval"/>
+                            <a:tailEnd type="oval"/>
+                          </a:ln>
+                        </wps:spPr>
+                        <wps:style>
+                          <a:lnRef idx="1">
+                            <a:schemeClr val="accent1"/>
+                          </a:lnRef>
+                          <a:fillRef idx="0">
+                            <a:schemeClr val="accent1"/>
+                          </a:fillRef>
+                          <a:effectRef idx="0">
+                            <a:schemeClr val="accent1"/>
+                          </a:effectRef>
+                          <a:fontRef idx="minor">
+                            <a:schemeClr val="tx1"/>
+                          </a:fontRef>
+                        </wps:style>
+                        <wps:bodyPr/>
+                      </wps:wsp>
+                      <wps:wsp>
+                        <wps:cNvPr id="1601864872" name="Text Box 9"/>
+                        <wps:cNvSpPr txBox="1"/>
+                        <wps:spPr>
+                          <a:xfrm>
+                            <a:off x="1463040" y="723900"/>
+                            <a:ext cx="944880" cy="396240"/>
+                          </a:xfrm>
+                          <a:prstGeom prst="rect">
+                            <a:avLst/>
+                          </a:prstGeom>
+                          <a:noFill/>
+                          <a:ln w="6350">
+                            <a:noFill/>
+                          </a:ln>
+                        </wps:spPr>
+                        <wps:txbx>
+                          <w:txbxContent>
+                            <w:p>
+                              <w:pPr>
+                                <w:jc w:val="center"/>
+                                <w:rPr>
+                                  <w:sz w:val="20"/>
+                                  <w:szCs w:val="20"/>
+                                </w:rPr>
+                              </w:pPr>
+                              <w:r>
+                                <w:rPr>
+                                  <w:sz w:val="20"/>
+                                  <w:szCs w:val="20"/>
+                                </w:rPr>
+                                <w:t>encrypted</w:t>
+                              </w:r>
+                            </w:p>
+                          </w:txbxContent>
+                        </wps:txbx>
+                        <wps:bodyPr rot="0" spcFirstLastPara="0" vertOverflow="overflow" horzOverflow="overflow" vert="horz" wrap="square" lIns="91440" tIns="45720" rIns="91440" bIns="45720" numCol="1" spcCol="0" rtlCol="0" fromWordArt="0" anchor="t" anchorCtr="0" forceAA="0" compatLnSpc="1">
+                          <a:prstTxWarp prst="textNoShape">
+                            <a:avLst/>
+                          </a:prstTxWarp>
+                          <a:noAutofit/>
+                        </wps:bodyPr>
+                      </wps:wsp>
+                    </wpg:wgp>
+                  </a:graphicData>
+                </a:graphic>
+                <wp14:sizeRelH relativeFrom="margin">
+                  <wp14:pctWidth>0</wp14:pctWidth>
+                </wp14:sizeRelH>
+                <wp14:sizeRelV relativeFrom="margin">
+                  <wp14:pctHeight>0</wp14:pctHeight>
+                </wp14:sizeRelV>
+              </wp:anchor>
+            </w:drawing>
+          </mc:Choice>
+          <mc:Fallback>
+            <w:pict>
+              <v:group w14:anchorId="6BB2A0A8" id="_x0000_s1047" style="position:absolute;left:0;text-align:left;margin-left:12.6pt;margin-top:0;width:424.2pt;height:89.4pt;z-index:251701248;mso-width-relative:margin;mso-height-relative:margin" coordorigin="1676,-152" coordsize="53873,11353" o:gfxdata="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">
+                <v:group id="Group 5" o:spid="_x0000_s1048" style="position:absolute;left:1676;top:-152;width:53873;height:7391" coordorigin="1676,-152" coordsize="53873,7391" o:gfxdata="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">
+                  <v:group id="Group 3" o:spid="_x0000_s1049" style="position:absolute;left:1676;top:1981;width:53492;height:5258" coordorigin="1676" coordsize="53492,5257" o:gfxdata="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">
+                    <v:group id="Group 10" o:spid="_x0000_s1050" style="position:absolute;left:1676;top:609;width:53492;height:4648" coordorigin="1676" coordsize="53492,4648" o:gfxdata="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">
+                      <v:group id="Group 8" o:spid="_x0000_s1051" style="position:absolute;left:1676;width:53492;height:3581" coordsize="53492,3581" o:gfxdata="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">
+                        <v:rect id="Rectangle 3" o:spid="_x0000_s1052" style="position:absolute;width:53492;height:3429;visibility:visible;mso-wrap-style:square;v-text-anchor:middle" o:gfxdata="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" filled="f" strokecolor="#030e13 [484]" strokeweight=".5pt"/>
+                        <v:line id="Straight Connector 4" o:spid="_x0000_s1053" style="position:absolute;visibility:visible;mso-wrap-style:square" from="35966,76" to="35966,3581" o:connectortype="straight" o:gfxdata="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" strokecolor="black [3213]" strokeweight=".5pt">
+                          <v:stroke joinstyle="miter"/>
+                        </v:line>
+                      </v:group>
+                      <v:shape id="Text Box 9" o:spid="_x0000_s1054" type="#_x0000_t202" style="position:absolute;left:12725;top:533;width:12649;height:3962;visibility:visible;mso-wrap-style:square;v-text-anchor:top" o:gfxdata="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" filled="f" stroked="f" strokeweight=".5pt">
+                        <v:textbox>
+                          <w:txbxContent>
+                            <w:p>
+                              <w:pPr>
+                                <w:jc w:val="center"/>
+                                <w:rPr>
+                                  <w:sz w:val="20"/>
+                                  <w:szCs w:val="20"/>
+                                </w:rPr>
+                              </w:pPr>
+                              <w:r>
+                                <w:rPr>
+                                  <w:sz w:val="20"/>
+                                  <w:szCs w:val="20"/>
+                                </w:rPr>
+                                <w:t>decoder_status</w:t>
+                              </w:r>
+                            </w:p>
+                          </w:txbxContent>
+                        </v:textbox>
+                      </v:shape>
+                      <v:shape id="Text Box 9" o:spid="_x0000_s1055" type="#_x0000_t202" style="position:absolute;left:40995;top:685;width:9449;height:3963;visibility:visible;mso-wrap-style:square;v-text-anchor:top" o:gfxdata="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" filled="f" stroked="f" strokeweight=".5pt">
+                        <v:textbox>
+                          <w:txbxContent>
+                            <w:p>
+                              <w:pPr>
+                                <w:jc w:val="center"/>
+                                <w:rPr>
+                                  <w:sz w:val="20"/>
+                                  <w:szCs w:val="20"/>
+                                </w:rPr>
+                              </w:pPr>
+                              <w:r>
+                                <w:rPr>
+                                  <w:sz w:val="20"/>
+                                  <w:szCs w:val="20"/>
+                                </w:rPr>
+                                <w:t>HMAC</w:t>
+                              </w:r>
+                            </w:p>
+                          </w:txbxContent>
+                        </v:textbox>
+                      </v:shape>
+                    </v:group>
+                    <v:rect id="Rectangle 12" o:spid="_x0000_s1056" style="position:absolute;left:44424;width:2743;height:1143;flip:y;visibility:visible;mso-wrap-style:square;v-text-anchor:middle" o:gfxdata="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" fillcolor="white [3212]" stroked="f" strokeweight="1pt"/>
+                    <v:rect id="Rectangle 12" o:spid="_x0000_s1057" style="position:absolute;left:44577;top:3581;width:2743;height:1143;flip:y;visibility:visible;mso-wrap-style:square;v-text-anchor:middle" o:gfxdata="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" fillcolor="white [3212]" stroked="f" strokeweight="1pt"/>
+                  </v:group>
+                  <v:shape id="Text Box 9" o:spid="_x0000_s1058" type="#_x0000_t202" style="position:absolute;left:1981;top:-152;width:53568;height:3962;visibility:visible;mso-wrap-style:square;v-text-anchor:top" o:gfxdata="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" filled="f" stroked="f" strokeweight=".5pt">
+                    <v:textbox>
+                      <w:txbxContent>
+                        <w:p>
+                          <w:pPr>
+                            <w:jc w:val="both"/>
+                            <w:rPr>
+                              <w:sz w:val="20"/>
+                              <w:szCs w:val="20"/>
+                            </w:rPr>
+                          </w:pPr>
+                          <w:r>
+                            <w:rPr>
+                              <w:sz w:val="20"/>
+                              <w:szCs w:val="20"/>
+                            </w:rPr>
+                            <w:t xml:space="preserve">                                                           200                                                                                                </w:t>
+                          </w:r>
+                          <w:r>
+                            <w:rPr>
+                              <w:sz w:val="20"/>
+                              <w:szCs w:val="20"/>
+                            </w:rPr>
+                            <w:t>32</w:t>
+                          </w:r>
+                        </w:p>
+                      </w:txbxContent>
+                    </v:textbox>
+                  </v:shape>
+                </v:group>
+                <v:shape id="Straight Arrow Connector 6" o:spid="_x0000_s1059" type="#_x0000_t32" style="position:absolute;left:1752;top:7239;width:36043;height:0;visibility:visible;mso-wrap-style:square" o:connectortype="straight" o:gfxdata="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" strokecolor="black [3213]" strokeweight=".5pt">
+                  <v:stroke startarrow="oval" endarrow="oval" joinstyle="miter"/>
+                </v:shape>
+                <v:shape id="Text Box 9" o:spid="_x0000_s1060" type="#_x0000_t202" style="position:absolute;left:14630;top:7239;width:9449;height:3962;visibility:visible;mso-wrap-style:square;v-text-anchor:top" o:gfxdata="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" filled="f" stroked="f" strokeweight=".5pt">
+                  <v:textbox>
+                    <w:txbxContent>
+                      <w:p>
+                        <w:pPr>
+                          <w:jc w:val="center"/>
+                          <w:rPr>
+                            <w:sz w:val="20"/>
+                            <w:szCs w:val="20"/>
+                          </w:rPr>
+                        </w:pPr>
+                        <w:r>
+                          <w:rPr>
+                            <w:sz w:val="20"/>
+                            <w:szCs w:val="20"/>
+                          </w:rPr>
+                          <w:t>encrypted</w:t>
+                        </w:r>
+                      </w:p>
+                    </w:txbxContent>
+                  </v:textbox>
+                </v:shape>
+              </v:group>
+            </w:pict>
+          </mc:Fallback>
+        </mc:AlternateContent>
+      </w:r>
+    </w:p>
+    <w:p>
+      <w:pPr>
+        <w:spacing w:after="0" w:line="240" w:lineRule="auto"/>
+        <w:jc w:val="both"/>
+        <w:rPr>
+          <w:rFonts w:ascii="Arial" w:hAnsi="Arial" w:cs="Arial"/>
+        </w:rPr>
+      </w:pPr>
+      <w:r>
+        <w:rPr>
+          <w:noProof/>
+        </w:rPr>
+        <mc:AlternateContent>
+          <mc:Choice Requires="wps">
+            <w:drawing>
+              <wp:anchor distT="0" distB="0" distL="114300" distR="114300" simplePos="0" relativeHeight="251703296" behindDoc="0" locked="0" layoutInCell="1" allowOverlap="1" wp14:anchorId="42231B26" wp14:editId="675EDEEB">
+                <wp:simplePos x="0" y="0"/>
+                <wp:positionH relativeFrom="column">
+                  <wp:posOffset>1760220</wp:posOffset>
+                </wp:positionH>
+                <wp:positionV relativeFrom="paragraph">
+                  <wp:posOffset>60960</wp:posOffset>
+                </wp:positionV>
+                <wp:extent cx="274320" cy="114300"/>
+                <wp:effectExtent l="0" t="0" r="0" b="0"/>
+                <wp:wrapNone/>
+                <wp:docPr id="1929536463" name="Rectangle 12"/>
+                <wp:cNvGraphicFramePr/>
+                <a:graphic xmlns:a="http://schemas.openxmlformats.org/drawingml/2006/main">
+                  <a:graphicData uri="http://schemas.microsoft.com/office/word/2010/wordprocessingShape">
+                    <wps:wsp>
+                      <wps:cNvSpPr/>
+                      <wps:spPr>
+                        <a:xfrm flipV="1">
+                          <a:off x="0" y="0"/>
+                          <a:ext cx="274320" cy="114300"/>
+                        </a:xfrm>
+                        <a:prstGeom prst="rect">
+                          <a:avLst/>
+                        </a:prstGeom>
+                        <a:solidFill>
+                          <a:schemeClr val="bg1"/>
+                        </a:solidFill>
+                        <a:ln>
+                          <a:noFill/>
+                        </a:ln>
+                      </wps:spPr>
+                      <wps:style>
+                        <a:lnRef idx="2">
+                          <a:schemeClr val="accent1">
+                            <a:shade val="15000"/>
+                          </a:schemeClr>
+                        </a:lnRef>
+                        <a:fillRef idx="1">
+                          <a:schemeClr val="accent1"/>
+                        </a:fillRef>
+                        <a:effectRef idx="0">
+                          <a:schemeClr val="accent1"/>
+                        </a:effectRef>
+                        <a:fontRef idx="minor">
+                          <a:schemeClr val="lt1"/>
+                        </a:fontRef>
+                      </wps:style>
+                      <wps:bodyPr rot="0" spcFirstLastPara="0" vertOverflow="overflow" horzOverflow="overflow" vert="horz" wrap="square" lIns="91440" tIns="45720" rIns="91440" bIns="45720" numCol="1" spcCol="0" rtlCol="0" fromWordArt="0" anchor="ctr" anchorCtr="0" forceAA="0" compatLnSpc="1">
+                        <a:prstTxWarp prst="textNoShape">
+                          <a:avLst/>
+                        </a:prstTxWarp>
+                        <a:noAutofit/>
+                      </wps:bodyPr>
+                    </wps:wsp>
+                  </a:graphicData>
+                </a:graphic>
+              </wp:anchor>
+            </w:drawing>
+          </mc:Choice>
+          <mc:Fallback>
+            <w:pict>
+              <v:rect w14:anchorId="10CAE84E" id="Rectangle 12" o:spid="_x0000_s1026" style="position:absolute;margin-left:138.6pt;margin-top:4.8pt;width:21.6pt;height:9pt;flip:y;z-index:251703296;visibility:visible;mso-wrap-style:square;mso-wrap-distance-left:9pt;mso-wrap-distance-top:0;mso-wrap-distance-right:9pt;mso-wrap-distance-bottom:0;mso-position-horizontal:absolute;mso-position-horizontal-relative:text;mso-position-vertical:absolute;mso-position-vertical-relative:text;v-text-anchor:middle" o:gfxdata="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" fillcolor="white [3212]" stroked="f" strokeweight="1pt"/>
+            </w:pict>
+          </mc:Fallback>
+        </mc:AlternateContent>
+      </w:r>
+    </w:p>
+    <w:p>
+      <w:pPr>
+        <w:spacing w:after="0" w:line="240" w:lineRule="auto"/>
+        <w:jc w:val="both"/>
+        <w:rPr>
+          <w:rFonts w:ascii="Arial" w:hAnsi="Arial" w:cs="Arial"/>
+        </w:rPr>
+      </w:pPr>
+    </w:p>
+    <w:p>
+      <w:pPr>
+        <w:spacing w:after="0" w:line="240" w:lineRule="auto"/>
+        <w:jc w:val="both"/>
+        <w:rPr>
+          <w:rFonts w:ascii="Arial" w:hAnsi="Arial" w:cs="Arial"/>
+        </w:rPr>
+      </w:pPr>
+      <w:r>
+        <w:rPr>
+          <w:noProof/>
+        </w:rPr>
+        <mc:AlternateContent>
+          <mc:Choice Requires="wps">
+            <w:drawing>
+              <wp:anchor distT="0" distB="0" distL="114300" distR="114300" simplePos="0" relativeHeight="251705344" behindDoc="0" locked="0" layoutInCell="1" allowOverlap="1" wp14:anchorId="4DF65C5D" wp14:editId="210FB257">
+                <wp:simplePos x="0" y="0"/>
+                <wp:positionH relativeFrom="column">
+                  <wp:posOffset>1775460</wp:posOffset>
+                </wp:positionH>
+                <wp:positionV relativeFrom="paragraph">
+                  <wp:posOffset>53340</wp:posOffset>
+                </wp:positionV>
+                <wp:extent cx="274320" cy="114300"/>
+                <wp:effectExtent l="0" t="0" r="0" b="0"/>
+                <wp:wrapNone/>
+                <wp:docPr id="2011728723" name="Rectangle 12"/>
+                <wp:cNvGraphicFramePr/>
+                <a:graphic xmlns:a="http://schemas.openxmlformats.org/drawingml/2006/main">
+                  <a:graphicData uri="http://schemas.microsoft.com/office/word/2010/wordprocessingShape">
+                    <wps:wsp>
+                      <wps:cNvSpPr/>
+                      <wps:spPr>
+                        <a:xfrm flipV="1">
+                          <a:off x="0" y="0"/>
+                          <a:ext cx="274320" cy="114300"/>
+                        </a:xfrm>
+                        <a:prstGeom prst="rect">
+                          <a:avLst/>
+                        </a:prstGeom>
+                        <a:solidFill>
+                          <a:schemeClr val="bg1"/>
+                        </a:solidFill>
+                        <a:ln>
+                          <a:noFill/>
+                        </a:ln>
+                      </wps:spPr>
+                      <wps:style>
+                        <a:lnRef idx="2">
+                          <a:schemeClr val="accent1">
+                            <a:shade val="15000"/>
+                          </a:schemeClr>
+                        </a:lnRef>
+                        <a:fillRef idx="1">
+                          <a:schemeClr val="accent1"/>
+                        </a:fillRef>
+                        <a:effectRef idx="0">
+                          <a:schemeClr val="accent1"/>
+                        </a:effectRef>
+                        <a:fontRef idx="minor">
+                          <a:schemeClr val="lt1"/>
+                        </a:fontRef>
+                      </wps:style>
+                      <wps:bodyPr rot="0" spcFirstLastPara="0" vertOverflow="overflow" horzOverflow="overflow" vert="horz" wrap="square" lIns="91440" tIns="45720" rIns="91440" bIns="45720" numCol="1" spcCol="0" rtlCol="0" fromWordArt="0" anchor="ctr" anchorCtr="0" forceAA="0" compatLnSpc="1">
+                        <a:prstTxWarp prst="textNoShape">
+                          <a:avLst/>
+                        </a:prstTxWarp>
+                        <a:noAutofit/>
+                      </wps:bodyPr>
+                    </wps:wsp>
+                  </a:graphicData>
+                </a:graphic>
+              </wp:anchor>
+            </w:drawing>
+          </mc:Choice>
+          <mc:Fallback>
+            <w:pict>
+              <v:rect w14:anchorId="29B11A6E" id="Rectangle 12" o:spid="_x0000_s1026" style="position:absolute;margin-left:139.8pt;margin-top:4.2pt;width:21.6pt;height:9pt;flip:y;z-index:251705344;visibility:visible;mso-wrap-style:square;mso-wrap-distance-left:9pt;mso-wrap-distance-top:0;mso-wrap-distance-right:9pt;mso-wrap-distance-bottom:0;mso-position-horizontal:absolute;mso-position-horizontal-relative:text;mso-position-vertical:absolute;mso-position-vertical-relative:text;v-text-anchor:middle" o:gfxdata="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" fillcolor="white [3212]" stroked="f" strokeweight="1pt"/>
+            </w:pict>
+          </mc:Fallback>
+        </mc:AlternateContent>
+      </w:r>
+    </w:p>
+    <w:p>
+      <w:pPr>
+        <w:spacing w:after="0" w:line="240" w:lineRule="auto"/>
+        <w:jc w:val="both"/>
+        <w:rPr>
+          <w:rFonts w:ascii="Arial" w:hAnsi="Arial" w:cs="Arial"/>
+        </w:rPr>
+      </w:pPr>
+    </w:p>
+    <w:p>
+      <w:pPr>
+        <w:spacing w:after="0" w:line="240" w:lineRule="auto"/>
+        <w:jc w:val="both"/>
+        <w:rPr>
+          <w:rFonts w:ascii="Arial" w:hAnsi="Arial" w:cs="Arial"/>
+        </w:rPr>
+      </w:pPr>
+    </w:p>
+    <w:p>
+      <w:pPr>
+        <w:spacing w:after="0" w:line="240" w:lineRule="auto"/>
+        <w:jc w:val="both"/>
+        <w:rPr>
+          <w:rFonts w:ascii="Arial" w:hAnsi="Arial" w:cs="Arial"/>
+        </w:rPr>
+      </w:pPr>
+    </w:p>
+    <w:p>
+      <w:pPr>
+        <w:spacing w:after="0" w:line="240" w:lineRule="auto"/>
+        <w:jc w:val="both"/>
+        <w:rPr>
+          <w:rFonts w:ascii="Arial" w:hAnsi="Arial" w:cs="Arial"/>
+        </w:rPr>
+      </w:pPr>
+      <w:r>
+        <w:rPr>
+          <w:rFonts w:ascii="Arial" w:hAnsi="Arial" w:cs="Arial"/>
+          <w:noProof/>
+        </w:rPr>
+        <mc:AlternateContent>
+          <mc:Choice Requires="wps">
+            <w:drawing>
+              <wp:anchor distT="0" distB="0" distL="114300" distR="114300" simplePos="0" relativeHeight="251707392" behindDoc="0" locked="0" layoutInCell="1" allowOverlap="1" wp14:anchorId="7665009A" wp14:editId="1BD4FD99">
+                <wp:simplePos x="0" y="0"/>
+                <wp:positionH relativeFrom="margin">
+                  <wp:posOffset>2948940</wp:posOffset>
+                </wp:positionH>
+                <wp:positionV relativeFrom="paragraph">
+                  <wp:posOffset>236855</wp:posOffset>
+                </wp:positionV>
+                <wp:extent cx="289560" cy="152400"/>
+                <wp:effectExtent l="0" t="0" r="0" b="0"/>
+                <wp:wrapNone/>
+                <wp:docPr id="698226967" name="Rectangle 12"/>
+                <wp:cNvGraphicFramePr/>
+                <a:graphic xmlns:a="http://schemas.openxmlformats.org/drawingml/2006/main">
+                  <a:graphicData uri="http://schemas.microsoft.com/office/word/2010/wordprocessingShape">
+                    <wps:wsp>
+                      <wps:cNvSpPr/>
+                      <wps:spPr>
+                        <a:xfrm>
+                          <a:off x="0" y="0"/>
+                          <a:ext cx="289560" cy="152400"/>
+                        </a:xfrm>
+                        <a:prstGeom prst="rect">
+                          <a:avLst/>
+                        </a:prstGeom>
+                        <a:solidFill>
+                          <a:schemeClr val="bg1"/>
+                        </a:solidFill>
+                        <a:ln>
+                          <a:noFill/>
+                        </a:ln>
+                      </wps:spPr>
+                      <wps:style>
+                        <a:lnRef idx="2">
+                          <a:schemeClr val="accent1">
+                            <a:shade val="15000"/>
+                          </a:schemeClr>
+                        </a:lnRef>
+                        <a:fillRef idx="1">
+                          <a:schemeClr val="accent1"/>
+                        </a:fillRef>
+                        <a:effectRef idx="0">
+                          <a:schemeClr val="accent1"/>
+                        </a:effectRef>
+                        <a:fontRef idx="minor">
+                          <a:schemeClr val="lt1"/>
+                        </a:fontRef>
+                      </wps:style>
+                      <wps:bodyPr rot="0" spcFirstLastPara="0" vertOverflow="overflow" horzOverflow="overflow" vert="horz" wrap="square" lIns="91440" tIns="45720" rIns="91440" bIns="45720" numCol="1" spcCol="0" rtlCol="0" fromWordArt="0" anchor="ctr" anchorCtr="0" forceAA="0" compatLnSpc="1">
+                        <a:prstTxWarp prst="textNoShape">
+                          <a:avLst/>
+                        </a:prstTxWarp>
+                        <a:noAutofit/>
+                      </wps:bodyPr>
+                    </wps:wsp>
+                  </a:graphicData>
+                </a:graphic>
+                <wp14:sizeRelV relativeFrom="margin">
+                  <wp14:pctHeight>0</wp14:pctHeight>
+                </wp14:sizeRelV>
+              </wp:anchor>
+            </w:drawing>
+          </mc:Choice>
+          <mc:Fallback>
+            <w:pict>
+              <v:rect w14:anchorId="16C1E1F4" id="Rectangle 12" o:spid="_x0000_s1026" style="position:absolute;margin-left:232.2pt;margin-top:18.65pt;width:22.8pt;height:12pt;z-index:251707392;visibility:visible;mso-wrap-style:square;mso-height-percent:0;mso-wrap-distance-left:9pt;mso-wrap-distance-top:0;mso-wrap-distance-right:9pt;mso-wrap-distance-bottom:0;mso-position-horizontal:absolute;mso-position-horizontal-relative:margin;mso-position-vertical:absolute;mso-position-vertical-relative:text;mso-height-percent:0;mso-height-relative:margin;v-text-anchor:middle" o:gfxdata="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" fillcolor="white [3212]" stroked="f" strokeweight="1pt">
+                <w10:wrap anchorx="margin"/>
+              </v:rect>
+            </w:pict>
+          </mc:Fallback>
+        </mc:AlternateContent>
+      </w:r>
+      <w:r>
+        <w:rPr>
+          <w:rFonts w:ascii="Arial" w:hAnsi="Arial" w:cs="Arial"/>
+        </w:rPr>
+        <w:t>It includes the following fields:</w:t>
+      </w:r>
+    </w:p>
+    <w:p>
+      <w:pPr>
+        <w:spacing w:after="0" w:line="240" w:lineRule="auto"/>
+        <w:jc w:val="both"/>
+        <w:rPr>
+          <w:rFonts w:ascii="Arial" w:hAnsi="Arial" w:cs="Arial"/>
+        </w:rPr>
+      </w:pPr>
+    </w:p>
+    <w:p>
+      <w:pPr>
+        <w:spacing w:after="0" w:line="240" w:lineRule="auto"/>
+        <w:jc w:val="both"/>
+        <w:rPr>
+          <w:rFonts w:ascii="Arial" w:hAnsi="Arial" w:cs="Arial"/>
+        </w:rPr>
+      </w:pPr>
+      <w:r>
+        <w:rPr>
+          <w:rFonts w:ascii="Arial" w:hAnsi="Arial" w:cs="Arial"/>
+        </w:rPr>
+        <w:lastRenderedPageBreak/>
+        <w:t xml:space="preserve">200-byte </w:t>
+      </w:r>
+      <w:r>
+        <w:rPr>
+          <w:rFonts w:ascii="Arial" w:hAnsi="Arial" w:cs="Arial"/>
+          <w:i/>
+          <w:iCs/>
+        </w:rPr>
+        <w:t>decoder_status</w:t>
+      </w:r>
+      <w:r>
+        <w:rPr>
+          <w:rFonts w:ascii="Arial" w:hAnsi="Arial" w:cs="Arial"/>
+        </w:rPr>
+        <w:t xml:space="preserve"> structure encrypted by AES-256-CBC scheme. </w:t>
+      </w:r>
+      <w:r>
+        <w:rPr>
+          <w:rFonts w:ascii="Arial" w:hAnsi="Arial" w:cs="Arial"/>
+        </w:rPr>
+        <w:t>32</w:t>
+      </w:r>
+      <w:r>
+        <w:rPr>
+          <w:rFonts w:ascii="Arial" w:hAnsi="Arial" w:cs="Arial"/>
+        </w:rPr>
+        <w:t>-byte</w:t>
+      </w:r>
+      <w:r>
+        <w:rPr>
+          <w:rFonts w:ascii="Arial" w:hAnsi="Arial" w:cs="Arial"/>
+          <w:i/>
+          <w:iCs/>
+        </w:rPr>
+        <w:t xml:space="preserve"> Hash-based Message Authentication Code</w:t>
+      </w:r>
+      <w:r>
+        <w:rPr>
+          <w:rFonts w:ascii="Arial" w:hAnsi="Arial" w:cs="Arial"/>
+        </w:rPr>
+        <w:t xml:space="preserve"> (HMAC): Authenticates the encrypted section of the packet. It follows the </w:t>
+      </w:r>
+      <w:r>
+        <w:rPr>
+          <w:rFonts w:ascii="Arial" w:hAnsi="Arial" w:cs="Arial"/>
+        </w:rPr>
+        <w:t>SHA</w:t>
+      </w:r>
+      <w:r>
+        <w:rPr>
+          <w:rFonts w:ascii="Arial" w:hAnsi="Arial" w:cs="Arial"/>
+        </w:rPr>
+        <w:t>256</w:t>
+      </w:r>
+      <w:r>
+        <w:rPr>
+          <w:rFonts w:ascii="Arial" w:hAnsi="Arial" w:cs="Arial"/>
+        </w:rPr>
+        <w:t xml:space="preserve"> scheme indicated above.</w:t>
+      </w:r>
+    </w:p>
+    <w:p>
+      <w:pPr>
+        <w:spacing w:after="0" w:line="240" w:lineRule="auto"/>
+        <w:jc w:val="both"/>
+        <w:rPr>
+          <w:rFonts w:ascii="Arial" w:hAnsi="Arial" w:cs="Arial"/>
+        </w:rPr>
+      </w:pPr>
+    </w:p>
+    <w:p>
+      <w:pPr>
+        <w:spacing w:after="0" w:line="240" w:lineRule="auto"/>
+        <w:jc w:val="both"/>
+        <w:rPr>
+          <w:rFonts w:ascii="Arial" w:hAnsi="Arial" w:cs="Arial"/>
+        </w:rPr>
+      </w:pPr>
+      <w:r>
+        <w:rPr>
+          <w:rFonts w:ascii="Arial" w:hAnsi="Arial" w:cs="Arial"/>
+        </w:rPr>
+        <w:t xml:space="preserve">Since it follows the encryption and authentication schemes used for video frame encryption and authentication, refer to Section </w:t>
+      </w:r>
+      <w:r>
+        <w:rPr>
+          <w:rFonts w:ascii="Arial" w:hAnsi="Arial" w:cs="Arial"/>
+        </w:rPr>
+        <w:fldChar w:fldCharType="begin"/>
+      </w:r>
+      <w:r>
+        <w:rPr>
+          <w:rFonts w:ascii="Arial" w:hAnsi="Arial" w:cs="Arial"/>
+        </w:rPr>
+        <w:instrText xml:space="preserve"> REF _Ref192428045 \r \h </w:instrText>
+      </w:r>
+      <w:r>
+        <w:rPr>
+          <w:rFonts w:ascii="Arial" w:hAnsi="Arial" w:cs="Arial"/>
+        </w:rPr>
+      </w:r>
+      <w:r>
+        <w:rPr>
+          <w:rFonts w:ascii="Arial" w:hAnsi="Arial" w:cs="Arial"/>
+        </w:rPr>
+        <w:fldChar w:fldCharType="separate"/>
+      </w:r>
+      <w:r>
+        <w:rPr>
+          <w:rFonts w:ascii="Arial" w:hAnsi="Arial" w:cs="Arial"/>
+        </w:rPr>
+        <w:t>2</w:t>
+      </w:r>
+      <w:r>
+        <w:rPr>
+          <w:rFonts w:ascii="Arial" w:hAnsi="Arial" w:cs="Arial"/>
+        </w:rPr>
+        <w:fldChar w:fldCharType="end"/>
+      </w:r>
+      <w:r>
+        <w:rPr>
+          <w:rFonts w:ascii="Arial" w:hAnsi="Arial" w:cs="Arial"/>
+        </w:rPr>
+        <w:t xml:space="preserve"> for API description.</w:t>
+      </w:r>
+      <w:r>
+        <w:rPr>
+          <w:rFonts w:ascii="Arial" w:hAnsi="Arial" w:cs="Arial"/>
+        </w:rPr>
+        <w:t xml:space="preserve"> For encryption the IV results from using the encryption key:</w:t>
+      </w:r>
+    </w:p>
+    <w:p>
+      <w:pPr>
+        <w:spacing w:after="0" w:line="240" w:lineRule="auto"/>
+        <w:jc w:val="both"/>
+        <w:rPr>
+          <w:rFonts w:ascii="Arial" w:hAnsi="Arial" w:cs="Arial"/>
+        </w:rPr>
+      </w:pPr>
+    </w:p>
+    <w:p>
+      <w:pPr>
+        <w:spacing w:after="0" w:line="240" w:lineRule="auto"/>
+        <w:jc w:val="both"/>
+        <w:rPr>
+          <w:rFonts w:ascii="Arial" w:hAnsi="Arial" w:cs="Arial"/>
+          <w:i/>
+          <w:iCs/>
+          <w:sz w:val="20"/>
+          <w:szCs w:val="20"/>
+        </w:rPr>
+      </w:pPr>
+      <w:r>
+        <w:rPr>
+          <w:rFonts w:ascii="Arial" w:hAnsi="Arial" w:cs="Arial"/>
+          <w:i/>
+          <w:iCs/>
+          <w:sz w:val="20"/>
+          <w:szCs w:val="20"/>
+        </w:rPr>
+        <w:t xml:space="preserve">    uint8_t iv[BLOCK_SIZE];</w:t>
+      </w:r>
+    </w:p>
+    <w:p>
+      <w:pPr>
+        <w:spacing w:after="0" w:line="240" w:lineRule="auto"/>
+        <w:jc w:val="both"/>
+        <w:rPr>
+          <w:rFonts w:ascii="Arial" w:hAnsi="Arial" w:cs="Arial"/>
+        </w:rPr>
+      </w:pPr>
+      <w:r>
+        <w:rPr>
+          <w:rFonts w:ascii="Arial" w:hAnsi="Arial" w:cs="Arial"/>
+          <w:i/>
+          <w:iCs/>
+          <w:sz w:val="20"/>
+          <w:szCs w:val="20"/>
+        </w:rPr>
+        <w:t xml:space="preserve">    memcpy(iv, kfe, BLOCK_SIZE);</w:t>
+      </w:r>
+    </w:p>
+    <w:p>
+      <w:pPr>
+        <w:spacing w:after="0" w:line="240" w:lineRule="auto"/>
+        <w:jc w:val="both"/>
+        <w:rPr>
+          <w:rFonts w:ascii="Arial" w:hAnsi="Arial" w:cs="Arial"/>
+        </w:rPr>
+      </w:pPr>
+    </w:p>
+    <w:p>
+      <w:pPr>
+        <w:pStyle w:val="ListParagraph"/>
+        <w:numPr>
+          <w:ilvl w:val="0"/>
+          <w:numId w:val="3"/>
+        </w:numPr>
+        <w:spacing w:after="0" w:line="240" w:lineRule="auto"/>
+        <w:ind w:left="360"/>
+        <w:jc w:val="both"/>
+        <w:rPr>
+          <w:rFonts w:ascii="Arial" w:hAnsi="Arial" w:cs="Arial"/>
+          <w:b/>
+          <w:bCs/>
+        </w:rPr>
+      </w:pPr>
+      <w:r>
+        <w:rPr>
+          <w:rFonts w:ascii="Arial" w:hAnsi="Arial" w:cs="Arial"/>
+          <w:b/>
+          <w:bCs/>
+        </w:rPr>
+        <w:t xml:space="preserve">Subscription </w:t>
+      </w:r>
+      <w:r>
+        <w:rPr>
+          <w:rFonts w:ascii="Arial" w:hAnsi="Arial" w:cs="Arial"/>
+          <w:b/>
+          <w:bCs/>
+        </w:rPr>
+        <w:t>Packet</w:t>
+      </w:r>
+      <w:r>
+        <w:rPr>
+          <w:rFonts w:ascii="Arial" w:hAnsi="Arial" w:cs="Arial"/>
+          <w:b/>
+          <w:bCs/>
+        </w:rPr>
+        <w:t xml:space="preserve"> Encryption and Authentication</w:t>
+      </w:r>
+    </w:p>
+    <w:p>
+      <w:pPr>
+        <w:spacing w:after="0" w:line="240" w:lineRule="auto"/>
+        <w:jc w:val="both"/>
+        <w:rPr>
+          <w:rFonts w:ascii="Arial" w:hAnsi="Arial" w:cs="Arial"/>
+          <w:b/>
+          <w:bCs/>
+        </w:rPr>
+      </w:pPr>
+    </w:p>
+    <w:p>
+      <w:pPr>
+        <w:spacing w:after="0" w:line="240" w:lineRule="auto"/>
+        <w:jc w:val="both"/>
+        <w:rPr>
+          <w:rFonts w:ascii="Arial" w:hAnsi="Arial" w:cs="Arial"/>
+        </w:rPr>
+      </w:pPr>
+      <w:r>
+        <w:rPr>
+          <w:rFonts w:ascii="Arial" w:hAnsi="Arial" w:cs="Arial"/>
+        </w:rPr>
+        <w:t>The subscription is based on the generation of a packet that contains the 32-bit device ID, 64-bit start and end timestamps and the 32-bit channel id. The encrypted and authenticated packet must comply with the following structure:</w:t>
+      </w:r>
+    </w:p>
+    <w:p>
+      <w:pPr>
+        <w:spacing w:after="0" w:line="240" w:lineRule="auto"/>
+        <w:jc w:val="both"/>
+        <w:rPr>
+          <w:rFonts w:ascii="Arial" w:hAnsi="Arial" w:cs="Arial"/>
+        </w:rPr>
+      </w:pPr>
+    </w:p>
+    <w:p>
+      <w:pPr>
+        <w:spacing w:after="0" w:line="240" w:lineRule="auto"/>
+        <w:jc w:val="both"/>
+        <w:rPr>
+          <w:rFonts w:ascii="Arial" w:hAnsi="Arial" w:cs="Arial"/>
+        </w:rPr>
+      </w:pPr>
+      <w:r>
+        <w:rPr>
+          <w:rFonts w:ascii="Arial" w:hAnsi="Arial" w:cs="Arial"/>
+          <w:noProof/>
+        </w:rPr>
+        <mc:AlternateContent>
+          <mc:Choice Requires="wpg">
+            <w:drawing>
+              <wp:anchor distT="0" distB="0" distL="114300" distR="114300" simplePos="0" relativeHeight="251696128" behindDoc="0" locked="0" layoutInCell="1" allowOverlap="1" wp14:anchorId="42235BAE" wp14:editId="33EFC4B7">
                 <wp:simplePos x="0" y="0"/>
                 <wp:positionH relativeFrom="margin">
                   <wp:align>center</wp:align>
@@ -4707,7 +6250,14 @@
                                         <w:sz w:val="20"/>
                                         <w:szCs w:val="20"/>
                                       </w:rPr>
-                                      <w:t xml:space="preserve"> 64</w:t>
+                                      <w:t xml:space="preserve"> </w:t>
+                                    </w:r>
+                                    <w:r>
+                                      <w:rPr>
+                                        <w:sz w:val="20"/>
+                                        <w:szCs w:val="20"/>
+                                      </w:rPr>
+                                      <w:t>32</w:t>
                                     </w:r>
                                   </w:p>
                                 </w:txbxContent>
@@ -4854,12 +6404,12 @@
           </mc:Choice>
           <mc:Fallback>
             <w:pict>
-              <v:group w14:anchorId="42235BAE" id="Group 1" o:spid="_x0000_s1047" style="position:absolute;left:0;text-align:left;margin-left:0;margin-top:.6pt;width:436.8pt;height:89.4pt;z-index:251697152;mso-position-horizontal:center;mso-position-horizontal-relative:margin;mso-height-relative:margin" coordsize="55473,11353" o:gfxdata="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">
-                <v:line id="Straight Connector 4" o:spid="_x0000_s1048" style="position:absolute;visibility:visible;mso-wrap-style:square" from="31699,2743" to="31699,6248" o:connectortype="straight" o:gfxdata="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" strokecolor="black [3213]" strokeweight=".5pt">
+              <v:group w14:anchorId="42235BAE" id="Group 1" o:spid="_x0000_s1061" style="position:absolute;left:0;text-align:left;margin-left:0;margin-top:.6pt;width:436.8pt;height:89.4pt;z-index:251696128;mso-position-horizontal:center;mso-position-horizontal-relative:margin;mso-height-relative:margin" coordsize="55473,11353" o:gfxdata="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">
+                <v:line id="Straight Connector 4" o:spid="_x0000_s1062" style="position:absolute;visibility:visible;mso-wrap-style:square" from="31699,2743" to="31699,6248" o:connectortype="straight" o:gfxdata="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" strokecolor="black [3213]" strokeweight=".5pt">
                   <v:stroke joinstyle="miter"/>
                 </v:line>
-                <v:group id="Group 8" o:spid="_x0000_s1049" style="position:absolute;width:55473;height:11353" coordsize="55473,11353" o:gfxdata="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">
-                  <v:shape id="Text Box 9" o:spid="_x0000_s1050" type="#_x0000_t202" style="position:absolute;left:30175;top:3352;width:9449;height:3963;visibility:visible;mso-wrap-style:square;v-text-anchor:top" o:gfxdata="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" filled="f" stroked="f" strokeweight=".5pt">
+                <v:group id="Group 8" o:spid="_x0000_s1063" style="position:absolute;width:55473;height:11353" coordsize="55473,11353" o:gfxdata="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">
+                  <v:shape id="Text Box 9" o:spid="_x0000_s1064" type="#_x0000_t202" style="position:absolute;left:30175;top:3352;width:9449;height:3963;visibility:visible;mso-wrap-style:square;v-text-anchor:top" o:gfxdata="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" filled="f" stroked="f" strokeweight=".5pt">
                     <v:textbox>
                       <w:txbxContent>
                         <w:p>
@@ -4888,23 +6438,23 @@
                       </w:txbxContent>
                     </v:textbox>
                   </v:shape>
-                  <v:group id="_x0000_s1051" style="position:absolute;width:55473;height:11353" coordorigin="76,-152" coordsize="55473,11353" o:gfxdata="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">
-                    <v:group id="Group 5" o:spid="_x0000_s1052" style="position:absolute;left:76;top:-152;width:55473;height:7391" coordorigin="76,-152" coordsize="55473,7391" o:gfxdata="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">
-                      <v:group id="Group 3" o:spid="_x0000_s1053" style="position:absolute;left:76;top:1981;width:55092;height:5258" coordorigin="76" coordsize="55092,5257" o:gfxdata="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">
-                        <v:group id="Group 10" o:spid="_x0000_s1054" style="position:absolute;left:76;top:609;width:55092;height:4648" coordorigin="76" coordsize="55092,4648" o:gfxdata="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">
-                          <v:group id="Group 8" o:spid="_x0000_s1055" style="position:absolute;left:1676;width:53492;height:3581" coordsize="53492,3581" o:gfxdata="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">
-                            <v:rect id="Rectangle 3" o:spid="_x0000_s1056" style="position:absolute;width:53492;height:3429;visibility:visible;mso-wrap-style:square;v-text-anchor:middle" o:gfxdata="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" filled="f" strokecolor="#030e13 [484]" strokeweight=".5pt"/>
-                            <v:line id="Straight Connector 4" o:spid="_x0000_s1057" style="position:absolute;visibility:visible;mso-wrap-style:square" from="6019,0" to="6019,3505" o:connectortype="straight" o:gfxdata="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" strokecolor="black [3213]" strokeweight=".5pt">
+                  <v:group id="_x0000_s1065" style="position:absolute;width:55473;height:11353" coordorigin="76,-152" coordsize="55473,11353" o:gfxdata="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">
+                    <v:group id="Group 5" o:spid="_x0000_s1066" style="position:absolute;left:76;top:-152;width:55473;height:7391" coordorigin="76,-152" coordsize="55473,7391" o:gfxdata="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">
+                      <v:group id="Group 3" o:spid="_x0000_s1067" style="position:absolute;left:76;top:1981;width:55092;height:5258" coordorigin="76" coordsize="55092,5257" o:gfxdata="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">
+                        <v:group id="Group 10" o:spid="_x0000_s1068" style="position:absolute;left:76;top:609;width:55092;height:4648" coordorigin="76" coordsize="55092,4648" o:gfxdata="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">
+                          <v:group id="Group 8" o:spid="_x0000_s1069" style="position:absolute;left:1676;width:53492;height:3581" coordsize="53492,3581" o:gfxdata="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">
+                            <v:rect id="Rectangle 3" o:spid="_x0000_s1070" style="position:absolute;width:53492;height:3429;visibility:visible;mso-wrap-style:square;v-text-anchor:middle" o:gfxdata="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" filled="f" strokecolor="#030e13 [484]" strokeweight=".5pt"/>
+                            <v:line id="Straight Connector 4" o:spid="_x0000_s1071" style="position:absolute;visibility:visible;mso-wrap-style:square" from="6019,0" to="6019,3505" o:connectortype="straight" o:gfxdata="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" strokecolor="black [3213]" strokeweight=".5pt">
                               <v:stroke joinstyle="miter"/>
                             </v:line>
-                            <v:line id="Straight Connector 4" o:spid="_x0000_s1058" style="position:absolute;visibility:visible;mso-wrap-style:square" from="18059,0" to="18059,3505" o:connectortype="straight" o:gfxdata="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" strokecolor="black [3213]" strokeweight=".5pt">
+                            <v:line id="Straight Connector 4" o:spid="_x0000_s1072" style="position:absolute;visibility:visible;mso-wrap-style:square" from="18059,0" to="18059,3505" o:connectortype="straight" o:gfxdata="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" strokecolor="black [3213]" strokeweight=".5pt">
                               <v:stroke joinstyle="miter"/>
                             </v:line>
-                            <v:line id="Straight Connector 4" o:spid="_x0000_s1059" style="position:absolute;visibility:visible;mso-wrap-style:square" from="35966,76" to="35966,3581" o:connectortype="straight" o:gfxdata="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" strokecolor="black [3213]" strokeweight=".5pt">
+                            <v:line id="Straight Connector 4" o:spid="_x0000_s1073" style="position:absolute;visibility:visible;mso-wrap-style:square" from="35966,76" to="35966,3581" o:connectortype="straight" o:gfxdata="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" strokecolor="black [3213]" strokeweight=".5pt">
                               <v:stroke joinstyle="miter"/>
                             </v:line>
                           </v:group>
-                          <v:shape id="Text Box 9" o:spid="_x0000_s1060" type="#_x0000_t202" style="position:absolute;left:76;top:457;width:9449;height:3962;visibility:visible;mso-wrap-style:square;v-text-anchor:top" o:gfxdata="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" filled="f" stroked="f" strokeweight=".5pt">
+                          <v:shape id="Text Box 9" o:spid="_x0000_s1074" type="#_x0000_t202" style="position:absolute;left:76;top:457;width:9449;height:3962;visibility:visible;mso-wrap-style:square;v-text-anchor:top" o:gfxdata="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" filled="f" stroked="f" strokeweight=".5pt">
                             <v:textbox>
                               <w:txbxContent>
                                 <w:p>
@@ -4926,7 +6476,7 @@
                               </w:txbxContent>
                             </v:textbox>
                           </v:shape>
-                          <v:shape id="Text Box 9" o:spid="_x0000_s1061" type="#_x0000_t202" style="position:absolute;left:7467;top:457;width:12421;height:3962;visibility:visible;mso-wrap-style:square;v-text-anchor:top" o:gfxdata="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" filled="f" stroked="f" strokeweight=".5pt">
+                          <v:shape id="Text Box 9" o:spid="_x0000_s1075" type="#_x0000_t202" style="position:absolute;left:7467;top:457;width:12421;height:3962;visibility:visible;mso-wrap-style:square;v-text-anchor:top" o:gfxdata="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" filled="f" stroked="f" strokeweight=".5pt">
                             <v:textbox>
                               <w:txbxContent>
                                 <w:p>
@@ -4955,7 +6505,7 @@
                               </w:txbxContent>
                             </v:textbox>
                           </v:shape>
-                          <v:shape id="Text Box 9" o:spid="_x0000_s1062" type="#_x0000_t202" style="position:absolute;left:41300;top:685;width:9449;height:3963;visibility:visible;mso-wrap-style:square;v-text-anchor:top" o:gfxdata="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" filled="f" stroked="f" strokeweight=".5pt">
+                          <v:shape id="Text Box 9" o:spid="_x0000_s1076" type="#_x0000_t202" style="position:absolute;left:41300;top:685;width:9449;height:3963;visibility:visible;mso-wrap-style:square;v-text-anchor:top" o:gfxdata="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" filled="f" stroked="f" strokeweight=".5pt">
                             <v:textbox>
                               <w:txbxContent>
                                 <w:p>
@@ -4978,10 +6528,10 @@
                             </v:textbox>
                           </v:shape>
                         </v:group>
-                        <v:rect id="Rectangle 12" o:spid="_x0000_s1063" style="position:absolute;left:44424;width:2743;height:1143;flip:y;visibility:visible;mso-wrap-style:square;v-text-anchor:middle" o:gfxdata="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" fillcolor="white [3212]" stroked="f" strokeweight="1pt"/>
-                        <v:rect id="Rectangle 12" o:spid="_x0000_s1064" style="position:absolute;left:44577;top:3581;width:2743;height:1143;flip:y;visibility:visible;mso-wrap-style:square;v-text-anchor:middle" o:gfxdata="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" fillcolor="white [3212]" stroked="f" strokeweight="1pt"/>
+                        <v:rect id="Rectangle 12" o:spid="_x0000_s1077" style="position:absolute;left:44424;width:2743;height:1143;flip:y;visibility:visible;mso-wrap-style:square;v-text-anchor:middle" o:gfxdata="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" fillcolor="white [3212]" stroked="f" strokeweight="1pt"/>
+                        <v:rect id="Rectangle 12" o:spid="_x0000_s1078" style="position:absolute;left:44577;top:3581;width:2743;height:1143;flip:y;visibility:visible;mso-wrap-style:square;v-text-anchor:middle" o:gfxdata="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" fillcolor="white [3212]" stroked="f" strokeweight="1pt"/>
                       </v:group>
-                      <v:shape id="Text Box 9" o:spid="_x0000_s1065" type="#_x0000_t202" style="position:absolute;left:1981;top:-152;width:53568;height:3962;visibility:visible;mso-wrap-style:square;v-text-anchor:top" o:gfxdata="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" filled="f" stroked="f" strokeweight=".5pt">
+                      <v:shape id="Text Box 9" o:spid="_x0000_s1079" type="#_x0000_t202" style="position:absolute;left:1981;top:-152;width:53568;height:3962;visibility:visible;mso-wrap-style:square;v-text-anchor:top" o:gfxdata="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" filled="f" stroked="f" strokeweight=".5pt">
                         <v:textbox>
                           <w:txbxContent>
                             <w:p>
@@ -5025,17 +6575,24 @@
                                   <w:sz w:val="20"/>
                                   <w:szCs w:val="20"/>
                                 </w:rPr>
-                                <w:t xml:space="preserve"> 64</w:t>
+                                <w:t xml:space="preserve"> </w:t>
+                              </w:r>
+                              <w:r>
+                                <w:rPr>
+                                  <w:sz w:val="20"/>
+                                  <w:szCs w:val="20"/>
+                                </w:rPr>
+                                <w:t>32</w:t>
                               </w:r>
                             </w:p>
                           </w:txbxContent>
                         </v:textbox>
                       </v:shape>
                     </v:group>
-                    <v:shape id="Straight Arrow Connector 6" o:spid="_x0000_s1066" type="#_x0000_t32" style="position:absolute;left:1752;top:7239;width:36043;height:0;visibility:visible;mso-wrap-style:square" o:connectortype="straight" o:gfxdata="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" strokecolor="black [3213]" strokeweight=".5pt">
+                    <v:shape id="Straight Arrow Connector 6" o:spid="_x0000_s1080" type="#_x0000_t32" style="position:absolute;left:1752;top:7239;width:36043;height:0;visibility:visible;mso-wrap-style:square" o:connectortype="straight" o:gfxdata="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" strokecolor="black [3213]" strokeweight=".5pt">
                       <v:stroke startarrow="oval" endarrow="oval" joinstyle="miter"/>
                     </v:shape>
-                    <v:shape id="Text Box 9" o:spid="_x0000_s1067" type="#_x0000_t202" style="position:absolute;left:14630;top:7239;width:9449;height:3962;visibility:visible;mso-wrap-style:square;v-text-anchor:top" o:gfxdata="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" filled="f" stroked="f" strokeweight=".5pt">
+                    <v:shape id="Text Box 9" o:spid="_x0000_s1081" type="#_x0000_t202" style="position:absolute;left:14630;top:7239;width:9449;height:3962;visibility:visible;mso-wrap-style:square;v-text-anchor:top" o:gfxdata="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" filled="f" stroked="f" strokeweight=".5pt">
                       <v:textbox>
                         <w:txbxContent>
                           <w:p>
@@ -5058,7 +6615,7 @@
                       </v:textbox>
                     </v:shape>
                   </v:group>
-                  <v:shape id="Text Box 9" o:spid="_x0000_s1068" type="#_x0000_t202" style="position:absolute;left:20269;top:3352;width:10820;height:3963;visibility:visible;mso-wrap-style:square;v-text-anchor:top" o:gfxdata="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" filled="f" stroked="f" strokeweight=".5pt">
+                  <v:shape id="Text Box 9" o:spid="_x0000_s1082" type="#_x0000_t202" style="position:absolute;left:20269;top:3352;width:10820;height:3963;visibility:visible;mso-wrap-style:square;v-text-anchor:top" o:gfxdata="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" filled="f" stroked="f" strokeweight=".5pt">
                     <v:textbox>
                       <w:txbxContent>
                         <w:p>
@@ -5158,7 +6715,7 @@
         <mc:AlternateContent>
           <mc:Choice Requires="wps">
             <w:drawing>
-              <wp:anchor distT="0" distB="0" distL="114300" distR="114300" simplePos="0" relativeHeight="251699200" behindDoc="0" locked="0" layoutInCell="1" allowOverlap="1" wp14:anchorId="3C1F1F9D" wp14:editId="110C9737">
+              <wp:anchor distT="0" distB="0" distL="114300" distR="114300" simplePos="0" relativeHeight="251698176" behindDoc="0" locked="0" layoutInCell="1" allowOverlap="1" wp14:anchorId="3C1F1F9D" wp14:editId="105A5DED">
                 <wp:simplePos x="0" y="0"/>
                 <wp:positionH relativeFrom="margin">
                   <wp:posOffset>2948940</wp:posOffset>
@@ -5221,9 +6778,9 @@
               </wp:anchor>
             </w:drawing>
           </mc:Choice>
-          <mc:Fallback xmlns:a="http://schemas.openxmlformats.org/drawingml/2006/main" xmlns:pic="http://schemas.openxmlformats.org/drawingml/2006/picture" xmlns:a14="http://schemas.microsoft.com/office/drawing/2010/main">
+          <mc:Fallback>
             <w:pict>
-              <v:rect id="Rectangle 12" style="position:absolute;margin-left:232.2pt;margin-top:18.65pt;width:22.8pt;height:12pt;z-index:251699200;visibility:visible;mso-wrap-style:square;mso-height-percent:0;mso-wrap-distance-left:9pt;mso-wrap-distance-top:0;mso-wrap-distance-right:9pt;mso-wrap-distance-bottom:0;mso-position-horizontal:absolute;mso-position-horizontal-relative:margin;mso-position-vertical:absolute;mso-position-vertical-relative:text;mso-height-percent:0;mso-height-relative:margin;v-text-anchor:middle" o:spid="_x0000_s1026" fillcolor="white [3212]" stroked="f" strokeweight="1pt" w14:anchorId="061D71E9" o:gfxdata="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">
+              <v:rect w14:anchorId="5EED8B02" id="Rectangle 12" o:spid="_x0000_s1026" style="position:absolute;margin-left:232.2pt;margin-top:18.65pt;width:22.8pt;height:12pt;z-index:251698176;visibility:visible;mso-wrap-style:square;mso-height-percent:0;mso-wrap-distance-left:9pt;mso-wrap-distance-top:0;mso-wrap-distance-right:9pt;mso-wrap-distance-bottom:0;mso-position-horizontal:absolute;mso-position-horizontal-relative:margin;mso-position-vertical:absolute;mso-position-vertical-relative:text;mso-height-percent:0;mso-height-relative:margin;v-text-anchor:middle" o:gfxdata="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" fillcolor="white [3212]" stroked="f" strokeweight="1pt">
                 <w10:wrap anchorx="margin"/>
               </v:rect>
             </w:pict>
@@ -5264,7 +6821,7 @@
         <w:rPr>
           <w:rFonts w:ascii="Arial" w:hAnsi="Arial" w:cs="Arial"/>
         </w:rPr>
-        <w:t>32-bit/4-byte channel number: encrypted by AES-256-CBC scheme.</w:t>
+        <w:t>4-byte channel number: encrypted by AES-256-CBC scheme.</w:t>
       </w:r>
     </w:p>
     <w:p>
@@ -5285,7 +6842,7 @@
         <w:rPr>
           <w:rFonts w:ascii="Arial" w:hAnsi="Arial" w:cs="Arial"/>
         </w:rPr>
-        <w:t>64-bit/8-byte start timestamp: encrypted by AES-256-CBC scheme.</w:t>
+        <w:t>8-byte start timestamp: encrypted by AES-256-CBC scheme.</w:t>
       </w:r>
     </w:p>
     <w:p>
@@ -5306,7 +6863,7 @@
         <w:rPr>
           <w:rFonts w:ascii="Arial" w:hAnsi="Arial" w:cs="Arial"/>
         </w:rPr>
-        <w:t>64-bit/8-byte end timestamp: encrypted by AES-256-CBC scheme.</w:t>
+        <w:t>8-byte end timestamp: encrypted by AES-256-CBC scheme.</w:t>
       </w:r>
     </w:p>
     <w:p>
@@ -5327,18 +6884,6 @@
         <w:rPr>
           <w:rFonts w:ascii="Arial" w:hAnsi="Arial" w:cs="Arial"/>
         </w:rPr>
-        <w:t>32</w:t>
-      </w:r>
-      <w:r>
-        <w:rPr>
-          <w:rFonts w:ascii="Arial" w:hAnsi="Arial" w:cs="Arial"/>
-        </w:rPr>
-        <w:t>-bit/</w:t>
-      </w:r>
-      <w:r>
-        <w:rPr>
-          <w:rFonts w:ascii="Arial" w:hAnsi="Arial" w:cs="Arial"/>
-        </w:rPr>
         <w:t>4</w:t>
       </w:r>
       <w:r>
@@ -5378,7 +6923,13 @@
         <w:rPr>
           <w:rFonts w:ascii="Arial" w:hAnsi="Arial" w:cs="Arial"/>
         </w:rPr>
-        <w:t>512-bit/64-byte</w:t>
+        <w:t>32</w:t>
+      </w:r>
+      <w:r>
+        <w:rPr>
+          <w:rFonts w:ascii="Arial" w:hAnsi="Arial" w:cs="Arial"/>
+        </w:rPr>
+        <w:t>-byte</w:t>
       </w:r>
       <w:r>
         <w:rPr>
@@ -5392,7 +6943,25 @@
         <w:rPr>
           <w:rFonts w:ascii="Arial" w:hAnsi="Arial" w:cs="Arial"/>
         </w:rPr>
-        <w:t xml:space="preserve"> (HMAC): Authenticates the encrypted section of the packet. It follows the SHA256 scheme indicated above.</w:t>
+        <w:t xml:space="preserve"> (HMAC): Authenticates the encrypted section of the packet. It follows the </w:t>
+      </w:r>
+      <w:r>
+        <w:rPr>
+          <w:rFonts w:ascii="Arial" w:hAnsi="Arial" w:cs="Arial"/>
+        </w:rPr>
+        <w:t>SHA</w:t>
+      </w:r>
+      <w:r>
+        <w:rPr>
+          <w:rFonts w:ascii="Arial" w:hAnsi="Arial" w:cs="Arial"/>
+        </w:rPr>
+        <w:t>256</w:t>
+      </w:r>
+      <w:r>
+        <w:rPr>
+          <w:rFonts w:ascii="Arial" w:hAnsi="Arial" w:cs="Arial"/>
+        </w:rPr>
+        <w:t xml:space="preserve"> scheme indicated above.</w:t>
       </w:r>
     </w:p>
     <w:p>
@@ -5476,111 +7045,72 @@
           <w:i/>
           <w:iCs/>
         </w:rPr>
-        <w:t xml:space="preserve">def </w:t>
-      </w:r>
-      <w:proofErr w:type="spellStart"/>
-      <w:r>
-        <w:rPr>
-          <w:rFonts w:ascii="Arial" w:hAnsi="Arial" w:cs="Arial"/>
-          <w:i/>
-          <w:iCs/>
-        </w:rPr>
-        <w:t>gen_</w:t>
-      </w:r>
-      <w:proofErr w:type="gramStart"/>
-      <w:r>
-        <w:rPr>
-          <w:rFonts w:ascii="Arial" w:hAnsi="Arial" w:cs="Arial"/>
-          <w:i/>
-          <w:iCs/>
-        </w:rPr>
-        <w:t>subscription</w:t>
-      </w:r>
-      <w:proofErr w:type="spellEnd"/>
-      <w:r>
-        <w:rPr>
-          <w:rFonts w:ascii="Arial" w:hAnsi="Arial" w:cs="Arial"/>
-          <w:i/>
-          <w:iCs/>
-        </w:rPr>
-        <w:t>(</w:t>
-      </w:r>
-      <w:proofErr w:type="gramEnd"/>
-      <w:r>
-        <w:rPr>
-          <w:rFonts w:ascii="Arial" w:hAnsi="Arial" w:cs="Arial"/>
-          <w:i/>
-          <w:iCs/>
-        </w:rPr>
-        <w:t xml:space="preserve">secrets: bytes, </w:t>
-      </w:r>
-      <w:proofErr w:type="spellStart"/>
-      <w:r>
-        <w:rPr>
-          <w:rFonts w:ascii="Arial" w:hAnsi="Arial" w:cs="Arial"/>
-          <w:i/>
-          <w:iCs/>
-        </w:rPr>
-        <w:t>device_id</w:t>
-      </w:r>
-      <w:proofErr w:type="spellEnd"/>
-      <w:r>
-        <w:rPr>
-          <w:rFonts w:ascii="Arial" w:hAnsi="Arial" w:cs="Arial"/>
-          <w:i/>
-          <w:iCs/>
-        </w:rPr>
-        <w:t>: int, start: int, end: int, channel: int) -&gt; bytes</w:t>
-      </w:r>
-    </w:p>
-    <w:p>
-      <w:pPr>
-        <w:spacing w:after="0" w:line="240" w:lineRule="auto"/>
-        <w:jc w:val="both"/>
-        <w:rPr>
-          <w:rFonts w:ascii="Arial" w:hAnsi="Arial" w:cs="Arial"/>
-        </w:rPr>
-      </w:pPr>
-    </w:p>
-    <w:p>
-      <w:pPr>
-        <w:spacing w:after="0" w:line="240" w:lineRule="auto"/>
-        <w:jc w:val="both"/>
-        <w:rPr>
-          <w:rFonts w:ascii="Arial" w:hAnsi="Arial" w:cs="Arial"/>
-        </w:rPr>
-      </w:pPr>
-      <w:r>
-        <w:rPr>
-          <w:rFonts w:ascii="Arial" w:hAnsi="Arial" w:cs="Arial"/>
-        </w:rPr>
-        <w:t xml:space="preserve">The </w:t>
-      </w:r>
-      <w:proofErr w:type="spellStart"/>
-      <w:r>
-        <w:rPr>
-          <w:rFonts w:ascii="Arial" w:hAnsi="Arial" w:cs="Arial"/>
-        </w:rPr>
-        <w:t>pycrypto</w:t>
-      </w:r>
-      <w:r>
-        <w:rPr>
-          <w:rFonts w:ascii="Arial" w:hAnsi="Arial" w:cs="Arial"/>
-        </w:rPr>
-        <w:t>dome</w:t>
-      </w:r>
-      <w:proofErr w:type="spellEnd"/>
-      <w:r>
-        <w:rPr>
-          <w:rFonts w:ascii="Arial" w:hAnsi="Arial" w:cs="Arial"/>
-        </w:rPr>
-        <w:t xml:space="preserve"> package supports all needed encryption (AES-256-CBC) and HMAC capabilities (SHA256).</w:t>
-      </w:r>
-      <w:r>
-        <w:rPr>
-          <w:rFonts w:ascii="Arial" w:hAnsi="Arial" w:cs="Arial"/>
-        </w:rPr>
-        <w:t xml:space="preserve"> These are the APIs:</w:t>
+        <w:t>def gen_subscription(secrets: bytes, device_id: int, start: int, end: int, channel: int) -&gt; bytes</w:t>
+      </w:r>
+    </w:p>
+    <w:p>
+      <w:pPr>
+        <w:spacing w:after="0" w:line="240" w:lineRule="auto"/>
+        <w:jc w:val="both"/>
+        <w:rPr>
+          <w:rFonts w:ascii="Arial" w:hAnsi="Arial" w:cs="Arial"/>
+        </w:rPr>
+      </w:pPr>
+    </w:p>
+    <w:p>
+      <w:pPr>
+        <w:spacing w:after="0" w:line="240" w:lineRule="auto"/>
+        <w:jc w:val="both"/>
+        <w:rPr>
+          <w:rFonts w:ascii="Arial" w:hAnsi="Arial" w:cs="Arial"/>
+        </w:rPr>
+      </w:pPr>
+      <w:r>
+        <w:rPr>
+          <w:rFonts w:ascii="Arial" w:hAnsi="Arial" w:cs="Arial"/>
+        </w:rPr>
+        <w:t xml:space="preserve">Since it follows the encryption and authentication schemes used for video frame encryption and authentication, refer to Section </w:t>
+      </w:r>
+      <w:r>
+        <w:rPr>
+          <w:rFonts w:ascii="Arial" w:hAnsi="Arial" w:cs="Arial"/>
+        </w:rPr>
+        <w:fldChar w:fldCharType="begin"/>
+      </w:r>
+      <w:r>
+        <w:rPr>
+          <w:rFonts w:ascii="Arial" w:hAnsi="Arial" w:cs="Arial"/>
+        </w:rPr>
+        <w:instrText xml:space="preserve"> REF _Ref192428045 \r \h </w:instrText>
+      </w:r>
+      <w:r>
+        <w:rPr>
+          <w:rFonts w:ascii="Arial" w:hAnsi="Arial" w:cs="Arial"/>
+        </w:rPr>
+      </w:r>
+      <w:r>
+        <w:rPr>
+          <w:rFonts w:ascii="Arial" w:hAnsi="Arial" w:cs="Arial"/>
+        </w:rPr>
+        <w:fldChar w:fldCharType="separate"/>
+      </w:r>
+      <w:r>
+        <w:rPr>
+          <w:rFonts w:ascii="Arial" w:hAnsi="Arial" w:cs="Arial"/>
+        </w:rPr>
+        <w:t>2</w:t>
+      </w:r>
+      <w:r>
+        <w:rPr>
+          <w:rFonts w:ascii="Arial" w:hAnsi="Arial" w:cs="Arial"/>
+        </w:rPr>
+        <w:fldChar w:fldCharType="end"/>
+      </w:r>
+      <w:r>
+        <w:rPr>
+          <w:rFonts w:ascii="Arial" w:hAnsi="Arial" w:cs="Arial"/>
+        </w:rPr>
+        <w:t xml:space="preserve"> for API description. For encryption the IV results from using the encryption key:</w:t>
       </w:r>
     </w:p>
     <w:p>
@@ -5604,8 +7134,6 @@
           <w:szCs w:val="20"/>
         </w:rPr>
       </w:pPr>
-      <w:proofErr w:type="spellStart"/>
-      <w:proofErr w:type="gramStart"/>
       <w:r>
         <w:rPr>
           <w:rFonts w:ascii="Arial" w:hAnsi="Arial" w:cs="Arial"/>
@@ -5614,9 +7142,17 @@
           <w:sz w:val="20"/>
           <w:szCs w:val="20"/>
         </w:rPr>
-        <w:t>Crypto.Cipher.AES.new</w:t>
-      </w:r>
-      <w:proofErr w:type="spellEnd"/>
+        <w:t xml:space="preserve">    uint8_t iv[BLOCK_SIZE];</w:t>
+      </w:r>
+    </w:p>
+    <w:p>
+      <w:pPr>
+        <w:spacing w:after="0" w:line="240" w:lineRule="auto"/>
+        <w:jc w:val="both"/>
+        <w:rPr>
+          <w:rFonts w:ascii="Arial" w:hAnsi="Arial" w:cs="Arial"/>
+        </w:rPr>
+      </w:pPr>
       <w:r>
         <w:rPr>
           <w:rFonts w:ascii="Arial" w:hAnsi="Arial" w:cs="Arial"/>
@@ -5625,993 +7161,50 @@
           <w:sz w:val="20"/>
           <w:szCs w:val="20"/>
         </w:rPr>
-        <w:t>(</w:t>
-      </w:r>
-      <w:proofErr w:type="gramEnd"/>
-      <w:r>
-        <w:rPr>
-          <w:rFonts w:ascii="Arial" w:hAnsi="Arial" w:cs="Arial"/>
-          <w:i/>
-          <w:iCs/>
-          <w:sz w:val="20"/>
-          <w:szCs w:val="20"/>
-        </w:rPr>
-        <w:t>key, mode, *</w:t>
-      </w:r>
-      <w:proofErr w:type="spellStart"/>
-      <w:r>
-        <w:rPr>
-          <w:rFonts w:ascii="Arial" w:hAnsi="Arial" w:cs="Arial"/>
-          <w:i/>
-          <w:iCs/>
-          <w:sz w:val="20"/>
-          <w:szCs w:val="20"/>
-        </w:rPr>
-        <w:t>args</w:t>
-      </w:r>
-      <w:proofErr w:type="spellEnd"/>
-      <w:r>
-        <w:rPr>
-          <w:rFonts w:ascii="Arial" w:hAnsi="Arial" w:cs="Arial"/>
-          <w:i/>
-          <w:iCs/>
-          <w:sz w:val="20"/>
-          <w:szCs w:val="20"/>
-        </w:rPr>
-        <w:t>, **</w:t>
-      </w:r>
-      <w:proofErr w:type="spellStart"/>
-      <w:r>
-        <w:rPr>
-          <w:rFonts w:ascii="Arial" w:hAnsi="Arial" w:cs="Arial"/>
-          <w:i/>
-          <w:iCs/>
-          <w:sz w:val="20"/>
-          <w:szCs w:val="20"/>
-        </w:rPr>
-        <w:t>kwargs</w:t>
-      </w:r>
-      <w:proofErr w:type="spellEnd"/>
-      <w:r>
-        <w:rPr>
-          <w:rFonts w:ascii="Arial" w:hAnsi="Arial" w:cs="Arial"/>
-          <w:i/>
-          <w:iCs/>
-          <w:sz w:val="20"/>
-          <w:szCs w:val="20"/>
-        </w:rPr>
-        <w:t>) (requiring to set key, IV and cipher)</w:t>
-      </w:r>
-    </w:p>
-    <w:p>
-      <w:pPr>
-        <w:spacing w:after="0" w:line="240" w:lineRule="auto"/>
-        <w:jc w:val="both"/>
-        <w:rPr>
-          <w:rFonts w:ascii="Arial" w:hAnsi="Arial" w:cs="Arial"/>
-          <w:i/>
-          <w:iCs/>
-          <w:sz w:val="20"/>
-          <w:szCs w:val="20"/>
-        </w:rPr>
-      </w:pPr>
-      <w:proofErr w:type="spellStart"/>
-      <w:r>
-        <w:rPr>
-          <w:rFonts w:ascii="Arial" w:hAnsi="Arial" w:cs="Arial"/>
-          <w:i/>
-          <w:iCs/>
-          <w:sz w:val="20"/>
-          <w:szCs w:val="20"/>
-        </w:rPr>
-        <w:t>Crypto.Cipher.AES.decrypt</w:t>
-      </w:r>
-      <w:proofErr w:type="spellEnd"/>
-      <w:r>
-        <w:rPr>
-          <w:rFonts w:ascii="Arial" w:hAnsi="Arial" w:cs="Arial"/>
-          <w:i/>
-          <w:iCs/>
-          <w:sz w:val="20"/>
-          <w:szCs w:val="20"/>
-        </w:rPr>
-        <w:t>(ciphertext)</w:t>
-      </w:r>
-    </w:p>
-    <w:p>
-      <w:pPr>
-        <w:spacing w:after="0" w:line="240" w:lineRule="auto"/>
-        <w:jc w:val="both"/>
-        <w:rPr>
-          <w:rFonts w:ascii="Arial" w:hAnsi="Arial" w:cs="Arial"/>
-          <w:i/>
-          <w:iCs/>
-          <w:sz w:val="20"/>
-          <w:szCs w:val="20"/>
-        </w:rPr>
-      </w:pPr>
-      <w:proofErr w:type="gramStart"/>
-      <w:r>
-        <w:rPr>
-          <w:rFonts w:ascii="Arial" w:hAnsi="Arial" w:cs="Arial"/>
-          <w:i/>
-          <w:iCs/>
-          <w:sz w:val="20"/>
-          <w:szCs w:val="20"/>
-        </w:rPr>
-        <w:t>Crypto.Hash.SHA512.new(</w:t>
-      </w:r>
-      <w:proofErr w:type="gramEnd"/>
-      <w:r>
-        <w:rPr>
-          <w:rFonts w:ascii="Arial" w:hAnsi="Arial" w:cs="Arial"/>
-          <w:i/>
-          <w:iCs/>
-          <w:sz w:val="20"/>
-          <w:szCs w:val="20"/>
-        </w:rPr>
-        <w:t>data, truncate)</w:t>
-      </w:r>
-    </w:p>
-    <w:p>
-      <w:pPr>
-        <w:spacing w:after="0" w:line="240" w:lineRule="auto"/>
-        <w:jc w:val="both"/>
-        <w:rPr>
-          <w:rFonts w:ascii="Arial" w:hAnsi="Arial" w:cs="Arial"/>
-          <w:i/>
-          <w:iCs/>
-          <w:sz w:val="20"/>
-          <w:szCs w:val="20"/>
-        </w:rPr>
-      </w:pPr>
-      <w:proofErr w:type="gramStart"/>
-      <w:r>
-        <w:rPr>
-          <w:rFonts w:ascii="Arial" w:hAnsi="Arial" w:cs="Arial"/>
-          <w:i/>
-          <w:iCs/>
-          <w:sz w:val="20"/>
-          <w:szCs w:val="20"/>
-        </w:rPr>
-        <w:t>Crypto.Hash.SHA512.update</w:t>
-      </w:r>
-      <w:proofErr w:type="gramEnd"/>
-      <w:r>
-        <w:rPr>
-          <w:rFonts w:ascii="Arial" w:hAnsi="Arial" w:cs="Arial"/>
-          <w:i/>
-          <w:iCs/>
-          <w:sz w:val="20"/>
-          <w:szCs w:val="20"/>
-        </w:rPr>
-        <w:t>(message)</w:t>
-      </w:r>
-    </w:p>
-    <w:p>
-      <w:pPr>
-        <w:spacing w:after="0" w:line="240" w:lineRule="auto"/>
-        <w:jc w:val="both"/>
-        <w:rPr>
-          <w:rFonts w:ascii="Arial" w:hAnsi="Arial" w:cs="Arial"/>
-        </w:rPr>
-      </w:pPr>
-    </w:p>
-    <w:p>
-      <w:pPr>
-        <w:spacing w:after="0" w:line="240" w:lineRule="auto"/>
-        <w:jc w:val="both"/>
-        <w:rPr>
-          <w:rFonts w:ascii="Arial" w:hAnsi="Arial" w:cs="Arial"/>
-        </w:rPr>
-      </w:pPr>
-      <w:r>
-        <w:rPr>
-          <w:rFonts w:ascii="Arial" w:hAnsi="Arial" w:cs="Arial"/>
-        </w:rPr>
-        <w:t>Authentication</w:t>
-      </w:r>
-      <w:r>
-        <w:rPr>
-          <w:rFonts w:ascii="Arial" w:hAnsi="Arial" w:cs="Arial"/>
-        </w:rPr>
-        <w:t xml:space="preserve"> validation</w:t>
-      </w:r>
-      <w:r>
-        <w:rPr>
-          <w:rFonts w:ascii="Arial" w:hAnsi="Arial" w:cs="Arial"/>
-        </w:rPr>
-        <w:t xml:space="preserve">, decryption and unpacking must be performed by the embedded C code in </w:t>
-      </w:r>
-      <w:r>
-        <w:rPr>
-          <w:rFonts w:ascii="Arial" w:hAnsi="Arial" w:cs="Arial"/>
-          <w:i/>
-          <w:iCs/>
-        </w:rPr>
-        <w:t>/decoder/</w:t>
-      </w:r>
-      <w:proofErr w:type="spellStart"/>
-      <w:r>
-        <w:rPr>
-          <w:rFonts w:ascii="Arial" w:hAnsi="Arial" w:cs="Arial"/>
-          <w:i/>
-          <w:iCs/>
-        </w:rPr>
-        <w:t>src</w:t>
-      </w:r>
-      <w:proofErr w:type="spellEnd"/>
-      <w:r>
-        <w:rPr>
-          <w:rFonts w:ascii="Arial" w:hAnsi="Arial" w:cs="Arial"/>
-          <w:i/>
-          <w:iCs/>
-        </w:rPr>
-        <w:t>/</w:t>
-      </w:r>
-      <w:proofErr w:type="spellStart"/>
-      <w:r>
-        <w:rPr>
-          <w:rFonts w:ascii="Arial" w:hAnsi="Arial" w:cs="Arial"/>
-          <w:i/>
-          <w:iCs/>
-        </w:rPr>
-        <w:t>decoder.c</w:t>
-      </w:r>
-      <w:proofErr w:type="spellEnd"/>
-      <w:r>
-        <w:rPr>
-          <w:rFonts w:ascii="Arial" w:hAnsi="Arial" w:cs="Arial"/>
-        </w:rPr>
-        <w:t>:</w:t>
-      </w:r>
-    </w:p>
-    <w:p>
-      <w:pPr>
-        <w:spacing w:after="0" w:line="240" w:lineRule="auto"/>
-        <w:jc w:val="both"/>
-        <w:rPr>
-          <w:rFonts w:ascii="Arial" w:hAnsi="Arial" w:cs="Arial"/>
-        </w:rPr>
-      </w:pPr>
-    </w:p>
-    <w:p>
-      <w:pPr>
-        <w:spacing w:after="0" w:line="240" w:lineRule="auto"/>
-        <w:jc w:val="both"/>
-        <w:rPr>
-          <w:rFonts w:ascii="Arial" w:hAnsi="Arial" w:cs="Arial"/>
-          <w:i/>
-          <w:iCs/>
-        </w:rPr>
-      </w:pPr>
-      <w:r>
-        <w:rPr>
-          <w:rFonts w:ascii="Arial" w:hAnsi="Arial" w:cs="Arial"/>
-          <w:i/>
-          <w:iCs/>
-        </w:rPr>
-        <w:t xml:space="preserve">int </w:t>
-      </w:r>
-      <w:proofErr w:type="spellStart"/>
-      <w:r>
-        <w:rPr>
-          <w:rFonts w:ascii="Arial" w:hAnsi="Arial" w:cs="Arial"/>
-          <w:i/>
-          <w:iCs/>
-        </w:rPr>
-        <w:t>update_</w:t>
-      </w:r>
-      <w:proofErr w:type="gramStart"/>
-      <w:r>
-        <w:rPr>
-          <w:rFonts w:ascii="Arial" w:hAnsi="Arial" w:cs="Arial"/>
-          <w:i/>
-          <w:iCs/>
-        </w:rPr>
-        <w:t>subscription</w:t>
-      </w:r>
-      <w:proofErr w:type="spellEnd"/>
-      <w:r>
-        <w:rPr>
-          <w:rFonts w:ascii="Arial" w:hAnsi="Arial" w:cs="Arial"/>
-          <w:i/>
-          <w:iCs/>
-        </w:rPr>
-        <w:t>(</w:t>
-      </w:r>
-      <w:proofErr w:type="spellStart"/>
-      <w:proofErr w:type="gramEnd"/>
-      <w:r>
-        <w:rPr>
-          <w:rFonts w:ascii="Arial" w:hAnsi="Arial" w:cs="Arial"/>
-          <w:i/>
-          <w:iCs/>
-        </w:rPr>
-        <w:t>pkt_len_t</w:t>
-      </w:r>
-      <w:proofErr w:type="spellEnd"/>
-      <w:r>
-        <w:rPr>
-          <w:rFonts w:ascii="Arial" w:hAnsi="Arial" w:cs="Arial"/>
-          <w:i/>
-          <w:iCs/>
-        </w:rPr>
-        <w:t xml:space="preserve"> </w:t>
-      </w:r>
-      <w:proofErr w:type="spellStart"/>
-      <w:r>
-        <w:rPr>
-          <w:rFonts w:ascii="Arial" w:hAnsi="Arial" w:cs="Arial"/>
-          <w:i/>
-          <w:iCs/>
-        </w:rPr>
-        <w:t>pkt_len</w:t>
-      </w:r>
-      <w:proofErr w:type="spellEnd"/>
-      <w:r>
-        <w:rPr>
-          <w:rFonts w:ascii="Arial" w:hAnsi="Arial" w:cs="Arial"/>
-          <w:i/>
-          <w:iCs/>
-        </w:rPr>
-        <w:t xml:space="preserve">, </w:t>
-      </w:r>
-      <w:proofErr w:type="spellStart"/>
-      <w:r>
-        <w:rPr>
-          <w:rFonts w:ascii="Arial" w:hAnsi="Arial" w:cs="Arial"/>
-          <w:i/>
-          <w:iCs/>
-        </w:rPr>
-        <w:t>subscription_update_packet_t</w:t>
-      </w:r>
-      <w:proofErr w:type="spellEnd"/>
-      <w:r>
-        <w:rPr>
-          <w:rFonts w:ascii="Arial" w:hAnsi="Arial" w:cs="Arial"/>
-          <w:i/>
-          <w:iCs/>
-        </w:rPr>
-        <w:t xml:space="preserve"> *update)</w:t>
-      </w:r>
-      <w:r>
-        <w:rPr>
-          <w:rFonts w:ascii="Arial" w:hAnsi="Arial" w:cs="Arial"/>
-          <w:i/>
-          <w:iCs/>
-        </w:rPr>
-        <w:t>;</w:t>
-      </w:r>
-    </w:p>
-    <w:p>
-      <w:pPr>
-        <w:spacing w:after="0" w:line="240" w:lineRule="auto"/>
-        <w:jc w:val="both"/>
-        <w:rPr>
-          <w:rFonts w:ascii="Arial" w:hAnsi="Arial" w:cs="Arial"/>
-        </w:rPr>
-      </w:pPr>
-    </w:p>
-    <w:p>
-      <w:pPr>
-        <w:spacing w:after="0" w:line="240" w:lineRule="auto"/>
-        <w:jc w:val="both"/>
-        <w:rPr>
-          <w:rFonts w:ascii="Arial" w:hAnsi="Arial" w:cs="Arial"/>
-        </w:rPr>
-      </w:pPr>
-      <w:r>
-        <w:rPr>
-          <w:rFonts w:ascii="Arial" w:hAnsi="Arial" w:cs="Arial"/>
-        </w:rPr>
-        <w:t xml:space="preserve">The </w:t>
-      </w:r>
-      <w:proofErr w:type="spellStart"/>
-      <w:r>
-        <w:rPr>
-          <w:rFonts w:ascii="Arial" w:hAnsi="Arial" w:cs="Arial"/>
-        </w:rPr>
-        <w:t>W</w:t>
-      </w:r>
-      <w:r>
-        <w:rPr>
-          <w:rFonts w:ascii="Arial" w:hAnsi="Arial" w:cs="Arial"/>
-        </w:rPr>
-        <w:t>olfSSL</w:t>
-      </w:r>
-      <w:proofErr w:type="spellEnd"/>
-      <w:r>
-        <w:rPr>
-          <w:rFonts w:ascii="Arial" w:hAnsi="Arial" w:cs="Arial"/>
-        </w:rPr>
-        <w:t xml:space="preserve"> library supports all needed encryption (AES-256-CBC) and HMAC capabilities (SHA256).</w:t>
-      </w:r>
-      <w:r>
-        <w:rPr>
-          <w:rFonts w:ascii="Arial" w:hAnsi="Arial" w:cs="Arial"/>
-        </w:rPr>
-        <w:t xml:space="preserve"> These are the APIs:</w:t>
-      </w:r>
-    </w:p>
-    <w:p>
-      <w:pPr>
-        <w:spacing w:after="0" w:line="240" w:lineRule="auto"/>
-        <w:jc w:val="both"/>
-        <w:rPr>
-          <w:rFonts w:ascii="Arial" w:hAnsi="Arial" w:cs="Arial"/>
-        </w:rPr>
-      </w:pPr>
-    </w:p>
-    <w:p>
-      <w:pPr>
-        <w:spacing w:after="0" w:line="240" w:lineRule="auto"/>
-        <w:jc w:val="both"/>
-        <w:rPr>
-          <w:rFonts w:ascii="Arial" w:hAnsi="Arial" w:cs="Arial"/>
-          <w:i/>
-          <w:iCs/>
-          <w:sz w:val="20"/>
-          <w:szCs w:val="20"/>
-        </w:rPr>
-      </w:pPr>
-      <w:r>
-        <w:rPr>
-          <w:rFonts w:ascii="Arial" w:hAnsi="Arial" w:cs="Arial"/>
-          <w:i/>
-          <w:iCs/>
-          <w:sz w:val="20"/>
-          <w:szCs w:val="20"/>
-        </w:rPr>
-        <w:t xml:space="preserve">int </w:t>
-      </w:r>
-      <w:proofErr w:type="spellStart"/>
-      <w:r>
-        <w:rPr>
-          <w:rFonts w:ascii="Arial" w:hAnsi="Arial" w:cs="Arial"/>
-          <w:i/>
-          <w:iCs/>
-          <w:sz w:val="20"/>
-          <w:szCs w:val="20"/>
-        </w:rPr>
-        <w:t>wc_</w:t>
-      </w:r>
-      <w:proofErr w:type="gramStart"/>
-      <w:r>
-        <w:rPr>
-          <w:rFonts w:ascii="Arial" w:hAnsi="Arial" w:cs="Arial"/>
-          <w:i/>
-          <w:iCs/>
-          <w:sz w:val="20"/>
-          <w:szCs w:val="20"/>
-        </w:rPr>
-        <w:t>AesSetKey</w:t>
-      </w:r>
-      <w:proofErr w:type="spellEnd"/>
-      <w:r>
-        <w:rPr>
-          <w:rFonts w:ascii="Arial" w:hAnsi="Arial" w:cs="Arial"/>
-          <w:i/>
-          <w:iCs/>
-          <w:sz w:val="20"/>
-          <w:szCs w:val="20"/>
-        </w:rPr>
-        <w:t>(</w:t>
-      </w:r>
-      <w:proofErr w:type="spellStart"/>
-      <w:proofErr w:type="gramEnd"/>
-      <w:r>
-        <w:rPr>
-          <w:rFonts w:ascii="Arial" w:hAnsi="Arial" w:cs="Arial"/>
-          <w:i/>
-          <w:iCs/>
-          <w:sz w:val="20"/>
-          <w:szCs w:val="20"/>
-        </w:rPr>
-        <w:t>Aes</w:t>
-      </w:r>
-      <w:proofErr w:type="spellEnd"/>
-      <w:r>
-        <w:rPr>
-          <w:rFonts w:ascii="Arial" w:hAnsi="Arial" w:cs="Arial"/>
-          <w:i/>
-          <w:iCs/>
-          <w:sz w:val="20"/>
-          <w:szCs w:val="20"/>
-        </w:rPr>
-        <w:t xml:space="preserve"> * </w:t>
-      </w:r>
-      <w:proofErr w:type="spellStart"/>
-      <w:r>
-        <w:rPr>
-          <w:rFonts w:ascii="Arial" w:hAnsi="Arial" w:cs="Arial"/>
-          <w:i/>
-          <w:iCs/>
-          <w:sz w:val="20"/>
-          <w:szCs w:val="20"/>
-        </w:rPr>
-        <w:t>aes</w:t>
-      </w:r>
-      <w:proofErr w:type="spellEnd"/>
-      <w:r>
-        <w:rPr>
-          <w:rFonts w:ascii="Arial" w:hAnsi="Arial" w:cs="Arial"/>
-          <w:i/>
-          <w:iCs/>
-          <w:sz w:val="20"/>
-          <w:szCs w:val="20"/>
-        </w:rPr>
-        <w:t xml:space="preserve">, const byte * key, word32 </w:t>
-      </w:r>
-      <w:proofErr w:type="spellStart"/>
-      <w:r>
-        <w:rPr>
-          <w:rFonts w:ascii="Arial" w:hAnsi="Arial" w:cs="Arial"/>
-          <w:i/>
-          <w:iCs/>
-          <w:sz w:val="20"/>
-          <w:szCs w:val="20"/>
-        </w:rPr>
-        <w:t>len</w:t>
-      </w:r>
-      <w:proofErr w:type="spellEnd"/>
-      <w:r>
-        <w:rPr>
-          <w:rFonts w:ascii="Arial" w:hAnsi="Arial" w:cs="Arial"/>
-          <w:i/>
-          <w:iCs/>
-          <w:sz w:val="20"/>
-          <w:szCs w:val="20"/>
-        </w:rPr>
-        <w:t xml:space="preserve">, const byte * iv, int </w:t>
-      </w:r>
-      <w:proofErr w:type="spellStart"/>
-      <w:r>
-        <w:rPr>
-          <w:rFonts w:ascii="Arial" w:hAnsi="Arial" w:cs="Arial"/>
-          <w:i/>
-          <w:iCs/>
-          <w:sz w:val="20"/>
-          <w:szCs w:val="20"/>
-        </w:rPr>
-        <w:t>dir</w:t>
-      </w:r>
-      <w:proofErr w:type="spellEnd"/>
-      <w:r>
-        <w:rPr>
-          <w:rFonts w:ascii="Arial" w:hAnsi="Arial" w:cs="Arial"/>
-          <w:i/>
-          <w:iCs/>
-          <w:sz w:val="20"/>
-          <w:szCs w:val="20"/>
-        </w:rPr>
-        <w:t>);</w:t>
-      </w:r>
-    </w:p>
-    <w:p>
-      <w:pPr>
-        <w:spacing w:after="0" w:line="240" w:lineRule="auto"/>
-        <w:jc w:val="both"/>
-        <w:rPr>
-          <w:rFonts w:ascii="Arial" w:hAnsi="Arial" w:cs="Arial"/>
-          <w:i/>
-          <w:iCs/>
-          <w:sz w:val="20"/>
-          <w:szCs w:val="20"/>
-        </w:rPr>
-      </w:pPr>
-      <w:r>
-        <w:rPr>
-          <w:rFonts w:ascii="Arial" w:hAnsi="Arial" w:cs="Arial"/>
-          <w:i/>
-          <w:iCs/>
-          <w:sz w:val="20"/>
-          <w:szCs w:val="20"/>
-        </w:rPr>
-        <w:t xml:space="preserve">int </w:t>
-      </w:r>
-      <w:proofErr w:type="spellStart"/>
-      <w:r>
-        <w:rPr>
-          <w:rFonts w:ascii="Arial" w:hAnsi="Arial" w:cs="Arial"/>
-          <w:i/>
-          <w:iCs/>
-          <w:sz w:val="20"/>
-          <w:szCs w:val="20"/>
-        </w:rPr>
-        <w:t>wc_</w:t>
-      </w:r>
-      <w:proofErr w:type="gramStart"/>
-      <w:r>
-        <w:rPr>
-          <w:rFonts w:ascii="Arial" w:hAnsi="Arial" w:cs="Arial"/>
-          <w:i/>
-          <w:iCs/>
-          <w:sz w:val="20"/>
-          <w:szCs w:val="20"/>
-        </w:rPr>
-        <w:t>AesSetIV</w:t>
-      </w:r>
-      <w:proofErr w:type="spellEnd"/>
-      <w:r>
-        <w:rPr>
-          <w:rFonts w:ascii="Arial" w:hAnsi="Arial" w:cs="Arial"/>
-          <w:i/>
-          <w:iCs/>
-          <w:sz w:val="20"/>
-          <w:szCs w:val="20"/>
-        </w:rPr>
-        <w:t>(</w:t>
-      </w:r>
-      <w:proofErr w:type="spellStart"/>
-      <w:proofErr w:type="gramEnd"/>
-      <w:r>
-        <w:rPr>
-          <w:rFonts w:ascii="Arial" w:hAnsi="Arial" w:cs="Arial"/>
-          <w:i/>
-          <w:iCs/>
-          <w:sz w:val="20"/>
-          <w:szCs w:val="20"/>
-        </w:rPr>
-        <w:t>Aes</w:t>
-      </w:r>
-      <w:proofErr w:type="spellEnd"/>
-      <w:r>
-        <w:rPr>
-          <w:rFonts w:ascii="Arial" w:hAnsi="Arial" w:cs="Arial"/>
-          <w:i/>
-          <w:iCs/>
-          <w:sz w:val="20"/>
-          <w:szCs w:val="20"/>
-        </w:rPr>
-        <w:t xml:space="preserve"> * </w:t>
-      </w:r>
-      <w:proofErr w:type="spellStart"/>
-      <w:r>
-        <w:rPr>
-          <w:rFonts w:ascii="Arial" w:hAnsi="Arial" w:cs="Arial"/>
-          <w:i/>
-          <w:iCs/>
-          <w:sz w:val="20"/>
-          <w:szCs w:val="20"/>
-        </w:rPr>
-        <w:t>aes</w:t>
-      </w:r>
-      <w:proofErr w:type="spellEnd"/>
-      <w:r>
-        <w:rPr>
-          <w:rFonts w:ascii="Arial" w:hAnsi="Arial" w:cs="Arial"/>
-          <w:i/>
-          <w:iCs/>
-          <w:sz w:val="20"/>
-          <w:szCs w:val="20"/>
-        </w:rPr>
-        <w:t>, const byte * iv);</w:t>
-      </w:r>
-    </w:p>
-    <w:p>
-      <w:pPr>
-        <w:spacing w:after="0" w:line="240" w:lineRule="auto"/>
-        <w:jc w:val="both"/>
-        <w:rPr>
-          <w:rFonts w:ascii="Arial" w:hAnsi="Arial" w:cs="Arial"/>
-          <w:i/>
-          <w:iCs/>
-          <w:sz w:val="20"/>
-          <w:szCs w:val="20"/>
-        </w:rPr>
-      </w:pPr>
-      <w:r>
-        <w:rPr>
-          <w:rFonts w:ascii="Arial" w:hAnsi="Arial" w:cs="Arial"/>
-          <w:i/>
-          <w:iCs/>
-          <w:sz w:val="20"/>
-          <w:szCs w:val="20"/>
-        </w:rPr>
-        <w:t xml:space="preserve">int </w:t>
-      </w:r>
-      <w:proofErr w:type="spellStart"/>
-      <w:r>
-        <w:rPr>
-          <w:rFonts w:ascii="Arial" w:hAnsi="Arial" w:cs="Arial"/>
-          <w:i/>
-          <w:iCs/>
-          <w:sz w:val="20"/>
-          <w:szCs w:val="20"/>
-        </w:rPr>
-        <w:t>wc_</w:t>
-      </w:r>
-      <w:proofErr w:type="gramStart"/>
-      <w:r>
-        <w:rPr>
-          <w:rFonts w:ascii="Arial" w:hAnsi="Arial" w:cs="Arial"/>
-          <w:i/>
-          <w:iCs/>
-          <w:sz w:val="20"/>
-          <w:szCs w:val="20"/>
-        </w:rPr>
-        <w:t>AesCbcDecrypt</w:t>
-      </w:r>
-      <w:proofErr w:type="spellEnd"/>
-      <w:r>
-        <w:rPr>
-          <w:rFonts w:ascii="Arial" w:hAnsi="Arial" w:cs="Arial"/>
-          <w:i/>
-          <w:iCs/>
-          <w:sz w:val="20"/>
-          <w:szCs w:val="20"/>
-        </w:rPr>
-        <w:t>(</w:t>
-      </w:r>
-      <w:proofErr w:type="spellStart"/>
-      <w:proofErr w:type="gramEnd"/>
-      <w:r>
-        <w:rPr>
-          <w:rFonts w:ascii="Arial" w:hAnsi="Arial" w:cs="Arial"/>
-          <w:i/>
-          <w:iCs/>
-          <w:sz w:val="20"/>
-          <w:szCs w:val="20"/>
-        </w:rPr>
-        <w:t>Aes</w:t>
-      </w:r>
-      <w:proofErr w:type="spellEnd"/>
-      <w:r>
-        <w:rPr>
-          <w:rFonts w:ascii="Arial" w:hAnsi="Arial" w:cs="Arial"/>
-          <w:i/>
-          <w:iCs/>
-          <w:sz w:val="20"/>
-          <w:szCs w:val="20"/>
-        </w:rPr>
-        <w:t xml:space="preserve"> * </w:t>
-      </w:r>
-      <w:proofErr w:type="spellStart"/>
-      <w:r>
-        <w:rPr>
-          <w:rFonts w:ascii="Arial" w:hAnsi="Arial" w:cs="Arial"/>
-          <w:i/>
-          <w:iCs/>
-          <w:sz w:val="20"/>
-          <w:szCs w:val="20"/>
-        </w:rPr>
-        <w:t>aes</w:t>
-      </w:r>
-      <w:proofErr w:type="spellEnd"/>
-      <w:r>
-        <w:rPr>
-          <w:rFonts w:ascii="Arial" w:hAnsi="Arial" w:cs="Arial"/>
-          <w:i/>
-          <w:iCs/>
-          <w:sz w:val="20"/>
-          <w:szCs w:val="20"/>
-        </w:rPr>
-        <w:t xml:space="preserve">, byte * out, const byte * in, word32 </w:t>
-      </w:r>
-      <w:proofErr w:type="spellStart"/>
-      <w:r>
-        <w:rPr>
-          <w:rFonts w:ascii="Arial" w:hAnsi="Arial" w:cs="Arial"/>
-          <w:i/>
-          <w:iCs/>
-          <w:sz w:val="20"/>
-          <w:szCs w:val="20"/>
-        </w:rPr>
-        <w:t>sz</w:t>
-      </w:r>
-      <w:proofErr w:type="spellEnd"/>
-      <w:r>
-        <w:rPr>
-          <w:rFonts w:ascii="Arial" w:hAnsi="Arial" w:cs="Arial"/>
-          <w:i/>
-          <w:iCs/>
-          <w:sz w:val="20"/>
-          <w:szCs w:val="20"/>
-        </w:rPr>
-        <w:t>);</w:t>
-      </w:r>
-    </w:p>
-    <w:p>
-      <w:pPr>
-        <w:spacing w:after="0" w:line="240" w:lineRule="auto"/>
-        <w:jc w:val="both"/>
-        <w:rPr>
-          <w:rFonts w:ascii="Arial" w:hAnsi="Arial" w:cs="Arial"/>
-          <w:i/>
-          <w:iCs/>
-          <w:sz w:val="20"/>
-          <w:szCs w:val="20"/>
-        </w:rPr>
-      </w:pPr>
-      <w:r>
-        <w:rPr>
-          <w:rFonts w:ascii="Arial" w:hAnsi="Arial" w:cs="Arial"/>
-          <w:i/>
-          <w:iCs/>
-          <w:sz w:val="20"/>
-          <w:szCs w:val="20"/>
-        </w:rPr>
-        <w:t xml:space="preserve">int wc_InitSha512(wc_Sha512 </w:t>
-      </w:r>
-      <w:proofErr w:type="gramStart"/>
-      <w:r>
-        <w:rPr>
-          <w:rFonts w:ascii="Arial" w:hAnsi="Arial" w:cs="Arial"/>
-          <w:i/>
-          <w:iCs/>
-          <w:sz w:val="20"/>
-          <w:szCs w:val="20"/>
-        </w:rPr>
-        <w:t>* )</w:t>
-      </w:r>
-      <w:proofErr w:type="gramEnd"/>
-      <w:r>
-        <w:rPr>
-          <w:rFonts w:ascii="Arial" w:hAnsi="Arial" w:cs="Arial"/>
-          <w:i/>
-          <w:iCs/>
-          <w:sz w:val="20"/>
-          <w:szCs w:val="20"/>
-        </w:rPr>
-        <w:t>;</w:t>
-      </w:r>
-    </w:p>
-    <w:p>
-      <w:pPr>
-        <w:spacing w:after="0" w:line="240" w:lineRule="auto"/>
-        <w:jc w:val="both"/>
-        <w:rPr>
-          <w:rFonts w:ascii="Arial" w:hAnsi="Arial" w:cs="Arial"/>
-          <w:i/>
-          <w:iCs/>
-          <w:sz w:val="20"/>
-          <w:szCs w:val="20"/>
-        </w:rPr>
-      </w:pPr>
-      <w:r>
-        <w:rPr>
-          <w:rFonts w:ascii="Arial" w:hAnsi="Arial" w:cs="Arial"/>
-          <w:i/>
-          <w:iCs/>
-          <w:sz w:val="20"/>
-          <w:szCs w:val="20"/>
-        </w:rPr>
-        <w:t>int wc_Sha512</w:t>
-      </w:r>
-      <w:proofErr w:type="gramStart"/>
-      <w:r>
-        <w:rPr>
-          <w:rFonts w:ascii="Arial" w:hAnsi="Arial" w:cs="Arial"/>
-          <w:i/>
-          <w:iCs/>
-          <w:sz w:val="20"/>
-          <w:szCs w:val="20"/>
-        </w:rPr>
-        <w:t>Update(</w:t>
-      </w:r>
-      <w:proofErr w:type="gramEnd"/>
-      <w:r>
-        <w:rPr>
-          <w:rFonts w:ascii="Arial" w:hAnsi="Arial" w:cs="Arial"/>
-          <w:i/>
-          <w:iCs/>
-          <w:sz w:val="20"/>
-          <w:szCs w:val="20"/>
-        </w:rPr>
-        <w:t xml:space="preserve">wc_Sha512 * sha, const byte * data, word32 </w:t>
-      </w:r>
-      <w:proofErr w:type="spellStart"/>
-      <w:r>
-        <w:rPr>
-          <w:rFonts w:ascii="Arial" w:hAnsi="Arial" w:cs="Arial"/>
-          <w:i/>
-          <w:iCs/>
-          <w:sz w:val="20"/>
-          <w:szCs w:val="20"/>
-        </w:rPr>
-        <w:t>len</w:t>
-      </w:r>
-      <w:proofErr w:type="spellEnd"/>
-      <w:r>
-        <w:rPr>
-          <w:rFonts w:ascii="Arial" w:hAnsi="Arial" w:cs="Arial"/>
-          <w:i/>
-          <w:iCs/>
-          <w:sz w:val="20"/>
-          <w:szCs w:val="20"/>
-        </w:rPr>
-        <w:t>);</w:t>
-      </w:r>
-    </w:p>
-    <w:p>
-      <w:pPr>
-        <w:spacing w:after="0" w:line="240" w:lineRule="auto"/>
-        <w:jc w:val="both"/>
-        <w:rPr>
-          <w:rFonts w:ascii="Arial" w:hAnsi="Arial" w:cs="Arial"/>
-          <w:i/>
-          <w:iCs/>
-          <w:sz w:val="20"/>
-          <w:szCs w:val="20"/>
-        </w:rPr>
-      </w:pPr>
-      <w:r>
-        <w:rPr>
-          <w:rFonts w:ascii="Arial" w:hAnsi="Arial" w:cs="Arial"/>
-          <w:i/>
-          <w:iCs/>
-          <w:sz w:val="20"/>
-          <w:szCs w:val="20"/>
-        </w:rPr>
-        <w:t>int wc_Sha512</w:t>
-      </w:r>
-      <w:proofErr w:type="gramStart"/>
-      <w:r>
-        <w:rPr>
-          <w:rFonts w:ascii="Arial" w:hAnsi="Arial" w:cs="Arial"/>
-          <w:i/>
-          <w:iCs/>
-          <w:sz w:val="20"/>
-          <w:szCs w:val="20"/>
-        </w:rPr>
-        <w:t>Final(</w:t>
-      </w:r>
-      <w:proofErr w:type="gramEnd"/>
-      <w:r>
-        <w:rPr>
-          <w:rFonts w:ascii="Arial" w:hAnsi="Arial" w:cs="Arial"/>
-          <w:i/>
-          <w:iCs/>
-          <w:sz w:val="20"/>
-          <w:szCs w:val="20"/>
-        </w:rPr>
-        <w:t>wc_Sha512 * sha512, byte * hash);</w:t>
-      </w:r>
-    </w:p>
-    <w:p>
-      <w:pPr>
-        <w:spacing w:after="0" w:line="240" w:lineRule="auto"/>
-        <w:jc w:val="both"/>
-        <w:rPr>
-          <w:rFonts w:ascii="Arial" w:hAnsi="Arial" w:cs="Arial"/>
-        </w:rPr>
-      </w:pPr>
-    </w:p>
-    <w:p>
-      <w:pPr>
-        <w:spacing w:after="0" w:line="240" w:lineRule="auto"/>
-        <w:jc w:val="both"/>
-        <w:rPr>
-          <w:rFonts w:ascii="Arial" w:hAnsi="Arial" w:cs="Arial"/>
-        </w:rPr>
-      </w:pPr>
-      <w:r>
-        <w:rPr>
-          <w:rFonts w:ascii="Arial" w:hAnsi="Arial" w:cs="Arial"/>
-        </w:rPr>
-        <w:t xml:space="preserve">As in the previous section, note that for CM support (as described in RFC3711), although </w:t>
-      </w:r>
-      <w:proofErr w:type="spellStart"/>
-      <w:r>
-        <w:rPr>
-          <w:rFonts w:ascii="Arial" w:hAnsi="Arial" w:cs="Arial"/>
-        </w:rPr>
-        <w:t>WolfSSL</w:t>
-      </w:r>
-      <w:proofErr w:type="spellEnd"/>
-      <w:r>
-        <w:rPr>
-          <w:rFonts w:ascii="Arial" w:hAnsi="Arial" w:cs="Arial"/>
-        </w:rPr>
-        <w:t xml:space="preserve"> supports counter mode, we will follow the implementation in the RFC due to its </w:t>
-      </w:r>
+        <w:t xml:space="preserve">    memcpy(iv, kse, BLOCK_SIZE);</w:t>
+      </w:r>
+    </w:p>
+    <w:p>
+      <w:pPr>
+        <w:spacing w:after="0" w:line="240" w:lineRule="auto"/>
+        <w:jc w:val="both"/>
+        <w:rPr>
+          <w:rFonts w:ascii="Arial" w:hAnsi="Arial" w:cs="Arial"/>
+        </w:rPr>
+      </w:pPr>
+    </w:p>
+    <w:p>
+      <w:pPr>
+        <w:spacing w:after="0" w:line="240" w:lineRule="auto"/>
+        <w:jc w:val="both"/>
+        <w:rPr>
+          <w:rFonts w:ascii="Arial" w:hAnsi="Arial" w:cs="Arial"/>
+        </w:rPr>
+      </w:pPr>
       <w:r>
         <w:rPr>
           <w:rFonts w:ascii="Arial" w:hAnsi="Arial" w:cs="Arial"/>
         </w:rPr>
         <w:lastRenderedPageBreak/>
-        <w:t>simplicity. Again, this is to provide additional entropy with very low additional computational complexity.</w:t>
+        <w:t xml:space="preserve">During subscription, the </w:t>
+      </w:r>
+      <w:r>
+        <w:rPr>
+          <w:rFonts w:ascii="Arial" w:hAnsi="Arial" w:cs="Arial"/>
+        </w:rPr>
+        <w:t xml:space="preserve">subscription </w:t>
+      </w:r>
+      <w:r>
+        <w:rPr>
+          <w:rFonts w:ascii="Arial" w:hAnsi="Arial" w:cs="Arial"/>
+        </w:rPr>
+        <w:t xml:space="preserve">decoder ID will be verified to make sure it </w:t>
+      </w:r>
+      <w:r>
+        <w:rPr>
+          <w:rFonts w:ascii="Arial" w:hAnsi="Arial" w:cs="Arial"/>
+        </w:rPr>
+        <w:t>matches the ID of the actual decoder. Similarly, the channels will be verified to make sure they complied with those specified in the secret.</w:t>
       </w:r>
     </w:p>
     <w:p>
@@ -6729,46 +7322,339 @@
         <w:rPr>
           <w:rFonts w:ascii="Arial" w:hAnsi="Arial" w:cs="Arial"/>
         </w:rPr>
-        <w:t>Also, this prevents re-keying which is not possible due to the lack of real-time communication between encoder/encryptor and decoder/</w:t>
-      </w:r>
-      <w:proofErr w:type="spellStart"/>
-      <w:r>
-        <w:rPr>
-          <w:rFonts w:ascii="Arial" w:hAnsi="Arial" w:cs="Arial"/>
-        </w:rPr>
-        <w:t>decryptor</w:t>
-      </w:r>
-      <w:proofErr w:type="spellEnd"/>
-      <w:r>
-        <w:rPr>
-          <w:rFonts w:ascii="Arial" w:hAnsi="Arial" w:cs="Arial"/>
-        </w:rPr>
-        <w:t>.</w:t>
-      </w:r>
-    </w:p>
-    <w:p>
-      <w:pPr>
-        <w:spacing w:after="0" w:line="240" w:lineRule="auto"/>
-        <w:jc w:val="both"/>
-        <w:rPr>
-          <w:rFonts w:ascii="Arial" w:hAnsi="Arial" w:cs="Arial"/>
-        </w:rPr>
-      </w:pPr>
-    </w:p>
-    <w:p>
-      <w:pPr>
-        <w:spacing w:after="0" w:line="240" w:lineRule="auto"/>
-        <w:jc w:val="both"/>
-        <w:rPr>
-          <w:rFonts w:ascii="Arial" w:hAnsi="Arial" w:cs="Arial"/>
-        </w:rPr>
-      </w:pPr>
-      <w:r>
-        <w:rPr>
-          <w:rFonts w:ascii="Arial" w:hAnsi="Arial" w:cs="Arial"/>
-        </w:rPr>
-        <w:t>For both video and subscription packets, the encryption keys (</w:t>
-      </w:r>
+        <w:t>Also, this prevents re-keying which is not possible due to the lack of real-time communication between encoder/encryptor and decoder/decryptor.</w:t>
+      </w:r>
+    </w:p>
+    <w:p>
+      <w:pPr>
+        <w:spacing w:after="0" w:line="240" w:lineRule="auto"/>
+        <w:jc w:val="both"/>
+        <w:rPr>
+          <w:rFonts w:ascii="Arial" w:hAnsi="Arial" w:cs="Arial"/>
+        </w:rPr>
+      </w:pPr>
+    </w:p>
+    <w:p>
+      <w:pPr>
+        <w:spacing w:after="0" w:line="240" w:lineRule="auto"/>
+        <w:jc w:val="both"/>
+        <w:rPr>
+          <w:rFonts w:ascii="Arial" w:eastAsiaTheme="minorEastAsia" w:hAnsi="Arial" w:cs="Arial"/>
+        </w:rPr>
+      </w:pPr>
+      <w:r>
+        <w:rPr>
+          <w:rFonts w:ascii="Arial" w:eastAsiaTheme="minorEastAsia" w:hAnsi="Arial" w:cs="Arial"/>
+        </w:rPr>
+        <w:t>To simplify the design, the secret is a 96-byte random string generated as follows:</w:t>
+      </w:r>
+    </w:p>
+    <w:p>
+      <w:pPr>
+        <w:spacing w:after="0" w:line="240" w:lineRule="auto"/>
+        <w:jc w:val="both"/>
+        <w:rPr>
+          <w:rFonts w:ascii="Arial" w:eastAsiaTheme="minorEastAsia" w:hAnsi="Arial" w:cs="Arial"/>
+        </w:rPr>
+      </w:pPr>
+    </w:p>
+    <w:p>
+      <w:pPr>
+        <w:spacing w:after="0" w:line="240" w:lineRule="auto"/>
+        <w:jc w:val="both"/>
+        <w:rPr>
+          <w:rFonts w:ascii="Arial" w:eastAsiaTheme="minorEastAsia" w:hAnsi="Arial" w:cs="Arial"/>
+          <w:i/>
+          <w:iCs/>
+          <w:sz w:val="20"/>
+          <w:szCs w:val="20"/>
+        </w:rPr>
+      </w:pPr>
+      <w:r>
+        <w:rPr>
+          <w:rFonts w:ascii="Arial" w:eastAsiaTheme="minorEastAsia" w:hAnsi="Arial" w:cs="Arial"/>
+          <w:i/>
+          <w:iCs/>
+          <w:sz w:val="20"/>
+          <w:szCs w:val="20"/>
+        </w:rPr>
+        <w:t xml:space="preserve">    secrets = {</w:t>
+      </w:r>
+    </w:p>
+    <w:p>
+      <w:pPr>
+        <w:spacing w:after="0" w:line="240" w:lineRule="auto"/>
+        <w:jc w:val="both"/>
+        <w:rPr>
+          <w:rFonts w:ascii="Arial" w:eastAsiaTheme="minorEastAsia" w:hAnsi="Arial" w:cs="Arial"/>
+          <w:i/>
+          <w:iCs/>
+          <w:sz w:val="20"/>
+          <w:szCs w:val="20"/>
+        </w:rPr>
+      </w:pPr>
+      <w:r>
+        <w:rPr>
+          <w:rFonts w:ascii="Arial" w:eastAsiaTheme="minorEastAsia" w:hAnsi="Arial" w:cs="Arial"/>
+          <w:i/>
+          <w:iCs/>
+          <w:sz w:val="20"/>
+          <w:szCs w:val="20"/>
+        </w:rPr>
+        <w:t xml:space="preserve">        "channels": channels,</w:t>
+      </w:r>
+    </w:p>
+    <w:p>
+      <w:pPr>
+        <w:spacing w:after="0" w:line="240" w:lineRule="auto"/>
+        <w:jc w:val="both"/>
+        <w:rPr>
+          <w:rFonts w:ascii="Arial" w:eastAsiaTheme="minorEastAsia" w:hAnsi="Arial" w:cs="Arial"/>
+          <w:i/>
+          <w:iCs/>
+          <w:sz w:val="20"/>
+          <w:szCs w:val="20"/>
+        </w:rPr>
+      </w:pPr>
+      <w:r>
+        <w:rPr>
+          <w:rFonts w:ascii="Arial" w:eastAsiaTheme="minorEastAsia" w:hAnsi="Arial" w:cs="Arial"/>
+          <w:i/>
+          <w:iCs/>
+          <w:sz w:val="20"/>
+          <w:szCs w:val="20"/>
+        </w:rPr>
+        <w:t xml:space="preserve">        "some_secrets": os.urandom(48).hex(),</w:t>
+      </w:r>
+    </w:p>
+    <w:p>
+      <w:pPr>
+        <w:spacing w:after="0" w:line="240" w:lineRule="auto"/>
+        <w:jc w:val="both"/>
+        <w:rPr>
+          <w:rFonts w:ascii="Arial" w:eastAsiaTheme="minorEastAsia" w:hAnsi="Arial" w:cs="Arial"/>
+          <w:i/>
+          <w:iCs/>
+          <w:sz w:val="20"/>
+          <w:szCs w:val="20"/>
+        </w:rPr>
+      </w:pPr>
+      <w:r>
+        <w:rPr>
+          <w:rFonts w:ascii="Arial" w:eastAsiaTheme="minorEastAsia" w:hAnsi="Arial" w:cs="Arial"/>
+          <w:i/>
+          <w:iCs/>
+          <w:sz w:val="20"/>
+          <w:szCs w:val="20"/>
+        </w:rPr>
+        <w:t xml:space="preserve">    }</w:t>
+      </w:r>
+    </w:p>
+    <w:p>
+      <w:pPr>
+        <w:spacing w:after="0" w:line="240" w:lineRule="auto"/>
+        <w:jc w:val="both"/>
+        <w:rPr>
+          <w:rFonts w:ascii="Arial" w:eastAsiaTheme="minorEastAsia" w:hAnsi="Arial" w:cs="Arial"/>
+        </w:rPr>
+      </w:pPr>
+    </w:p>
+    <w:p>
+      <w:pPr>
+        <w:spacing w:after="0" w:line="240" w:lineRule="auto"/>
+        <w:jc w:val="both"/>
+        <w:rPr>
+          <w:rFonts w:ascii="Arial" w:eastAsiaTheme="minorEastAsia" w:hAnsi="Arial" w:cs="Arial"/>
+        </w:rPr>
+      </w:pPr>
+      <w:r>
+        <w:rPr>
+          <w:rFonts w:ascii="Arial" w:eastAsiaTheme="minorEastAsia" w:hAnsi="Arial" w:cs="Arial"/>
+        </w:rPr>
+        <w:t>These secrets are propagated down to the encoder, gen_subscription and decoder modules and keys are generated as HMAC codes of the secret with keys based on segments of the actual secret as follows:</w:t>
+      </w:r>
+    </w:p>
+    <w:p>
+      <w:pPr>
+        <w:spacing w:after="0" w:line="240" w:lineRule="auto"/>
+        <w:jc w:val="both"/>
+        <w:rPr>
+          <w:rFonts w:ascii="Arial" w:eastAsiaTheme="minorEastAsia" w:hAnsi="Arial" w:cs="Arial"/>
+        </w:rPr>
+      </w:pPr>
+    </w:p>
+    <w:p>
+      <w:pPr>
+        <w:spacing w:after="0" w:line="240" w:lineRule="auto"/>
+        <w:jc w:val="both"/>
+        <w:rPr>
+          <w:rFonts w:ascii="Arial" w:eastAsiaTheme="minorEastAsia" w:hAnsi="Arial" w:cs="Arial"/>
+        </w:rPr>
+      </w:pPr>
+      <w:r>
+        <w:rPr>
+          <w:rFonts w:ascii="Arial" w:eastAsiaTheme="minorEastAsia" w:hAnsi="Arial" w:cs="Arial"/>
+        </w:rPr>
+        <w:t xml:space="preserve">    kve = hmac_sha256(array, array[0:32])</w:t>
+      </w:r>
+    </w:p>
+    <w:p>
+      <w:pPr>
+        <w:spacing w:after="0" w:line="240" w:lineRule="auto"/>
+        <w:jc w:val="both"/>
+        <w:rPr>
+          <w:rFonts w:ascii="Arial" w:eastAsiaTheme="minorEastAsia" w:hAnsi="Arial" w:cs="Arial"/>
+        </w:rPr>
+      </w:pPr>
+      <w:r>
+        <w:rPr>
+          <w:rFonts w:ascii="Arial" w:eastAsiaTheme="minorEastAsia" w:hAnsi="Arial" w:cs="Arial"/>
+        </w:rPr>
+        <w:t xml:space="preserve">    kse = hmac_sha256(array, array[5:37])</w:t>
+      </w:r>
+    </w:p>
+    <w:p>
+      <w:pPr>
+        <w:spacing w:after="0" w:line="240" w:lineRule="auto"/>
+        <w:jc w:val="both"/>
+        <w:rPr>
+          <w:rFonts w:ascii="Arial" w:eastAsiaTheme="minorEastAsia" w:hAnsi="Arial" w:cs="Arial"/>
+        </w:rPr>
+      </w:pPr>
+      <w:r>
+        <w:rPr>
+          <w:rFonts w:ascii="Arial" w:eastAsiaTheme="minorEastAsia" w:hAnsi="Arial" w:cs="Arial"/>
+        </w:rPr>
+        <w:t xml:space="preserve">    kfe = hmac_sha256(array, array[10:42])</w:t>
+      </w:r>
+    </w:p>
+    <w:p>
+      <w:pPr>
+        <w:spacing w:after="0" w:line="240" w:lineRule="auto"/>
+        <w:jc w:val="both"/>
+        <w:rPr>
+          <w:rFonts w:ascii="Arial" w:eastAsiaTheme="minorEastAsia" w:hAnsi="Arial" w:cs="Arial"/>
+        </w:rPr>
+      </w:pPr>
+    </w:p>
+    <w:p>
+      <w:pPr>
+        <w:spacing w:after="0" w:line="240" w:lineRule="auto"/>
+        <w:jc w:val="both"/>
+        <w:rPr>
+          <w:rFonts w:ascii="Arial" w:eastAsiaTheme="minorEastAsia" w:hAnsi="Arial" w:cs="Arial"/>
+        </w:rPr>
+      </w:pPr>
+      <w:r>
+        <w:rPr>
+          <w:rFonts w:ascii="Arial" w:eastAsiaTheme="minorEastAsia" w:hAnsi="Arial" w:cs="Arial"/>
+        </w:rPr>
+        <w:t xml:space="preserve">    kva = hmac_sha256(array, array[15:47])</w:t>
+      </w:r>
+    </w:p>
+    <w:p>
+      <w:pPr>
+        <w:spacing w:after="0" w:line="240" w:lineRule="auto"/>
+        <w:jc w:val="both"/>
+        <w:rPr>
+          <w:rFonts w:ascii="Arial" w:eastAsiaTheme="minorEastAsia" w:hAnsi="Arial" w:cs="Arial"/>
+        </w:rPr>
+      </w:pPr>
+      <w:r>
+        <w:rPr>
+          <w:rFonts w:ascii="Arial" w:eastAsiaTheme="minorEastAsia" w:hAnsi="Arial" w:cs="Arial"/>
+        </w:rPr>
+        <w:t xml:space="preserve">    ksa = hmac_sha256(array, array[20:52])</w:t>
+      </w:r>
+    </w:p>
+    <w:p>
+      <w:pPr>
+        <w:spacing w:after="0" w:line="240" w:lineRule="auto"/>
+        <w:jc w:val="both"/>
+        <w:rPr>
+          <w:rFonts w:ascii="Arial" w:eastAsiaTheme="minorEastAsia" w:hAnsi="Arial" w:cs="Arial"/>
+        </w:rPr>
+      </w:pPr>
+      <w:r>
+        <w:rPr>
+          <w:rFonts w:ascii="Arial" w:eastAsiaTheme="minorEastAsia" w:hAnsi="Arial" w:cs="Arial"/>
+        </w:rPr>
+        <w:t xml:space="preserve">    kfa = hmac_sha256(array, array[25:57])</w:t>
+      </w:r>
+    </w:p>
+    <w:p>
+      <w:pPr>
+        <w:spacing w:after="0" w:line="240" w:lineRule="auto"/>
+        <w:jc w:val="both"/>
+        <w:rPr>
+          <w:rFonts w:ascii="Arial" w:eastAsiaTheme="minorEastAsia" w:hAnsi="Arial" w:cs="Arial"/>
+        </w:rPr>
+      </w:pPr>
+    </w:p>
+    <w:p>
+      <w:pPr>
+        <w:spacing w:after="0" w:line="240" w:lineRule="auto"/>
+        <w:jc w:val="both"/>
+        <w:rPr>
+          <w:rFonts w:ascii="Arial" w:eastAsiaTheme="minorEastAsia" w:hAnsi="Arial" w:cs="Arial"/>
+        </w:rPr>
+      </w:pPr>
+      <w:r>
+        <w:rPr>
+          <w:rFonts w:ascii="Arial" w:eastAsiaTheme="minorEastAsia" w:hAnsi="Arial" w:cs="Arial"/>
+        </w:rPr>
+        <w:t>For example, if the secret is:</w:t>
+      </w:r>
+    </w:p>
+    <w:p>
+      <w:pPr>
+        <w:spacing w:after="0" w:line="240" w:lineRule="auto"/>
+        <w:jc w:val="both"/>
+        <w:rPr>
+          <w:rFonts w:ascii="Arial" w:eastAsiaTheme="minorEastAsia" w:hAnsi="Arial" w:cs="Arial"/>
+        </w:rPr>
+      </w:pPr>
+    </w:p>
+    <w:p>
+      <w:pPr>
+        <w:spacing w:after="0" w:line="240" w:lineRule="auto"/>
+        <w:jc w:val="both"/>
+        <w:rPr>
+          <w:rFonts w:ascii="Arial" w:eastAsiaTheme="minorEastAsia" w:hAnsi="Arial" w:cs="Arial"/>
+          <w:i/>
+          <w:iCs/>
+          <w:sz w:val="20"/>
+          <w:szCs w:val="20"/>
+        </w:rPr>
+      </w:pPr>
+      <w:r>
+        <w:rPr>
+          <w:rFonts w:ascii="Arial" w:eastAsiaTheme="minorEastAsia" w:hAnsi="Arial" w:cs="Arial"/>
+          <w:i/>
+          <w:iCs/>
+          <w:sz w:val="20"/>
+          <w:szCs w:val="20"/>
+        </w:rPr>
+        <w:t>581604de4230ac1683a944b2af8a3bc2791cd58837bf7d6cfdc2291df5d6ba4319cdd23b50be31600b6a3284c5c1f4fc</w:t>
+      </w:r>
+    </w:p>
+    <w:p>
+      <w:pPr>
+        <w:spacing w:after="0" w:line="240" w:lineRule="auto"/>
+        <w:jc w:val="both"/>
+        <w:rPr>
+          <w:rFonts w:ascii="Arial" w:eastAsiaTheme="minorEastAsia" w:hAnsi="Arial" w:cs="Arial"/>
+        </w:rPr>
+      </w:pPr>
+    </w:p>
+    <w:p>
+      <w:pPr>
+        <w:spacing w:after="0" w:line="240" w:lineRule="auto"/>
+        <w:jc w:val="both"/>
+        <w:rPr>
+          <w:rFonts w:ascii="Arial" w:eastAsiaTheme="minorEastAsia" w:hAnsi="Arial" w:cs="Arial"/>
+        </w:rPr>
+      </w:pPr>
       <m:oMath>
         <m:sSub>
           <m:sSubPr>
@@ -6784,7 +7670,13 @@
               <w:rPr>
                 <w:rFonts w:ascii="Cambria Math" w:hAnsi="Cambria Math" w:cs="Arial"/>
               </w:rPr>
-              <m:t>KV</m:t>
+              <m:t>K</m:t>
+            </m:r>
+            <m:r>
+              <w:rPr>
+                <w:rFonts w:ascii="Cambria Math" w:hAnsi="Cambria Math" w:cs="Arial"/>
+              </w:rPr>
+              <m:t>S</m:t>
             </m:r>
           </m:e>
           <m:sub>
@@ -6801,184 +7693,153 @@
         <w:rPr>
           <w:rFonts w:ascii="Arial" w:eastAsiaTheme="minorEastAsia" w:hAnsi="Arial" w:cs="Arial"/>
         </w:rPr>
-        <w:t xml:space="preserve"> and </w:t>
-      </w:r>
-      <m:oMath>
-        <m:sSub>
-          <m:sSubPr>
-            <m:ctrlPr>
-              <w:rPr>
-                <w:rFonts w:ascii="Cambria Math" w:hAnsi="Cambria Math" w:cs="Arial"/>
-                <w:i/>
-              </w:rPr>
-            </m:ctrlPr>
-          </m:sSubPr>
-          <m:e>
-            <m:r>
-              <w:rPr>
-                <w:rFonts w:ascii="Cambria Math" w:hAnsi="Cambria Math" w:cs="Arial"/>
-              </w:rPr>
-              <m:t>KS</m:t>
-            </m:r>
-          </m:e>
-          <m:sub>
-            <m:r>
-              <w:rPr>
-                <w:rFonts w:ascii="Cambria Math" w:hAnsi="Cambria Math" w:cs="Arial"/>
-              </w:rPr>
-              <m:t>e</m:t>
-            </m:r>
-          </m:sub>
-        </m:sSub>
-      </m:oMath>
-      <w:r>
+        <w:t xml:space="preserve"> is obtained </w:t>
+      </w:r>
+    </w:p>
+    <w:p>
+      <w:pPr>
+        <w:spacing w:after="0" w:line="240" w:lineRule="auto"/>
+        <w:jc w:val="both"/>
         <w:rPr>
           <w:rFonts w:ascii="Arial" w:eastAsiaTheme="minorEastAsia" w:hAnsi="Arial" w:cs="Arial"/>
         </w:rPr>
-        <w:t>) are 256 bit long to support AES-256. The encryption salts (</w:t>
-      </w:r>
-      <m:oMath>
-        <m:sSub>
-          <m:sSubPr>
-            <m:ctrlPr>
-              <w:rPr>
-                <w:rFonts w:ascii="Cambria Math" w:hAnsi="Cambria Math" w:cs="Arial"/>
-                <w:i/>
-              </w:rPr>
-            </m:ctrlPr>
-          </m:sSubPr>
-          <m:e>
-            <m:r>
-              <w:rPr>
-                <w:rFonts w:ascii="Cambria Math" w:hAnsi="Cambria Math" w:cs="Arial"/>
-              </w:rPr>
-              <m:t>KV</m:t>
-            </m:r>
-          </m:e>
-          <m:sub>
-            <m:r>
-              <w:rPr>
-                <w:rFonts w:ascii="Cambria Math" w:hAnsi="Cambria Math" w:cs="Arial"/>
-              </w:rPr>
-              <m:t>s</m:t>
-            </m:r>
-          </m:sub>
-        </m:sSub>
-      </m:oMath>
-      <w:r>
+      </w:pPr>
+    </w:p>
+    <w:p>
+      <w:pPr>
+        <w:spacing w:after="0" w:line="240" w:lineRule="auto"/>
+        <w:jc w:val="both"/>
         <w:rPr>
           <w:rFonts w:ascii="Arial" w:eastAsiaTheme="minorEastAsia" w:hAnsi="Arial" w:cs="Arial"/>
         </w:rPr>
-        <w:t xml:space="preserve"> and </w:t>
-      </w:r>
-      <m:oMath>
-        <m:sSub>
-          <m:sSubPr>
-            <m:ctrlPr>
-              <w:rPr>
-                <w:rFonts w:ascii="Cambria Math" w:hAnsi="Cambria Math" w:cs="Arial"/>
-                <w:i/>
-              </w:rPr>
-            </m:ctrlPr>
-          </m:sSubPr>
-          <m:e>
-            <m:r>
-              <w:rPr>
-                <w:rFonts w:ascii="Cambria Math" w:hAnsi="Cambria Math" w:cs="Arial"/>
-              </w:rPr>
-              <m:t>KS</m:t>
-            </m:r>
-          </m:e>
-          <m:sub>
-            <m:r>
-              <w:rPr>
-                <w:rFonts w:ascii="Cambria Math" w:hAnsi="Cambria Math" w:cs="Arial"/>
-              </w:rPr>
-              <m:t>s</m:t>
-            </m:r>
-          </m:sub>
-        </m:sSub>
-      </m:oMath>
+      </w:pPr>
       <w:r>
         <w:rPr>
           <w:rFonts w:ascii="Arial" w:eastAsiaTheme="minorEastAsia" w:hAnsi="Arial" w:cs="Arial"/>
         </w:rPr>
-        <w:t>) are 128 bit long to support the IV in CBC/CM modes. The authentication keys (</w:t>
-      </w:r>
-      <m:oMath>
-        <m:sSub>
-          <m:sSubPr>
-            <m:ctrlPr>
-              <w:rPr>
-                <w:rFonts w:ascii="Cambria Math" w:hAnsi="Cambria Math" w:cs="Arial"/>
-                <w:i/>
-              </w:rPr>
-            </m:ctrlPr>
-          </m:sSubPr>
-          <m:e>
-            <m:r>
-              <w:rPr>
-                <w:rFonts w:ascii="Cambria Math" w:hAnsi="Cambria Math" w:cs="Arial"/>
-              </w:rPr>
-              <m:t>KV</m:t>
-            </m:r>
-          </m:e>
-          <m:sub>
-            <m:r>
-              <w:rPr>
-                <w:rFonts w:ascii="Cambria Math" w:hAnsi="Cambria Math" w:cs="Arial"/>
-              </w:rPr>
-              <m:t>a</m:t>
-            </m:r>
-          </m:sub>
-        </m:sSub>
-      </m:oMath>
-      <w:r>
+        <w:t>From generating an HMAC SHA256 from</w:t>
+      </w:r>
+    </w:p>
+    <w:p>
+      <w:pPr>
+        <w:spacing w:after="0" w:line="240" w:lineRule="auto"/>
+        <w:jc w:val="both"/>
         <w:rPr>
           <w:rFonts w:ascii="Arial" w:eastAsiaTheme="minorEastAsia" w:hAnsi="Arial" w:cs="Arial"/>
         </w:rPr>
-        <w:t xml:space="preserve"> and </w:t>
-      </w:r>
-      <m:oMath>
-        <m:sSub>
-          <m:sSubPr>
-            <m:ctrlPr>
-              <w:rPr>
-                <w:rFonts w:ascii="Cambria Math" w:hAnsi="Cambria Math" w:cs="Arial"/>
-                <w:i/>
-              </w:rPr>
-            </m:ctrlPr>
-          </m:sSubPr>
-          <m:e>
-            <m:r>
-              <w:rPr>
-                <w:rFonts w:ascii="Cambria Math" w:hAnsi="Cambria Math" w:cs="Arial"/>
-              </w:rPr>
-              <m:t>KS</m:t>
-            </m:r>
-          </m:e>
-          <m:sub>
-            <m:r>
-              <w:rPr>
-                <w:rFonts w:ascii="Cambria Math" w:hAnsi="Cambria Math" w:cs="Arial"/>
-              </w:rPr>
-              <m:t>a</m:t>
-            </m:r>
-          </m:sub>
-        </m:sSub>
-      </m:oMath>
-      <w:r>
+      </w:pPr>
+    </w:p>
+    <w:p>
+      <w:pPr>
+        <w:spacing w:after="0" w:line="240" w:lineRule="auto"/>
+        <w:jc w:val="both"/>
         <w:rPr>
           <w:rFonts w:ascii="Arial" w:eastAsiaTheme="minorEastAsia" w:hAnsi="Arial" w:cs="Arial"/>
+          <w:i/>
+          <w:iCs/>
+          <w:sz w:val="20"/>
+          <w:szCs w:val="20"/>
+        </w:rPr>
+      </w:pPr>
+      <w:r>
+        <w:rPr>
+          <w:rFonts w:ascii="Arial" w:eastAsiaTheme="minorEastAsia" w:hAnsi="Arial" w:cs="Arial"/>
+          <w:i/>
+          <w:iCs/>
+          <w:sz w:val="20"/>
+          <w:szCs w:val="20"/>
+        </w:rPr>
+        <w:t>hmac_sha256(</w:t>
+      </w:r>
+      <w:r>
+        <w:rPr>
+          <w:rFonts w:ascii="Arial" w:eastAsiaTheme="minorEastAsia" w:hAnsi="Arial" w:cs="Arial"/>
+          <w:i/>
+          <w:iCs/>
+          <w:sz w:val="20"/>
+          <w:szCs w:val="20"/>
+        </w:rPr>
+        <w:t>‘</w:t>
+      </w:r>
+      <w:r>
+        <w:rPr>
+          <w:rFonts w:ascii="Arial" w:eastAsiaTheme="minorEastAsia" w:hAnsi="Arial" w:cs="Arial"/>
+          <w:i/>
+          <w:iCs/>
+          <w:sz w:val="20"/>
+          <w:szCs w:val="20"/>
+        </w:rPr>
+        <w:t>581604de4230ac1683a944b2af8a3bc2791cd58837bf7d6cfdc2291df5d6ba4319cdd23b50be31600b6a3284c5c1f4fc</w:t>
+      </w:r>
+      <w:r>
+        <w:rPr>
+          <w:rFonts w:ascii="Arial" w:eastAsiaTheme="minorEastAsia" w:hAnsi="Arial" w:cs="Arial"/>
+          <w:i/>
+          <w:iCs/>
+          <w:sz w:val="20"/>
+          <w:szCs w:val="20"/>
+        </w:rPr>
+        <w:t>’</w:t>
+      </w:r>
+      <w:r>
+        <w:rPr>
+          <w:rFonts w:ascii="Arial" w:eastAsiaTheme="minorEastAsia" w:hAnsi="Arial" w:cs="Arial"/>
+          <w:i/>
+          <w:iCs/>
+          <w:sz w:val="20"/>
+          <w:szCs w:val="20"/>
+        </w:rPr>
+        <w:t>,</w:t>
+      </w:r>
+      <w:r>
+        <w:rPr>
+          <w:rFonts w:ascii="Arial" w:eastAsiaTheme="minorEastAsia" w:hAnsi="Arial" w:cs="Arial"/>
+          <w:i/>
+          <w:iCs/>
+          <w:sz w:val="20"/>
+          <w:szCs w:val="20"/>
+        </w:rPr>
+        <w:t xml:space="preserve"> ‘</w:t>
+      </w:r>
+      <w:r>
+        <w:rPr>
+          <w:rFonts w:ascii="Arial" w:eastAsiaTheme="minorEastAsia" w:hAnsi="Arial" w:cs="Arial"/>
+          <w:i/>
+          <w:iCs/>
+          <w:sz w:val="20"/>
+          <w:szCs w:val="20"/>
+        </w:rPr>
+        <w:t>80078acd9e219fca0edcb83e0da92962</w:t>
+      </w:r>
+      <w:r>
+        <w:rPr>
+          <w:rFonts w:ascii="Arial" w:eastAsiaTheme="minorEastAsia" w:hAnsi="Arial" w:cs="Arial"/>
+          <w:i/>
+          <w:iCs/>
+          <w:sz w:val="20"/>
+          <w:szCs w:val="20"/>
+        </w:rPr>
+        <w:t>’</w:t>
+      </w:r>
+      <w:r>
+        <w:rPr>
+          <w:rFonts w:ascii="Arial" w:eastAsiaTheme="minorEastAsia" w:hAnsi="Arial" w:cs="Arial"/>
+          <w:i/>
+          <w:iCs/>
+          <w:sz w:val="20"/>
+          <w:szCs w:val="20"/>
         </w:rPr>
         <w:t>)</w:t>
       </w:r>
-      <w:r>
+    </w:p>
+    <w:p>
+      <w:pPr>
+        <w:spacing w:after="0" w:line="240" w:lineRule="auto"/>
+        <w:jc w:val="both"/>
         <w:rPr>
           <w:rFonts w:ascii="Arial" w:eastAsiaTheme="minorEastAsia" w:hAnsi="Arial" w:cs="Arial"/>
         </w:rPr>
-        <w:t xml:space="preserve"> are 256 bit long to support HMAC randomization.</w:t>
-      </w:r>
+      </w:pPr>
     </w:p>
     <w:p>
       <w:pPr>
@@ -6988,26 +7849,11 @@
           <w:rFonts w:ascii="Arial" w:eastAsiaTheme="minorEastAsia" w:hAnsi="Arial" w:cs="Arial"/>
         </w:rPr>
       </w:pPr>
-    </w:p>
-    <w:p>
-      <w:pPr>
-        <w:spacing w:after="0" w:line="240" w:lineRule="auto"/>
-        <w:jc w:val="both"/>
+      <w:r>
         <w:rPr>
           <w:rFonts w:ascii="Arial" w:eastAsiaTheme="minorEastAsia" w:hAnsi="Arial" w:cs="Arial"/>
         </w:rPr>
-      </w:pPr>
-      <w:r>
-        <w:rPr>
-          <w:rFonts w:ascii="Arial" w:eastAsiaTheme="minorEastAsia" w:hAnsi="Arial" w:cs="Arial"/>
-        </w:rPr>
-        <w:t xml:space="preserve">The common secret encoded as a base64 string, encodes a 36-byte pseudo random number that is decomposed into a 14-byte Master Salt and a 32-byte Master Key which derives the sessions keys. Video packet session keys are derived as SRTP session keys while </w:t>
-      </w:r>
-      <w:r>
-        <w:rPr>
-          <w:rFonts w:ascii="Arial" w:eastAsiaTheme="minorEastAsia" w:hAnsi="Arial" w:cs="Arial"/>
-        </w:rPr>
-        <w:t>subscription packet session keys are derived as SRTCP session keys as described in RFC3711.</w:t>
+        <w:t>This derivation is dynamically done on the transmitter and receiver.</w:t>
       </w:r>
     </w:p>
     <w:p>
@@ -7041,6 +7887,7 @@
           <w:b/>
           <w:bCs/>
         </w:rPr>
+        <w:lastRenderedPageBreak/>
         <w:t>Packet Encryption</w:t>
       </w:r>
     </w:p>
@@ -7065,57 +7912,25 @@
         <w:rPr>
           <w:rFonts w:ascii="Arial" w:eastAsiaTheme="minorEastAsia" w:hAnsi="Arial" w:cs="Arial"/>
         </w:rPr>
-        <w:t>Packet encryption is based on AES-256-CBC encryption where the IV is computed based on the session encryption salt and the device id (for subscription packets) and channel id (for video packets).</w:t>
-      </w:r>
-    </w:p>
-    <w:p>
-      <w:pPr>
-        <w:spacing w:after="0" w:line="240" w:lineRule="auto"/>
-        <w:jc w:val="both"/>
+        <w:t xml:space="preserve">Packet encryption is based on AES-256-CBC encryption where the IV is computed based on the channel id </w:t>
+      </w:r>
+      <w:r>
         <w:rPr>
           <w:rFonts w:ascii="Arial" w:eastAsiaTheme="minorEastAsia" w:hAnsi="Arial" w:cs="Arial"/>
         </w:rPr>
-      </w:pPr>
-    </w:p>
-    <w:p>
-      <w:pPr>
-        <w:spacing w:after="0" w:line="240" w:lineRule="auto"/>
-        <w:jc w:val="both"/>
+        <w:t xml:space="preserve">and encryption key itself </w:t>
+      </w:r>
+      <w:r>
         <w:rPr>
           <w:rFonts w:ascii="Arial" w:eastAsiaTheme="minorEastAsia" w:hAnsi="Arial" w:cs="Arial"/>
         </w:rPr>
-      </w:pPr>
+        <w:t>for video packets</w:t>
+      </w:r>
       <w:r>
         <w:rPr>
           <w:rFonts w:ascii="Arial" w:eastAsiaTheme="minorEastAsia" w:hAnsi="Arial" w:cs="Arial"/>
         </w:rPr>
-        <w:t>AES-256-CBC is used to encrypt the session encryption key which in turn sequentially XORed with the contents of the packet as per CM encoding in RFC3711.</w:t>
-      </w:r>
-    </w:p>
-    <w:p>
-      <w:pPr>
-        <w:spacing w:after="0" w:line="240" w:lineRule="auto"/>
-        <w:jc w:val="both"/>
-        <w:rPr>
-          <w:rFonts w:ascii="Arial" w:eastAsiaTheme="minorEastAsia" w:hAnsi="Arial" w:cs="Arial"/>
-        </w:rPr>
-      </w:pPr>
-    </w:p>
-    <w:p>
-      <w:pPr>
-        <w:spacing w:after="0" w:line="240" w:lineRule="auto"/>
-        <w:jc w:val="both"/>
-        <w:rPr>
-          <w:rFonts w:ascii="Arial" w:hAnsi="Arial" w:cs="Arial"/>
-          <w:b/>
-          <w:bCs/>
-        </w:rPr>
-      </w:pPr>
-      <w:r>
-        <w:rPr>
-          <w:rFonts w:ascii="Arial" w:eastAsiaTheme="minorEastAsia" w:hAnsi="Arial" w:cs="Arial"/>
-        </w:rPr>
-        <w:t>While RFC3711 relies on AES-128-ECB for encryption, this document introduces AES-256-CBC to provide stronger resilience against attacks.</w:t>
+        <w:t xml:space="preserve"> and on the keys themselves for subscription and flash data.</w:t>
       </w:r>
     </w:p>
     <w:p>
@@ -7173,13 +7988,49 @@
         <w:rPr>
           <w:rFonts w:ascii="Arial" w:eastAsiaTheme="minorEastAsia" w:hAnsi="Arial" w:cs="Arial"/>
         </w:rPr>
-        <w:t xml:space="preserve">Packet authentication is based on the generation of a 512-bit HMAC that is computing from performing SHA512 hashing on the data structure that combines </w:t>
+        <w:t xml:space="preserve">Packet authentication is based on the generation of a </w:t>
       </w:r>
       <w:r>
         <w:rPr>
           <w:rFonts w:ascii="Arial" w:eastAsiaTheme="minorEastAsia" w:hAnsi="Arial" w:cs="Arial"/>
         </w:rPr>
-        <w:t>the actual encrypted packet data and the 256-bit session authentication key.</w:t>
+        <w:t>32-byte</w:t>
+      </w:r>
+      <w:r>
+        <w:rPr>
+          <w:rFonts w:ascii="Arial" w:eastAsiaTheme="minorEastAsia" w:hAnsi="Arial" w:cs="Arial"/>
+        </w:rPr>
+        <w:t xml:space="preserve"> HMAC that is computing from performing SHA</w:t>
+      </w:r>
+      <w:r>
+        <w:rPr>
+          <w:rFonts w:ascii="Arial" w:eastAsiaTheme="minorEastAsia" w:hAnsi="Arial" w:cs="Arial"/>
+        </w:rPr>
+        <w:t>256</w:t>
+      </w:r>
+      <w:r>
+        <w:rPr>
+          <w:rFonts w:ascii="Arial" w:eastAsiaTheme="minorEastAsia" w:hAnsi="Arial" w:cs="Arial"/>
+        </w:rPr>
+        <w:t xml:space="preserve"> hashing on the data structure that combines </w:t>
+      </w:r>
+      <w:r>
+        <w:rPr>
+          <w:rFonts w:ascii="Arial" w:eastAsiaTheme="minorEastAsia" w:hAnsi="Arial" w:cs="Arial"/>
+        </w:rPr>
+        <w:t xml:space="preserve">the actual encrypted packet data and the </w:t>
+      </w:r>
+      <w:r>
+        <w:rPr>
+          <w:rFonts w:ascii="Arial" w:eastAsiaTheme="minorEastAsia" w:hAnsi="Arial" w:cs="Arial"/>
+        </w:rPr>
+        <w:t>32-byte</w:t>
+      </w:r>
+      <w:r>
+        <w:rPr>
+          <w:rFonts w:ascii="Arial" w:eastAsiaTheme="minorEastAsia" w:hAnsi="Arial" w:cs="Arial"/>
+        </w:rPr>
+        <w:t xml:space="preserve"> session authentication key.</w:t>
       </w:r>
     </w:p>
     <w:p>
@@ -7236,7 +8087,6 @@
         <w:rPr>
           <w:rFonts w:ascii="Arial" w:eastAsia="Arial" w:hAnsi="Arial" w:cs="Arial"/>
         </w:rPr>
-        <w:lastRenderedPageBreak/>
         <w:t xml:space="preserve">In addition to encryption and authentication, the system will also include a “video compression” stage where the encoder and decoder will rely on </w:t>
       </w:r>
       <w:r>
@@ -7443,21 +8293,7 @@
         <w:rPr>
           <w:rFonts w:ascii="Arial" w:hAnsi="Arial" w:cs="Arial"/>
         </w:rPr>
-        <w:t xml:space="preserve">This will be implemented in the </w:t>
-      </w:r>
-      <w:proofErr w:type="gramStart"/>
-      <w:r>
-        <w:rPr>
-          <w:rFonts w:ascii="Arial" w:hAnsi="Arial" w:cs="Arial"/>
-        </w:rPr>
-        <w:t>aforementioned device</w:t>
-      </w:r>
-      <w:proofErr w:type="gramEnd"/>
-      <w:r>
-        <w:rPr>
-          <w:rFonts w:ascii="Arial" w:hAnsi="Arial" w:cs="Arial"/>
-        </w:rPr>
-        <w:t xml:space="preserve"> decoder function, where incoming video packets after authentication validation and decryption </w:t>
+        <w:t xml:space="preserve">This will be implemented in the aforementioned device decoder function, where incoming video packets after authentication validation and decryption </w:t>
       </w:r>
       <w:r>
         <w:rPr>
@@ -7657,21 +8493,7 @@
         <w:rPr>
           <w:rFonts w:ascii="Arial" w:hAnsi="Arial" w:cs="Arial"/>
         </w:rPr>
-        <w:t>As for requirement 1, this will be implemented in the device decoder function, where incoming video packets after authentication validation and decryption will be checked to make sure that the timestamp complies with this requirement. A basic playout buffer scheme (</w:t>
-      </w:r>
-      <w:proofErr w:type="gramStart"/>
-      <w:r>
-        <w:rPr>
-          <w:rFonts w:ascii="Arial" w:hAnsi="Arial" w:cs="Arial"/>
-        </w:rPr>
-        <w:t>similar to</w:t>
-      </w:r>
-      <w:proofErr w:type="gramEnd"/>
-      <w:r>
-        <w:rPr>
-          <w:rFonts w:ascii="Arial" w:hAnsi="Arial" w:cs="Arial"/>
-        </w:rPr>
-        <w:t xml:space="preserve"> that used in RTC </w:t>
+        <w:t xml:space="preserve">As for requirement 1, this will be implemented in the device decoder function, where incoming video packets after authentication validation and decryption will be checked to make sure that the timestamp complies with this requirement. A basic playout buffer scheme (similar to that used in RTC </w:t>
       </w:r>
       <w:r>
         <w:rPr>
@@ -7679,42 +8501,6 @@
         </w:rPr>
         <w:t>system) would work in this case. Note that in combination with the security considerations presented in this document, replay protection will be also implemented.</w:t>
       </w:r>
-    </w:p>
-    <w:p>
-      <w:pPr>
-        <w:spacing w:after="0" w:line="240" w:lineRule="auto"/>
-        <w:jc w:val="both"/>
-        <w:rPr>
-          <w:rFonts w:ascii="Arial" w:hAnsi="Arial" w:cs="Arial"/>
-        </w:rPr>
-      </w:pPr>
-    </w:p>
-    <w:p>
-      <w:pPr>
-        <w:spacing w:after="0" w:line="240" w:lineRule="auto"/>
-        <w:jc w:val="both"/>
-        <w:rPr>
-          <w:rFonts w:ascii="Arial" w:hAnsi="Arial" w:cs="Arial"/>
-        </w:rPr>
-      </w:pPr>
-    </w:p>
-    <w:p>
-      <w:pPr>
-        <w:spacing w:after="0" w:line="240" w:lineRule="auto"/>
-        <w:jc w:val="both"/>
-        <w:rPr>
-          <w:rFonts w:ascii="Arial" w:hAnsi="Arial" w:cs="Arial"/>
-        </w:rPr>
-      </w:pPr>
-    </w:p>
-    <w:p>
-      <w:pPr>
-        <w:spacing w:after="0" w:line="240" w:lineRule="auto"/>
-        <w:jc w:val="both"/>
-        <w:rPr>
-          <w:rFonts w:ascii="Arial" w:hAnsi="Arial" w:cs="Arial"/>
-        </w:rPr>
-      </w:pPr>
     </w:p>
     <w:p>
       <w:pPr>
@@ -7747,7 +8533,6 @@
           <w:b/>
           <w:bCs/>
         </w:rPr>
-        <w:lastRenderedPageBreak/>
         <w:t>System Diagram</w:t>
       </w:r>
       <w:r>
@@ -7795,7 +8580,7 @@
                     <pic:cNvPicPr/>
                   </pic:nvPicPr>
                   <pic:blipFill>
-                    <a:blip r:embed="rId9">
+                    <a:blip r:embed="rId10">
                       <a:extLst>
                         <a:ext uri="{28A0092B-C50C-407E-A947-70E740481C1C}">
                           <a14:useLocalDpi xmlns:a14="http://schemas.microsoft.com/office/drawing/2010/main" val="0"/>
@@ -7831,57 +8616,12 @@
         <w:rPr>
           <w:noProof/>
         </w:rPr>
+        <w:lastRenderedPageBreak/>
         <w:drawing>
           <wp:inline distT="0" distB="0" distL="0" distR="0" wp14:anchorId="4D0C5AF5" wp14:editId="092ABC01">
             <wp:extent cx="4648268" cy="1661160"/>
             <wp:effectExtent l="0" t="0" r="0" b="0"/>
             <wp:docPr id="156668177" name="Picture 156668177"/>
-            <wp:cNvGraphicFramePr>
-              <a:graphicFrameLocks xmlns:a="http://schemas.openxmlformats.org/drawingml/2006/main" noChangeAspect="1"/>
-            </wp:cNvGraphicFramePr>
-            <a:graphic xmlns:a="http://schemas.openxmlformats.org/drawingml/2006/main">
-              <a:graphicData uri="http://schemas.openxmlformats.org/drawingml/2006/picture">
-                <pic:pic xmlns:pic="http://schemas.openxmlformats.org/drawingml/2006/picture">
-                  <pic:nvPicPr>
-                    <pic:cNvPr id="0" name=""/>
-                    <pic:cNvPicPr/>
-                  </pic:nvPicPr>
-                  <pic:blipFill>
-                    <a:blip r:embed="rId10">
-                      <a:extLst>
-                        <a:ext uri="{28A0092B-C50C-407E-A947-70E740481C1C}">
-                          <a14:useLocalDpi xmlns:a14="http://schemas.microsoft.com/office/drawing/2010/main" val="0"/>
-                        </a:ext>
-                      </a:extLst>
-                    </a:blip>
-                    <a:stretch>
-                      <a:fillRect/>
-                    </a:stretch>
-                  </pic:blipFill>
-                  <pic:spPr>
-                    <a:xfrm>
-                      <a:off x="0" y="0"/>
-                      <a:ext cx="4653276" cy="1662950"/>
-                    </a:xfrm>
-                    <a:prstGeom prst="rect">
-                      <a:avLst/>
-                    </a:prstGeom>
-                  </pic:spPr>
-                </pic:pic>
-              </a:graphicData>
-            </a:graphic>
-          </wp:inline>
-        </w:drawing>
-      </w:r>
-      <w:r>
-        <w:rPr>
-          <w:noProof/>
-        </w:rPr>
-        <w:drawing>
-          <wp:inline distT="0" distB="0" distL="0" distR="0" wp14:anchorId="76021E29" wp14:editId="1E31EEC1">
-            <wp:extent cx="5943600" cy="4114800"/>
-            <wp:effectExtent l="0" t="0" r="0" b="0"/>
-            <wp:docPr id="590115686" name="Picture 590115686"/>
             <wp:cNvGraphicFramePr>
               <a:graphicFrameLocks xmlns:a="http://schemas.openxmlformats.org/drawingml/2006/main" noChangeAspect="1"/>
             </wp:cNvGraphicFramePr>
@@ -7907,6 +8647,52 @@
                   <pic:spPr>
                     <a:xfrm>
                       <a:off x="0" y="0"/>
+                      <a:ext cx="4653276" cy="1662950"/>
+                    </a:xfrm>
+                    <a:prstGeom prst="rect">
+                      <a:avLst/>
+                    </a:prstGeom>
+                  </pic:spPr>
+                </pic:pic>
+              </a:graphicData>
+            </a:graphic>
+          </wp:inline>
+        </w:drawing>
+      </w:r>
+      <w:r>
+        <w:rPr>
+          <w:noProof/>
+        </w:rPr>
+        <w:drawing>
+          <wp:inline distT="0" distB="0" distL="0" distR="0" wp14:anchorId="76021E29" wp14:editId="1E31EEC1">
+            <wp:extent cx="5943600" cy="4114800"/>
+            <wp:effectExtent l="0" t="0" r="0" b="0"/>
+            <wp:docPr id="590115686" name="Picture 590115686"/>
+            <wp:cNvGraphicFramePr>
+              <a:graphicFrameLocks xmlns:a="http://schemas.openxmlformats.org/drawingml/2006/main" noChangeAspect="1"/>
+            </wp:cNvGraphicFramePr>
+            <a:graphic xmlns:a="http://schemas.openxmlformats.org/drawingml/2006/main">
+              <a:graphicData uri="http://schemas.openxmlformats.org/drawingml/2006/picture">
+                <pic:pic xmlns:pic="http://schemas.openxmlformats.org/drawingml/2006/picture">
+                  <pic:nvPicPr>
+                    <pic:cNvPr id="0" name=""/>
+                    <pic:cNvPicPr/>
+                  </pic:nvPicPr>
+                  <pic:blipFill>
+                    <a:blip r:embed="rId12">
+                      <a:extLst>
+                        <a:ext uri="{28A0092B-C50C-407E-A947-70E740481C1C}">
+                          <a14:useLocalDpi xmlns:a14="http://schemas.microsoft.com/office/drawing/2010/main" val="0"/>
+                        </a:ext>
+                      </a:extLst>
+                    </a:blip>
+                    <a:stretch>
+                      <a:fillRect/>
+                    </a:stretch>
+                  </pic:blipFill>
+                  <pic:spPr>
+                    <a:xfrm>
+                      <a:off x="0" y="0"/>
                       <a:ext cx="5943600" cy="4114800"/>
                     </a:xfrm>
                     <a:prstGeom prst="rect">
@@ -7979,74 +8765,11 @@
           <w:rFonts w:ascii="Arial" w:hAnsi="Arial" w:cs="Arial"/>
         </w:rPr>
       </w:pPr>
-      <w:proofErr w:type="spellStart"/>
-      <w:r>
-        <w:rPr>
-          <w:rFonts w:ascii="Arial" w:hAnsi="Arial" w:cs="Arial"/>
-        </w:rPr>
-        <w:t>Mitre’s</w:t>
-      </w:r>
-      <w:proofErr w:type="spellEnd"/>
-      <w:r>
-        <w:rPr>
-          <w:rFonts w:ascii="Arial" w:hAnsi="Arial" w:cs="Arial"/>
-        </w:rPr>
-        <w:t xml:space="preserve"> </w:t>
-      </w:r>
-      <w:proofErr w:type="spellStart"/>
-      <w:r>
-        <w:rPr>
-          <w:rFonts w:ascii="Arial" w:hAnsi="Arial" w:cs="Arial"/>
-        </w:rPr>
-        <w:t>eCTF</w:t>
-      </w:r>
-      <w:proofErr w:type="spellEnd"/>
-      <w:r>
-        <w:rPr>
-          <w:rFonts w:ascii="Arial" w:hAnsi="Arial" w:cs="Arial"/>
-        </w:rPr>
-        <w:t xml:space="preserve"> Rules, </w:t>
-      </w:r>
-      <w:hyperlink r:id="rId12" w:history="1">
-        <w:r>
-          <w:rPr>
-            <w:rStyle w:val="Hyperlink"/>
-            <w:rFonts w:ascii="Arial" w:hAnsi="Arial" w:cs="Arial"/>
-          </w:rPr>
-          <w:t>https://ectfmitre.gitlab.io/ectf-website/index.html</w:t>
-        </w:r>
-      </w:hyperlink>
-    </w:p>
-    <w:p>
-      <w:pPr>
-        <w:pStyle w:val="ListParagraph"/>
-        <w:numPr>
-          <w:ilvl w:val="0"/>
-          <w:numId w:val="6"/>
-        </w:numPr>
-        <w:ind w:left="360"/>
-        <w:jc w:val="both"/>
-        <w:rPr>
-          <w:rFonts w:ascii="Arial" w:hAnsi="Arial" w:cs="Arial"/>
-        </w:rPr>
-      </w:pPr>
-      <w:r>
-        <w:rPr>
-          <w:rFonts w:ascii="Arial" w:hAnsi="Arial" w:cs="Arial"/>
-        </w:rPr>
-        <w:t>IETF RFC3711,</w:t>
-      </w:r>
-      <w:r>
-        <w:rPr>
-          <w:rFonts w:ascii="Arial" w:hAnsi="Arial" w:cs="Arial"/>
-        </w:rPr>
-        <w:t xml:space="preserve"> The Secure Real-time Transport Protocol (SRTP)</w:t>
-      </w:r>
-      <w:r>
-        <w:rPr>
-          <w:rFonts w:ascii="Arial" w:hAnsi="Arial" w:cs="Arial"/>
-        </w:rPr>
-        <w:t xml:space="preserve">, </w:t>
+      <w:r>
+        <w:rPr>
+          <w:rFonts w:ascii="Arial" w:hAnsi="Arial" w:cs="Arial"/>
+        </w:rPr>
+        <w:t xml:space="preserve">Mitre’s eCTF Rules, </w:t>
       </w:r>
       <w:hyperlink r:id="rId13" w:history="1">
         <w:r>
@@ -8075,9 +8798,50 @@
         <w:rPr>
           <w:rFonts w:ascii="Arial" w:hAnsi="Arial" w:cs="Arial"/>
         </w:rPr>
+        <w:t>IETF RFC3711,</w:t>
+      </w:r>
+      <w:r>
+        <w:rPr>
+          <w:rFonts w:ascii="Arial" w:hAnsi="Arial" w:cs="Arial"/>
+        </w:rPr>
+        <w:t xml:space="preserve"> The Secure Real-time Transport Protocol (SRTP)</w:t>
+      </w:r>
+      <w:r>
+        <w:rPr>
+          <w:rFonts w:ascii="Arial" w:hAnsi="Arial" w:cs="Arial"/>
+        </w:rPr>
+        <w:t xml:space="preserve">, </w:t>
+      </w:r>
+      <w:hyperlink r:id="rId14" w:history="1">
+        <w:r>
+          <w:rPr>
+            <w:rStyle w:val="Hyperlink"/>
+            <w:rFonts w:ascii="Arial" w:hAnsi="Arial" w:cs="Arial"/>
+          </w:rPr>
+          <w:t>https://ectfmitre.gitlab.io/ectf-website/index.html</w:t>
+        </w:r>
+      </w:hyperlink>
+    </w:p>
+    <w:p>
+      <w:pPr>
+        <w:pStyle w:val="ListParagraph"/>
+        <w:numPr>
+          <w:ilvl w:val="0"/>
+          <w:numId w:val="6"/>
+        </w:numPr>
+        <w:ind w:left="360"/>
+        <w:jc w:val="both"/>
+        <w:rPr>
+          <w:rFonts w:ascii="Arial" w:hAnsi="Arial" w:cs="Arial"/>
+        </w:rPr>
+      </w:pPr>
+      <w:r>
+        <w:rPr>
+          <w:rFonts w:ascii="Arial" w:hAnsi="Arial" w:cs="Arial"/>
+        </w:rPr>
         <w:t xml:space="preserve">Analog Devices, MAX78000FTHR, </w:t>
       </w:r>
-      <w:hyperlink r:id="rId14" w:history="1">
+      <w:hyperlink r:id="rId15" w:history="1">
         <w:r>
           <w:rPr>
             <w:rStyle w:val="Hyperlink"/>
@@ -8086,6 +8850,38 @@
           <w:t>https://www.analog.com/en/resources/evaluation-hardware-and-software/evaluation-boards-kits/max78000fthr.html</w:t>
         </w:r>
       </w:hyperlink>
+    </w:p>
+    <w:p>
+      <w:pPr>
+        <w:pStyle w:val="ListParagraph"/>
+        <w:numPr>
+          <w:ilvl w:val="0"/>
+          <w:numId w:val="6"/>
+        </w:numPr>
+        <w:ind w:left="360"/>
+        <w:jc w:val="both"/>
+        <w:rPr>
+          <w:rFonts w:ascii="Arial" w:hAnsi="Arial" w:cs="Arial"/>
+        </w:rPr>
+      </w:pPr>
+      <w:r>
+        <w:rPr>
+          <w:rFonts w:ascii="Arial" w:hAnsi="Arial" w:cs="Arial"/>
+        </w:rPr>
+        <w:t>Results of a prototype television bandwidth compression scheme</w:t>
+      </w:r>
+      <w:r>
+        <w:rPr>
+          <w:rFonts w:ascii="Arial" w:hAnsi="Arial" w:cs="Arial"/>
+        </w:rPr>
+        <w:t xml:space="preserve">, </w:t>
+      </w:r>
+      <w:r>
+        <w:rPr>
+          <w:rFonts w:ascii="Arial" w:hAnsi="Arial" w:cs="Arial"/>
+        </w:rPr>
+        <w:t>Robinson, A. H.; Cherry, C. (1967)</w:t>
+      </w:r>
     </w:p>
     <w:p>
       <w:pPr>
@@ -9197,7 +9993,7 @@
   <w:style w:type="paragraph" w:default="1" w:styleId="Normal">
     <w:name w:val="Normal"/>
     <w:qFormat/>
-    <w:rsid w:val="003A5F49"/>
+    <w:rsid w:val="005B7C60"/>
   </w:style>
   <w:style w:type="paragraph" w:styleId="Heading1">
     <w:name w:val="heading 1"/>
@@ -9812,6 +10608,25 @@
       <w:szCs w:val="20"/>
     </w:rPr>
   </w:style>
+  <w:style w:type="table" w:styleId="TableGrid">
+    <w:name w:val="Table Grid"/>
+    <w:basedOn w:val="TableNormal"/>
+    <w:uiPriority w:val="39"/>
+    <w:rsid w:val="009A3263"/>
+    <w:pPr>
+      <w:spacing w:after="0" w:line="240" w:lineRule="auto"/>
+    </w:pPr>
+    <w:tblPr>
+      <w:tblBorders>
+        <w:top w:val="single" w:sz="4" w:space="0" w:color="auto"/>
+        <w:left w:val="single" w:sz="4" w:space="0" w:color="auto"/>
+        <w:bottom w:val="single" w:sz="4" w:space="0" w:color="auto"/>
+        <w:right w:val="single" w:sz="4" w:space="0" w:color="auto"/>
+        <w:insideH w:val="single" w:sz="4" w:space="0" w:color="auto"/>
+        <w:insideV w:val="single" w:sz="4" w:space="0" w:color="auto"/>
+      </w:tblBorders>
+    </w:tblPr>
+  </w:style>
 </w:styles>
 </file>
 
@@ -10108,4 +10923,16 @@
     </a:ext>
   </a:extLst>
 </a:theme>
+</file>
+
+<file path=customXml/item1.xml><?xml version="1.0" encoding="utf-8"?>
+<b:Sources xmlns:b="http://schemas.openxmlformats.org/officeDocument/2006/bibliography" xmlns="http://schemas.openxmlformats.org/officeDocument/2006/bibliography" SelectedStyle="\APASixthEditionOfficeOnline.xsl" StyleName="APA" Version="6"/>
+</file>
+
+<file path=customXml/itemProps1.xml><?xml version="1.0" encoding="utf-8"?>
+<ds:datastoreItem xmlns:ds="http://schemas.openxmlformats.org/officeDocument/2006/customXml" ds:itemID="{11D47022-3C94-4913-8E57-03DB070B3DF6}">
+  <ds:schemaRefs>
+    <ds:schemaRef ds:uri="http://schemas.openxmlformats.org/officeDocument/2006/bibliography"/>
+  </ds:schemaRefs>
+</ds:datastoreItem>
 </file>
--- a/docs/eCTF Design Document.docx
+++ b/docs/eCTF Design Document.docx
@@ -6349,17 +6349,7 @@
           <w:sz w:val="20"/>
           <w:szCs w:val="20"/>
         </w:rPr>
-        <w:t>,</w:t>
-      </w:r>
-      <w:r>
-        <w:rPr>
-          <w:rFonts w:ascii="Times New Roman" w:hAnsi="Times New Roman" w:cs="Times New Roman"/>
-          <w:i/>
-          <w:iCs/>
-          <w:sz w:val="20"/>
-          <w:szCs w:val="20"/>
-        </w:rPr>
-        <w:t xml:space="preserve"> </w:t>
+        <w:t xml:space="preserve">, </w:t>
       </w:r>
       <w:proofErr w:type="spellStart"/>
       <w:r>
@@ -6497,79 +6487,7 @@
         <w:rPr>
           <w:rFonts w:ascii="Times New Roman" w:hAnsi="Times New Roman" w:cs="Times New Roman"/>
         </w:rPr>
-        <w:t>The video decoder implements special handling for emergency channel (channel 0) to</w:t>
-      </w:r>
-      <w:r>
-        <w:rPr>
-          <w:rFonts w:ascii="Times New Roman" w:hAnsi="Times New Roman" w:cs="Times New Roman"/>
-        </w:rPr>
-        <w:t xml:space="preserve"> </w:t>
-      </w:r>
-      <w:r>
-        <w:rPr>
-          <w:rFonts w:ascii="Times New Roman" w:hAnsi="Times New Roman" w:cs="Times New Roman"/>
-        </w:rPr>
-        <w:t>ensure</w:t>
-      </w:r>
-      <w:r>
-        <w:rPr>
-          <w:rFonts w:ascii="Times New Roman" w:hAnsi="Times New Roman" w:cs="Times New Roman"/>
-        </w:rPr>
-        <w:t xml:space="preserve"> </w:t>
-      </w:r>
-      <w:r>
-        <w:rPr>
-          <w:rFonts w:ascii="Times New Roman" w:hAnsi="Times New Roman" w:cs="Times New Roman"/>
-        </w:rPr>
-        <w:t>these frames are properly decoded regardless of subscription status, as</w:t>
-      </w:r>
-      <w:r>
-        <w:rPr>
-          <w:rFonts w:ascii="Times New Roman" w:hAnsi="Times New Roman" w:cs="Times New Roman"/>
-        </w:rPr>
-        <w:t xml:space="preserve"> </w:t>
-      </w:r>
-      <w:r>
-        <w:rPr>
-          <w:rFonts w:ascii="Times New Roman" w:hAnsi="Times New Roman" w:cs="Times New Roman"/>
-        </w:rPr>
-        <w:t>required by</w:t>
-      </w:r>
-      <w:r>
-        <w:rPr>
-          <w:rFonts w:ascii="Times New Roman" w:hAnsi="Times New Roman" w:cs="Times New Roman"/>
-        </w:rPr>
-        <w:t xml:space="preserve"> t</w:t>
-      </w:r>
-      <w:r>
-        <w:rPr>
-          <w:rFonts w:ascii="Times New Roman" w:hAnsi="Times New Roman" w:cs="Times New Roman"/>
-        </w:rPr>
-        <w:t>he system specifications. The decoder first attempts decryption with the</w:t>
-      </w:r>
-      <w:r>
-        <w:rPr>
-          <w:rFonts w:ascii="Times New Roman" w:hAnsi="Times New Roman" w:cs="Times New Roman"/>
-        </w:rPr>
-        <w:t xml:space="preserve"> </w:t>
-      </w:r>
-      <w:r>
-        <w:rPr>
-          <w:rFonts w:ascii="Times New Roman" w:hAnsi="Times New Roman" w:cs="Times New Roman"/>
-        </w:rPr>
-        <w:t>emergency channel key before trying subscribed channels, ensuring emergency</w:t>
-      </w:r>
-      <w:r>
-        <w:rPr>
-          <w:rFonts w:ascii="Times New Roman" w:hAnsi="Times New Roman" w:cs="Times New Roman"/>
-        </w:rPr>
-        <w:t xml:space="preserve"> </w:t>
-      </w:r>
-      <w:r>
-        <w:rPr>
-          <w:rFonts w:ascii="Times New Roman" w:hAnsi="Times New Roman" w:cs="Times New Roman"/>
-        </w:rPr>
-        <w:t>broadcasts are always available.</w:t>
+        <w:t>The video decoder implements special handling for emergency channel (channel 0) to ensure these frames are properly decoded regardless of subscription status, as required by the system specifications. The decoder first attempts decryption with the emergency channel key before trying subscribed channels, ensuring emergency broadcasts are always available.</w:t>
       </w:r>
     </w:p>
     <w:p>
@@ -7732,12 +7650,12 @@
         <w:rPr>
           <w:rFonts w:ascii="Times New Roman" w:hAnsi="Times New Roman" w:cs="Times New Roman"/>
         </w:rPr>
-      </w:r>
-      <w:r>
-        <w:rPr>
-          <w:rFonts w:ascii="Times New Roman" w:hAnsi="Times New Roman" w:cs="Times New Roman"/>
-        </w:rPr>
         <w:instrText xml:space="preserve"> \* MERGEFORMAT </w:instrText>
+      </w:r>
+      <w:r>
+        <w:rPr>
+          <w:rFonts w:ascii="Times New Roman" w:hAnsi="Times New Roman" w:cs="Times New Roman"/>
+        </w:rPr>
       </w:r>
       <w:r>
         <w:rPr>
@@ -9482,12 +9400,12 @@
         <w:rPr>
           <w:rFonts w:ascii="Times New Roman" w:hAnsi="Times New Roman" w:cs="Times New Roman"/>
         </w:rPr>
-      </w:r>
-      <w:r>
-        <w:rPr>
-          <w:rFonts w:ascii="Times New Roman" w:hAnsi="Times New Roman" w:cs="Times New Roman"/>
-        </w:rPr>
         <w:instrText xml:space="preserve"> \* MERGEFORMAT </w:instrText>
+      </w:r>
+      <w:r>
+        <w:rPr>
+          <w:rFonts w:ascii="Times New Roman" w:hAnsi="Times New Roman" w:cs="Times New Roman"/>
+        </w:rPr>
       </w:r>
       <w:r>
         <w:rPr>
@@ -11201,638 +11119,634 @@
           <w:b/>
           <w:bCs/>
         </w:rPr>
-        <w:t>5.</w:t>
-      </w:r>
-      <w:r>
+        <w:t xml:space="preserve">5.5 </w:t>
+      </w:r>
+      <w:r>
+        <w:rPr>
+          <w:rFonts w:ascii="Times New Roman" w:hAnsi="Times New Roman" w:cs="Times New Roman"/>
+          <w:b/>
+          <w:bCs/>
+        </w:rPr>
+        <w:t>Enhanced IV Generation</w:t>
+      </w:r>
+    </w:p>
+    <w:p>
+      <w:pPr>
+        <w:spacing w:after="0" w:line="240" w:lineRule="auto"/>
+        <w:rPr>
+          <w:rFonts w:ascii="Times New Roman" w:hAnsi="Times New Roman" w:cs="Times New Roman"/>
+          <w:b/>
+          <w:bCs/>
+        </w:rPr>
+      </w:pPr>
+    </w:p>
+    <w:p>
+      <w:pPr>
+        <w:spacing w:after="0" w:line="240" w:lineRule="auto"/>
+        <w:rPr>
+          <w:rFonts w:ascii="Times New Roman" w:hAnsi="Times New Roman" w:cs="Times New Roman"/>
+        </w:rPr>
+      </w:pPr>
+      <w:r>
+        <w:rPr>
+          <w:rFonts w:ascii="Times New Roman" w:hAnsi="Times New Roman" w:cs="Times New Roman"/>
+        </w:rPr>
+        <w:t>This implementation uses SHA-256 hashing of the channel ID with a salt extracted from existing key material:</w:t>
+      </w:r>
+    </w:p>
+    <w:p>
+      <w:pPr>
+        <w:spacing w:after="0" w:line="240" w:lineRule="auto"/>
+        <w:rPr>
+          <w:rFonts w:ascii="Times New Roman" w:hAnsi="Times New Roman" w:cs="Times New Roman"/>
+        </w:rPr>
+      </w:pPr>
+    </w:p>
+    <w:p>
+      <w:pPr>
+        <w:spacing w:after="0" w:line="240" w:lineRule="auto"/>
+        <w:rPr>
+          <w:rFonts w:ascii="Times New Roman" w:hAnsi="Times New Roman" w:cs="Times New Roman"/>
+          <w:i/>
+          <w:iCs/>
+          <w:sz w:val="20"/>
+          <w:szCs w:val="20"/>
+        </w:rPr>
+      </w:pPr>
+      <w:r>
+        <w:rPr>
+          <w:rFonts w:ascii="Times New Roman" w:hAnsi="Times New Roman" w:cs="Times New Roman"/>
+          <w:i/>
+          <w:iCs/>
+          <w:sz w:val="20"/>
+          <w:szCs w:val="20"/>
+        </w:rPr>
+        <w:t>// Extract salt from key material</w:t>
+      </w:r>
+    </w:p>
+    <w:p>
+      <w:pPr>
+        <w:spacing w:after="0" w:line="240" w:lineRule="auto"/>
+        <w:rPr>
+          <w:rFonts w:ascii="Times New Roman" w:hAnsi="Times New Roman" w:cs="Times New Roman"/>
+          <w:i/>
+          <w:iCs/>
+          <w:sz w:val="20"/>
+          <w:szCs w:val="20"/>
+        </w:rPr>
+      </w:pPr>
+      <w:proofErr w:type="spellStart"/>
+      <w:proofErr w:type="gramStart"/>
+      <w:r>
+        <w:rPr>
+          <w:rFonts w:ascii="Times New Roman" w:hAnsi="Times New Roman" w:cs="Times New Roman"/>
+          <w:i/>
+          <w:iCs/>
+          <w:sz w:val="20"/>
+          <w:szCs w:val="20"/>
+        </w:rPr>
+        <w:t>memcpy</w:t>
+      </w:r>
+      <w:proofErr w:type="spellEnd"/>
+      <w:r>
+        <w:rPr>
+          <w:rFonts w:ascii="Times New Roman" w:hAnsi="Times New Roman" w:cs="Times New Roman"/>
+          <w:i/>
+          <w:iCs/>
+          <w:sz w:val="20"/>
+          <w:szCs w:val="20"/>
+        </w:rPr>
+        <w:t>(</w:t>
+      </w:r>
+      <w:proofErr w:type="spellStart"/>
+      <w:proofErr w:type="gramEnd"/>
+      <w:r>
+        <w:rPr>
+          <w:rFonts w:ascii="Times New Roman" w:hAnsi="Times New Roman" w:cs="Times New Roman"/>
+          <w:i/>
+          <w:iCs/>
+          <w:sz w:val="20"/>
+          <w:szCs w:val="20"/>
+        </w:rPr>
+        <w:t>iv_salt</w:t>
+      </w:r>
+      <w:proofErr w:type="spellEnd"/>
+      <w:r>
+        <w:rPr>
+          <w:rFonts w:ascii="Times New Roman" w:hAnsi="Times New Roman" w:cs="Times New Roman"/>
+          <w:i/>
+          <w:iCs/>
+          <w:sz w:val="20"/>
+          <w:szCs w:val="20"/>
+        </w:rPr>
+        <w:t xml:space="preserve">, </w:t>
+      </w:r>
+      <w:proofErr w:type="spellStart"/>
+      <w:r>
+        <w:rPr>
+          <w:rFonts w:ascii="Times New Roman" w:hAnsi="Times New Roman" w:cs="Times New Roman"/>
+          <w:i/>
+          <w:iCs/>
+          <w:sz w:val="20"/>
+          <w:szCs w:val="20"/>
+        </w:rPr>
+        <w:t>kse</w:t>
+      </w:r>
+      <w:proofErr w:type="spellEnd"/>
+      <w:r>
+        <w:rPr>
+          <w:rFonts w:ascii="Times New Roman" w:hAnsi="Times New Roman" w:cs="Times New Roman"/>
+          <w:i/>
+          <w:iCs/>
+          <w:sz w:val="20"/>
+          <w:szCs w:val="20"/>
+        </w:rPr>
+        <w:t xml:space="preserve"> + (KEY_SIZE - 8), 8);</w:t>
+      </w:r>
+    </w:p>
+    <w:p>
+      <w:pPr>
+        <w:spacing w:after="0" w:line="240" w:lineRule="auto"/>
+        <w:rPr>
+          <w:rFonts w:ascii="Times New Roman" w:hAnsi="Times New Roman" w:cs="Times New Roman"/>
+          <w:i/>
+          <w:iCs/>
+          <w:sz w:val="20"/>
+          <w:szCs w:val="20"/>
+        </w:rPr>
+      </w:pPr>
+    </w:p>
+    <w:p>
+      <w:pPr>
+        <w:spacing w:after="0" w:line="240" w:lineRule="auto"/>
+        <w:rPr>
+          <w:rFonts w:ascii="Times New Roman" w:hAnsi="Times New Roman" w:cs="Times New Roman"/>
+          <w:i/>
+          <w:iCs/>
+          <w:sz w:val="20"/>
+          <w:szCs w:val="20"/>
+        </w:rPr>
+      </w:pPr>
+      <w:r>
+        <w:rPr>
+          <w:rFonts w:ascii="Times New Roman" w:hAnsi="Times New Roman" w:cs="Times New Roman"/>
+          <w:i/>
+          <w:iCs/>
+          <w:sz w:val="20"/>
+          <w:szCs w:val="20"/>
+        </w:rPr>
+        <w:t xml:space="preserve"> // Hash the channel with the salt* *wc_InitSha256(&amp;sha</w:t>
+      </w:r>
+      <w:proofErr w:type="gramStart"/>
+      <w:r>
+        <w:rPr>
+          <w:rFonts w:ascii="Times New Roman" w:hAnsi="Times New Roman" w:cs="Times New Roman"/>
+          <w:i/>
+          <w:iCs/>
+          <w:sz w:val="20"/>
+          <w:szCs w:val="20"/>
+        </w:rPr>
+        <w:t>);</w:t>
+      </w:r>
+      <w:proofErr w:type="gramEnd"/>
+    </w:p>
+    <w:p>
+      <w:pPr>
+        <w:spacing w:after="0" w:line="240" w:lineRule="auto"/>
+        <w:rPr>
+          <w:rFonts w:ascii="Times New Roman" w:hAnsi="Times New Roman" w:cs="Times New Roman"/>
+          <w:i/>
+          <w:iCs/>
+          <w:sz w:val="20"/>
+          <w:szCs w:val="20"/>
+        </w:rPr>
+      </w:pPr>
+      <w:r>
+        <w:rPr>
+          <w:rFonts w:ascii="Times New Roman" w:hAnsi="Times New Roman" w:cs="Times New Roman"/>
+          <w:i/>
+          <w:iCs/>
+          <w:sz w:val="20"/>
+          <w:szCs w:val="20"/>
+        </w:rPr>
+        <w:t>wc_Sha256</w:t>
+      </w:r>
+      <w:proofErr w:type="gramStart"/>
+      <w:r>
+        <w:rPr>
+          <w:rFonts w:ascii="Times New Roman" w:hAnsi="Times New Roman" w:cs="Times New Roman"/>
+          <w:i/>
+          <w:iCs/>
+          <w:sz w:val="20"/>
+          <w:szCs w:val="20"/>
+        </w:rPr>
+        <w:t>Update(</w:t>
+      </w:r>
+      <w:proofErr w:type="gramEnd"/>
+      <w:r>
+        <w:rPr>
+          <w:rFonts w:ascii="Times New Roman" w:hAnsi="Times New Roman" w:cs="Times New Roman"/>
+          <w:i/>
+          <w:iCs/>
+          <w:sz w:val="20"/>
+          <w:szCs w:val="20"/>
+        </w:rPr>
+        <w:t xml:space="preserve">&amp;sha, (uint8_t*)&amp;channel, </w:t>
+      </w:r>
+      <w:proofErr w:type="spellStart"/>
+      <w:r>
+        <w:rPr>
+          <w:rFonts w:ascii="Times New Roman" w:hAnsi="Times New Roman" w:cs="Times New Roman"/>
+          <w:i/>
+          <w:iCs/>
+          <w:sz w:val="20"/>
+          <w:szCs w:val="20"/>
+        </w:rPr>
+        <w:t>sizeof</w:t>
+      </w:r>
+      <w:proofErr w:type="spellEnd"/>
+      <w:r>
+        <w:rPr>
+          <w:rFonts w:ascii="Times New Roman" w:hAnsi="Times New Roman" w:cs="Times New Roman"/>
+          <w:i/>
+          <w:iCs/>
+          <w:sz w:val="20"/>
+          <w:szCs w:val="20"/>
+        </w:rPr>
+        <w:t>(channel));</w:t>
+      </w:r>
+    </w:p>
+    <w:p>
+      <w:pPr>
+        <w:spacing w:after="0" w:line="240" w:lineRule="auto"/>
+        <w:rPr>
+          <w:rFonts w:ascii="Times New Roman" w:hAnsi="Times New Roman" w:cs="Times New Roman"/>
+          <w:i/>
+          <w:iCs/>
+          <w:sz w:val="20"/>
+          <w:szCs w:val="20"/>
+        </w:rPr>
+      </w:pPr>
+      <w:r>
+        <w:rPr>
+          <w:rFonts w:ascii="Times New Roman" w:hAnsi="Times New Roman" w:cs="Times New Roman"/>
+          <w:i/>
+          <w:iCs/>
+          <w:sz w:val="20"/>
+          <w:szCs w:val="20"/>
+        </w:rPr>
+        <w:t>wc_Sha256</w:t>
+      </w:r>
+      <w:proofErr w:type="gramStart"/>
+      <w:r>
+        <w:rPr>
+          <w:rFonts w:ascii="Times New Roman" w:hAnsi="Times New Roman" w:cs="Times New Roman"/>
+          <w:i/>
+          <w:iCs/>
+          <w:sz w:val="20"/>
+          <w:szCs w:val="20"/>
+        </w:rPr>
+        <w:t>Update(</w:t>
+      </w:r>
+      <w:proofErr w:type="gramEnd"/>
+      <w:r>
+        <w:rPr>
+          <w:rFonts w:ascii="Times New Roman" w:hAnsi="Times New Roman" w:cs="Times New Roman"/>
+          <w:i/>
+          <w:iCs/>
+          <w:sz w:val="20"/>
+          <w:szCs w:val="20"/>
+        </w:rPr>
+        <w:t xml:space="preserve">&amp;sha, </w:t>
+      </w:r>
+      <w:proofErr w:type="spellStart"/>
+      <w:r>
+        <w:rPr>
+          <w:rFonts w:ascii="Times New Roman" w:hAnsi="Times New Roman" w:cs="Times New Roman"/>
+          <w:i/>
+          <w:iCs/>
+          <w:sz w:val="20"/>
+          <w:szCs w:val="20"/>
+        </w:rPr>
+        <w:t>iv_salt</w:t>
+      </w:r>
+      <w:proofErr w:type="spellEnd"/>
+      <w:r>
+        <w:rPr>
+          <w:rFonts w:ascii="Times New Roman" w:hAnsi="Times New Roman" w:cs="Times New Roman"/>
+          <w:i/>
+          <w:iCs/>
+          <w:sz w:val="20"/>
+          <w:szCs w:val="20"/>
+        </w:rPr>
+        <w:t xml:space="preserve">, </w:t>
+      </w:r>
+      <w:proofErr w:type="spellStart"/>
+      <w:r>
+        <w:rPr>
+          <w:rFonts w:ascii="Times New Roman" w:hAnsi="Times New Roman" w:cs="Times New Roman"/>
+          <w:i/>
+          <w:iCs/>
+          <w:sz w:val="20"/>
+          <w:szCs w:val="20"/>
+        </w:rPr>
+        <w:t>sizeof</w:t>
+      </w:r>
+      <w:proofErr w:type="spellEnd"/>
+      <w:r>
+        <w:rPr>
+          <w:rFonts w:ascii="Times New Roman" w:hAnsi="Times New Roman" w:cs="Times New Roman"/>
+          <w:i/>
+          <w:iCs/>
+          <w:sz w:val="20"/>
+          <w:szCs w:val="20"/>
+        </w:rPr>
+        <w:t>(</w:t>
+      </w:r>
+      <w:proofErr w:type="spellStart"/>
+      <w:r>
+        <w:rPr>
+          <w:rFonts w:ascii="Times New Roman" w:hAnsi="Times New Roman" w:cs="Times New Roman"/>
+          <w:i/>
+          <w:iCs/>
+          <w:sz w:val="20"/>
+          <w:szCs w:val="20"/>
+        </w:rPr>
+        <w:t>iv_salt</w:t>
+      </w:r>
+      <w:proofErr w:type="spellEnd"/>
+      <w:r>
+        <w:rPr>
+          <w:rFonts w:ascii="Times New Roman" w:hAnsi="Times New Roman" w:cs="Times New Roman"/>
+          <w:i/>
+          <w:iCs/>
+          <w:sz w:val="20"/>
+          <w:szCs w:val="20"/>
+        </w:rPr>
+        <w:t>));</w:t>
+      </w:r>
+    </w:p>
+    <w:p>
+      <w:pPr>
+        <w:spacing w:after="0" w:line="240" w:lineRule="auto"/>
+        <w:rPr>
+          <w:rFonts w:ascii="Times New Roman" w:hAnsi="Times New Roman" w:cs="Times New Roman"/>
+          <w:i/>
+          <w:iCs/>
+          <w:sz w:val="20"/>
+          <w:szCs w:val="20"/>
+        </w:rPr>
+      </w:pPr>
+      <w:r>
+        <w:rPr>
+          <w:rFonts w:ascii="Times New Roman" w:hAnsi="Times New Roman" w:cs="Times New Roman"/>
+          <w:i/>
+          <w:iCs/>
+          <w:sz w:val="20"/>
+          <w:szCs w:val="20"/>
+        </w:rPr>
+        <w:t>wc_Sha256</w:t>
+      </w:r>
+      <w:proofErr w:type="gramStart"/>
+      <w:r>
+        <w:rPr>
+          <w:rFonts w:ascii="Times New Roman" w:hAnsi="Times New Roman" w:cs="Times New Roman"/>
+          <w:i/>
+          <w:iCs/>
+          <w:sz w:val="20"/>
+          <w:szCs w:val="20"/>
+        </w:rPr>
+        <w:t>Final(</w:t>
+      </w:r>
+      <w:proofErr w:type="gramEnd"/>
+      <w:r>
+        <w:rPr>
+          <w:rFonts w:ascii="Times New Roman" w:hAnsi="Times New Roman" w:cs="Times New Roman"/>
+          <w:i/>
+          <w:iCs/>
+          <w:sz w:val="20"/>
+          <w:szCs w:val="20"/>
+        </w:rPr>
+        <w:t xml:space="preserve">&amp;sha, </w:t>
+      </w:r>
+      <w:proofErr w:type="spellStart"/>
+      <w:r>
+        <w:rPr>
+          <w:rFonts w:ascii="Times New Roman" w:hAnsi="Times New Roman" w:cs="Times New Roman"/>
+          <w:i/>
+          <w:iCs/>
+          <w:sz w:val="20"/>
+          <w:szCs w:val="20"/>
+        </w:rPr>
+        <w:t>channel_hash</w:t>
+      </w:r>
+      <w:proofErr w:type="spellEnd"/>
+      <w:r>
+        <w:rPr>
+          <w:rFonts w:ascii="Times New Roman" w:hAnsi="Times New Roman" w:cs="Times New Roman"/>
+          <w:i/>
+          <w:iCs/>
+          <w:sz w:val="20"/>
+          <w:szCs w:val="20"/>
+        </w:rPr>
+        <w:t>);</w:t>
+      </w:r>
+    </w:p>
+    <w:p>
+      <w:pPr>
+        <w:spacing w:after="0" w:line="240" w:lineRule="auto"/>
+        <w:rPr>
+          <w:rFonts w:ascii="Times New Roman" w:hAnsi="Times New Roman" w:cs="Times New Roman"/>
+          <w:i/>
+          <w:iCs/>
+          <w:sz w:val="20"/>
+          <w:szCs w:val="20"/>
+        </w:rPr>
+      </w:pPr>
+    </w:p>
+    <w:p>
+      <w:pPr>
+        <w:spacing w:after="0" w:line="240" w:lineRule="auto"/>
+        <w:rPr>
+          <w:rFonts w:ascii="Times New Roman" w:hAnsi="Times New Roman" w:cs="Times New Roman"/>
+          <w:i/>
+          <w:iCs/>
+          <w:sz w:val="20"/>
+          <w:szCs w:val="20"/>
+        </w:rPr>
+      </w:pPr>
+      <w:r>
+        <w:rPr>
+          <w:rFonts w:ascii="Times New Roman" w:hAnsi="Times New Roman" w:cs="Times New Roman"/>
+          <w:i/>
+          <w:iCs/>
+          <w:sz w:val="20"/>
+          <w:szCs w:val="20"/>
+        </w:rPr>
+        <w:t>// Use hash output for IV</w:t>
+      </w:r>
+    </w:p>
+    <w:p>
+      <w:pPr>
+        <w:spacing w:after="0" w:line="240" w:lineRule="auto"/>
+        <w:rPr>
+          <w:rFonts w:ascii="Times New Roman" w:hAnsi="Times New Roman" w:cs="Times New Roman"/>
+          <w:i/>
+          <w:iCs/>
+          <w:sz w:val="20"/>
+          <w:szCs w:val="20"/>
+        </w:rPr>
+      </w:pPr>
+      <w:proofErr w:type="spellStart"/>
+      <w:proofErr w:type="gramStart"/>
+      <w:r>
+        <w:rPr>
+          <w:rFonts w:ascii="Times New Roman" w:hAnsi="Times New Roman" w:cs="Times New Roman"/>
+          <w:i/>
+          <w:iCs/>
+          <w:sz w:val="20"/>
+          <w:szCs w:val="20"/>
+        </w:rPr>
+        <w:t>memcpy</w:t>
+      </w:r>
+      <w:proofErr w:type="spellEnd"/>
+      <w:r>
+        <w:rPr>
+          <w:rFonts w:ascii="Times New Roman" w:hAnsi="Times New Roman" w:cs="Times New Roman"/>
+          <w:i/>
+          <w:iCs/>
+          <w:sz w:val="20"/>
+          <w:szCs w:val="20"/>
+        </w:rPr>
+        <w:t>(</w:t>
+      </w:r>
+      <w:proofErr w:type="gramEnd"/>
+      <w:r>
+        <w:rPr>
+          <w:rFonts w:ascii="Times New Roman" w:hAnsi="Times New Roman" w:cs="Times New Roman"/>
+          <w:i/>
+          <w:iCs/>
+          <w:sz w:val="20"/>
+          <w:szCs w:val="20"/>
+        </w:rPr>
+        <w:t xml:space="preserve">iv, </w:t>
+      </w:r>
+      <w:proofErr w:type="spellStart"/>
+      <w:r>
+        <w:rPr>
+          <w:rFonts w:ascii="Times New Roman" w:hAnsi="Times New Roman" w:cs="Times New Roman"/>
+          <w:i/>
+          <w:iCs/>
+          <w:sz w:val="20"/>
+          <w:szCs w:val="20"/>
+        </w:rPr>
+        <w:t>channel_hash</w:t>
+      </w:r>
+      <w:proofErr w:type="spellEnd"/>
+      <w:r>
+        <w:rPr>
+          <w:rFonts w:ascii="Times New Roman" w:hAnsi="Times New Roman" w:cs="Times New Roman"/>
+          <w:i/>
+          <w:iCs/>
+          <w:sz w:val="20"/>
+          <w:szCs w:val="20"/>
+        </w:rPr>
+        <w:t>, 4);</w:t>
+      </w:r>
+    </w:p>
+    <w:p>
+      <w:pPr>
+        <w:spacing w:after="0" w:line="240" w:lineRule="auto"/>
+        <w:rPr>
+          <w:rFonts w:ascii="Times New Roman" w:hAnsi="Times New Roman" w:cs="Times New Roman"/>
+          <w:i/>
+          <w:iCs/>
+          <w:sz w:val="20"/>
+          <w:szCs w:val="20"/>
+        </w:rPr>
+      </w:pPr>
+      <w:proofErr w:type="spellStart"/>
+      <w:proofErr w:type="gramStart"/>
+      <w:r>
+        <w:rPr>
+          <w:rFonts w:ascii="Times New Roman" w:hAnsi="Times New Roman" w:cs="Times New Roman"/>
+          <w:i/>
+          <w:iCs/>
+          <w:sz w:val="20"/>
+          <w:szCs w:val="20"/>
+        </w:rPr>
+        <w:t>memcpy</w:t>
+      </w:r>
+      <w:proofErr w:type="spellEnd"/>
+      <w:r>
+        <w:rPr>
+          <w:rFonts w:ascii="Times New Roman" w:hAnsi="Times New Roman" w:cs="Times New Roman"/>
+          <w:i/>
+          <w:iCs/>
+          <w:sz w:val="20"/>
+          <w:szCs w:val="20"/>
+        </w:rPr>
+        <w:t>(</w:t>
+      </w:r>
+      <w:proofErr w:type="gramEnd"/>
+      <w:r>
+        <w:rPr>
+          <w:rFonts w:ascii="Times New Roman" w:hAnsi="Times New Roman" w:cs="Times New Roman"/>
+          <w:i/>
+          <w:iCs/>
+          <w:sz w:val="20"/>
+          <w:szCs w:val="20"/>
+        </w:rPr>
+        <w:t xml:space="preserve">iv + 4, </w:t>
+      </w:r>
+      <w:proofErr w:type="spellStart"/>
+      <w:r>
+        <w:rPr>
+          <w:rFonts w:ascii="Times New Roman" w:hAnsi="Times New Roman" w:cs="Times New Roman"/>
+          <w:i/>
+          <w:iCs/>
+          <w:sz w:val="20"/>
+          <w:szCs w:val="20"/>
+        </w:rPr>
+        <w:t>kve</w:t>
+      </w:r>
+      <w:proofErr w:type="spellEnd"/>
+      <w:r>
+        <w:rPr>
+          <w:rFonts w:ascii="Times New Roman" w:hAnsi="Times New Roman" w:cs="Times New Roman"/>
+          <w:i/>
+          <w:iCs/>
+          <w:sz w:val="20"/>
+          <w:szCs w:val="20"/>
+        </w:rPr>
+        <w:t xml:space="preserve"> + 4, BLOCK_SIZE - 4);</w:t>
+      </w:r>
+    </w:p>
+    <w:p>
+      <w:pPr>
+        <w:spacing w:after="0" w:line="240" w:lineRule="auto"/>
+        <w:rPr>
+          <w:rFonts w:ascii="Times New Roman" w:eastAsiaTheme="minorEastAsia" w:hAnsi="Times New Roman" w:cs="Times New Roman"/>
+        </w:rPr>
+      </w:pPr>
+    </w:p>
+    <w:p>
+      <w:pPr>
+        <w:spacing w:after="0" w:line="240" w:lineRule="auto"/>
         <w:rPr>
           <w:rFonts w:ascii="Times New Roman" w:eastAsiaTheme="minorEastAsia" w:hAnsi="Times New Roman" w:cs="Times New Roman"/>
           <w:b/>
           <w:bCs/>
         </w:rPr>
-        <w:t>5</w:t>
-      </w:r>
+      </w:pPr>
       <w:r>
         <w:rPr>
           <w:rFonts w:ascii="Times New Roman" w:eastAsiaTheme="minorEastAsia" w:hAnsi="Times New Roman" w:cs="Times New Roman"/>
           <w:b/>
           <w:bCs/>
         </w:rPr>
-        <w:t xml:space="preserve"> </w:t>
-      </w:r>
-      <w:r>
-        <w:rPr>
-          <w:rFonts w:ascii="Times New Roman" w:hAnsi="Times New Roman" w:cs="Times New Roman"/>
-          <w:b/>
-          <w:bCs/>
-        </w:rPr>
-        <w:t>Enhanced IV Generation</w:t>
-      </w:r>
-    </w:p>
-    <w:p>
-      <w:pPr>
-        <w:spacing w:after="0" w:line="240" w:lineRule="auto"/>
-        <w:rPr>
-          <w:rFonts w:ascii="Times New Roman" w:hAnsi="Times New Roman" w:cs="Times New Roman"/>
-          <w:b/>
-          <w:bCs/>
-        </w:rPr>
-      </w:pPr>
-    </w:p>
-    <w:p>
-      <w:pPr>
-        <w:spacing w:after="0" w:line="240" w:lineRule="auto"/>
-        <w:rPr>
-          <w:rFonts w:ascii="Times New Roman" w:hAnsi="Times New Roman" w:cs="Times New Roman"/>
-        </w:rPr>
-      </w:pPr>
-      <w:r>
-        <w:rPr>
-          <w:rFonts w:ascii="Times New Roman" w:hAnsi="Times New Roman" w:cs="Times New Roman"/>
-        </w:rPr>
-        <w:t xml:space="preserve">This </w:t>
-      </w:r>
-      <w:r>
-        <w:rPr>
-          <w:rFonts w:ascii="Times New Roman" w:hAnsi="Times New Roman" w:cs="Times New Roman"/>
-        </w:rPr>
-        <w:t>implementation uses SHA-256 hashing of the channel ID with a salt extracted from existing key material:</w:t>
-      </w:r>
-    </w:p>
-    <w:p>
-      <w:pPr>
-        <w:spacing w:after="0" w:line="240" w:lineRule="auto"/>
-        <w:rPr>
-          <w:rFonts w:ascii="Times New Roman" w:hAnsi="Times New Roman" w:cs="Times New Roman"/>
-        </w:rPr>
-      </w:pPr>
-    </w:p>
-    <w:p>
-      <w:pPr>
-        <w:spacing w:after="0" w:line="240" w:lineRule="auto"/>
-        <w:rPr>
-          <w:rFonts w:ascii="Times New Roman" w:hAnsi="Times New Roman" w:cs="Times New Roman"/>
-          <w:i/>
-          <w:iCs/>
-          <w:sz w:val="20"/>
-          <w:szCs w:val="20"/>
-        </w:rPr>
-      </w:pPr>
-      <w:r>
-        <w:rPr>
-          <w:rFonts w:ascii="Times New Roman" w:hAnsi="Times New Roman" w:cs="Times New Roman"/>
-          <w:i/>
-          <w:iCs/>
-          <w:sz w:val="20"/>
-          <w:szCs w:val="20"/>
-        </w:rPr>
-        <w:t>// Extract salt from key material</w:t>
-      </w:r>
-    </w:p>
-    <w:p>
-      <w:pPr>
-        <w:spacing w:after="0" w:line="240" w:lineRule="auto"/>
-        <w:rPr>
-          <w:rFonts w:ascii="Times New Roman" w:hAnsi="Times New Roman" w:cs="Times New Roman"/>
-          <w:i/>
-          <w:iCs/>
-          <w:sz w:val="20"/>
-          <w:szCs w:val="20"/>
-        </w:rPr>
-      </w:pPr>
-      <w:proofErr w:type="spellStart"/>
-      <w:proofErr w:type="gramStart"/>
-      <w:r>
-        <w:rPr>
-          <w:rFonts w:ascii="Times New Roman" w:hAnsi="Times New Roman" w:cs="Times New Roman"/>
-          <w:i/>
-          <w:iCs/>
-          <w:sz w:val="20"/>
-          <w:szCs w:val="20"/>
-        </w:rPr>
-        <w:t>memcpy</w:t>
-      </w:r>
-      <w:proofErr w:type="spellEnd"/>
-      <w:r>
-        <w:rPr>
-          <w:rFonts w:ascii="Times New Roman" w:hAnsi="Times New Roman" w:cs="Times New Roman"/>
-          <w:i/>
-          <w:iCs/>
-          <w:sz w:val="20"/>
-          <w:szCs w:val="20"/>
-        </w:rPr>
-        <w:t>(</w:t>
-      </w:r>
-      <w:proofErr w:type="spellStart"/>
-      <w:proofErr w:type="gramEnd"/>
-      <w:r>
-        <w:rPr>
-          <w:rFonts w:ascii="Times New Roman" w:hAnsi="Times New Roman" w:cs="Times New Roman"/>
-          <w:i/>
-          <w:iCs/>
-          <w:sz w:val="20"/>
-          <w:szCs w:val="20"/>
-        </w:rPr>
-        <w:t>iv_salt</w:t>
-      </w:r>
-      <w:proofErr w:type="spellEnd"/>
-      <w:r>
-        <w:rPr>
-          <w:rFonts w:ascii="Times New Roman" w:hAnsi="Times New Roman" w:cs="Times New Roman"/>
-          <w:i/>
-          <w:iCs/>
-          <w:sz w:val="20"/>
-          <w:szCs w:val="20"/>
-        </w:rPr>
-        <w:t xml:space="preserve">, </w:t>
-      </w:r>
-      <w:proofErr w:type="spellStart"/>
-      <w:r>
-        <w:rPr>
-          <w:rFonts w:ascii="Times New Roman" w:hAnsi="Times New Roman" w:cs="Times New Roman"/>
-          <w:i/>
-          <w:iCs/>
-          <w:sz w:val="20"/>
-          <w:szCs w:val="20"/>
-        </w:rPr>
-        <w:t>kse</w:t>
-      </w:r>
-      <w:proofErr w:type="spellEnd"/>
-      <w:r>
-        <w:rPr>
-          <w:rFonts w:ascii="Times New Roman" w:hAnsi="Times New Roman" w:cs="Times New Roman"/>
-          <w:i/>
-          <w:iCs/>
-          <w:sz w:val="20"/>
-          <w:szCs w:val="20"/>
-        </w:rPr>
-        <w:t xml:space="preserve"> + (KEY_SIZE - 8), 8);</w:t>
-      </w:r>
-    </w:p>
-    <w:p>
-      <w:pPr>
-        <w:spacing w:after="0" w:line="240" w:lineRule="auto"/>
-        <w:rPr>
-          <w:rFonts w:ascii="Times New Roman" w:hAnsi="Times New Roman" w:cs="Times New Roman"/>
-          <w:i/>
-          <w:iCs/>
-          <w:sz w:val="20"/>
-          <w:szCs w:val="20"/>
-        </w:rPr>
-      </w:pPr>
-    </w:p>
-    <w:p>
-      <w:pPr>
-        <w:spacing w:after="0" w:line="240" w:lineRule="auto"/>
-        <w:rPr>
-          <w:rFonts w:ascii="Times New Roman" w:hAnsi="Times New Roman" w:cs="Times New Roman"/>
-          <w:i/>
-          <w:iCs/>
-          <w:sz w:val="20"/>
-          <w:szCs w:val="20"/>
-        </w:rPr>
-      </w:pPr>
-      <w:r>
-        <w:rPr>
-          <w:rFonts w:ascii="Times New Roman" w:hAnsi="Times New Roman" w:cs="Times New Roman"/>
-          <w:i/>
-          <w:iCs/>
-          <w:sz w:val="20"/>
-          <w:szCs w:val="20"/>
-        </w:rPr>
-        <w:t xml:space="preserve"> // Hash the channel with the salt* *wc_InitSha256(&amp;sha</w:t>
-      </w:r>
-      <w:proofErr w:type="gramStart"/>
-      <w:r>
-        <w:rPr>
-          <w:rFonts w:ascii="Times New Roman" w:hAnsi="Times New Roman" w:cs="Times New Roman"/>
-          <w:i/>
-          <w:iCs/>
-          <w:sz w:val="20"/>
-          <w:szCs w:val="20"/>
-        </w:rPr>
-        <w:t>);</w:t>
-      </w:r>
-      <w:proofErr w:type="gramEnd"/>
-    </w:p>
-    <w:p>
-      <w:pPr>
-        <w:spacing w:after="0" w:line="240" w:lineRule="auto"/>
-        <w:rPr>
-          <w:rFonts w:ascii="Times New Roman" w:hAnsi="Times New Roman" w:cs="Times New Roman"/>
-          <w:i/>
-          <w:iCs/>
-          <w:sz w:val="20"/>
-          <w:szCs w:val="20"/>
-        </w:rPr>
-      </w:pPr>
-      <w:r>
-        <w:rPr>
-          <w:rFonts w:ascii="Times New Roman" w:hAnsi="Times New Roman" w:cs="Times New Roman"/>
-          <w:i/>
-          <w:iCs/>
-          <w:sz w:val="20"/>
-          <w:szCs w:val="20"/>
-        </w:rPr>
-        <w:t>wc_Sha256</w:t>
-      </w:r>
-      <w:proofErr w:type="gramStart"/>
-      <w:r>
-        <w:rPr>
-          <w:rFonts w:ascii="Times New Roman" w:hAnsi="Times New Roman" w:cs="Times New Roman"/>
-          <w:i/>
-          <w:iCs/>
-          <w:sz w:val="20"/>
-          <w:szCs w:val="20"/>
-        </w:rPr>
-        <w:t>Update(</w:t>
-      </w:r>
-      <w:proofErr w:type="gramEnd"/>
-      <w:r>
-        <w:rPr>
-          <w:rFonts w:ascii="Times New Roman" w:hAnsi="Times New Roman" w:cs="Times New Roman"/>
-          <w:i/>
-          <w:iCs/>
-          <w:sz w:val="20"/>
-          <w:szCs w:val="20"/>
-        </w:rPr>
-        <w:t xml:space="preserve">&amp;sha, (uint8_t*)&amp;channel, </w:t>
-      </w:r>
-      <w:proofErr w:type="spellStart"/>
-      <w:r>
-        <w:rPr>
-          <w:rFonts w:ascii="Times New Roman" w:hAnsi="Times New Roman" w:cs="Times New Roman"/>
-          <w:i/>
-          <w:iCs/>
-          <w:sz w:val="20"/>
-          <w:szCs w:val="20"/>
-        </w:rPr>
-        <w:t>sizeof</w:t>
-      </w:r>
-      <w:proofErr w:type="spellEnd"/>
-      <w:r>
-        <w:rPr>
-          <w:rFonts w:ascii="Times New Roman" w:hAnsi="Times New Roman" w:cs="Times New Roman"/>
-          <w:i/>
-          <w:iCs/>
-          <w:sz w:val="20"/>
-          <w:szCs w:val="20"/>
-        </w:rPr>
-        <w:t>(channel));</w:t>
-      </w:r>
-    </w:p>
-    <w:p>
-      <w:pPr>
-        <w:spacing w:after="0" w:line="240" w:lineRule="auto"/>
-        <w:rPr>
-          <w:rFonts w:ascii="Times New Roman" w:hAnsi="Times New Roman" w:cs="Times New Roman"/>
-          <w:i/>
-          <w:iCs/>
-          <w:sz w:val="20"/>
-          <w:szCs w:val="20"/>
-        </w:rPr>
-      </w:pPr>
-      <w:r>
-        <w:rPr>
-          <w:rFonts w:ascii="Times New Roman" w:hAnsi="Times New Roman" w:cs="Times New Roman"/>
-          <w:i/>
-          <w:iCs/>
-          <w:sz w:val="20"/>
-          <w:szCs w:val="20"/>
-        </w:rPr>
-        <w:t>wc_Sha256</w:t>
-      </w:r>
-      <w:proofErr w:type="gramStart"/>
-      <w:r>
-        <w:rPr>
-          <w:rFonts w:ascii="Times New Roman" w:hAnsi="Times New Roman" w:cs="Times New Roman"/>
-          <w:i/>
-          <w:iCs/>
-          <w:sz w:val="20"/>
-          <w:szCs w:val="20"/>
-        </w:rPr>
-        <w:t>Update(</w:t>
-      </w:r>
-      <w:proofErr w:type="gramEnd"/>
-      <w:r>
-        <w:rPr>
-          <w:rFonts w:ascii="Times New Roman" w:hAnsi="Times New Roman" w:cs="Times New Roman"/>
-          <w:i/>
-          <w:iCs/>
-          <w:sz w:val="20"/>
-          <w:szCs w:val="20"/>
-        </w:rPr>
-        <w:t xml:space="preserve">&amp;sha, </w:t>
-      </w:r>
-      <w:proofErr w:type="spellStart"/>
-      <w:r>
-        <w:rPr>
-          <w:rFonts w:ascii="Times New Roman" w:hAnsi="Times New Roman" w:cs="Times New Roman"/>
-          <w:i/>
-          <w:iCs/>
-          <w:sz w:val="20"/>
-          <w:szCs w:val="20"/>
-        </w:rPr>
-        <w:t>iv_salt</w:t>
-      </w:r>
-      <w:proofErr w:type="spellEnd"/>
-      <w:r>
-        <w:rPr>
-          <w:rFonts w:ascii="Times New Roman" w:hAnsi="Times New Roman" w:cs="Times New Roman"/>
-          <w:i/>
-          <w:iCs/>
-          <w:sz w:val="20"/>
-          <w:szCs w:val="20"/>
-        </w:rPr>
-        <w:t xml:space="preserve">, </w:t>
-      </w:r>
-      <w:proofErr w:type="spellStart"/>
-      <w:r>
-        <w:rPr>
-          <w:rFonts w:ascii="Times New Roman" w:hAnsi="Times New Roman" w:cs="Times New Roman"/>
-          <w:i/>
-          <w:iCs/>
-          <w:sz w:val="20"/>
-          <w:szCs w:val="20"/>
-        </w:rPr>
-        <w:t>sizeof</w:t>
-      </w:r>
-      <w:proofErr w:type="spellEnd"/>
-      <w:r>
-        <w:rPr>
-          <w:rFonts w:ascii="Times New Roman" w:hAnsi="Times New Roman" w:cs="Times New Roman"/>
-          <w:i/>
-          <w:iCs/>
-          <w:sz w:val="20"/>
-          <w:szCs w:val="20"/>
-        </w:rPr>
-        <w:t>(</w:t>
-      </w:r>
-      <w:proofErr w:type="spellStart"/>
-      <w:r>
-        <w:rPr>
-          <w:rFonts w:ascii="Times New Roman" w:hAnsi="Times New Roman" w:cs="Times New Roman"/>
-          <w:i/>
-          <w:iCs/>
-          <w:sz w:val="20"/>
-          <w:szCs w:val="20"/>
-        </w:rPr>
-        <w:t>iv_salt</w:t>
-      </w:r>
-      <w:proofErr w:type="spellEnd"/>
-      <w:r>
-        <w:rPr>
-          <w:rFonts w:ascii="Times New Roman" w:hAnsi="Times New Roman" w:cs="Times New Roman"/>
-          <w:i/>
-          <w:iCs/>
-          <w:sz w:val="20"/>
-          <w:szCs w:val="20"/>
-        </w:rPr>
-        <w:t>));</w:t>
-      </w:r>
-    </w:p>
-    <w:p>
-      <w:pPr>
-        <w:spacing w:after="0" w:line="240" w:lineRule="auto"/>
-        <w:rPr>
-          <w:rFonts w:ascii="Times New Roman" w:hAnsi="Times New Roman" w:cs="Times New Roman"/>
-          <w:i/>
-          <w:iCs/>
-          <w:sz w:val="20"/>
-          <w:szCs w:val="20"/>
-        </w:rPr>
-      </w:pPr>
-      <w:r>
-        <w:rPr>
-          <w:rFonts w:ascii="Times New Roman" w:hAnsi="Times New Roman" w:cs="Times New Roman"/>
-          <w:i/>
-          <w:iCs/>
-          <w:sz w:val="20"/>
-          <w:szCs w:val="20"/>
-        </w:rPr>
-        <w:t>wc_Sha256</w:t>
-      </w:r>
-      <w:proofErr w:type="gramStart"/>
-      <w:r>
-        <w:rPr>
-          <w:rFonts w:ascii="Times New Roman" w:hAnsi="Times New Roman" w:cs="Times New Roman"/>
-          <w:i/>
-          <w:iCs/>
-          <w:sz w:val="20"/>
-          <w:szCs w:val="20"/>
-        </w:rPr>
-        <w:t>Final(</w:t>
-      </w:r>
-      <w:proofErr w:type="gramEnd"/>
-      <w:r>
-        <w:rPr>
-          <w:rFonts w:ascii="Times New Roman" w:hAnsi="Times New Roman" w:cs="Times New Roman"/>
-          <w:i/>
-          <w:iCs/>
-          <w:sz w:val="20"/>
-          <w:szCs w:val="20"/>
-        </w:rPr>
-        <w:t xml:space="preserve">&amp;sha, </w:t>
-      </w:r>
-      <w:proofErr w:type="spellStart"/>
-      <w:r>
-        <w:rPr>
-          <w:rFonts w:ascii="Times New Roman" w:hAnsi="Times New Roman" w:cs="Times New Roman"/>
-          <w:i/>
-          <w:iCs/>
-          <w:sz w:val="20"/>
-          <w:szCs w:val="20"/>
-        </w:rPr>
-        <w:t>channel_hash</w:t>
-      </w:r>
-      <w:proofErr w:type="spellEnd"/>
-      <w:r>
-        <w:rPr>
-          <w:rFonts w:ascii="Times New Roman" w:hAnsi="Times New Roman" w:cs="Times New Roman"/>
-          <w:i/>
-          <w:iCs/>
-          <w:sz w:val="20"/>
-          <w:szCs w:val="20"/>
-        </w:rPr>
-        <w:t>);</w:t>
-      </w:r>
-    </w:p>
-    <w:p>
-      <w:pPr>
-        <w:spacing w:after="0" w:line="240" w:lineRule="auto"/>
-        <w:rPr>
-          <w:rFonts w:ascii="Times New Roman" w:hAnsi="Times New Roman" w:cs="Times New Roman"/>
-          <w:i/>
-          <w:iCs/>
-          <w:sz w:val="20"/>
-          <w:szCs w:val="20"/>
-        </w:rPr>
-      </w:pPr>
-    </w:p>
-    <w:p>
-      <w:pPr>
-        <w:spacing w:after="0" w:line="240" w:lineRule="auto"/>
-        <w:rPr>
-          <w:rFonts w:ascii="Times New Roman" w:hAnsi="Times New Roman" w:cs="Times New Roman"/>
-          <w:i/>
-          <w:iCs/>
-          <w:sz w:val="20"/>
-          <w:szCs w:val="20"/>
-        </w:rPr>
-      </w:pPr>
-      <w:r>
-        <w:rPr>
-          <w:rFonts w:ascii="Times New Roman" w:hAnsi="Times New Roman" w:cs="Times New Roman"/>
-          <w:i/>
-          <w:iCs/>
-          <w:sz w:val="20"/>
-          <w:szCs w:val="20"/>
-        </w:rPr>
-        <w:t>// Use hash output for IV</w:t>
-      </w:r>
-    </w:p>
-    <w:p>
-      <w:pPr>
-        <w:spacing w:after="0" w:line="240" w:lineRule="auto"/>
-        <w:rPr>
-          <w:rFonts w:ascii="Times New Roman" w:hAnsi="Times New Roman" w:cs="Times New Roman"/>
-          <w:i/>
-          <w:iCs/>
-          <w:sz w:val="20"/>
-          <w:szCs w:val="20"/>
-        </w:rPr>
-      </w:pPr>
-      <w:proofErr w:type="spellStart"/>
-      <w:proofErr w:type="gramStart"/>
-      <w:r>
-        <w:rPr>
-          <w:rFonts w:ascii="Times New Roman" w:hAnsi="Times New Roman" w:cs="Times New Roman"/>
-          <w:i/>
-          <w:iCs/>
-          <w:sz w:val="20"/>
-          <w:szCs w:val="20"/>
-        </w:rPr>
-        <w:t>memcpy</w:t>
-      </w:r>
-      <w:proofErr w:type="spellEnd"/>
-      <w:r>
-        <w:rPr>
-          <w:rFonts w:ascii="Times New Roman" w:hAnsi="Times New Roman" w:cs="Times New Roman"/>
-          <w:i/>
-          <w:iCs/>
-          <w:sz w:val="20"/>
-          <w:szCs w:val="20"/>
-        </w:rPr>
-        <w:t>(</w:t>
-      </w:r>
-      <w:proofErr w:type="gramEnd"/>
-      <w:r>
-        <w:rPr>
-          <w:rFonts w:ascii="Times New Roman" w:hAnsi="Times New Roman" w:cs="Times New Roman"/>
-          <w:i/>
-          <w:iCs/>
-          <w:sz w:val="20"/>
-          <w:szCs w:val="20"/>
-        </w:rPr>
-        <w:t xml:space="preserve">iv, </w:t>
-      </w:r>
-      <w:proofErr w:type="spellStart"/>
-      <w:r>
-        <w:rPr>
-          <w:rFonts w:ascii="Times New Roman" w:hAnsi="Times New Roman" w:cs="Times New Roman"/>
-          <w:i/>
-          <w:iCs/>
-          <w:sz w:val="20"/>
-          <w:szCs w:val="20"/>
-        </w:rPr>
-        <w:t>channel_hash</w:t>
-      </w:r>
-      <w:proofErr w:type="spellEnd"/>
-      <w:r>
-        <w:rPr>
-          <w:rFonts w:ascii="Times New Roman" w:hAnsi="Times New Roman" w:cs="Times New Roman"/>
-          <w:i/>
-          <w:iCs/>
-          <w:sz w:val="20"/>
-          <w:szCs w:val="20"/>
-        </w:rPr>
-        <w:t>, 4);</w:t>
-      </w:r>
-    </w:p>
-    <w:p>
-      <w:pPr>
-        <w:spacing w:after="0" w:line="240" w:lineRule="auto"/>
-        <w:rPr>
-          <w:rFonts w:ascii="Times New Roman" w:hAnsi="Times New Roman" w:cs="Times New Roman"/>
-          <w:i/>
-          <w:iCs/>
-          <w:sz w:val="20"/>
-          <w:szCs w:val="20"/>
-        </w:rPr>
-      </w:pPr>
-      <w:proofErr w:type="spellStart"/>
-      <w:proofErr w:type="gramStart"/>
-      <w:r>
-        <w:rPr>
-          <w:rFonts w:ascii="Times New Roman" w:hAnsi="Times New Roman" w:cs="Times New Roman"/>
-          <w:i/>
-          <w:iCs/>
-          <w:sz w:val="20"/>
-          <w:szCs w:val="20"/>
-        </w:rPr>
-        <w:t>memcpy</w:t>
-      </w:r>
-      <w:proofErr w:type="spellEnd"/>
-      <w:r>
-        <w:rPr>
-          <w:rFonts w:ascii="Times New Roman" w:hAnsi="Times New Roman" w:cs="Times New Roman"/>
-          <w:i/>
-          <w:iCs/>
-          <w:sz w:val="20"/>
-          <w:szCs w:val="20"/>
-        </w:rPr>
-        <w:t>(</w:t>
-      </w:r>
-      <w:proofErr w:type="gramEnd"/>
-      <w:r>
-        <w:rPr>
-          <w:rFonts w:ascii="Times New Roman" w:hAnsi="Times New Roman" w:cs="Times New Roman"/>
-          <w:i/>
-          <w:iCs/>
-          <w:sz w:val="20"/>
-          <w:szCs w:val="20"/>
-        </w:rPr>
-        <w:t xml:space="preserve">iv + 4, </w:t>
-      </w:r>
-      <w:proofErr w:type="spellStart"/>
-      <w:r>
-        <w:rPr>
-          <w:rFonts w:ascii="Times New Roman" w:hAnsi="Times New Roman" w:cs="Times New Roman"/>
-          <w:i/>
-          <w:iCs/>
-          <w:sz w:val="20"/>
-          <w:szCs w:val="20"/>
-        </w:rPr>
-        <w:t>kve</w:t>
-      </w:r>
-      <w:proofErr w:type="spellEnd"/>
-      <w:r>
-        <w:rPr>
-          <w:rFonts w:ascii="Times New Roman" w:hAnsi="Times New Roman" w:cs="Times New Roman"/>
-          <w:i/>
-          <w:iCs/>
-          <w:sz w:val="20"/>
-          <w:szCs w:val="20"/>
-        </w:rPr>
-        <w:t xml:space="preserve"> + 4, BLOCK_SIZE - 4);</w:t>
-      </w:r>
-    </w:p>
-    <w:p>
-      <w:pPr>
-        <w:spacing w:after="0" w:line="240" w:lineRule="auto"/>
-        <w:rPr>
-          <w:rFonts w:ascii="Times New Roman" w:eastAsiaTheme="minorEastAsia" w:hAnsi="Times New Roman" w:cs="Times New Roman"/>
-        </w:rPr>
-      </w:pPr>
+        <w:t xml:space="preserve">5.6 Constant – Time HMAC Verification </w:t>
+      </w:r>
     </w:p>
     <w:p>
       <w:pPr>
@@ -11843,24 +11757,6 @@
           <w:bCs/>
         </w:rPr>
       </w:pPr>
-      <w:r>
-        <w:rPr>
-          <w:rFonts w:ascii="Times New Roman" w:eastAsiaTheme="minorEastAsia" w:hAnsi="Times New Roman" w:cs="Times New Roman"/>
-          <w:b/>
-          <w:bCs/>
-        </w:rPr>
-        <w:t xml:space="preserve">5.6 Constant – Time HMAC Verification </w:t>
-      </w:r>
-    </w:p>
-    <w:p>
-      <w:pPr>
-        <w:spacing w:after="0" w:line="240" w:lineRule="auto"/>
-        <w:rPr>
-          <w:rFonts w:ascii="Times New Roman" w:eastAsiaTheme="minorEastAsia" w:hAnsi="Times New Roman" w:cs="Times New Roman"/>
-          <w:b/>
-          <w:bCs/>
-        </w:rPr>
-      </w:pPr>
     </w:p>
     <w:p>
       <w:pPr>
@@ -12385,17 +12281,7 @@
           <w:sz w:val="20"/>
           <w:szCs w:val="20"/>
         </w:rPr>
-        <w:t xml:space="preserve">  </w:t>
-      </w:r>
-      <w:r>
-        <w:rPr>
-          <w:rFonts w:ascii="Times New Roman" w:hAnsi="Times New Roman" w:cs="Times New Roman"/>
-          <w:i/>
-          <w:iCs/>
-          <w:sz w:val="20"/>
-          <w:szCs w:val="20"/>
-        </w:rPr>
-        <w:t xml:space="preserve"> }</w:t>
+        <w:t xml:space="preserve">   }</w:t>
       </w:r>
     </w:p>
     <w:p>
@@ -13282,15 +13168,6 @@
     </w:p>
     <w:p>
       <w:pPr>
-        <w:spacing w:after="0" w:line="240" w:lineRule="auto"/>
-        <w:jc w:val="both"/>
-        <w:rPr>
-          <w:rFonts w:ascii="Times New Roman" w:hAnsi="Times New Roman" w:cs="Times New Roman"/>
-        </w:rPr>
-      </w:pPr>
-    </w:p>
-    <w:p>
-      <w:pPr>
         <w:pStyle w:val="ListParagraph"/>
         <w:numPr>
           <w:ilvl w:val="0"/>
@@ -13311,6 +13188,7 @@
           <w:b/>
           <w:bCs/>
         </w:rPr>
+        <w:lastRenderedPageBreak/>
         <w:t>System Diagram</w:t>
       </w:r>
       <w:r>
@@ -13336,32 +13214,286 @@
     <w:p>
       <w:pPr>
         <w:spacing w:after="0" w:line="240" w:lineRule="auto"/>
-        <w:jc w:val="both"/>
-        <w:rPr>
-          <w:rFonts w:ascii="Times New Roman" w:hAnsi="Times New Roman" w:cs="Times New Roman"/>
-        </w:rPr>
-      </w:pPr>
-    </w:p>
-    <w:p>
-      <w:pPr>
-        <w:spacing w:after="0" w:line="240" w:lineRule="auto"/>
-        <w:jc w:val="both"/>
-        <w:rPr>
-          <w:rFonts w:ascii="Times New Roman" w:hAnsi="Times New Roman" w:cs="Times New Roman"/>
-        </w:rPr>
-      </w:pPr>
-    </w:p>
-    <w:p>
-      <w:pPr>
-        <w:rPr>
-          <w:rFonts w:ascii="Times New Roman" w:hAnsi="Times New Roman" w:cs="Times New Roman"/>
-        </w:rPr>
-      </w:pPr>
-      <w:r>
-        <w:rPr>
-          <w:rFonts w:ascii="Times New Roman" w:hAnsi="Times New Roman" w:cs="Times New Roman"/>
-        </w:rPr>
-        <w:br w:type="page"/>
+        <w:jc w:val="center"/>
+        <w:rPr>
+          <w:rFonts w:ascii="Times New Roman" w:hAnsi="Times New Roman" w:cs="Times New Roman"/>
+          <w:b/>
+          <w:bCs/>
+        </w:rPr>
+      </w:pPr>
+      <w:r>
+        <w:rPr>
+          <w:rFonts w:ascii="Times New Roman" w:hAnsi="Times New Roman" w:cs="Times New Roman"/>
+          <w:b/>
+          <w:bCs/>
+          <w:noProof/>
+        </w:rPr>
+        <w:drawing>
+          <wp:inline distT="0" distB="0" distL="0" distR="0" wp14:anchorId="5C0B7A6D" wp14:editId="17152F72">
+            <wp:extent cx="5144329" cy="4035670"/>
+            <wp:effectExtent l="0" t="0" r="0" b="3175"/>
+            <wp:docPr id="354425501" name="Picture 45" descr="A diagram of a computer system&#10;&#10;Description automatically generated"/>
+            <wp:cNvGraphicFramePr>
+              <a:graphicFrameLocks xmlns:a="http://schemas.openxmlformats.org/drawingml/2006/main" noChangeAspect="1"/>
+            </wp:cNvGraphicFramePr>
+            <a:graphic xmlns:a="http://schemas.openxmlformats.org/drawingml/2006/main">
+              <a:graphicData uri="http://schemas.openxmlformats.org/drawingml/2006/picture">
+                <pic:pic xmlns:pic="http://schemas.openxmlformats.org/drawingml/2006/picture">
+                  <pic:nvPicPr>
+                    <pic:cNvPr id="354425501" name="Picture 45" descr="A diagram of a computer system&#10;&#10;Description automatically generated"/>
+                    <pic:cNvPicPr/>
+                  </pic:nvPicPr>
+                  <pic:blipFill>
+                    <a:blip r:embed="rId10" cstate="print">
+                      <a:extLst>
+                        <a:ext uri="{28A0092B-C50C-407E-A947-70E740481C1C}">
+                          <a14:useLocalDpi xmlns:a14="http://schemas.microsoft.com/office/drawing/2010/main" val="0"/>
+                        </a:ext>
+                      </a:extLst>
+                    </a:blip>
+                    <a:stretch>
+                      <a:fillRect/>
+                    </a:stretch>
+                  </pic:blipFill>
+                  <pic:spPr>
+                    <a:xfrm>
+                      <a:off x="0" y="0"/>
+                      <a:ext cx="5226276" cy="4099957"/>
+                    </a:xfrm>
+                    <a:prstGeom prst="rect">
+                      <a:avLst/>
+                    </a:prstGeom>
+                  </pic:spPr>
+                </pic:pic>
+              </a:graphicData>
+            </a:graphic>
+          </wp:inline>
+        </w:drawing>
+      </w:r>
+    </w:p>
+    <w:p>
+      <w:pPr>
+        <w:spacing w:after="0" w:line="240" w:lineRule="auto"/>
+        <w:jc w:val="center"/>
+        <w:rPr>
+          <w:rFonts w:ascii="Times New Roman" w:hAnsi="Times New Roman" w:cs="Times New Roman"/>
+          <w:b/>
+          <w:bCs/>
+        </w:rPr>
+      </w:pPr>
+    </w:p>
+    <w:p>
+      <w:pPr>
+        <w:spacing w:after="0" w:line="240" w:lineRule="auto"/>
+        <w:jc w:val="center"/>
+        <w:rPr>
+          <w:rFonts w:ascii="Times New Roman" w:hAnsi="Times New Roman" w:cs="Times New Roman"/>
+          <w:b/>
+          <w:bCs/>
+        </w:rPr>
+      </w:pPr>
+      <w:r>
+        <w:rPr>
+          <w:rFonts w:ascii="Times New Roman" w:hAnsi="Times New Roman" w:cs="Times New Roman"/>
+          <w:b/>
+          <w:bCs/>
+          <w:noProof/>
+        </w:rPr>
+        <w:drawing>
+          <wp:inline distT="0" distB="0" distL="0" distR="0" wp14:anchorId="37015DFF" wp14:editId="672F27C2">
+            <wp:extent cx="5169877" cy="3223440"/>
+            <wp:effectExtent l="0" t="0" r="0" b="2540"/>
+            <wp:docPr id="2080755926" name="Picture 46" descr="A diagram of a process flow&#10;&#10;Description automatically generated"/>
+            <wp:cNvGraphicFramePr>
+              <a:graphicFrameLocks xmlns:a="http://schemas.openxmlformats.org/drawingml/2006/main" noChangeAspect="1"/>
+            </wp:cNvGraphicFramePr>
+            <a:graphic xmlns:a="http://schemas.openxmlformats.org/drawingml/2006/main">
+              <a:graphicData uri="http://schemas.openxmlformats.org/drawingml/2006/picture">
+                <pic:pic xmlns:pic="http://schemas.openxmlformats.org/drawingml/2006/picture">
+                  <pic:nvPicPr>
+                    <pic:cNvPr id="2080755926" name="Picture 46" descr="A diagram of a process flow&#10;&#10;Description automatically generated"/>
+                    <pic:cNvPicPr/>
+                  </pic:nvPicPr>
+                  <pic:blipFill>
+                    <a:blip r:embed="rId11" cstate="print">
+                      <a:extLst>
+                        <a:ext uri="{28A0092B-C50C-407E-A947-70E740481C1C}">
+                          <a14:useLocalDpi xmlns:a14="http://schemas.microsoft.com/office/drawing/2010/main" val="0"/>
+                        </a:ext>
+                      </a:extLst>
+                    </a:blip>
+                    <a:stretch>
+                      <a:fillRect/>
+                    </a:stretch>
+                  </pic:blipFill>
+                  <pic:spPr>
+                    <a:xfrm>
+                      <a:off x="0" y="0"/>
+                      <a:ext cx="5210831" cy="3248975"/>
+                    </a:xfrm>
+                    <a:prstGeom prst="rect">
+                      <a:avLst/>
+                    </a:prstGeom>
+                  </pic:spPr>
+                </pic:pic>
+              </a:graphicData>
+            </a:graphic>
+          </wp:inline>
+        </w:drawing>
+      </w:r>
+    </w:p>
+    <w:p>
+      <w:pPr>
+        <w:spacing w:after="0" w:line="240" w:lineRule="auto"/>
+        <w:jc w:val="center"/>
+        <w:rPr>
+          <w:rFonts w:ascii="Times New Roman" w:hAnsi="Times New Roman" w:cs="Times New Roman"/>
+          <w:b/>
+          <w:bCs/>
+        </w:rPr>
+      </w:pPr>
+    </w:p>
+    <w:p>
+      <w:pPr>
+        <w:spacing w:after="0" w:line="240" w:lineRule="auto"/>
+        <w:jc w:val="center"/>
+        <w:rPr>
+          <w:rFonts w:ascii="Times New Roman" w:hAnsi="Times New Roman" w:cs="Times New Roman"/>
+          <w:b/>
+          <w:bCs/>
+        </w:rPr>
+      </w:pPr>
+    </w:p>
+    <w:p>
+      <w:pPr>
+        <w:spacing w:after="0" w:line="240" w:lineRule="auto"/>
+        <w:jc w:val="center"/>
+        <w:rPr>
+          <w:rFonts w:ascii="Times New Roman" w:hAnsi="Times New Roman" w:cs="Times New Roman"/>
+          <w:b/>
+          <w:bCs/>
+        </w:rPr>
+      </w:pPr>
+      <w:r>
+        <w:rPr>
+          <w:rFonts w:ascii="Times New Roman" w:hAnsi="Times New Roman" w:cs="Times New Roman"/>
+          <w:b/>
+          <w:bCs/>
+          <w:noProof/>
+        </w:rPr>
+        <w:lastRenderedPageBreak/>
+        <w:drawing>
+          <wp:inline distT="0" distB="0" distL="0" distR="0" wp14:anchorId="48404B04" wp14:editId="62BBA0CB">
+            <wp:extent cx="4268764" cy="4808608"/>
+            <wp:effectExtent l="0" t="0" r="0" b="5080"/>
+            <wp:docPr id="1227515961" name="Picture 48" descr="A screen shot of a computer screen&#10;&#10;Description automatically generated"/>
+            <wp:cNvGraphicFramePr>
+              <a:graphicFrameLocks xmlns:a="http://schemas.openxmlformats.org/drawingml/2006/main" noChangeAspect="1"/>
+            </wp:cNvGraphicFramePr>
+            <a:graphic xmlns:a="http://schemas.openxmlformats.org/drawingml/2006/main">
+              <a:graphicData uri="http://schemas.openxmlformats.org/drawingml/2006/picture">
+                <pic:pic xmlns:pic="http://schemas.openxmlformats.org/drawingml/2006/picture">
+                  <pic:nvPicPr>
+                    <pic:cNvPr id="1227515961" name="Picture 48" descr="A screen shot of a computer screen&#10;&#10;Description automatically generated"/>
+                    <pic:cNvPicPr/>
+                  </pic:nvPicPr>
+                  <pic:blipFill>
+                    <a:blip r:embed="rId12">
+                      <a:extLst>
+                        <a:ext uri="{28A0092B-C50C-407E-A947-70E740481C1C}">
+                          <a14:useLocalDpi xmlns:a14="http://schemas.microsoft.com/office/drawing/2010/main" val="0"/>
+                        </a:ext>
+                      </a:extLst>
+                    </a:blip>
+                    <a:stretch>
+                      <a:fillRect/>
+                    </a:stretch>
+                  </pic:blipFill>
+                  <pic:spPr>
+                    <a:xfrm>
+                      <a:off x="0" y="0"/>
+                      <a:ext cx="4373587" cy="4926688"/>
+                    </a:xfrm>
+                    <a:prstGeom prst="rect">
+                      <a:avLst/>
+                    </a:prstGeom>
+                  </pic:spPr>
+                </pic:pic>
+              </a:graphicData>
+            </a:graphic>
+          </wp:inline>
+        </w:drawing>
+      </w:r>
+    </w:p>
+    <w:p>
+      <w:pPr>
+        <w:spacing w:after="0" w:line="240" w:lineRule="auto"/>
+        <w:jc w:val="center"/>
+        <w:rPr>
+          <w:rFonts w:ascii="Times New Roman" w:hAnsi="Times New Roman" w:cs="Times New Roman"/>
+          <w:b/>
+          <w:bCs/>
+        </w:rPr>
+      </w:pPr>
+    </w:p>
+    <w:p>
+      <w:pPr>
+        <w:spacing w:after="0" w:line="240" w:lineRule="auto"/>
+        <w:jc w:val="center"/>
+        <w:rPr>
+          <w:rFonts w:ascii="Times New Roman" w:hAnsi="Times New Roman" w:cs="Times New Roman"/>
+          <w:b/>
+          <w:bCs/>
+        </w:rPr>
+      </w:pPr>
+      <w:r>
+        <w:rPr>
+          <w:rFonts w:ascii="Times New Roman" w:hAnsi="Times New Roman" w:cs="Times New Roman"/>
+          <w:b/>
+          <w:bCs/>
+          <w:noProof/>
+        </w:rPr>
+        <w:drawing>
+          <wp:inline distT="0" distB="0" distL="0" distR="0" wp14:anchorId="56117F94" wp14:editId="5A40133E">
+            <wp:extent cx="4231191" cy="3191608"/>
+            <wp:effectExtent l="0" t="0" r="0" b="0"/>
+            <wp:docPr id="2093589766" name="Picture 49" descr="A screen shot of a diagram&#10;&#10;Description automatically generated"/>
+            <wp:cNvGraphicFramePr>
+              <a:graphicFrameLocks xmlns:a="http://schemas.openxmlformats.org/drawingml/2006/main" noChangeAspect="1"/>
+            </wp:cNvGraphicFramePr>
+            <a:graphic xmlns:a="http://schemas.openxmlformats.org/drawingml/2006/main">
+              <a:graphicData uri="http://schemas.openxmlformats.org/drawingml/2006/picture">
+                <pic:pic xmlns:pic="http://schemas.openxmlformats.org/drawingml/2006/picture">
+                  <pic:nvPicPr>
+                    <pic:cNvPr id="2093589766" name="Picture 49" descr="A screen shot of a diagram&#10;&#10;Description automatically generated"/>
+                    <pic:cNvPicPr/>
+                  </pic:nvPicPr>
+                  <pic:blipFill>
+                    <a:blip r:embed="rId13" cstate="print">
+                      <a:extLst>
+                        <a:ext uri="{28A0092B-C50C-407E-A947-70E740481C1C}">
+                          <a14:useLocalDpi xmlns:a14="http://schemas.microsoft.com/office/drawing/2010/main" val="0"/>
+                        </a:ext>
+                      </a:extLst>
+                    </a:blip>
+                    <a:stretch>
+                      <a:fillRect/>
+                    </a:stretch>
+                  </pic:blipFill>
+                  <pic:spPr>
+                    <a:xfrm>
+                      <a:off x="0" y="0"/>
+                      <a:ext cx="4301269" cy="3244468"/>
+                    </a:xfrm>
+                    <a:prstGeom prst="rect">
+                      <a:avLst/>
+                    </a:prstGeom>
+                  </pic:spPr>
+                </pic:pic>
+              </a:graphicData>
+            </a:graphic>
+          </wp:inline>
+        </w:drawing>
       </w:r>
     </w:p>
     <w:p>
@@ -13449,7 +13581,7 @@
         </w:rPr>
         <w:t xml:space="preserve"> Rules, </w:t>
       </w:r>
-      <w:hyperlink r:id="rId10" w:history="1">
+      <w:hyperlink r:id="rId14" w:history="1">
         <w:r>
           <w:rPr>
             <w:rStyle w:val="Hyperlink"/>
@@ -13478,7 +13610,7 @@
         </w:rPr>
         <w:t xml:space="preserve">IETF RFC3711, The Secure Real-time Transport Protocol (SRTP), </w:t>
       </w:r>
-      <w:hyperlink r:id="rId11" w:history="1">
+      <w:hyperlink r:id="rId15" w:history="1">
         <w:r>
           <w:rPr>
             <w:rStyle w:val="Hyperlink"/>
@@ -13507,7 +13639,7 @@
         </w:rPr>
         <w:t xml:space="preserve">Analog Devices, MAX78000FTHR, </w:t>
       </w:r>
-      <w:hyperlink r:id="rId12" w:history="1">
+      <w:hyperlink r:id="rId16" w:history="1">
         <w:r>
           <w:rPr>
             <w:rStyle w:val="Hyperlink"/>
